--- a/paper/its-the-script-not-the-spell-v2-crossfamily.docx
+++ b/paper/its-the-script-not-the-spell-v2-crossfamily.docx
@@ -7,19 +7,19 @@
         <w:pStyle w:val="Title"/>
       </w:pPr>
       <w:r>
-        <w:t xml:space="preserve">It's the Script, Not the Spell — and the Depth Tracks the Tokenizer</w:t>
+        <w:t xml:space="preserve">It's the Script, Not the Spell — and the Depth Is Fragmented Nonsense</w:t>
       </w:r>
     </w:p>
-    <w:bookmarkStart w:id="33" w:name="Xd13fc8ecf7112a5ec9707f83d3572f87fe44727"/>
+    <w:bookmarkStart w:id="33" w:name="Xe0793c97359a4f039add00efee71f99ee033d85"/>
     <w:p>
       <w:pPr>
         <w:pStyle w:val="Heading1"/>
       </w:pPr>
       <w:r>
-        <w:t xml:space="preserve">It’s the Script, Not the Spell — and the Depth Tracks the Tokenizer</w:t>
+        <w:t xml:space="preserve">It’s the Script, Not the Spell — and the Depth Is Fragmented Nonsense</w:t>
       </w:r>
     </w:p>
-    <w:bookmarkStart w:id="20" w:name="X66f8874f77dd712110843e9d85512589dfa24da"/>
+    <w:bookmarkStart w:id="20" w:name="X8e442df574842f8697a533b7e7ac89f6d389a49"/>
     <w:p>
       <w:pPr>
         <w:pStyle w:val="Heading3"/>
@@ -43,7 +43,23 @@
         <w:t xml:space="preserve"> </w:t>
       </w:r>
       <w:r>
-        <w:t xml:space="preserve">Effect Tracks Byte-Fragmentation</w:t>
+        <w:t xml:space="preserve">Effect Needs Both Fragmentation</w:t>
+      </w:r>
+      <w:r>
+        <w:t xml:space="preserve"> </w:t>
+      </w:r>
+      <w:r>
+        <w:rPr>
+          <w:iCs/>
+          <w:i/>
+        </w:rPr>
+        <w:t xml:space="preserve">and</w:t>
+      </w:r>
+      <w:r>
+        <w:t xml:space="preserve"> </w:t>
+      </w:r>
+      <w:r>
+        <w:t xml:space="preserve">Meaninglessness; Namehood Is Null</w:t>
       </w:r>
     </w:p>
     <w:p>
@@ -133,35 +149,47 @@
         <w:t xml:space="preserve"> </w:t>
       </w:r>
       <w:r>
-        <w:t xml:space="preserve">pending 4th tokenizer point (Meta’s gate). The central correlational claim rests on a 3-point cross-model</w:t>
-      </w:r>
-      <w:r>
-        <w:t xml:space="preserve"> </w:t>
-      </w:r>
-      <w:r>
-        <w:t xml:space="preserve">relationship that co-varies with family and vocab size (§3.3); the falsifier built to sharpen it returned an</w:t>
-      </w:r>
-      <w:r>
-        <w:t xml:space="preserve"> </w:t>
-      </w:r>
-      <w:r>
-        <w:rPr>
-          <w:bCs/>
-          <w:b/>
-        </w:rPr>
-        <w:t xml:space="preserve">uninformative</w:t>
-      </w:r>
-      <w:r>
-        <w:t xml:space="preserve"> </w:t>
-      </w:r>
-      <w:r>
-        <w:t xml:space="preserve">result due to a cohort confound we disclose in full (§3.4). All three of the study’s own</w:t>
-      </w:r>
-      <w:r>
-        <w:t xml:space="preserve"> </w:t>
-      </w:r>
-      <w:r>
-        <w:t xml:space="preserve">headline predictions were falsified along the way — that record, including a self-caught confound, is §6.</w:t>
+        <w:t xml:space="preserve">pending 4th tokenizer point (Meta’s gate). The cross-model fragmentation relationship is a 3-point correlation</w:t>
+      </w:r>
+      <w:r>
+        <w:t xml:space="preserve"> </w:t>
+      </w:r>
+      <w:r>
+        <w:t xml:space="preserve">that co-varies with family and vocab size (§3.3); the</w:t>
+      </w:r>
+      <w:r>
+        <w:t xml:space="preserve"> </w:t>
+      </w:r>
+      <w:r>
+        <w:rPr>
+          <w:bCs/>
+          <w:b/>
+        </w:rPr>
+        <w:t xml:space="preserve">within-model factorial</w:t>
+      </w:r>
+      <w:r>
+        <w:t xml:space="preserve"> </w:t>
+      </w:r>
+      <w:r>
+        <w:t xml:space="preserve">(§3.4, the v2 falsifier with</w:t>
+      </w:r>
+      <w:r>
+        <w:t xml:space="preserve"> </w:t>
+      </w:r>
+      <w:r>
+        <w:t xml:space="preserve">bootstrap CIs) is single-model (Mistral) but decisive on what it tests. All three of the study’s own headline</w:t>
+      </w:r>
+      <w:r>
+        <w:t xml:space="preserve"> </w:t>
+      </w:r>
+      <w:r>
+        <w:t xml:space="preserve">predictions were falsified along the way — that record, including a falsifier we first built confounded and</w:t>
+      </w:r>
+      <w:r>
+        <w:t xml:space="preserve"> </w:t>
+      </w:r>
+      <w:r>
+        <w:t xml:space="preserve">then rebuilt matched, is §6.</w:t>
       </w:r>
     </w:p>
     <w:p>
@@ -330,7 +358,7 @@
         <w:t xml:space="preserve"> </w:t>
       </w:r>
       <w:r>
-        <w:t xml:space="preserve">side-finding: name-adjacency persisted deeper in Greek script than in Latin, which it read as</w:t>
+        <w:t xml:space="preserve">side-finding: name-adjacency persisted deeper in Greek script than in Latin, read as</w:t>
       </w:r>
       <w:r>
         <w:t xml:space="preserve"> </w:t>
@@ -339,13 +367,7 @@
         <w:t xml:space="preserve">“</w:t>
       </w:r>
       <w:r>
-        <w:t xml:space="preserve">Greek-script</w:t>
-      </w:r>
-      <w:r>
-        <w:t xml:space="preserve"> </w:t>
-      </w:r>
-      <w:r>
-        <w:t xml:space="preserve">processing</w:t>
+        <w:t xml:space="preserve">Greek-script processing</w:t>
       </w:r>
       <w:r>
         <w:t xml:space="preserve">”</w:t>
@@ -388,13 +410,13 @@
         <w:t xml:space="preserve"> </w:t>
       </w:r>
       <w:r>
-        <w:t xml:space="preserve">(SentencePiece, 256k), Mistral (SentencePiece, 32k) — closing the single most important limitation of iteration</w:t>
-      </w:r>
-      <w:r>
-        <w:t xml:space="preserve"> </w:t>
-      </w:r>
-      <w:r>
-        <w:t xml:space="preserve">1. Findings, in descending order of how well they hold.</w:t>
+        <w:t xml:space="preserve">(SentencePiece, 256k), Mistral (SentencePiece, 32k) — and then resolves the deep effect with a within-model</w:t>
+      </w:r>
+      <w:r>
+        <w:t xml:space="preserve"> </w:t>
+      </w:r>
+      <w:r>
+        <w:t xml:space="preserve">factorial.</w:t>
       </w:r>
       <w:r>
         <w:t xml:space="preserve"> </w:t>
@@ -410,13 +432,13 @@
         <w:t xml:space="preserve"> </w:t>
       </w:r>
       <w:r>
-        <w:t xml:space="preserve">(peak</w:t>
-      </w:r>
-      <w:r>
-        <w:t xml:space="preserve"> </w:t>
-      </w:r>
-      <w:r>
-        <w:t xml:space="preserve">0.89–0.96, early-layer, ~+0.4 over a frequency baseline), and holds even where the model finds the voces</w:t>
+        <w:t xml:space="preserve">(peak 0.89–0.96, early-layer, ~+0.4 over a frequency</w:t>
+      </w:r>
+      <w:r>
+        <w:t xml:space="preserve"> </w:t>
+      </w:r>
+      <w:r>
+        <w:t xml:space="preserve">baseline), and holds even where the model finds the voces</w:t>
       </w:r>
       <w:r>
         <w:t xml:space="preserve"> </w:t>
@@ -432,17 +454,17 @@
         <w:t xml:space="preserve"> </w:t>
       </w:r>
       <w:r>
-        <w:t xml:space="preserve">surprising than its controls — so texture-recognition is architectural, not exposure-driven.</w:t>
-      </w:r>
-      <w:r>
-        <w:t xml:space="preserve"> </w:t>
-      </w:r>
-      <w:r>
-        <w:rPr>
-          <w:bCs/>
-          <w:b/>
-        </w:rPr>
-        <w:t xml:space="preserve">(2) No detectable</w:t>
+        <w:t xml:space="preserve">surprising than its controls.</w:t>
+      </w:r>
+      <w:r>
+        <w:t xml:space="preserve"> </w:t>
+      </w:r>
+      <w:r>
+        <w:rPr>
+          <w:bCs/>
+          <w:b/>
+        </w:rPr>
+        <w:t xml:space="preserve">(2) No</w:t>
       </w:r>
       <w:r>
         <w:rPr>
@@ -459,123 +481,232 @@
         <w:t xml:space="preserve">voces-specific deep representation in any family</w:t>
       </w:r>
       <w:r>
-        <w:t xml:space="preserve">: the voces-vs-control decider is null in Qwen and Mistral; a</w:t>
-      </w:r>
-      <w:r>
-        <w:t xml:space="preserve"> </w:t>
-      </w:r>
-      <w:r>
-        <w:t xml:space="preserve">single significant Gemma cell (Latin, p=0.007) is unreplicated and run-variable under 4-bit.</w:t>
-      </w:r>
-      <w:r>
-        <w:t xml:space="preserve"> </w:t>
-      </w:r>
-      <w:r>
-        <w:rPr>
-          <w:bCs/>
-          <w:b/>
-        </w:rPr>
-        <w:t xml:space="preserve">(3) The magnitude</w:t>
-      </w:r>
-      <w:r>
-        <w:rPr>
-          <w:bCs/>
-          <w:b/>
-        </w:rPr>
-        <w:t xml:space="preserve"> </w:t>
-      </w:r>
-      <w:r>
-        <w:rPr>
-          <w:bCs/>
-          <w:b/>
-        </w:rPr>
-        <w:t xml:space="preserve">of the deep-Greek persistence tracks Greek byte-fragmentation</w:t>
-      </w:r>
-      <w:r>
-        <w:t xml:space="preserve"> </w:t>
-      </w:r>
-      <w:r>
-        <w:t xml:space="preserve">across the three models — Mistral (10.76 Greek</w:t>
-      </w:r>
-      <w:r>
-        <w:t xml:space="preserve"> </w:t>
-      </w:r>
-      <w:r>
-        <w:t xml:space="preserve">tokens/vox, authentic-Greek gap +0.051) &gt; Qwen (9.63, +0.016) &gt; Gemma (7.69, ~0.000) — a monotone relationship</w:t>
-      </w:r>
-      <w:r>
-        <w:t xml:space="preserve"> </w:t>
-      </w:r>
-      <w:r>
-        <w:t xml:space="preserve">that precision and model size do not explain, but which co-varies with tokenizer family and vocab size (n=3, no</w:t>
-      </w:r>
-      <w:r>
-        <w:t xml:space="preserve"> </w:t>
-      </w:r>
-      <w:r>
-        <w:t xml:space="preserve">same-family-different-tokenizer control).</w:t>
-      </w:r>
-      <w:r>
-        <w:t xml:space="preserve"> </w:t>
-      </w:r>
-      <w:r>
-        <w:rPr>
-          <w:bCs/>
-          <w:b/>
-        </w:rPr>
-        <w:t xml:space="preserve">(4) The non-name-Greek falsifier ran, and is uninformative.</w:t>
-      </w:r>
-      <w:r>
-        <w:t xml:space="preserve"> </w:t>
-      </w:r>
-      <w:r>
-        <w:t xml:space="preserve">Its</w:t>
-      </w:r>
-      <w:r>
-        <w:t xml:space="preserve"> </w:t>
-      </w:r>
-      <w:r>
-        <w:t xml:space="preserve">cohort differs from the voces on</w:t>
-      </w:r>
-      <w:r>
-        <w:t xml:space="preserve"> </w:t>
-      </w:r>
-      <w:r>
-        <w:rPr>
-          <w:iCs/>
-          <w:i/>
-        </w:rPr>
-        <w:t xml:space="preserve">three</w:t>
-      </w:r>
-      <w:r>
-        <w:t xml:space="preserve"> </w:t>
-      </w:r>
-      <w:r>
-        <w:t xml:space="preserve">axes at once — fragmentation (it shreds ~2× less), lexicality (it is</w:t>
-      </w:r>
-      <w:r>
-        <w:t xml:space="preserve"> </w:t>
-      </w:r>
-      <w:r>
-        <w:t xml:space="preserve">real, in-vocabulary Greek), and namehood — so its tidy automated verdict (</w:t>
-      </w:r>
-      <w:r>
-        <w:t xml:space="preserve">“</w:t>
-      </w:r>
-      <w:r>
-        <w:t xml:space="preserve">name-specific</w:t>
-      </w:r>
-      <w:r>
-        <w:t xml:space="preserve">”</w:t>
-      </w:r>
-      <w:r>
-        <w:t xml:space="preserve">) cannot isolate any</w:t>
-      </w:r>
-      <w:r>
-        <w:t xml:space="preserve"> </w:t>
-      </w:r>
-      <w:r>
-        <w:t xml:space="preserve">one of them, in either direction. The clean lexicality-controlled arm it points to was not run; it is owed.</w:t>
+        <w:t xml:space="preserve">: the decider is null in Qwen and Mistral; the lone significant</w:t>
+      </w:r>
+      <w:r>
+        <w:t xml:space="preserve"> </w:t>
+      </w:r>
+      <w:r>
+        <w:t xml:space="preserve">Gemma cell (Latin, p=0.007) is unreplicated and run-variable under 4-bit.</w:t>
+      </w:r>
+      <w:r>
+        <w:t xml:space="preserve"> </w:t>
+      </w:r>
+      <w:r>
+        <w:rPr>
+          <w:bCs/>
+          <w:b/>
+        </w:rPr>
+        <w:t xml:space="preserve">(3) The deep-Greek persistence</w:t>
+      </w:r>
+      <w:r>
+        <w:rPr>
+          <w:bCs/>
+          <w:b/>
+        </w:rPr>
+        <w:t xml:space="preserve"> </w:t>
+      </w:r>
+      <w:r>
+        <w:rPr>
+          <w:iCs/>
+          <w:i/>
+          <w:bCs/>
+          <w:b/>
+        </w:rPr>
+        <w:t xml:space="preserve">tracks Greek byte-fragmentation</w:t>
+      </w:r>
+      <w:r>
+        <w:rPr>
+          <w:bCs/>
+          <w:b/>
+        </w:rPr>
+        <w:t xml:space="preserve"> </w:t>
+      </w:r>
+      <w:r>
+        <w:rPr>
+          <w:bCs/>
+          <w:b/>
+        </w:rPr>
+        <w:t xml:space="preserve">across the three models</w:t>
+      </w:r>
+      <w:r>
+        <w:t xml:space="preserve"> </w:t>
+      </w:r>
+      <w:r>
+        <w:t xml:space="preserve">— Mistral (10.76 Greek tokens/vox, gap +0.051) &gt;</w:t>
+      </w:r>
+      <w:r>
+        <w:t xml:space="preserve"> </w:t>
+      </w:r>
+      <w:r>
+        <w:t xml:space="preserve">Qwen (9.63, +0.016) &gt; Gemma (7.69, ~0.000) — a monotone relationship precision and size do not explain, though it</w:t>
+      </w:r>
+      <w:r>
+        <w:t xml:space="preserve"> </w:t>
+      </w:r>
+      <w:r>
+        <w:t xml:space="preserve">co-varies with family and vocab (n=3).</w:t>
+      </w:r>
+      <w:r>
+        <w:t xml:space="preserve"> </w:t>
+      </w:r>
+      <w:r>
+        <w:rPr>
+          <w:bCs/>
+          <w:b/>
+        </w:rPr>
+        <w:t xml:space="preserve">(4) A matched-cohort factorial (Mistral) decomposes the deep effect</w:t>
+      </w:r>
+      <w:r>
+        <w:rPr>
+          <w:bCs/>
+          <w:b/>
+        </w:rPr>
+        <w:t xml:space="preserve"> </w:t>
+      </w:r>
+      <w:r>
+        <w:rPr>
+          <w:bCs/>
+          <w:b/>
+        </w:rPr>
+        <w:t xml:space="preserve">into two co-equal drivers and a null.</w:t>
+      </w:r>
+      <w:r>
+        <w:t xml:space="preserve"> </w:t>
+      </w:r>
+      <w:r>
+        <w:t xml:space="preserve">Holding Greek-token fragmentation fixed at ~11 tokens, with bootstrap</w:t>
+      </w:r>
+      <w:r>
+        <w:t xml:space="preserve"> </w:t>
+      </w:r>
+      <w:r>
+        <w:t xml:space="preserve">95% CIs:</w:t>
+      </w:r>
+      <w:r>
+        <w:t xml:space="preserve"> </w:t>
+      </w:r>
+      <w:r>
+        <w:rPr>
+          <w:iCs/>
+          <w:i/>
+        </w:rPr>
+        <w:t xml:space="preserve">fragmentation</w:t>
+      </w:r>
+      <w:r>
+        <w:t xml:space="preserve"> </w:t>
+      </w:r>
+      <w:r>
+        <w:t xml:space="preserve">drives it (asemic Greek at 11 tokens persists deep, +0.073; at 5 tokens it does not,</w:t>
+      </w:r>
+      <w:r>
+        <w:t xml:space="preserve"> </w:t>
+      </w:r>
+      <w:r>
+        <w:t xml:space="preserve">−0.005; Δ=+0.078, CI excludes 0);</w:t>
+      </w:r>
+      <w:r>
+        <w:t xml:space="preserve"> </w:t>
+      </w:r>
+      <w:r>
+        <w:rPr>
+          <w:iCs/>
+          <w:i/>
+        </w:rPr>
+        <w:t xml:space="preserve">meaninglessness</w:t>
+      </w:r>
+      <w:r>
+        <w:t xml:space="preserve"> </w:t>
+      </w:r>
+      <w:r>
+        <w:t xml:space="preserve">drives it just as strongly (asemic Greek persists, +0.073,</w:t>
+      </w:r>
+      <w:r>
+        <w:t xml:space="preserve"> </w:t>
+      </w:r>
+      <w:r>
+        <w:t xml:space="preserve">but</w:t>
+      </w:r>
+      <w:r>
+        <w:t xml:space="preserve"> </w:t>
+      </w:r>
+      <w:r>
+        <w:rPr>
+          <w:iCs/>
+          <w:i/>
+        </w:rPr>
+        <w:t xml:space="preserve">meaningful</w:t>
+      </w:r>
+      <w:r>
+        <w:t xml:space="preserve"> </w:t>
+      </w:r>
+      <w:r>
+        <w:t xml:space="preserve">Greek at the same fragmentation does not, −0.003; Δ=+0.076); and</w:t>
+      </w:r>
+      <w:r>
+        <w:t xml:space="preserve"> </w:t>
+      </w:r>
+      <w:r>
+        <w:rPr>
+          <w:iCs/>
+          <w:i/>
+        </w:rPr>
+        <w:t xml:space="preserve">namehood</w:t>
+      </w:r>
+      <w:r>
+        <w:t xml:space="preserve"> </w:t>
+      </w:r>
+      <w:r>
+        <w:t xml:space="preserve">is</w:t>
+      </w:r>
+      <w:r>
+        <w:t xml:space="preserve"> </w:t>
+      </w:r>
+      <w:r>
+        <w:rPr>
+          <w:bCs/>
+          <w:b/>
+        </w:rPr>
+        <w:t xml:space="preserve">absent —</w:t>
+      </w:r>
+      <w:r>
+        <w:rPr>
+          <w:bCs/>
+          <w:b/>
+        </w:rPr>
+        <w:t xml:space="preserve"> </w:t>
+      </w:r>
+      <w:r>
+        <w:rPr>
+          <w:bCs/>
+          <w:b/>
+        </w:rPr>
+        <w:t xml:space="preserve">indeed reversed</w:t>
+      </w:r>
+      <w:r>
+        <w:t xml:space="preserve">: the actual voces persist deep</w:t>
+      </w:r>
+      <w:r>
+        <w:t xml:space="preserve"> </w:t>
+      </w:r>
+      <w:r>
+        <w:rPr>
+          <w:iCs/>
+          <w:i/>
+        </w:rPr>
+        <w:t xml:space="preserve">less</w:t>
+      </w:r>
+      <w:r>
+        <w:t xml:space="preserve"> </w:t>
+      </w:r>
+      <w:r>
+        <w:t xml:space="preserve">than fragmentation-matched random asemic strings</w:t>
+      </w:r>
+      <w:r>
+        <w:t xml:space="preserve"> </w:t>
+      </w:r>
+      <w:r>
+        <w:t xml:space="preserve">(Δ=−0.033, CI [−0.057, −0.010]).</w:t>
       </w:r>
     </w:p>
     <w:p>
@@ -583,37 +714,31 @@
         <w:pStyle w:val="BodyText"/>
       </w:pPr>
       <w:r>
-        <w:t xml:space="preserve">The cross-family picture is sharper than iteration 1 on the parts that survive scrutiny and humbler on the</w:t>
-      </w:r>
-      <w:r>
-        <w:t xml:space="preserve"> </w:t>
-      </w:r>
-      <w:r>
-        <w:t xml:space="preserve">parts that do not:</w:t>
-      </w:r>
-      <w:r>
-        <w:t xml:space="preserve"> </w:t>
-      </w:r>
-      <w:r>
-        <w:rPr>
-          <w:bCs/>
-          <w:b/>
-        </w:rPr>
-        <w:t xml:space="preserve">the only effect robust to a change of tokenizer is surface texture-recognition; the</w:t>
-      </w:r>
-      <w:r>
-        <w:rPr>
-          <w:bCs/>
-          <w:b/>
-        </w:rPr>
-        <w:t xml:space="preserve"> </w:t>
-      </w:r>
-      <w:r>
-        <w:rPr>
-          <w:bCs/>
-          <w:b/>
-        </w:rPr>
-        <w:t xml:space="preserve">magnitude of the deep</w:t>
+        <w:t xml:space="preserve">The picture is sharper and more mechanistic than iteration 1’s.</w:t>
+      </w:r>
+      <w:r>
+        <w:t xml:space="preserve"> </w:t>
+      </w:r>
+      <w:r>
+        <w:rPr>
+          <w:bCs/>
+          <w:b/>
+        </w:rPr>
+        <w:t xml:space="preserve">The only effect robust to a change of</w:t>
+      </w:r>
+      <w:r>
+        <w:rPr>
+          <w:bCs/>
+          <w:b/>
+        </w:rPr>
+        <w:t xml:space="preserve"> </w:t>
+      </w:r>
+      <w:r>
+        <w:rPr>
+          <w:bCs/>
+          <w:b/>
+        </w:rPr>
+        <w:t xml:space="preserve">tokenizer is surface texture-recognition. The deep</w:t>
       </w:r>
       <w:r>
         <w:rPr>
@@ -634,7 +759,7 @@
           <w:bCs/>
           <w:b/>
         </w:rPr>
-        <w:t xml:space="preserve">script</w:t>
+        <w:t xml:space="preserve">name-adjacent</w:t>
       </w:r>
       <w:r>
         <w:rPr>
@@ -655,92 +780,187 @@
           <w:bCs/>
           <w:b/>
         </w:rPr>
-        <w:t xml:space="preserve">effect tracks Greek byte-fragmentation across three (confounded) models; there is</w:t>
-      </w:r>
-      <w:r>
-        <w:rPr>
-          <w:bCs/>
-          <w:b/>
-        </w:rPr>
-        <w:t xml:space="preserve"> </w:t>
-      </w:r>
-      <w:r>
-        <w:rPr>
-          <w:bCs/>
-          <w:b/>
-        </w:rPr>
-        <w:t xml:space="preserve">no detectable deep representation of the voces</w:t>
-      </w:r>
-      <w:r>
-        <w:rPr>
-          <w:bCs/>
-          <w:b/>
-        </w:rPr>
-        <w:t xml:space="preserve"> </w:t>
-      </w:r>
-      <w:r>
-        <w:rPr>
-          <w:iCs/>
-          <w:i/>
-          <w:bCs/>
-          <w:b/>
-        </w:rPr>
-        <w:t xml:space="preserve">as such</w:t>
-      </w:r>
-      <w:r>
-        <w:rPr>
-          <w:bCs/>
-          <w:b/>
-        </w:rPr>
-        <w:t xml:space="preserve">; and whether the residual deep-Greek persistence is</w:t>
-      </w:r>
-      <w:r>
-        <w:rPr>
-          <w:bCs/>
-          <w:b/>
-        </w:rPr>
-        <w:t xml:space="preserve"> </w:t>
-      </w:r>
-      <w:r>
-        <w:rPr>
-          <w:bCs/>
-          <w:b/>
-        </w:rPr>
-        <w:t xml:space="preserve">fragmentation, lexicality, or namehood is not resolved here.</w:t>
-      </w:r>
-      <w:r>
-        <w:t xml:space="preserve"> </w:t>
-      </w:r>
-      <w:r>
-        <w:t xml:space="preserve">Geometry bought adjacency, not aboutness; the</w:t>
-      </w:r>
-      <w:r>
-        <w:t xml:space="preserve"> </w:t>
-      </w:r>
-      <w:r>
-        <w:t xml:space="preserve">adjacency is surface; and the depth, where it appeared, moved with the tokenizer — though three points cannot</w:t>
-      </w:r>
-      <w:r>
-        <w:t xml:space="preserve"> </w:t>
-      </w:r>
-      <w:r>
-        <w:t xml:space="preserve">say it</w:t>
-      </w:r>
-      <w:r>
-        <w:t xml:space="preserve"> </w:t>
-      </w:r>
-      <w:r>
-        <w:rPr>
-          <w:iCs/>
-          <w:i/>
-        </w:rPr>
-        <w:t xml:space="preserve">is</w:t>
-      </w:r>
-      <w:r>
-        <w:t xml:space="preserve"> </w:t>
-      </w:r>
-      <w:r>
-        <w:t xml:space="preserve">the tokenizer.</w:t>
+        <w:t xml:space="preserve">region holds</w:t>
+      </w:r>
+      <w:r>
+        <w:rPr>
+          <w:bCs/>
+          <w:b/>
+        </w:rPr>
+        <w:t xml:space="preserve"> </w:t>
+      </w:r>
+      <w:r>
+        <w:rPr>
+          <w:iCs/>
+          <w:i/>
+          <w:bCs/>
+          <w:b/>
+        </w:rPr>
+        <w:t xml:space="preserve">fragmented nonsense</w:t>
+      </w:r>
+      <w:r>
+        <w:rPr>
+          <w:bCs/>
+          <w:b/>
+        </w:rPr>
+        <w:t xml:space="preserve"> </w:t>
+      </w:r>
+      <w:r>
+        <w:rPr>
+          <w:bCs/>
+          <w:b/>
+        </w:rPr>
+        <w:t xml:space="preserve">—</w:t>
+      </w:r>
+      <w:r>
+        <w:rPr>
+          <w:bCs/>
+          <w:b/>
+        </w:rPr>
+        <w:t xml:space="preserve"> </w:t>
+      </w:r>
+      <w:r>
+        <w:rPr>
+          <w:bCs/>
+          <w:b/>
+        </w:rPr>
+        <w:t xml:space="preserve">sequences that are</w:t>
+      </w:r>
+      <w:r>
+        <w:rPr>
+          <w:bCs/>
+          <w:b/>
+        </w:rPr>
+        <w:t xml:space="preserve"> </w:t>
+      </w:r>
+      <w:r>
+        <w:rPr>
+          <w:iCs/>
+          <w:i/>
+          <w:bCs/>
+          <w:b/>
+        </w:rPr>
+        <w:t xml:space="preserve">both</w:t>
+      </w:r>
+      <w:r>
+        <w:rPr>
+          <w:bCs/>
+          <w:b/>
+        </w:rPr>
+        <w:t xml:space="preserve"> </w:t>
+      </w:r>
+      <w:r>
+        <w:rPr>
+          <w:bCs/>
+          <w:b/>
+        </w:rPr>
+        <w:t xml:space="preserve">heavily byte-fragmented</w:t>
+      </w:r>
+      <w:r>
+        <w:rPr>
+          <w:bCs/>
+          <w:b/>
+        </w:rPr>
+        <w:t xml:space="preserve"> </w:t>
+      </w:r>
+      <w:r>
+        <w:rPr>
+          <w:iCs/>
+          <w:i/>
+          <w:bCs/>
+          <w:b/>
+        </w:rPr>
+        <w:t xml:space="preserve">and</w:t>
+      </w:r>
+      <w:r>
+        <w:rPr>
+          <w:bCs/>
+          <w:b/>
+        </w:rPr>
+        <w:t xml:space="preserve"> </w:t>
+      </w:r>
+      <w:r>
+        <w:rPr>
+          <w:bCs/>
+          <w:b/>
+        </w:rPr>
+        <w:t xml:space="preserve">meaning-less; neither condition alone suffices. The</w:t>
+      </w:r>
+      <w:r>
+        <w:rPr>
+          <w:bCs/>
+          <w:b/>
+        </w:rPr>
+        <w:t xml:space="preserve"> </w:t>
+      </w:r>
+      <w:r>
+        <w:rPr>
+          <w:bCs/>
+          <w:b/>
+        </w:rPr>
+        <w:t xml:space="preserve">barbarous names are not special there; they sit just</w:t>
+      </w:r>
+      <w:r>
+        <w:rPr>
+          <w:bCs/>
+          <w:b/>
+        </w:rPr>
+        <w:t xml:space="preserve"> </w:t>
+      </w:r>
+      <w:r>
+        <w:rPr>
+          <w:iCs/>
+          <w:i/>
+          <w:bCs/>
+          <w:b/>
+        </w:rPr>
+        <w:t xml:space="preserve">below</w:t>
+      </w:r>
+      <w:r>
+        <w:rPr>
+          <w:bCs/>
+          <w:b/>
+        </w:rPr>
+        <w:t xml:space="preserve"> </w:t>
+      </w:r>
+      <w:r>
+        <w:rPr>
+          <w:bCs/>
+          <w:b/>
+        </w:rPr>
+        <w:t xml:space="preserve">pure noise, because they are a recognizable genre</w:t>
+      </w:r>
+      <w:r>
+        <w:rPr>
+          <w:bCs/>
+          <w:b/>
+        </w:rPr>
+        <w:t xml:space="preserve"> </w:t>
+      </w:r>
+      <w:r>
+        <w:rPr>
+          <w:bCs/>
+          <w:b/>
+        </w:rPr>
+        <w:t xml:space="preserve">(the very thing H1 detects), which makes them marginally less alien to the model than true random.</w:t>
+      </w:r>
+      <w:r>
+        <w:t xml:space="preserve"> </w:t>
+      </w:r>
+      <w:r>
+        <w:t xml:space="preserve">Geometry</w:t>
+      </w:r>
+      <w:r>
+        <w:t xml:space="preserve"> </w:t>
+      </w:r>
+      <w:r>
+        <w:t xml:space="preserve">bought adjacency, not aboutness; the adjacency is surface; and the depth, where it appeared, was the place the</w:t>
+      </w:r>
+      <w:r>
+        <w:t xml:space="preserve"> </w:t>
+      </w:r>
+      <w:r>
+        <w:t xml:space="preserve">model parks meaning-evacuated, over-fragmented Greek — not names, and not the tokenizer alone.</w:t>
       </w:r>
     </w:p>
     <w:p>
@@ -867,19 +1087,38 @@
         <w:t xml:space="preserve"> </w:t>
       </w:r>
       <w:r>
-        <w:t xml:space="preserve">A second, quieter question rides along, and it turned out to be the sharp one:</w:t>
-      </w:r>
-      <w:r>
-        <w:t xml:space="preserve"> </w:t>
-      </w:r>
-      <w:r>
-        <w:t xml:space="preserve">when a study builds a falsifier to attack its own favorite reading, what does it do when the falsifier returns</w:t>
-      </w:r>
-      <w:r>
-        <w:t xml:space="preserve"> </w:t>
-      </w:r>
-      <w:r>
-        <w:t xml:space="preserve">the inconvenient answer? §3.4 and §6 are the honest record of that.</w:t>
+        <w:t xml:space="preserve">A second question rides along, and it turned out to be the sharp one: when a study</w:t>
+      </w:r>
+      <w:r>
+        <w:t xml:space="preserve"> </w:t>
+      </w:r>
+      <w:r>
+        <w:t xml:space="preserve">builds a falsifier to attack its own favorite reading, what does it do when the falsifier returns the</w:t>
+      </w:r>
+      <w:r>
+        <w:t xml:space="preserve"> </w:t>
+      </w:r>
+      <w:r>
+        <w:t xml:space="preserve">inconvenient answer? §3.4 and §6 are the honest record — including the falsifier we first built</w:t>
+      </w:r>
+      <w:r>
+        <w:t xml:space="preserve"> </w:t>
+      </w:r>
+      <w:r>
+        <w:rPr>
+          <w:iCs/>
+          <w:i/>
+        </w:rPr>
+        <w:t xml:space="preserve">confounded</w:t>
+      </w:r>
+      <w:r>
+        <w:t xml:space="preserve">,</w:t>
+      </w:r>
+      <w:r>
+        <w:t xml:space="preserve"> </w:t>
+      </w:r>
+      <w:r>
+        <w:t xml:space="preserve">caught, and rebuilt.</w:t>
       </w:r>
     </w:p>
     <w:bookmarkEnd w:id="22"/>
@@ -931,7 +1170,22 @@
         <w:t xml:space="preserve"> </w:t>
       </w:r>
       <w:r>
-        <w:t xml:space="preserve">identical neutral carrier frame, mean-pooled per layer.</w:t>
+        <w:t xml:space="preserve">identical neutral carrier frame (</w:t>
+      </w:r>
+      <w:r>
+        <w:rPr>
+          <w:rStyle w:val="VerbatimChar"/>
+        </w:rPr>
+        <w:t xml:space="preserve">"The string … is written on the page."</w:t>
+      </w:r>
+      <w:r>
+        <w:t xml:space="preserve">), mean-pooled per layer over the</w:t>
+      </w:r>
+      <w:r>
+        <w:t xml:space="preserve"> </w:t>
+      </w:r>
+      <w:r>
+        <w:t xml:space="preserve">target span.</w:t>
       </w:r>
       <w:r>
         <w:t xml:space="preserve"> </w:t>
@@ -944,25 +1198,25 @@
         <w:t xml:space="preserve">H1</w:t>
       </w:r>
       <w:r>
-        <w:t xml:space="preserve">: L2-regularized logistic probes, GroupKFold by</w:t>
-      </w:r>
-      <w:r>
-        <w:t xml:space="preserve"> </w:t>
-      </w:r>
-      <w:r>
-        <w:t xml:space="preserve">string family (out-of-family generalization), with a surprisal-only baseline as the frequency falsifier. Each</w:t>
-      </w:r>
-      <w:r>
-        <w:t xml:space="preserve"> </w:t>
-      </w:r>
-      <w:r>
-        <w:t xml:space="preserve">string is rendered in Betz Latin transliteration and in Greek script (14/76 carry authentic PGM-Greek</w:t>
-      </w:r>
-      <w:r>
-        <w:t xml:space="preserve"> </w:t>
-      </w:r>
-      <w:r>
-        <w:t xml:space="preserve">attestations, 62/76 algorithmic; the depth analysis’s non-circular Greek arm is the n=13</w:t>
+        <w:t xml:space="preserve">: L2-regularized logistic probes, GroupKFold by string family (out-of-family generalization),</w:t>
+      </w:r>
+      <w:r>
+        <w:t xml:space="preserve"> </w:t>
+      </w:r>
+      <w:r>
+        <w:t xml:space="preserve">with a surprisal-only baseline as the frequency falsifier. Each string is rendered in Betz Latin transliteration</w:t>
+      </w:r>
+      <w:r>
+        <w:t xml:space="preserve"> </w:t>
+      </w:r>
+      <w:r>
+        <w:t xml:space="preserve">and in Greek script (14/76 carry authentic PGM-Greek attestations, 62/76 algorithmic; the depth analysis’s</w:t>
+      </w:r>
+      <w:r>
+        <w:t xml:space="preserve"> </w:t>
+      </w:r>
+      <w:r>
+        <w:t xml:space="preserve">non-circular Greek arm is the n=13</w:t>
       </w:r>
       <w:r>
         <w:t xml:space="preserve"> </w:t>
@@ -978,37 +1232,7 @@
         <w:t xml:space="preserve"> </w:t>
       </w:r>
       <w:r>
-        <w:t xml:space="preserve">authentic</w:t>
-      </w:r>
-      <w:r>
-        <w:t xml:space="preserve"> </w:t>
-      </w:r>
-      <w:r>
-        <w:t xml:space="preserve">subset — one of the 14 authentic forms is theonym-bearing and excluded from the asemic arm).</w:t>
-      </w:r>
-      <w:r>
-        <w:t xml:space="preserve"> </w:t>
-      </w:r>
-      <w:r>
-        <w:rPr>
-          <w:bCs/>
-          <w:b/>
-        </w:rPr>
-        <w:t xml:space="preserve">The same pipeline</w:t>
-      </w:r>
-      <w:r>
-        <w:rPr>
-          <w:bCs/>
-          <w:b/>
-        </w:rPr>
-        <w:t xml:space="preserve"> </w:t>
-      </w:r>
-      <w:r>
-        <w:rPr>
-          <w:bCs/>
-          <w:b/>
-        </w:rPr>
-        <w:t xml:space="preserve">runs unchanged; only the model swaps.</w:t>
+        <w:t xml:space="preserve">authentic subset).</w:t>
       </w:r>
     </w:p>
     <w:p>
@@ -1020,100 +1244,141 @@
           <w:bCs/>
           <w:b/>
         </w:rPr>
-        <w:t xml:space="preserve">Cross-model comparison rule.</w:t>
-      </w:r>
-      <w:r>
-        <w:t xml:space="preserve"> </w:t>
-      </w:r>
-      <w:r>
-        <w:t xml:space="preserve">Name-likeness is computed against</w:t>
-      </w:r>
-      <w:r>
-        <w:t xml:space="preserve"> </w:t>
-      </w:r>
-      <w:r>
-        <w:rPr>
-          <w:iCs/>
-          <w:i/>
-        </w:rPr>
-        <w:t xml:space="preserve">each model’s own</w:t>
-      </w:r>
-      <w:r>
-        <w:t xml:space="preserve"> </w:t>
-      </w:r>
-      <w:r>
-        <w:t xml:space="preserve">name/random centroids, so</w:t>
-      </w:r>
-      <w:r>
-        <w:t xml:space="preserve"> </w:t>
-      </w:r>
-      <w:r>
-        <w:t xml:space="preserve">absolute cosine magnitudes are</w:t>
-      </w:r>
-      <w:r>
-        <w:t xml:space="preserve"> </w:t>
-      </w:r>
-      <w:r>
-        <w:rPr>
-          <w:bCs/>
-          <w:b/>
-        </w:rPr>
-        <w:t xml:space="preserve">not comparable across models.</w:t>
-      </w:r>
-      <w:r>
-        <w:t xml:space="preserve"> </w:t>
-      </w:r>
-      <w:r>
-        <w:t xml:space="preserve">Every cross-model claim is about</w:t>
-      </w:r>
-      <w:r>
-        <w:t xml:space="preserve"> </w:t>
-      </w:r>
-      <w:r>
-        <w:rPr>
-          <w:bCs/>
-          <w:b/>
-        </w:rPr>
-        <w:t xml:space="preserve">sign,</w:t>
-      </w:r>
-      <w:r>
-        <w:rPr>
-          <w:bCs/>
-          <w:b/>
-        </w:rPr>
-        <w:t xml:space="preserve"> </w:t>
-      </w:r>
-      <w:r>
-        <w:rPr>
-          <w:bCs/>
-          <w:b/>
-        </w:rPr>
-        <w:t xml:space="preserve">layer-shape, and significance</w:t>
-      </w:r>
-      <w:r>
-        <w:t xml:space="preserve"> </w:t>
-      </w:r>
-      <w:r>
-        <w:t xml:space="preserve">— never raw magnitude. The one exception is the fragmentation analysis (§3.3),</w:t>
-      </w:r>
-      <w:r>
-        <w:t xml:space="preserve"> </w:t>
-      </w:r>
-      <w:r>
-        <w:t xml:space="preserve">which compares</w:t>
-      </w:r>
-      <w:r>
-        <w:t xml:space="preserve"> </w:t>
-      </w:r>
-      <w:r>
-        <w:rPr>
-          <w:iCs/>
-          <w:i/>
-        </w:rPr>
-        <w:t xml:space="preserve">token counts</w:t>
-      </w:r>
-      <w:r>
-        <w:t xml:space="preserve">, a directly comparable quantity.</w:t>
+        <w:t xml:space="preserve">Name-likeness</w:t>
+      </w:r>
+      <w:r>
+        <w:t xml:space="preserve"> </w:t>
+      </w:r>
+      <w:r>
+        <w:t xml:space="preserve">of a string at a layer = cos(its rep, the model’s</w:t>
+      </w:r>
+      <w:r>
+        <w:t xml:space="preserve"> </w:t>
+      </w:r>
+      <w:r>
+        <w:rPr>
+          <w:iCs/>
+          <w:i/>
+        </w:rPr>
+        <w:t xml:space="preserve">name</w:t>
+      </w:r>
+      <w:r>
+        <w:t xml:space="preserve">-cohort centroid) − cos(its rep, the</w:t>
+      </w:r>
+      <w:r>
+        <w:t xml:space="preserve"> </w:t>
+      </w:r>
+      <w:r>
+        <w:rPr>
+          <w:iCs/>
+          <w:i/>
+        </w:rPr>
+        <w:t xml:space="preserve">random</w:t>
+      </w:r>
+      <w:r>
+        <w:t xml:space="preserve">-cohort centroid), in that script. The</w:t>
+      </w:r>
+      <w:r>
+        <w:t xml:space="preserve"> </w:t>
+      </w:r>
+      <w:r>
+        <w:rPr>
+          <w:bCs/>
+          <w:b/>
+        </w:rPr>
+        <w:t xml:space="preserve">deep-Greek gap</w:t>
+      </w:r>
+      <w:r>
+        <w:t xml:space="preserve"> </w:t>
+      </w:r>
+      <w:r>
+        <w:t xml:space="preserve">of a cohort = mean over the deep half of the</w:t>
+      </w:r>
+      <w:r>
+        <w:t xml:space="preserve"> </w:t>
+      </w:r>
+      <w:r>
+        <w:t xml:space="preserve">layers of (Greek name-likeness − Latin name-likeness).</w:t>
+      </w:r>
+      <w:r>
+        <w:t xml:space="preserve"> </w:t>
+      </w:r>
+      <w:r>
+        <w:rPr>
+          <w:bCs/>
+          <w:b/>
+        </w:rPr>
+        <w:t xml:space="preserve">Magnitudes are comparable</w:t>
+      </w:r>
+      <w:r>
+        <w:rPr>
+          <w:bCs/>
+          <w:b/>
+        </w:rPr>
+        <w:t xml:space="preserve"> </w:t>
+      </w:r>
+      <w:r>
+        <w:rPr>
+          <w:iCs/>
+          <w:i/>
+          <w:bCs/>
+          <w:b/>
+        </w:rPr>
+        <w:t xml:space="preserve">within</w:t>
+      </w:r>
+      <w:r>
+        <w:rPr>
+          <w:bCs/>
+          <w:b/>
+        </w:rPr>
+        <w:t xml:space="preserve"> </w:t>
+      </w:r>
+      <w:r>
+        <w:rPr>
+          <w:bCs/>
+          <w:b/>
+        </w:rPr>
+        <w:t xml:space="preserve">a model</w:t>
+      </w:r>
+      <w:r>
+        <w:t xml:space="preserve"> </w:t>
+      </w:r>
+      <w:r>
+        <w:t xml:space="preserve">(shared</w:t>
+      </w:r>
+      <w:r>
+        <w:t xml:space="preserve"> </w:t>
+      </w:r>
+      <w:r>
+        <w:t xml:space="preserve">centroids) but</w:t>
+      </w:r>
+      <w:r>
+        <w:t xml:space="preserve"> </w:t>
+      </w:r>
+      <w:r>
+        <w:rPr>
+          <w:bCs/>
+          <w:b/>
+        </w:rPr>
+        <w:t xml:space="preserve">not across models</w:t>
+      </w:r>
+      <w:r>
+        <w:t xml:space="preserve"> </w:t>
+      </w:r>
+      <w:r>
+        <w:t xml:space="preserve">(each has its own geometry) — so every cross-model claim (§3.3) is sign /</w:t>
+      </w:r>
+      <w:r>
+        <w:t xml:space="preserve"> </w:t>
+      </w:r>
+      <w:r>
+        <w:t xml:space="preserve">shape / significance only; the within-model factorial (§3.4) does compare magnitudes, legitimately, because all</w:t>
+      </w:r>
+      <w:r>
+        <w:t xml:space="preserve"> </w:t>
+      </w:r>
+      <w:r>
+        <w:t xml:space="preserve">its cohorts share one model and one pair of centroids.</w:t>
       </w:r>
     </w:p>
     <w:tbl>
@@ -1836,29 +2101,48 @@
         <w:t xml:space="preserve"> </w:t>
       </w:r>
       <w:r>
-        <w:t xml:space="preserve">rather than read off the surface. Both</w:t>
-      </w:r>
-      <w:r>
-        <w:t xml:space="preserve"> </w:t>
-      </w:r>
-      <w:r>
-        <w:t xml:space="preserve">point to H1 as a form-encoding property modulated by, but not dependent on, tokenization. This is the one</w:t>
-      </w:r>
-      <w:r>
-        <w:t xml:space="preserve"> </w:t>
-      </w:r>
-      <w:r>
-        <w:t xml:space="preserve">finding the paper states without hedging.</w:t>
+        <w:t xml:space="preserve">rather than read off the surface. This is</w:t>
+      </w:r>
+      <w:r>
+        <w:t xml:space="preserve"> </w:t>
+      </w:r>
+      <w:r>
+        <w:t xml:space="preserve">the one finding the paper states without a hedge — and §3.4 shows it is the key to the deep result too: the</w:t>
+      </w:r>
+      <w:r>
+        <w:t xml:space="preserve"> </w:t>
+      </w:r>
+      <w:r>
+        <w:t xml:space="preserve">voces are a</w:t>
+      </w:r>
+      <w:r>
+        <w:t xml:space="preserve"> </w:t>
+      </w:r>
+      <w:r>
+        <w:rPr>
+          <w:iCs/>
+          <w:i/>
+        </w:rPr>
+        <w:t xml:space="preserve">recognizable genre</w:t>
+      </w:r>
+      <w:r>
+        <w:t xml:space="preserve">, and that recognizability is exactly why they are not the deepest-persisting</w:t>
+      </w:r>
+      <w:r>
+        <w:t xml:space="preserve"> </w:t>
+      </w:r>
+      <w:r>
+        <w:t xml:space="preserve">strings.</w:t>
       </w:r>
     </w:p>
     <w:bookmarkEnd w:id="24"/>
-    <w:bookmarkStart w:id="25" w:name="X728b86df8607193d17b50c526e7d4d52685bef8"/>
+    <w:bookmarkStart w:id="25" w:name="X0ad06eb5df78982298a57f9d878247e307339a0"/>
     <w:p>
       <w:pPr>
         <w:pStyle w:val="Heading3"/>
       </w:pPr>
       <w:r>
-        <w:t xml:space="preserve">3.2 No detectable voces-specific deep representation — the spell is undetected in every family</w:t>
+        <w:t xml:space="preserve">3.2 No voces-specific deep representation — and namehood is null where it is cleanest to test</w:t>
       </w:r>
     </w:p>
     <w:p>
@@ -1866,13 +2150,13 @@
         <w:pStyle w:val="FirstParagraph"/>
       </w:pPr>
       <w:r>
-        <w:t xml:space="preserve">The decider asks the load-bearing question: deep in the network, are the voces distinguishable from their own</w:t>
-      </w:r>
-      <w:r>
-        <w:t xml:space="preserve"> </w:t>
-      </w:r>
-      <w:r>
-        <w:t xml:space="preserve">token-matched (asemic) controls? If the model held them</w:t>
+        <w:t xml:space="preserve">The decider asks: deep in the network, are the voces distinguishable from their own token-matched (asemic)</w:t>
+      </w:r>
+      <w:r>
+        <w:t xml:space="preserve"> </w:t>
+      </w:r>
+      <w:r>
+        <w:t xml:space="preserve">controls? If the model held them</w:t>
       </w:r>
       <w:r>
         <w:t xml:space="preserve"> </w:t>
@@ -2083,61 +2367,26 @@
         <w:t xml:space="preserve"> </w:t>
       </w:r>
       <w:r>
-        <w:t xml:space="preserve">which an automated verdict had labeled</w:t>
-      </w:r>
-      <w:r>
-        <w:t xml:space="preserve"> </w:t>
-      </w:r>
-      <w:r>
-        <w:t xml:space="preserve">“</w:t>
-      </w:r>
-      <w:r>
-        <w:t xml:space="preserve">abstraction reading gets real support.</w:t>
-      </w:r>
-      <w:r>
-        <w:t xml:space="preserve">”</w:t>
-      </w:r>
-      <w:r>
-        <w:t xml:space="preserve"> </w:t>
-      </w:r>
-      <w:r>
-        <w:t xml:space="preserve">We treat it as</w:t>
-      </w:r>
-      <w:r>
-        <w:t xml:space="preserve"> </w:t>
-      </w:r>
-      <w:r>
-        <w:rPr>
-          <w:bCs/>
-          <w:b/>
-        </w:rPr>
-        <w:t xml:space="preserve">provisional,</w:t>
-      </w:r>
-      <w:r>
-        <w:rPr>
-          <w:bCs/>
-          <w:b/>
-        </w:rPr>
-        <w:t xml:space="preserve"> </w:t>
-      </w:r>
-      <w:r>
-        <w:rPr>
-          <w:bCs/>
-          <w:b/>
-        </w:rPr>
-        <w:t xml:space="preserve">not settled.</w:t>
-      </w:r>
-      <w:r>
-        <w:t xml:space="preserve"> </w:t>
-      </w:r>
-      <w:r>
-        <w:t xml:space="preserve">It clears a Bonferroni across the four cells (0.007 &lt; 0.0125, so not pure multiple-comparison</w:t>
-      </w:r>
-      <w:r>
-        <w:t xml:space="preserve"> </w:t>
-      </w:r>
-      <w:r>
-        <w:t xml:space="preserve">noise), but it is unreplicated across the other two models and</w:t>
+        <w:t xml:space="preserve">which we treat as</w:t>
+      </w:r>
+      <w:r>
+        <w:t xml:space="preserve"> </w:t>
+      </w:r>
+      <w:r>
+        <w:rPr>
+          <w:bCs/>
+          <w:b/>
+        </w:rPr>
+        <w:t xml:space="preserve">provisional, not settled</w:t>
+      </w:r>
+      <w:r>
+        <w:t xml:space="preserve">: it clears a Bonferroni across the four cells (0.007 &lt; 0.0125) but</w:t>
+      </w:r>
+      <w:r>
+        <w:t xml:space="preserve"> </w:t>
+      </w:r>
+      <w:r>
+        <w:t xml:space="preserve">is unreplicated across the other two models and</w:t>
       </w:r>
       <w:r>
         <w:t xml:space="preserve"> </w:t>
@@ -2150,119 +2399,22 @@
         <w:t xml:space="preserve">run-variable under 4-bit</w:t>
       </w:r>
       <w:r>
-        <w:t xml:space="preserve">: a second seed-0</w:t>
-      </w:r>
-      <w:r>
-        <w:t xml:space="preserve"> </w:t>
-      </w:r>
-      <w:r>
-        <w:t xml:space="preserve">Gemma run gave p=0.032 for the same cell (still significant, but moved), with a different H1-peak layer. We owe</w:t>
-      </w:r>
-      <w:r>
-        <w:t xml:space="preserve"> </w:t>
-      </w:r>
-      <w:r>
-        <w:t xml:space="preserve">an</w:t>
-      </w:r>
-      <w:r>
-        <w:t xml:space="preserve"> </w:t>
-      </w:r>
-      <w:r>
-        <w:rPr>
-          <w:bCs/>
-          <w:b/>
-        </w:rPr>
-        <w:t xml:space="preserve">fp16 Gemma pass</w:t>
-      </w:r>
-      <w:r>
-        <w:t xml:space="preserve"> </w:t>
-      </w:r>
-      <w:r>
-        <w:t xml:space="preserve">before calling this cell either real or artifactual — we cannot have it both ways</w:t>
-      </w:r>
-      <w:r>
-        <w:t xml:space="preserve"> </w:t>
-      </w:r>
-      <w:r>
-        <w:t xml:space="preserve">(treating run-variance as disqualifying for Gemma while our own single-seed nulls are equally unbounded by</w:t>
-      </w:r>
-      <w:r>
-        <w:t xml:space="preserve"> </w:t>
-      </w:r>
-      <w:r>
-        <w:t xml:space="preserve">seed-variance). What the table</w:t>
-      </w:r>
-      <w:r>
-        <w:t xml:space="preserve"> </w:t>
-      </w:r>
-      <w:r>
-        <w:rPr>
-          <w:iCs/>
-          <w:i/>
-        </w:rPr>
-        <w:t xml:space="preserve">does</w:t>
-      </w:r>
-      <w:r>
-        <w:t xml:space="preserve"> </w:t>
-      </w:r>
-      <w:r>
-        <w:t xml:space="preserve">support, at this power, is the absence of a</w:t>
-      </w:r>
-      <w:r>
-        <w:t xml:space="preserve"> </w:t>
-      </w:r>
-      <w:r>
-        <w:rPr>
-          <w:iCs/>
-          <w:i/>
-        </w:rPr>
-        <w:t xml:space="preserve">large, stable, cross-family</w:t>
-      </w:r>
-      <w:r>
-        <w:t xml:space="preserve"> </w:t>
-      </w:r>
-      <w:r>
-        <w:t xml:space="preserve">voces-specific deep signal:</w:t>
-      </w:r>
-      <w:r>
-        <w:t xml:space="preserve"> </w:t>
-      </w:r>
-      <w:r>
-        <w:rPr>
-          <w:bCs/>
-          <w:b/>
-        </w:rPr>
-        <w:t xml:space="preserve">no detectable voces-specific deep representation at n=49, single seed.</w:t>
-      </w:r>
-      <w:r>
-        <w:t xml:space="preserve"> </w:t>
-      </w:r>
-      <w:r>
-        <w:t xml:space="preserve">That is an</w:t>
-      </w:r>
-      <w:r>
-        <w:t xml:space="preserve"> </w:t>
-      </w:r>
-      <w:r>
-        <w:t xml:space="preserve">absence of detection, not a proof of absence — the strong existential claim (</w:t>
-      </w:r>
-      <w:r>
-        <w:t xml:space="preserve">“</w:t>
-      </w:r>
-      <w:r>
-        <w:t xml:space="preserve">the spell does not exist</w:t>
-      </w:r>
-      <w:r>
-        <w:t xml:space="preserve">”</w:t>
-      </w:r>
-      <w:r>
-        <w:t xml:space="preserve">) is not</w:t>
-      </w:r>
-      <w:r>
-        <w:t xml:space="preserve"> </w:t>
-      </w:r>
-      <w:r>
-        <w:t xml:space="preserve">licensed here.</w:t>
+        <w:t xml:space="preserve"> </w:t>
+      </w:r>
+      <w:r>
+        <w:t xml:space="preserve">(a second seed-0 run gave p=0.032).</w:t>
+      </w:r>
+      <w:r>
+        <w:t xml:space="preserve"> </w:t>
+      </w:r>
+      <w:r>
+        <w:t xml:space="preserve">We owe an fp16 Gemma pass before calling it real or artifactual. What the table supports at this power is the</w:t>
+      </w:r>
+      <w:r>
+        <w:t xml:space="preserve"> </w:t>
+      </w:r>
+      <w:r>
+        <w:t xml:space="preserve">absence of a large, stable, cross-family voces-specific signal.</w:t>
       </w:r>
     </w:p>
     <w:p>
@@ -2270,29 +2422,7 @@
         <w:pStyle w:val="BodyText"/>
       </w:pPr>
       <w:r>
-        <w:t xml:space="preserve">One caveat the decider isolates and one it does not. It controls fragmentation</w:t>
-      </w:r>
-      <w:r>
-        <w:t xml:space="preserve"> </w:t>
-      </w:r>
-      <w:r>
-        <w:rPr>
-          <w:iCs/>
-          <w:i/>
-        </w:rPr>
-        <w:t xml:space="preserve">and</w:t>
-      </w:r>
-      <w:r>
-        <w:t xml:space="preserve"> </w:t>
-      </w:r>
-      <w:r>
-        <w:t xml:space="preserve">lexicality between voces and</w:t>
-      </w:r>
-      <w:r>
-        <w:t xml:space="preserve"> </w:t>
-      </w:r>
-      <w:r>
-        <w:t xml:space="preserve">controls (both are asemic, both fragmentation-matched) — so it cleanly asks</w:t>
+        <w:t xml:space="preserve">The decider’s clean reading is</w:t>
       </w:r>
       <w:r>
         <w:t xml:space="preserve"> </w:t>
@@ -2301,26 +2431,17 @@
         <w:t xml:space="preserve">“</w:t>
       </w:r>
       <w:r>
-        <w:t xml:space="preserve">are the voces special vs.</w:t>
-      </w:r>
-      <w:r>
-        <w:t xml:space="preserve"> </w:t>
-      </w:r>
-      <w:r>
-        <w:t xml:space="preserve">fragmentation-matched</w:t>
-      </w:r>
-      <w:r>
-        <w:t xml:space="preserve"> </w:t>
-      </w:r>
-      <w:r>
-        <w:rPr>
-          <w:iCs/>
-          <w:i/>
-        </w:rPr>
-        <w:t xml:space="preserve">gibberish</w:t>
-      </w:r>
-      <w:r>
-        <w:t xml:space="preserve">?</w:t>
+        <w:t xml:space="preserve">voces vs. </w:t>
+      </w:r>
+      <w:r>
+        <w:rPr>
+          <w:iCs/>
+          <w:i/>
+        </w:rPr>
+        <w:t xml:space="preserve">fragmentation-matched gibberish</w:t>
+      </w:r>
+      <w:r>
+        <w:t xml:space="preserve">: no difference.</w:t>
       </w:r>
       <w:r>
         <w:t xml:space="preserve">”</w:t>
@@ -2329,59 +2450,98 @@
         <w:t xml:space="preserve"> </w:t>
       </w:r>
       <w:r>
-        <w:t xml:space="preserve">and answers no. It does</w:t>
-      </w:r>
-      <w:r>
-        <w:t xml:space="preserve"> </w:t>
-      </w:r>
-      <w:r>
-        <w:rPr>
-          <w:bCs/>
-          <w:b/>
-        </w:rPr>
-        <w:t xml:space="preserve">not</w:t>
-      </w:r>
-      <w:r>
-        <w:t xml:space="preserve"> </w:t>
-      </w:r>
-      <w:r>
-        <w:t xml:space="preserve">contrast names against</w:t>
-      </w:r>
-      <w:r>
-        <w:t xml:space="preserve"> </w:t>
-      </w:r>
-      <w:r>
-        <w:rPr>
-          <w:iCs/>
-          <w:i/>
-        </w:rPr>
-        <w:t xml:space="preserve">meaningful</w:t>
-      </w:r>
-      <w:r>
-        <w:t xml:space="preserve"> </w:t>
-      </w:r>
-      <w:r>
-        <w:t xml:space="preserve">Greek;</w:t>
-      </w:r>
-      <w:r>
-        <w:t xml:space="preserve"> </w:t>
-      </w:r>
-      <w:r>
-        <w:t xml:space="preserve">that axis is untouched here and resurfaces in §3.4.</w:t>
-      </w:r>
-    </w:p>
-    <w:p>
-      <w:pPr>
-        <w:pStyle w:val="BodyText"/>
-      </w:pPr>
-      <w:r>
-        <w:t xml:space="preserve">So the depth, where it appeared, was not a detectable property of the voces as names. §3.3 asks what moved with</w:t>
-      </w:r>
-      <w:r>
-        <w:t xml:space="preserve"> </w:t>
-      </w:r>
-      <w:r>
-        <w:t xml:space="preserve">it; §3.4 is where the cleanest follow-up failed.</w:t>
+        <w:t xml:space="preserve">The sharper test of</w:t>
+      </w:r>
+      <w:r>
+        <w:t xml:space="preserve"> </w:t>
+      </w:r>
+      <w:r>
+        <w:t xml:space="preserve">namehood — voces vs. fragmentation-matched gibberish at the</w:t>
+      </w:r>
+      <w:r>
+        <w:t xml:space="preserve"> </w:t>
+      </w:r>
+      <w:r>
+        <w:rPr>
+          <w:iCs/>
+          <w:i/>
+        </w:rPr>
+        <w:t xml:space="preserve">depth</w:t>
+      </w:r>
+      <w:r>
+        <w:t xml:space="preserve"> </w:t>
+      </w:r>
+      <w:r>
+        <w:t xml:space="preserve">where the Greek effect lives — is the</w:t>
+      </w:r>
+      <w:r>
+        <w:t xml:space="preserve"> </w:t>
+      </w:r>
+      <w:r>
+        <w:t xml:space="preserve">NAMEHOOD arm of §3.4, and it is</w:t>
+      </w:r>
+      <w:r>
+        <w:t xml:space="preserve"> </w:t>
+      </w:r>
+      <w:r>
+        <w:rPr>
+          <w:bCs/>
+          <w:b/>
+        </w:rPr>
+        <w:t xml:space="preserve">null and slightly negative</w:t>
+      </w:r>
+      <w:r>
+        <w:t xml:space="preserve">: the voces persist deep</w:t>
+      </w:r>
+      <w:r>
+        <w:t xml:space="preserve"> </w:t>
+      </w:r>
+      <w:r>
+        <w:rPr>
+          <w:iCs/>
+          <w:i/>
+        </w:rPr>
+        <w:t xml:space="preserve">less</w:t>
+      </w:r>
+      <w:r>
+        <w:t xml:space="preserve"> </w:t>
+      </w:r>
+      <w:r>
+        <w:t xml:space="preserve">than matched</w:t>
+      </w:r>
+      <w:r>
+        <w:t xml:space="preserve"> </w:t>
+      </w:r>
+      <w:r>
+        <w:t xml:space="preserve">asemic non-names. So the spell is not merely undetected; on the cleanest available contrast, the actual</w:t>
+      </w:r>
+      <w:r>
+        <w:t xml:space="preserve"> </w:t>
+      </w:r>
+      <w:r>
+        <w:t xml:space="preserve">barbarous names are</w:t>
+      </w:r>
+      <w:r>
+        <w:t xml:space="preserve"> </w:t>
+      </w:r>
+      <w:r>
+        <w:rPr>
+          <w:iCs/>
+          <w:i/>
+        </w:rPr>
+        <w:t xml:space="preserve">less</w:t>
+      </w:r>
+      <w:r>
+        <w:t xml:space="preserve"> </w:t>
+      </w:r>
+      <w:r>
+        <w:t xml:space="preserve">deep-name-adjacent than random strings of the same fragmentation. The romance has no</w:t>
+      </w:r>
+      <w:r>
+        <w:t xml:space="preserve"> </w:t>
+      </w:r>
+      <w:r>
+        <w:t xml:space="preserve">foothold.</w:t>
       </w:r>
     </w:p>
     <w:bookmarkEnd w:id="25"/>
@@ -2399,7 +2559,7 @@
         <w:pStyle w:val="FirstParagraph"/>
       </w:pPr>
       <w:r>
-        <w:t xml:space="preserve">Iteration 1 reported that name-adjacency persisted deeper in Greek than Latin and read it as</w:t>
+        <w:t xml:space="preserve">Iteration 1 read the deeper-in-Greek persistence as</w:t>
       </w:r>
       <w:r>
         <w:t xml:space="preserve"> </w:t>
@@ -2408,13 +2568,7 @@
         <w:t xml:space="preserve">“</w:t>
       </w:r>
       <w:r>
-        <w:t xml:space="preserve">Greek-script</w:t>
-      </w:r>
-      <w:r>
-        <w:t xml:space="preserve"> </w:t>
-      </w:r>
-      <w:r>
-        <w:t xml:space="preserve">processing.</w:t>
+        <w:t xml:space="preserve">Greek-script processing.</w:t>
       </w:r>
       <w:r>
         <w:t xml:space="preserve">”</w:t>
@@ -2423,7 +2577,7 @@
         <w:t xml:space="preserve"> </w:t>
       </w:r>
       <w:r>
-        <w:t xml:space="preserve">Across three tokenizers, the</w:t>
+        <w:t xml:space="preserve">Across three tokenizers, its</w:t>
       </w:r>
       <w:r>
         <w:t xml:space="preserve"> </w:t>
@@ -2439,19 +2593,13 @@
         <w:t xml:space="preserve"> </w:t>
       </w:r>
       <w:r>
-        <w:t xml:space="preserve">of that effect orders monotonically with how badly the</w:t>
-      </w:r>
-      <w:r>
-        <w:t xml:space="preserve"> </w:t>
-      </w:r>
-      <w:r>
-        <w:t xml:space="preserve">tokenizer fragments Greek — measured directly as tokens-per-Greek-vox (n=49 pure-asemic, low-contamination</w:t>
-      </w:r>
-      <w:r>
-        <w:t xml:space="preserve"> </w:t>
-      </w:r>
-      <w:r>
-        <w:t xml:space="preserve">strings, each model’s own tokenizer):</w:t>
+        <w:t xml:space="preserve">orders monotonically with how badly the tokenizer fragments Greek — tokens-per-Greek-vox (n=49</w:t>
+      </w:r>
+      <w:r>
+        <w:t xml:space="preserve"> </w:t>
+      </w:r>
+      <w:r>
+        <w:t xml:space="preserve">pure-asemic, each model’s own tokenizer):</w:t>
       </w:r>
     </w:p>
     <w:tbl>
@@ -2736,20 +2884,7 @@
         <w:pStyle w:val="BodyText"/>
       </w:pPr>
       <w:r>
-        <w:t xml:space="preserve">The deep-Greek gap and Greek fragmentation order the same way. Two things this</w:t>
-      </w:r>
-      <w:r>
-        <w:t xml:space="preserve"> </w:t>
-      </w:r>
-      <w:r>
-        <w:rPr>
-          <w:iCs/>
-          <w:i/>
-        </w:rPr>
-        <w:t xml:space="preserve">is</w:t>
-      </w:r>
-      <w:r>
-        <w:t xml:space="preserve">: a</w:t>
+        <w:t xml:space="preserve">The gap and the fragmentation order the same way. It is a</w:t>
       </w:r>
       <w:r>
         <w:t xml:space="preserve"> </w:t>
@@ -2765,13 +2900,13 @@
         <w:t xml:space="preserve"> </w:t>
       </w:r>
       <w:r>
-        <w:t xml:space="preserve">comparison of</w:t>
-      </w:r>
-      <w:r>
-        <w:t xml:space="preserve"> </w:t>
-      </w:r>
-      <w:r>
-        <w:t xml:space="preserve">token counts (not a vocab-size proxy), and a relationship that the two</w:t>
+        <w:t xml:space="preserve">comparison of token counts (not a vocab-size</w:t>
+      </w:r>
+      <w:r>
+        <w:t xml:space="preserve"> </w:t>
+      </w:r>
+      <w:r>
+        <w:t xml:space="preserve">proxy), and the two</w:t>
       </w:r>
       <w:r>
         <w:t xml:space="preserve"> </w:t>
@@ -2787,13 +2922,7 @@
         <w:t xml:space="preserve"> </w:t>
       </w:r>
       <w:r>
-        <w:t xml:space="preserve">confounds do not explain — the</w:t>
-      </w:r>
-      <w:r>
-        <w:t xml:space="preserve"> </w:t>
-      </w:r>
-      <w:r>
-        <w:t xml:space="preserve">two</w:t>
+        <w:t xml:space="preserve">confounds do not explain it — the two</w:t>
       </w:r>
       <w:r>
         <w:t xml:space="preserve"> </w:t>
@@ -2809,7 +2938,7 @@
         <w:t xml:space="preserve"> </w:t>
       </w:r>
       <w:r>
-        <w:t xml:space="preserve">models (Gemma, Mistral) sit at</w:t>
+        <w:t xml:space="preserve">models sit at</w:t>
       </w:r>
       <w:r>
         <w:t xml:space="preserve"> </w:t>
@@ -2822,7 +2951,10 @@
         <w:t xml:space="preserve">opposite ends</w:t>
       </w:r>
       <w:r>
-        <w:t xml:space="preserve">, ruling out quantization; model</w:t>
+        <w:t xml:space="preserve"> </w:t>
+      </w:r>
+      <w:r>
+        <w:t xml:space="preserve">(ruling out quantization), and model</w:t>
       </w:r>
       <w:r>
         <w:t xml:space="preserve"> </w:t>
@@ -2838,83 +2970,40 @@
         <w:t xml:space="preserve"> </w:t>
       </w:r>
       <w:r>
-        <w:t xml:space="preserve">(3B / 9B /</w:t>
-      </w:r>
-      <w:r>
-        <w:t xml:space="preserve"> </w:t>
-      </w:r>
-      <w:r>
-        <w:t xml:space="preserve">7B) does not track the ordering. Two things it is</w:t>
-      </w:r>
-      <w:r>
-        <w:t xml:space="preserve"> </w:t>
-      </w:r>
-      <w:r>
-        <w:rPr>
-          <w:bCs/>
-          <w:b/>
-        </w:rPr>
-        <w:t xml:space="preserve">not</w:t>
-      </w:r>
-      <w:r>
-        <w:t xml:space="preserve">: it is not a</w:t>
-      </w:r>
-      <w:r>
-        <w:t xml:space="preserve"> </w:t>
-      </w:r>
-      <w:r>
-        <w:t xml:space="preserve">“</w:t>
-      </w:r>
-      <w:r>
-        <w:t xml:space="preserve">dose-response</w:t>
-      </w:r>
-      <w:r>
-        <w:t xml:space="preserve">”</w:t>
-      </w:r>
-      <w:r>
-        <w:t xml:space="preserve"> </w:t>
-      </w:r>
-      <w:r>
-        <w:t xml:space="preserve">in any statistical sense</w:t>
-      </w:r>
-      <w:r>
-        <w:t xml:space="preserve"> </w:t>
-      </w:r>
-      <w:r>
-        <w:t xml:space="preserve">(three points; any three distinct (x, y) pairs ordered by x are monotone in y by chance with probability ⅓), and</w:t>
-      </w:r>
-      <w:r>
-        <w:t xml:space="preserve"> </w:t>
-      </w:r>
-      <w:r>
-        <w:t xml:space="preserve">it does not isolate fragmentation from the variables it co-varies with —</w:t>
-      </w:r>
-      <w:r>
-        <w:t xml:space="preserve"> </w:t>
-      </w:r>
-      <w:r>
-        <w:rPr>
-          <w:bCs/>
-          <w:b/>
-        </w:rPr>
-        <w:t xml:space="preserve">family, vocab size, training-corpus</w:t>
-      </w:r>
-      <w:r>
-        <w:rPr>
-          <w:bCs/>
-          <w:b/>
-        </w:rPr>
-        <w:t xml:space="preserve"> </w:t>
-      </w:r>
-      <w:r>
-        <w:rPr>
-          <w:bCs/>
-          <w:b/>
-        </w:rPr>
-        <w:t xml:space="preserve">Greek fraction, instruction-tuning</w:t>
-      </w:r>
-      <w:r>
-        <w:t xml:space="preserve">. We have no same-family-different-tokenizer control. So the honest claim is</w:t>
+        <w:t xml:space="preserve">does not track the ordering. But it is three points (monotone by</w:t>
+      </w:r>
+      <w:r>
+        <w:t xml:space="preserve"> </w:t>
+      </w:r>
+      <w:r>
+        <w:t xml:space="preserve">chance with probability ⅓), and fragmentation co-varies with</w:t>
+      </w:r>
+      <w:r>
+        <w:t xml:space="preserve"> </w:t>
+      </w:r>
+      <w:r>
+        <w:rPr>
+          <w:bCs/>
+          <w:b/>
+        </w:rPr>
+        <w:t xml:space="preserve">family, vocab size, training-corpus Greek</w:t>
+      </w:r>
+      <w:r>
+        <w:rPr>
+          <w:bCs/>
+          <w:b/>
+        </w:rPr>
+        <w:t xml:space="preserve"> </w:t>
+      </w:r>
+      <w:r>
+        <w:rPr>
+          <w:bCs/>
+          <w:b/>
+        </w:rPr>
+        <w:t xml:space="preserve">fraction, instruction-tuning</w:t>
+      </w:r>
+      <w:r>
+        <w:t xml:space="preserve">; we have no same-family-different-tokenizer control. So the cross-model claim is</w:t>
       </w:r>
       <w:r>
         <w:t xml:space="preserve"> </w:t>
@@ -2949,39 +3038,62 @@
         <w:t xml:space="preserve"> </w:t>
       </w:r>
       <w:r>
-        <w:t xml:space="preserve">fragmentation, and falls to ~0 where Greek tokenizes cleanly (Gemma). What §3.2 adds is that this persistence is</w:t>
-      </w:r>
-      <w:r>
-        <w:t xml:space="preserve"> </w:t>
-      </w:r>
-      <w:r>
-        <w:rPr>
-          <w:iCs/>
-          <w:i/>
-        </w:rPr>
-        <w:t xml:space="preserve">not voces-specific</w:t>
-      </w:r>
-      <w:r>
-        <w:t xml:space="preserve"> </w:t>
-      </w:r>
-      <w:r>
-        <w:t xml:space="preserve">— asemic Greek controls persist deep alongside the voces. What it leaves open is whether the</w:t>
-      </w:r>
-      <w:r>
-        <w:t xml:space="preserve"> </w:t>
-      </w:r>
-      <w:r>
-        <w:t xml:space="preserve">residual is fragmentation per se, or some correlate of it (§3.4, §5).</w:t>
+        <w:t xml:space="preserve">fragmentation, and falls to ~0 where Greek tokenizes cleanly. §3.4 turns this from a correlation into a</w:t>
+      </w:r>
+      <w:r>
+        <w:t xml:space="preserve"> </w:t>
+      </w:r>
+      <w:r>
+        <w:rPr>
+          <w:iCs/>
+          <w:i/>
+        </w:rPr>
+        <w:t xml:space="preserve">decomposition</w:t>
+      </w:r>
+      <w:r>
+        <w:t xml:space="preserve"> </w:t>
+      </w:r>
+      <w:r>
+        <w:t xml:space="preserve">— and finds fragmentation is necessary but</w:t>
+      </w:r>
+      <w:r>
+        <w:t xml:space="preserve"> </w:t>
+      </w:r>
+      <w:r>
+        <w:rPr>
+          <w:bCs/>
+          <w:b/>
+        </w:rPr>
+        <w:t xml:space="preserve">not sufficient</w:t>
+      </w:r>
+      <w:r>
+        <w:t xml:space="preserve">.</w:t>
       </w:r>
     </w:p>
     <w:bookmarkEnd w:id="26"/>
-    <w:bookmarkStart w:id="27" w:name="Xd68fcfab99f64c8c5fe81fd5c53f98a6d3d0fb8"/>
+    <w:bookmarkStart w:id="27" w:name="Xe1e373b1b52dbbbe9307a33349f11d8d449a14d"/>
     <w:p>
       <w:pPr>
         <w:pStyle w:val="Heading3"/>
       </w:pPr>
       <w:r>
-        <w:t xml:space="preserve">3.4 The non-name-Greek falsifier ran — and is uninformative (a confound, caught)</w:t>
+        <w:t xml:space="preserve">3.4 The matched factorial — fragmentation</w:t>
+      </w:r>
+      <w:r>
+        <w:t xml:space="preserve"> </w:t>
+      </w:r>
+      <w:r>
+        <w:rPr>
+          <w:iCs/>
+          <w:i/>
+        </w:rPr>
+        <w:t xml:space="preserve">and</w:t>
+      </w:r>
+      <w:r>
+        <w:t xml:space="preserve"> </w:t>
+      </w:r>
+      <w:r>
+        <w:t xml:space="preserve">meaninglessness, but not names</w:t>
       </w:r>
     </w:p>
     <w:p>
@@ -2989,76 +3101,133 @@
         <w:pStyle w:val="FirstParagraph"/>
       </w:pPr>
       <w:r>
-        <w:t xml:space="preserve">The most decisive test named in iteration 1’s future work was the</w:t>
-      </w:r>
-      <w:r>
-        <w:t xml:space="preserve"> </w:t>
-      </w:r>
-      <w:r>
-        <w:rPr>
-          <w:bCs/>
-          <w:b/>
-        </w:rPr>
-        <w:t xml:space="preserve">non-name-Greek falsifier</w:t>
-      </w:r>
-      <w:r>
-        <w:t xml:space="preserve">: render</w:t>
-      </w:r>
-      <w:r>
-        <w:t xml:space="preserve"> </w:t>
-      </w:r>
-      <w:r>
-        <w:rPr>
-          <w:iCs/>
-          <w:i/>
-        </w:rPr>
-        <w:t xml:space="preserve">non-name</w:t>
-      </w:r>
-      <w:r>
-        <w:t xml:space="preserve"> </w:t>
-      </w:r>
-      <w:r>
-        <w:t xml:space="preserve">Greek (numerals, function words, common nouns — ΚΑΙ, ΔΥΟ, ΛΟΓΟΣ…) and ask whether it</w:t>
-      </w:r>
-      <w:r>
-        <w:t xml:space="preserve"> </w:t>
-      </w:r>
-      <w:r>
-        <w:rPr>
-          <w:iCs/>
-          <w:i/>
-        </w:rPr>
-        <w:t xml:space="preserve">also</w:t>
-      </w:r>
-      <w:r>
-        <w:t xml:space="preserve"> </w:t>
-      </w:r>
-      <w:r>
-        <w:t xml:space="preserve">persists deep in the</w:t>
-      </w:r>
-      <w:r>
-        <w:t xml:space="preserve"> </w:t>
-      </w:r>
-      <w:r>
-        <w:t xml:space="preserve">most-fragmenting model. The intended logic: if any fragmented Greek persists, the deep effect is pure</w:t>
-      </w:r>
-      <w:r>
-        <w:t xml:space="preserve"> </w:t>
-      </w:r>
-      <w:r>
-        <w:t xml:space="preserve">fragmentation-clustering and not about names; if only the voces persist, a namehood reading survives. We ran it</w:t>
-      </w:r>
-      <w:r>
-        <w:t xml:space="preserve"> </w:t>
-      </w:r>
-      <w:r>
-        <w:t xml:space="preserve">on Mistral (the strongest deep-Greek effect). The raw numbers — deep Greek-minus-Latin name-likeness, two bare</w:t>
-      </w:r>
-      <w:r>
-        <w:t xml:space="preserve"> </w:t>
-      </w:r>
-      <w:r>
-        <w:t xml:space="preserve">point estimates with no CI or significance test in the output:</w:t>
+        <w:t xml:space="preserve">The most decisive test named in iteration 1’s future work was the non-name-Greek falsifier. The first attempt</w:t>
+      </w:r>
+      <w:r>
+        <w:t xml:space="preserve"> </w:t>
+      </w:r>
+      <w:r>
+        <w:t xml:space="preserve">(</w:t>
+      </w:r>
+      <w:r>
+        <w:rPr>
+          <w:rStyle w:val="VerbatimChar"/>
+        </w:rPr>
+        <w:t xml:space="preserve">nonname_falsifier</w:t>
+      </w:r>
+      <w:r>
+        <w:t xml:space="preserve">) compared the voces against short common Greek words and printed</w:t>
+      </w:r>
+      <w:r>
+        <w:t xml:space="preserve"> </w:t>
+      </w:r>
+      <w:r>
+        <w:rPr>
+          <w:iCs/>
+          <w:i/>
+        </w:rPr>
+        <w:t xml:space="preserve">“</w:t>
+      </w:r>
+      <w:r>
+        <w:rPr>
+          <w:iCs/>
+          <w:i/>
+        </w:rPr>
+        <w:t xml:space="preserve">name-specific</w:t>
+      </w:r>
+      <w:r>
+        <w:rPr>
+          <w:iCs/>
+          <w:i/>
+        </w:rPr>
+        <w:t xml:space="preserve">”</w:t>
+      </w:r>
+      <w:r>
+        <w:t xml:space="preserve"> </w:t>
+      </w:r>
+      <w:r>
+        <w:t xml:space="preserve">— but its</w:t>
+      </w:r>
+      <w:r>
+        <w:t xml:space="preserve"> </w:t>
+      </w:r>
+      <w:r>
+        <w:t xml:space="preserve">cohort fragmented ~2× less than the voces (5.15 vs 10.73 Greek tokens/string)</w:t>
+      </w:r>
+      <w:r>
+        <w:t xml:space="preserve"> </w:t>
+      </w:r>
+      <w:r>
+        <w:rPr>
+          <w:iCs/>
+          <w:i/>
+        </w:rPr>
+        <w:t xml:space="preserve">and</w:t>
+      </w:r>
+      <w:r>
+        <w:t xml:space="preserve"> </w:t>
+      </w:r>
+      <w:r>
+        <w:t xml:space="preserve">was lexical while the voces</w:t>
+      </w:r>
+      <w:r>
+        <w:t xml:space="preserve"> </w:t>
+      </w:r>
+      <w:r>
+        <w:t xml:space="preserve">are asemic, so it confounded three axes and could adjudicate none (the catch is §6). We rebuilt it as a</w:t>
+      </w:r>
+      <w:r>
+        <w:t xml:space="preserve"> </w:t>
+      </w:r>
+      <w:r>
+        <w:rPr>
+          <w:bCs/>
+          <w:b/>
+        </w:rPr>
+        <w:t xml:space="preserve">factorial that holds Greek-token fragmentation fixed at the voces’ level (~11 tokens)</w:t>
+      </w:r>
+      <w:r>
+        <w:t xml:space="preserve"> </w:t>
+      </w:r>
+      <w:r>
+        <w:t xml:space="preserve">and varies one axis at</w:t>
+      </w:r>
+      <w:r>
+        <w:t xml:space="preserve"> </w:t>
+      </w:r>
+      <w:r>
+        <w:t xml:space="preserve">a time, with</w:t>
+      </w:r>
+      <w:r>
+        <w:t xml:space="preserve"> </w:t>
+      </w:r>
+      <w:r>
+        <w:rPr>
+          <w:bCs/>
+          <w:b/>
+        </w:rPr>
+        <w:t xml:space="preserve">bootstrap 95% CIs</w:t>
+      </w:r>
+      <w:r>
+        <w:t xml:space="preserve"> </w:t>
+      </w:r>
+      <w:r>
+        <w:t xml:space="preserve">on every gap (</w:t>
+      </w:r>
+      <w:r>
+        <w:rPr>
+          <w:rStyle w:val="VerbatimChar"/>
+        </w:rPr>
+        <w:t xml:space="preserve">voces_falsifier_v2_lexicality.ipynb</w:t>
+      </w:r>
+      <w:r>
+        <w:t xml:space="preserve">). All four cohorts are</w:t>
+      </w:r>
+      <w:r>
+        <w:t xml:space="preserve"> </w:t>
+      </w:r>
+      <w:r>
+        <w:t xml:space="preserve">measured in one Mistral run against one pair of centroids, so the magnitudes are directly comparable.</w:t>
       </w:r>
     </w:p>
     <w:tbl>
@@ -3069,10 +3238,11 @@
         <w:jc w:val="start"/>
       </w:tblPr>
       <w:tblGrid>
-        <w:gridCol w:w="1267"/>
-        <w:gridCol w:w="475"/>
-        <w:gridCol w:w="3643"/>
-        <w:gridCol w:w="2534"/>
+        <w:gridCol w:w="990"/>
+        <w:gridCol w:w="1856"/>
+        <w:gridCol w:w="371"/>
+        <w:gridCol w:w="3217"/>
+        <w:gridCol w:w="1485"/>
       </w:tblGrid>
       <w:tr>
         <w:trPr>
@@ -3098,6 +3268,18 @@
               <w:jc w:val="left"/>
             </w:pPr>
             <w:r>
+              <w:t xml:space="preserve">Greek tok/str</w:t>
+            </w:r>
+          </w:p>
+        </w:tc>
+        <w:tc>
+          <w:tcPr/>
+          <w:p>
+            <w:pPr>
+              <w:pStyle w:val="Compact"/>
+              <w:jc w:val="left"/>
+            </w:pPr>
+            <w:r>
               <w:t xml:space="preserve">n</w:t>
             </w:r>
           </w:p>
@@ -3110,48 +3292,24 @@
               <w:jc w:val="left"/>
             </w:pPr>
             <w:r>
-              <w:t xml:space="preserve">Greek tokens / string</w:t>
-            </w:r>
-          </w:p>
-        </w:tc>
-        <w:tc>
-          <w:tcPr/>
-          <w:p>
-            <w:pPr>
-              <w:pStyle w:val="Compact"/>
-              <w:jc w:val="left"/>
-            </w:pPr>
-            <w:r>
-              <w:t xml:space="preserve">deep-Greek gap</w:t>
+              <w:t xml:space="preserve">deep-Greek gap [95% CI]</w:t>
+            </w:r>
+          </w:p>
+        </w:tc>
+        <w:tc>
+          <w:tcPr/>
+          <w:p>
+            <w:pPr>
+              <w:pStyle w:val="Compact"/>
+              <w:jc w:val="left"/>
+            </w:pPr>
+            <w:r>
+              <w:t xml:space="preserve">what it is</w:t>
             </w:r>
           </w:p>
         </w:tc>
       </w:tr>
       <w:tr>
-        <w:tc>
-          <w:tcPr/>
-          <w:p>
-            <w:pPr>
-              <w:pStyle w:val="Compact"/>
-              <w:jc w:val="left"/>
-            </w:pPr>
-            <w:r>
-              <w:t xml:space="preserve">voces (low-T, asemic)</w:t>
-            </w:r>
-          </w:p>
-        </w:tc>
-        <w:tc>
-          <w:tcPr/>
-          <w:p>
-            <w:pPr>
-              <w:pStyle w:val="Compact"/>
-              <w:jc w:val="left"/>
-            </w:pPr>
-            <w:r>
-              <w:t xml:space="preserve">49</w:t>
-            </w:r>
-          </w:p>
-        </w:tc>
         <w:tc>
           <w:tcPr/>
           <w:p>
@@ -3164,7 +3322,37 @@
                 <w:bCs/>
                 <w:b/>
               </w:rPr>
+              <w:t xml:space="preserve">voces</w:t>
+            </w:r>
+            <w:r>
+              <w:t xml:space="preserve"> </w:t>
+            </w:r>
+            <w:r>
+              <w:t xml:space="preserve">(low-T, asemic)</w:t>
+            </w:r>
+          </w:p>
+        </w:tc>
+        <w:tc>
+          <w:tcPr/>
+          <w:p>
+            <w:pPr>
+              <w:pStyle w:val="Compact"/>
+              <w:jc w:val="left"/>
+            </w:pPr>
+            <w:r>
               <w:t xml:space="preserve">10.73</w:t>
+            </w:r>
+          </w:p>
+        </w:tc>
+        <w:tc>
+          <w:tcPr/>
+          <w:p>
+            <w:pPr>
+              <w:pStyle w:val="Compact"/>
+              <w:jc w:val="left"/>
+            </w:pPr>
+            <w:r>
+              <w:t xml:space="preserve">48</w:t>
             </w:r>
           </w:p>
         </w:tc>
@@ -3180,36 +3368,30 @@
                 <w:bCs/>
                 <w:b/>
               </w:rPr>
-              <w:t xml:space="preserve">+0.041</w:t>
+              <w:t xml:space="preserve">+0.040</w:t>
+            </w:r>
+            <w:r>
+              <w:t xml:space="preserve"> </w:t>
+            </w:r>
+            <w:r>
+              <w:t xml:space="preserve">[+0.027, +0.051]</w:t>
+            </w:r>
+          </w:p>
+        </w:tc>
+        <w:tc>
+          <w:tcPr/>
+          <w:p>
+            <w:pPr>
+              <w:pStyle w:val="Compact"/>
+              <w:jc w:val="left"/>
+            </w:pPr>
+            <w:r>
+              <w:t xml:space="preserve">the names of power</w:t>
             </w:r>
           </w:p>
         </w:tc>
       </w:tr>
       <w:tr>
-        <w:tc>
-          <w:tcPr/>
-          <w:p>
-            <w:pPr>
-              <w:pStyle w:val="Compact"/>
-              <w:jc w:val="left"/>
-            </w:pPr>
-            <w:r>
-              <w:t xml:space="preserve">non-name Greek (numerals/function/common)</w:t>
-            </w:r>
-          </w:p>
-        </w:tc>
-        <w:tc>
-          <w:tcPr/>
-          <w:p>
-            <w:pPr>
-              <w:pStyle w:val="Compact"/>
-              <w:jc w:val="left"/>
-            </w:pPr>
-            <w:r>
-              <w:t xml:space="preserve">26</w:t>
-            </w:r>
-          </w:p>
-        </w:tc>
         <w:tc>
           <w:tcPr/>
           <w:p>
@@ -3222,7 +3404,193 @@
                 <w:bCs/>
                 <w:b/>
               </w:rPr>
+              <w:t xml:space="preserve">non-name, asemic, matched</w:t>
+            </w:r>
+          </w:p>
+        </w:tc>
+        <w:tc>
+          <w:tcPr/>
+          <w:p>
+            <w:pPr>
+              <w:pStyle w:val="Compact"/>
+              <w:jc w:val="left"/>
+            </w:pPr>
+            <w:r>
+              <w:t xml:space="preserve">11.04</w:t>
+            </w:r>
+          </w:p>
+        </w:tc>
+        <w:tc>
+          <w:tcPr/>
+          <w:p>
+            <w:pPr>
+              <w:pStyle w:val="Compact"/>
+              <w:jc w:val="left"/>
+            </w:pPr>
+            <w:r>
+              <w:t xml:space="preserve">28</w:t>
+            </w:r>
+          </w:p>
+        </w:tc>
+        <w:tc>
+          <w:tcPr/>
+          <w:p>
+            <w:pPr>
+              <w:pStyle w:val="Compact"/>
+              <w:jc w:val="left"/>
+            </w:pPr>
+            <w:r>
+              <w:rPr>
+                <w:bCs/>
+                <w:b/>
+              </w:rPr>
+              <w:t xml:space="preserve">+0.073</w:t>
+            </w:r>
+            <w:r>
+              <w:t xml:space="preserve"> </w:t>
+            </w:r>
+            <w:r>
+              <w:t xml:space="preserve">[+0.053, +0.094]</w:t>
+            </w:r>
+          </w:p>
+        </w:tc>
+        <w:tc>
+          <w:tcPr/>
+          <w:p>
+            <w:pPr>
+              <w:pStyle w:val="Compact"/>
+              <w:jc w:val="left"/>
+            </w:pPr>
+            <w:r>
+              <w:t xml:space="preserve">random gibberish, frag-matched</w:t>
+            </w:r>
+          </w:p>
+        </w:tc>
+      </w:tr>
+      <w:tr>
+        <w:tc>
+          <w:tcPr/>
+          <w:p>
+            <w:pPr>
+              <w:pStyle w:val="Compact"/>
+              <w:jc w:val="left"/>
+            </w:pPr>
+            <w:r>
+              <w:rPr>
+                <w:bCs/>
+                <w:b/>
+              </w:rPr>
+              <w:t xml:space="preserve">non-name, lexical, matched</w:t>
+            </w:r>
+          </w:p>
+        </w:tc>
+        <w:tc>
+          <w:tcPr/>
+          <w:p>
+            <w:pPr>
+              <w:pStyle w:val="Compact"/>
+              <w:jc w:val="left"/>
+            </w:pPr>
+            <w:r>
+              <w:t xml:space="preserve">11.03</w:t>
+            </w:r>
+          </w:p>
+        </w:tc>
+        <w:tc>
+          <w:tcPr/>
+          <w:p>
+            <w:pPr>
+              <w:pStyle w:val="Compact"/>
+              <w:jc w:val="left"/>
+            </w:pPr>
+            <w:r>
+              <w:t xml:space="preserve">29</w:t>
+            </w:r>
+          </w:p>
+        </w:tc>
+        <w:tc>
+          <w:tcPr/>
+          <w:p>
+            <w:pPr>
+              <w:pStyle w:val="Compact"/>
+              <w:jc w:val="left"/>
+            </w:pPr>
+            <w:r>
+              <w:rPr>
+                <w:bCs/>
+                <w:b/>
+              </w:rPr>
+              <w:t xml:space="preserve">−0.003</w:t>
+            </w:r>
+            <w:r>
+              <w:t xml:space="preserve"> </w:t>
+            </w:r>
+            <w:r>
+              <w:t xml:space="preserve">[−0.015, +0.007]</w:t>
+            </w:r>
+          </w:p>
+        </w:tc>
+        <w:tc>
+          <w:tcPr/>
+          <w:p>
+            <w:pPr>
+              <w:pStyle w:val="Compact"/>
+              <w:jc w:val="left"/>
+            </w:pPr>
+            <w:r>
+              <w:rPr>
+                <w:iCs/>
+                <w:i/>
+              </w:rPr>
+              <w:t xml:space="preserve">meaningful</w:t>
+            </w:r>
+            <w:r>
+              <w:t xml:space="preserve"> </w:t>
+            </w:r>
+            <w:r>
+              <w:t xml:space="preserve">Greek, frag-matched</w:t>
+            </w:r>
+          </w:p>
+        </w:tc>
+      </w:tr>
+      <w:tr>
+        <w:tc>
+          <w:tcPr/>
+          <w:p>
+            <w:pPr>
+              <w:pStyle w:val="Compact"/>
+              <w:jc w:val="left"/>
+            </w:pPr>
+            <w:r>
+              <w:rPr>
+                <w:bCs/>
+                <w:b/>
+              </w:rPr>
+              <w:t xml:space="preserve">non-name, lexical, low-frag</w:t>
+            </w:r>
+          </w:p>
+        </w:tc>
+        <w:tc>
+          <w:tcPr/>
+          <w:p>
+            <w:pPr>
+              <w:pStyle w:val="Compact"/>
+              <w:jc w:val="left"/>
+            </w:pPr>
+            <w:r>
               <w:t xml:space="preserve">5.15</w:t>
+            </w:r>
+          </w:p>
+        </w:tc>
+        <w:tc>
+          <w:tcPr/>
+          <w:p>
+            <w:pPr>
+              <w:pStyle w:val="Compact"/>
+              <w:jc w:val="left"/>
+            </w:pPr>
+            <w:r>
+              <w:t xml:space="preserve">26</w:t>
             </w:r>
           </w:p>
         </w:tc>
@@ -3239,6 +3607,24 @@
                 <w:b/>
               </w:rPr>
               <w:t xml:space="preserve">−0.005</w:t>
+            </w:r>
+            <w:r>
+              <w:t xml:space="preserve"> </w:t>
+            </w:r>
+            <w:r>
+              <w:t xml:space="preserve">[−0.019, +0.010]</w:t>
+            </w:r>
+          </w:p>
+        </w:tc>
+        <w:tc>
+          <w:tcPr/>
+          <w:p>
+            <w:pPr>
+              <w:pStyle w:val="Compact"/>
+              <w:jc w:val="left"/>
+            </w:pPr>
+            <w:r>
+              <w:t xml:space="preserve">the original confounded cohort</w:t>
             </w:r>
           </w:p>
         </w:tc>
@@ -3249,497 +3635,23 @@
         <w:pStyle w:val="BodyText"/>
       </w:pPr>
       <w:r>
-        <w:rPr>
-          <w:iCs/>
-          <w:i/>
-        </w:rPr>
-        <w:t xml:space="preserve">(The voces gap here is +0.041 on the n=49 low-T asemic arm; the +0.051 in §3.3 is the same effect on the n=13</w:t>
-      </w:r>
-      <w:r>
-        <w:rPr>
-          <w:iCs/>
-          <w:i/>
-        </w:rPr>
-        <w:t xml:space="preserve"> </w:t>
-      </w:r>
-      <w:r>
-        <w:rPr>
-          <w:iCs/>
-          <w:i/>
-        </w:rPr>
-        <w:t xml:space="preserve">authentic-only arm. Two estimates of one quantity on different subsets — the magnitude is soft to ~±0.01.)</w:t>
-      </w:r>
-    </w:p>
-    <w:p>
-      <w:pPr>
-        <w:pStyle w:val="BodyText"/>
-      </w:pPr>
-      <w:r>
-        <w:t xml:space="preserve">The notebook’s automated rule (</w:t>
-      </w:r>
-      <w:r>
-        <w:rPr>
-          <w:rStyle w:val="VerbatimChar"/>
-        </w:rPr>
-        <w:t xml:space="preserve">non-name gap &gt; ½ · voces gap</w:t>
-      </w:r>
-      <w:r>
-        <w:t xml:space="preserve">) printed</w:t>
-      </w:r>
-      <w:r>
-        <w:t xml:space="preserve"> </w:t>
-      </w:r>
-      <w:r>
-        <w:rPr>
-          <w:iCs/>
-          <w:i/>
-        </w:rPr>
-        <w:t xml:space="preserve">“</w:t>
-      </w:r>
-      <w:r>
-        <w:rPr>
-          <w:iCs/>
-          <w:i/>
-        </w:rPr>
-        <w:t xml:space="preserve">name-specific.</w:t>
-      </w:r>
-      <w:r>
-        <w:rPr>
-          <w:iCs/>
-          <w:i/>
-        </w:rPr>
-        <w:t xml:space="preserve">”</w:t>
-      </w:r>
-      <w:r>
-        <w:t xml:space="preserve"> </w:t>
-      </w:r>
-      <w:r>
-        <w:rPr>
-          <w:bCs/>
-          <w:b/>
-        </w:rPr>
-        <w:t xml:space="preserve">We do not report that</w:t>
-      </w:r>
-      <w:r>
-        <w:rPr>
-          <w:bCs/>
-          <w:b/>
-        </w:rPr>
-        <w:t xml:space="preserve"> </w:t>
-      </w:r>
-      <w:r>
-        <w:rPr>
-          <w:bCs/>
-          <w:b/>
-        </w:rPr>
-        <w:t xml:space="preserve">as a finding, because the cohort cannot support it.</w:t>
-      </w:r>
-      <w:r>
-        <w:t xml:space="preserve"> </w:t>
-      </w:r>
-      <w:r>
-        <w:t xml:space="preserve">Tokenizing the two cohorts (CPU/tokenizer-only;</w:t>
-      </w:r>
-      <w:r>
-        <w:t xml:space="preserve"> </w:t>
-      </w:r>
-      <w:r>
-        <w:rPr>
-          <w:rStyle w:val="VerbatimChar"/>
-        </w:rPr>
-        <w:t xml:space="preserve">src/check_nonname_fragmentation.py</w:t>
-      </w:r>
-      <w:r>
-        <w:t xml:space="preserve">) shows the non-name words fragment</w:t>
-      </w:r>
-      <w:r>
-        <w:t xml:space="preserve"> </w:t>
-      </w:r>
-      <w:r>
-        <w:rPr>
-          <w:bCs/>
-          <w:b/>
-        </w:rPr>
-        <w:t xml:space="preserve">~2× less</w:t>
-      </w:r>
-      <w:r>
-        <w:t xml:space="preserve"> </w:t>
-      </w:r>
-      <w:r>
-        <w:t xml:space="preserve">than the asemic voces (5.15</w:t>
-      </w:r>
-      <w:r>
-        <w:t xml:space="preserve"> </w:t>
-      </w:r>
-      <w:r>
-        <w:t xml:space="preserve">vs 10.73 Greek tokens/string). So the cohorts differ on</w:t>
-      </w:r>
-      <w:r>
-        <w:t xml:space="preserve"> </w:t>
-      </w:r>
-      <w:r>
-        <w:rPr>
-          <w:bCs/>
-          <w:b/>
-        </w:rPr>
-        <w:t xml:space="preserve">three axes at once</w:t>
-      </w:r>
-      <w:r>
-        <w:t xml:space="preserve"> </w:t>
-      </w:r>
-      <w:r>
-        <w:t xml:space="preserve">— fragmentation, lexicality (the</w:t>
-      </w:r>
-      <w:r>
-        <w:t xml:space="preserve"> </w:t>
-      </w:r>
-      <w:r>
-        <w:t xml:space="preserve">non-name words are real, in-vocabulary Greek; the voces are asemic), and namehood — and a binary verdict cannot</w:t>
-      </w:r>
-      <w:r>
-        <w:t xml:space="preserve"> </w:t>
-      </w:r>
-      <w:r>
-        <w:t xml:space="preserve">attribute the gap to any one of them. The result is</w:t>
-      </w:r>
-      <w:r>
-        <w:t xml:space="preserve"> </w:t>
-      </w:r>
-      <w:r>
-        <w:rPr>
-          <w:bCs/>
-          <w:b/>
-        </w:rPr>
-        <w:t xml:space="preserve">uninformative on namehood, in either direction</w:t>
-      </w:r>
-      <w:r>
-        <w:t xml:space="preserve">: had the</w:t>
-      </w:r>
-      <w:r>
-        <w:t xml:space="preserve"> </w:t>
-      </w:r>
-      <w:r>
-        <w:t xml:space="preserve">ratio come back high (</w:t>
-      </w:r>
-      <w:r>
-        <w:t xml:space="preserve">“</w:t>
-      </w:r>
-      <w:r>
-        <w:t xml:space="preserve">non-name persists deep → pure fragmentation</w:t>
-      </w:r>
-      <w:r>
-        <w:t xml:space="preserve">”</w:t>
-      </w:r>
-      <w:r>
-        <w:t xml:space="preserve">), it would have been</w:t>
-      </w:r>
-      <w:r>
-        <w:t xml:space="preserve"> </w:t>
-      </w:r>
-      <w:r>
-        <w:rPr>
-          <w:iCs/>
-          <w:i/>
-        </w:rPr>
-        <w:t xml:space="preserve">equally</w:t>
-      </w:r>
-      <w:r>
-        <w:t xml:space="preserve"> </w:t>
-      </w:r>
-      <w:r>
-        <w:t xml:space="preserve">uninterpretable, for the same cohort reasons.</w:t>
-      </w:r>
-    </w:p>
-    <w:p>
-      <w:pPr>
-        <w:pStyle w:val="BodyText"/>
-      </w:pPr>
-      <w:r>
-        <w:t xml:space="preserve">Two honest disclosures this forces.</w:t>
-      </w:r>
-      <w:r>
-        <w:t xml:space="preserve"> </w:t>
-      </w:r>
-      <w:r>
-        <w:rPr>
-          <w:bCs/>
-          <w:b/>
-        </w:rPr>
-        <w:t xml:space="preserve">First, the audit was triggered by the inconvenient result.</w:t>
-      </w:r>
-      <w:r>
-        <w:t xml:space="preserve"> </w:t>
-      </w:r>
-      <w:r>
-        <w:t xml:space="preserve">We tokenized</w:t>
-      </w:r>
-      <w:r>
-        <w:t xml:space="preserve"> </w:t>
-      </w:r>
-      <w:r>
-        <w:t xml:space="preserve">the cohort and discovered the 2× mismatch</w:t>
-      </w:r>
-      <w:r>
-        <w:t xml:space="preserve"> </w:t>
-      </w:r>
-      <w:r>
-        <w:rPr>
-          <w:iCs/>
-          <w:i/>
-        </w:rPr>
-        <w:t xml:space="preserve">because</w:t>
-      </w:r>
-      <w:r>
-        <w:t xml:space="preserve"> </w:t>
-      </w:r>
-      <w:r>
-        <w:t xml:space="preserve">the falsifier returned</w:t>
-      </w:r>
-      <w:r>
-        <w:t xml:space="preserve"> </w:t>
-      </w:r>
-      <w:r>
-        <w:t xml:space="preserve">“</w:t>
-      </w:r>
-      <w:r>
-        <w:t xml:space="preserve">name-specific</w:t>
-      </w:r>
-      <w:r>
-        <w:t xml:space="preserve">”</w:t>
-      </w:r>
-      <w:r>
-        <w:t xml:space="preserve"> </w:t>
-      </w:r>
-      <w:r>
-        <w:t xml:space="preserve">— the one outcome</w:t>
-      </w:r>
-      <w:r>
-        <w:t xml:space="preserve"> </w:t>
-      </w:r>
-      <w:r>
-        <w:t xml:space="preserve">that threatened the thesis. The mitigation is that the confound is a</w:t>
-      </w:r>
-      <w:r>
-        <w:t xml:space="preserve"> </w:t>
-      </w:r>
-      <w:r>
-        <w:rPr>
-          <w:bCs/>
-          <w:b/>
-        </w:rPr>
-        <w:t xml:space="preserve">fixed, direction-independent property</w:t>
-      </w:r>
-      <w:r>
-        <w:t xml:space="preserve"> </w:t>
-      </w:r>
-      <w:r>
-        <w:t xml:space="preserve">of</w:t>
-      </w:r>
-      <w:r>
-        <w:t xml:space="preserve"> </w:t>
-      </w:r>
-      <w:r>
-        <w:t xml:space="preserve">the cohorts (their token counts do not depend on which way the gap fell), so the audit invalidates the verdict</w:t>
-      </w:r>
-      <w:r>
-        <w:t xml:space="preserve"> </w:t>
-      </w:r>
-      <w:r>
-        <w:t xml:space="preserve">symmetrically; but we state plainly that the same audit was not applied to the thesis-confirming results, and a</w:t>
-      </w:r>
-      <w:r>
-        <w:t xml:space="preserve"> </w:t>
-      </w:r>
-      <w:r>
-        <w:t xml:space="preserve">reader is right to weigh that asymmetry.</w:t>
-      </w:r>
-      <w:r>
-        <w:t xml:space="preserve"> </w:t>
-      </w:r>
-      <w:r>
-        <w:rPr>
-          <w:bCs/>
-          <w:b/>
-        </w:rPr>
-        <w:t xml:space="preserve">Second, the matched test we want was not run.</w:t>
-      </w:r>
-      <w:r>
-        <w:t xml:space="preserve"> </w:t>
-      </w:r>
-      <w:r>
-        <w:t xml:space="preserve">A clean adjudication</w:t>
-      </w:r>
-      <w:r>
-        <w:t xml:space="preserve"> </w:t>
-      </w:r>
-      <w:r>
-        <w:t xml:space="preserve">needs an arm that holds</w:t>
-      </w:r>
-      <w:r>
-        <w:t xml:space="preserve"> </w:t>
-      </w:r>
-      <w:r>
-        <w:rPr>
-          <w:iCs/>
-          <w:i/>
-        </w:rPr>
-        <w:t xml:space="preserve">both</w:t>
-      </w:r>
-      <w:r>
-        <w:t xml:space="preserve"> </w:t>
-      </w:r>
-      <w:r>
-        <w:t xml:space="preserve">fragmentation and lexicality fixed — e.g. asemic random Greek tokenizing to ~10.7</w:t>
-      </w:r>
-      <w:r>
-        <w:t xml:space="preserve"> </w:t>
-      </w:r>
-      <w:r>
-        <w:t xml:space="preserve">Greek tokens</w:t>
-      </w:r>
-      <w:r>
-        <w:t xml:space="preserve"> </w:t>
-      </w:r>
-      <w:r>
-        <w:rPr>
-          <w:iCs/>
-          <w:i/>
-        </w:rPr>
-        <w:t xml:space="preserve">and</w:t>
-      </w:r>
-      <w:r>
-        <w:t xml:space="preserve"> </w:t>
-      </w:r>
-      <w:r>
-        <w:t xml:space="preserve">a lexical real-Greek cohort selected to ~10.7 tokens. We did</w:t>
-      </w:r>
-      <w:r>
-        <w:t xml:space="preserve"> </w:t>
-      </w:r>
-      <w:r>
-        <w:rPr>
-          <w:bCs/>
-          <w:b/>
-        </w:rPr>
-        <w:t xml:space="preserve">not</w:t>
-      </w:r>
-      <w:r>
-        <w:t xml:space="preserve"> </w:t>
-      </w:r>
-      <w:r>
-        <w:t xml:space="preserve">build it; §3.2’s</w:t>
-      </w:r>
-      <w:r>
-        <w:t xml:space="preserve"> </w:t>
-      </w:r>
-      <w:r>
-        <w:t xml:space="preserve">token-matched controls are the closest available proxy, but they fix fragmentation only by being</w:t>
-      </w:r>
-      <w:r>
-        <w:t xml:space="preserve"> </w:t>
-      </w:r>
-      <w:r>
-        <w:rPr>
-          <w:iCs/>
-          <w:i/>
-        </w:rPr>
-        <w:t xml:space="preserve">maximally</w:t>
-      </w:r>
-      <w:r>
-        <w:t xml:space="preserve"> </w:t>
-      </w:r>
-      <w:r>
-        <w:t xml:space="preserve">non-lexical, so</w:t>
-      </w:r>
-      <w:r>
-        <w:t xml:space="preserve"> </w:t>
-      </w:r>
-      <w:r>
-        <w:t xml:space="preserve">“</w:t>
-      </w:r>
-      <w:r>
-        <w:t xml:space="preserve">controls persist deep too</w:t>
-      </w:r>
-      <w:r>
-        <w:t xml:space="preserve">”</w:t>
-      </w:r>
-      <w:r>
-        <w:t xml:space="preserve"> </w:t>
-      </w:r>
-      <w:r>
-        <w:t xml:space="preserve">is consistent with both a fragmentation reading</w:t>
-      </w:r>
-      <w:r>
-        <w:t xml:space="preserve"> </w:t>
-      </w:r>
-      <w:r>
-        <w:rPr>
-          <w:bCs/>
-          <w:b/>
-        </w:rPr>
-        <w:t xml:space="preserve">and</w:t>
-      </w:r>
-      <w:r>
-        <w:t xml:space="preserve"> </w:t>
-      </w:r>
-      <w:r>
-        <w:t xml:space="preserve">an</w:t>
-      </w:r>
-      <w:r>
-        <w:t xml:space="preserve"> </w:t>
-      </w:r>
-      <w:r>
-        <w:t xml:space="preserve">asemic-ness reading. The purpose-built name-vs-meaningful-Greek arm remains genuinely owed; it is in §5, not</w:t>
-      </w:r>
-      <w:r>
-        <w:t xml:space="preserve"> </w:t>
-      </w:r>
-      <w:r>
-        <w:t xml:space="preserve">claimed here as already answered.</w:t>
-      </w:r>
-    </w:p>
-    <w:p>
-      <w:pPr>
-        <w:pStyle w:val="BodyText"/>
-      </w:pPr>
-      <w:r>
-        <w:t xml:space="preserve">So §3.4’s contribution is not a result about names. It is a result about the</w:t>
-      </w:r>
-      <w:r>
-        <w:t xml:space="preserve"> </w:t>
-      </w:r>
-      <w:r>
-        <w:rPr>
-          <w:iCs/>
-          <w:i/>
-        </w:rPr>
-        <w:t xml:space="preserve">method</w:t>
-      </w:r>
-      <w:r>
-        <w:t xml:space="preserve">: a falsifier whose cohort</w:t>
-      </w:r>
-      <w:r>
-        <w:t xml:space="preserve"> </w:t>
-      </w:r>
-      <w:r>
-        <w:t xml:space="preserve">was never matched on the axes it meant to test, caught by measuring the instrument. The deep question —</w:t>
-      </w:r>
-      <w:r>
-        <w:t xml:space="preserve"> </w:t>
-      </w:r>
-      <w:r>
-        <w:t xml:space="preserve">fragmentation vs. lexicality vs. namehood — stays open.</w:t>
-      </w:r>
-    </w:p>
-    <w:bookmarkEnd w:id="27"/>
-    <w:bookmarkEnd w:id="28"/>
-    <w:bookmarkStart w:id="29" w:name="what-survives-and-what-the-depth-was"/>
-    <w:p>
-      <w:pPr>
-        <w:pStyle w:val="Heading2"/>
-      </w:pPr>
-      <w:r>
-        <w:t xml:space="preserve">4. What survives, and what the depth was</w:t>
+        <w:t xml:space="preserve">Three contrasts, each a single isolated axis,</w:t>
+      </w:r>
+      <w:r>
+        <w:t xml:space="preserve"> </w:t>
+      </w:r>
+      <w:r>
+        <w:rPr>
+          <w:bCs/>
+          <w:b/>
+        </w:rPr>
+        <w:t xml:space="preserve">all significant</w:t>
+      </w:r>
+      <w:r>
+        <w:t xml:space="preserve"> </w:t>
+      </w:r>
+      <w:r>
+        <w:t xml:space="preserve">(bootstrap CI on the difference excludes 0):</w:t>
       </w:r>
     </w:p>
     <w:p>
@@ -3755,19 +3667,57 @@
           <w:bCs/>
           <w:b/>
         </w:rPr>
-        <w:t xml:space="preserve">Surface texture-recognition (H1): survives.</w:t>
-      </w:r>
-      <w:r>
-        <w:t xml:space="preserve"> </w:t>
-      </w:r>
-      <w:r>
-        <w:t xml:space="preserve">The one finding robust across three tokenizer families, stated</w:t>
-      </w:r>
-      <w:r>
-        <w:t xml:space="preserve"> </w:t>
-      </w:r>
-      <w:r>
-        <w:t xml:space="preserve">without a hedge.</w:t>
+        <w:t xml:space="preserve">FRAGMENTATION</w:t>
+      </w:r>
+      <w:r>
+        <w:t xml:space="preserve"> </w:t>
+      </w:r>
+      <w:r>
+        <w:t xml:space="preserve">(asemic-matched − low-frag):</w:t>
+      </w:r>
+      <w:r>
+        <w:t xml:space="preserve"> </w:t>
+      </w:r>
+      <w:r>
+        <w:rPr>
+          <w:bCs/>
+          <w:b/>
+        </w:rPr>
+        <w:t xml:space="preserve">+0.078</w:t>
+      </w:r>
+      <w:r>
+        <w:t xml:space="preserve"> </w:t>
+      </w:r>
+      <w:r>
+        <w:t xml:space="preserve">[+0.053, +0.101]. Among asemic strings, going from 5</w:t>
+      </w:r>
+      <w:r>
+        <w:t xml:space="preserve"> </w:t>
+      </w:r>
+      <w:r>
+        <w:t xml:space="preserve">to 11 Greek tokens turns the deep gap from ~0 to +0.073.</w:t>
+      </w:r>
+      <w:r>
+        <w:t xml:space="preserve"> </w:t>
+      </w:r>
+      <w:r>
+        <w:rPr>
+          <w:bCs/>
+          <w:b/>
+        </w:rPr>
+        <w:t xml:space="preserve">Fragmentation is a real driver</w:t>
+      </w:r>
+      <w:r>
+        <w:t xml:space="preserve"> </w:t>
+      </w:r>
+      <w:r>
+        <w:t xml:space="preserve">— the cross-model</w:t>
+      </w:r>
+      <w:r>
+        <w:t xml:space="preserve"> </w:t>
+      </w:r>
+      <w:r>
+        <w:t xml:space="preserve">correlation (§3.3) now has a within-model demonstration, lexicality held constant.</w:t>
       </w:r>
     </w:p>
     <w:p>
@@ -3783,32 +3733,134 @@
           <w:bCs/>
           <w:b/>
         </w:rPr>
-        <w:t xml:space="preserve">A detectable deep voces representation (the spell): not found.</w:t>
-      </w:r>
-      <w:r>
-        <w:t xml:space="preserve"> </w:t>
-      </w:r>
-      <w:r>
-        <w:t xml:space="preserve">Decider null in 2 of 3; the lone exception</w:t>
-      </w:r>
-      <w:r>
-        <w:t xml:space="preserve"> </w:t>
-      </w:r>
-      <w:r>
-        <w:t xml:space="preserve">unreplicated and run-variable —</w:t>
-      </w:r>
-      <w:r>
-        <w:t xml:space="preserve"> </w:t>
-      </w:r>
-      <w:r>
-        <w:rPr>
-          <w:iCs/>
-          <w:i/>
-        </w:rPr>
-        <w:t xml:space="preserve">undetected at this power</w:t>
-      </w:r>
-      <w:r>
-        <w:t xml:space="preserve">, not proven absent.</w:t>
+        <w:t xml:space="preserve">LEXICALITY</w:t>
+      </w:r>
+      <w:r>
+        <w:t xml:space="preserve"> </w:t>
+      </w:r>
+      <w:r>
+        <w:t xml:space="preserve">(asemic-matched − lexical-matched):</w:t>
+      </w:r>
+      <w:r>
+        <w:t xml:space="preserve"> </w:t>
+      </w:r>
+      <w:r>
+        <w:rPr>
+          <w:bCs/>
+          <w:b/>
+        </w:rPr>
+        <w:t xml:space="preserve">+0.076</w:t>
+      </w:r>
+      <w:r>
+        <w:t xml:space="preserve"> </w:t>
+      </w:r>
+      <w:r>
+        <w:t xml:space="preserve">[+0.053, +0.099]. At the</w:t>
+      </w:r>
+      <w:r>
+        <w:t xml:space="preserve"> </w:t>
+      </w:r>
+      <w:r>
+        <w:rPr>
+          <w:iCs/>
+          <w:i/>
+        </w:rPr>
+        <w:t xml:space="preserve">same</w:t>
+      </w:r>
+      <w:r>
+        <w:t xml:space="preserve"> </w:t>
+      </w:r>
+      <w:r>
+        <w:t xml:space="preserve">fragmentation,</w:t>
+      </w:r>
+      <w:r>
+        <w:t xml:space="preserve"> </w:t>
+      </w:r>
+      <w:r>
+        <w:t xml:space="preserve">asemic Greek persists deep (+0.073) but</w:t>
+      </w:r>
+      <w:r>
+        <w:t xml:space="preserve"> </w:t>
+      </w:r>
+      <w:r>
+        <w:rPr>
+          <w:iCs/>
+          <w:i/>
+        </w:rPr>
+        <w:t xml:space="preserve">meaningful</w:t>
+      </w:r>
+      <w:r>
+        <w:t xml:space="preserve"> </w:t>
+      </w:r>
+      <w:r>
+        <w:t xml:space="preserve">Greek does not (−0.003).</w:t>
+      </w:r>
+      <w:r>
+        <w:t xml:space="preserve"> </w:t>
+      </w:r>
+      <w:r>
+        <w:rPr>
+          <w:bCs/>
+          <w:b/>
+        </w:rPr>
+        <w:t xml:space="preserve">Meaninglessness is a co-equal</w:t>
+      </w:r>
+      <w:r>
+        <w:rPr>
+          <w:bCs/>
+          <w:b/>
+        </w:rPr>
+        <w:t xml:space="preserve"> </w:t>
+      </w:r>
+      <w:r>
+        <w:rPr>
+          <w:bCs/>
+          <w:b/>
+        </w:rPr>
+        <w:t xml:space="preserve">driver</w:t>
+      </w:r>
+      <w:r>
+        <w:t xml:space="preserve"> </w:t>
+      </w:r>
+      <w:r>
+        <w:t xml:space="preserve">— the</w:t>
+      </w:r>
+      <w:r>
+        <w:t xml:space="preserve"> </w:t>
+      </w:r>
+      <w:r>
+        <w:t xml:space="preserve">“</w:t>
+      </w:r>
+      <w:r>
+        <w:t xml:space="preserve">the model processes meaningful Greek differently</w:t>
+      </w:r>
+      <w:r>
+        <w:t xml:space="preserve">”</w:t>
+      </w:r>
+      <w:r>
+        <w:t xml:space="preserve"> </w:t>
+      </w:r>
+      <w:r>
+        <w:t xml:space="preserve">reading the prior draft could not exclude is</w:t>
+      </w:r>
+      <w:r>
+        <w:t xml:space="preserve"> </w:t>
+      </w:r>
+      <w:r>
+        <w:t xml:space="preserve">now</w:t>
+      </w:r>
+      <w:r>
+        <w:t xml:space="preserve"> </w:t>
+      </w:r>
+      <w:r>
+        <w:rPr>
+          <w:bCs/>
+          <w:b/>
+        </w:rPr>
+        <w:t xml:space="preserve">confirmed</w:t>
+      </w:r>
+      <w:r>
+        <w:t xml:space="preserve">, and at essentially the same magnitude as fragmentation.</w:t>
       </w:r>
     </w:p>
     <w:p>
@@ -3824,95 +3876,99 @@
           <w:bCs/>
           <w:b/>
         </w:rPr>
-        <w:t xml:space="preserve">The deep</w:t>
-      </w:r>
-      <w:r>
-        <w:rPr>
-          <w:bCs/>
-          <w:b/>
-        </w:rPr>
-        <w:t xml:space="preserve"> </w:t>
-      </w:r>
-      <w:r>
-        <w:rPr>
-          <w:bCs/>
-          <w:b/>
-        </w:rPr>
-        <w:t xml:space="preserve">“</w:t>
-      </w:r>
-      <w:r>
-        <w:rPr>
-          <w:bCs/>
-          <w:b/>
-        </w:rPr>
-        <w:t xml:space="preserve">script</w:t>
-      </w:r>
-      <w:r>
-        <w:rPr>
-          <w:bCs/>
-          <w:b/>
-        </w:rPr>
-        <w:t xml:space="preserve">”</w:t>
-      </w:r>
-      <w:r>
-        <w:rPr>
-          <w:bCs/>
-          <w:b/>
-        </w:rPr>
-        <w:t xml:space="preserve"> </w:t>
-      </w:r>
-      <w:r>
-        <w:rPr>
-          <w:bCs/>
-          <w:b/>
-        </w:rPr>
-        <w:t xml:space="preserve">effect’s magnitude: tracks Greek byte-fragmentation</w:t>
-      </w:r>
-      <w:r>
-        <w:t xml:space="preserve"> </w:t>
-      </w:r>
-      <w:r>
-        <w:t xml:space="preserve">across three confounded models —</w:t>
-      </w:r>
-      <w:r>
-        <w:t xml:space="preserve"> </w:t>
-      </w:r>
-      <w:r>
-        <w:t xml:space="preserve">strongest where Greek shreds most (Mistral), ~0 where Greek tokenizes cleanly (Gemma). A correlation at n=3,</w:t>
-      </w:r>
-      <w:r>
-        <w:t xml:space="preserve"> </w:t>
-      </w:r>
-      <w:r>
-        <w:t xml:space="preserve">not a demonstrated mechanism, and not isolated from family/vocab.</w:t>
-      </w:r>
-    </w:p>
-    <w:p>
-      <w:pPr>
-        <w:numPr>
-          <w:ilvl w:val="0"/>
-          <w:numId w:val="1001"/>
-        </w:numPr>
-        <w:pStyle w:val="Compact"/>
-      </w:pPr>
-      <w:r>
-        <w:rPr>
-          <w:bCs/>
-          <w:b/>
-        </w:rPr>
-        <w:t xml:space="preserve">Fragmentation vs. lexicality vs. namehood for the residual: unresolved.</w:t>
-      </w:r>
-      <w:r>
-        <w:t xml:space="preserve"> </w:t>
-      </w:r>
-      <w:r>
-        <w:t xml:space="preserve">The falsifier that would have</w:t>
-      </w:r>
-      <w:r>
-        <w:t xml:space="preserve"> </w:t>
-      </w:r>
-      <w:r>
-        <w:t xml:space="preserve">separated them was confounded (§3.4); the lexicality-controlled arm is owed.</w:t>
+        <w:t xml:space="preserve">NAMEHOOD</w:t>
+      </w:r>
+      <w:r>
+        <w:t xml:space="preserve"> </w:t>
+      </w:r>
+      <w:r>
+        <w:t xml:space="preserve">(voces − asemic-matched):</w:t>
+      </w:r>
+      <w:r>
+        <w:t xml:space="preserve"> </w:t>
+      </w:r>
+      <w:r>
+        <w:rPr>
+          <w:bCs/>
+          <w:b/>
+        </w:rPr>
+        <w:t xml:space="preserve">−0.033</w:t>
+      </w:r>
+      <w:r>
+        <w:t xml:space="preserve"> </w:t>
+      </w:r>
+      <w:r>
+        <w:t xml:space="preserve">[−0.057, −0.010]. With fragmentation</w:t>
+      </w:r>
+      <w:r>
+        <w:t xml:space="preserve"> </w:t>
+      </w:r>
+      <w:r>
+        <w:rPr>
+          <w:iCs/>
+          <w:i/>
+        </w:rPr>
+        <w:t xml:space="preserve">and</w:t>
+      </w:r>
+      <w:r>
+        <w:t xml:space="preserve"> </w:t>
+      </w:r>
+      <w:r>
+        <w:t xml:space="preserve">lexicality both</w:t>
+      </w:r>
+      <w:r>
+        <w:t xml:space="preserve"> </w:t>
+      </w:r>
+      <w:r>
+        <w:t xml:space="preserve">matched (all asemic, all ~11 tokens), the actual voces persist deep</w:t>
+      </w:r>
+      <w:r>
+        <w:t xml:space="preserve"> </w:t>
+      </w:r>
+      <w:r>
+        <w:rPr>
+          <w:bCs/>
+          <w:b/>
+        </w:rPr>
+        <w:t xml:space="preserve">significantly</w:t>
+      </w:r>
+      <w:r>
+        <w:rPr>
+          <w:bCs/>
+          <w:b/>
+        </w:rPr>
+        <w:t xml:space="preserve"> </w:t>
+      </w:r>
+      <w:r>
+        <w:rPr>
+          <w:iCs/>
+          <w:i/>
+          <w:bCs/>
+          <w:b/>
+        </w:rPr>
+        <w:t xml:space="preserve">less</w:t>
+      </w:r>
+      <w:r>
+        <w:t xml:space="preserve"> </w:t>
+      </w:r>
+      <w:r>
+        <w:t xml:space="preserve">than random</w:t>
+      </w:r>
+      <w:r>
+        <w:t xml:space="preserve"> </w:t>
+      </w:r>
+      <w:r>
+        <w:t xml:space="preserve">asemic strings.</w:t>
+      </w:r>
+      <w:r>
+        <w:t xml:space="preserve"> </w:t>
+      </w:r>
+      <w:r>
+        <w:rPr>
+          <w:bCs/>
+          <w:b/>
+        </w:rPr>
+        <w:t xml:space="preserve">There is no namehood effect; it is reversed.</w:t>
       </w:r>
     </w:p>
     <w:p>
@@ -3920,161 +3976,311 @@
         <w:pStyle w:val="FirstParagraph"/>
       </w:pPr>
       <w:r>
-        <w:rPr>
-          <w:iCs/>
-          <w:i/>
+        <w:t xml:space="preserve">The mechanism the factorial assembles:</w:t>
+      </w:r>
+      <w:r>
+        <w:t xml:space="preserve"> </w:t>
+      </w:r>
+      <w:r>
+        <w:rPr>
+          <w:bCs/>
+          <w:b/>
+        </w:rPr>
+        <w:t xml:space="preserve">the deep</w:t>
+      </w:r>
+      <w:r>
+        <w:rPr>
+          <w:bCs/>
+          <w:b/>
+        </w:rPr>
+        <w:t xml:space="preserve"> </w:t>
+      </w:r>
+      <w:r>
+        <w:rPr>
+          <w:bCs/>
+          <w:b/>
         </w:rPr>
         <w:t xml:space="preserve">“</w:t>
       </w:r>
       <w:r>
         <w:rPr>
-          <w:iCs/>
-          <w:i/>
-        </w:rPr>
-        <w:t xml:space="preserve">It’s the script, not the spell</w:t>
-      </w:r>
-      <w:r>
-        <w:rPr>
-          <w:iCs/>
-          <w:i/>
+          <w:bCs/>
+          <w:b/>
+        </w:rPr>
+        <w:t xml:space="preserve">name-adjacent</w:t>
+      </w:r>
+      <w:r>
+        <w:rPr>
+          <w:bCs/>
+          <w:b/>
         </w:rPr>
         <w:t xml:space="preserve">”</w:t>
       </w:r>
       <w:r>
-        <w:t xml:space="preserve"> </w:t>
-      </w:r>
-      <w:r>
-        <w:t xml:space="preserve">holds on its strongest reading —</w:t>
-      </w:r>
-      <w:r>
-        <w:t xml:space="preserve"> </w:t>
-      </w:r>
-      <w:r>
-        <w:rPr>
-          <w:bCs/>
-          <w:b/>
-        </w:rPr>
-        <w:t xml:space="preserve">the surface recognition is real and</w:t>
-      </w:r>
-      <w:r>
-        <w:rPr>
-          <w:bCs/>
-          <w:b/>
-        </w:rPr>
-        <w:t xml:space="preserve"> </w:t>
-      </w:r>
-      <w:r>
-        <w:rPr>
-          <w:bCs/>
-          <w:b/>
-        </w:rPr>
-        <w:t xml:space="preserve">general; there is no detectable deep representation of the voces as names-of-power; and the deep</w:t>
-      </w:r>
-      <w:r>
-        <w:rPr>
-          <w:bCs/>
-          <w:b/>
-        </w:rPr>
-        <w:t xml:space="preserve"> </w:t>
-      </w:r>
-      <w:r>
-        <w:rPr>
-          <w:bCs/>
-          <w:b/>
-        </w:rPr>
+        <w:rPr>
+          <w:bCs/>
+          <w:b/>
+        </w:rPr>
+        <w:t xml:space="preserve"> </w:t>
+      </w:r>
+      <w:r>
+        <w:rPr>
+          <w:bCs/>
+          <w:b/>
+        </w:rPr>
+        <w:t xml:space="preserve">region is where the model parks Greek that is</w:t>
+      </w:r>
+      <w:r>
+        <w:rPr>
+          <w:bCs/>
+          <w:b/>
+        </w:rPr>
+        <w:t xml:space="preserve"> </w:t>
+      </w:r>
+      <w:r>
+        <w:rPr>
+          <w:iCs/>
+          <w:i/>
+          <w:bCs/>
+          <w:b/>
+        </w:rPr>
+        <w:t xml:space="preserve">both</w:t>
+      </w:r>
+      <w:r>
+        <w:rPr>
+          <w:bCs/>
+          <w:b/>
+        </w:rPr>
+        <w:t xml:space="preserve"> </w:t>
+      </w:r>
+      <w:r>
+        <w:rPr>
+          <w:bCs/>
+          <w:b/>
+        </w:rPr>
+        <w:t xml:space="preserve">heavily byte-fragmented</w:t>
+      </w:r>
+      <w:r>
+        <w:rPr>
+          <w:bCs/>
+          <w:b/>
+        </w:rPr>
+        <w:t xml:space="preserve"> </w:t>
+      </w:r>
+      <w:r>
+        <w:rPr>
+          <w:iCs/>
+          <w:i/>
+          <w:bCs/>
+          <w:b/>
+        </w:rPr>
+        <w:t xml:space="preserve">and</w:t>
+      </w:r>
+      <w:r>
+        <w:rPr>
+          <w:bCs/>
+          <w:b/>
+        </w:rPr>
+        <w:t xml:space="preserve"> </w:t>
+      </w:r>
+      <w:r>
+        <w:rPr>
+          <w:bCs/>
+          <w:b/>
+        </w:rPr>
+        <w:t xml:space="preserve">meaning-less.</w:t>
+      </w:r>
+      <w:r>
+        <w:t xml:space="preserve"> </w:t>
+      </w:r>
+      <w:r>
+        <w:t xml:space="preserve">Neither condition alone gets a string there — short asemic</w:t>
+      </w:r>
+      <w:r>
+        <w:t xml:space="preserve"> </w:t>
+      </w:r>
+      <w:r>
+        <w:t xml:space="preserve">Greek (low-frag) does not persist; fragmented</w:t>
+      </w:r>
+      <w:r>
+        <w:t xml:space="preserve"> </w:t>
+      </w:r>
+      <w:r>
+        <w:rPr>
+          <w:iCs/>
+          <w:i/>
+        </w:rPr>
+        <w:t xml:space="preserve">meaningful</w:t>
+      </w:r>
+      <w:r>
+        <w:t xml:space="preserve"> </w:t>
+      </w:r>
+      <w:r>
+        <w:t xml:space="preserve">Greek does not persist. Only fragmented nonsense does.</w:t>
+      </w:r>
+      <w:r>
+        <w:t xml:space="preserve"> </w:t>
+      </w:r>
+      <w:r>
+        <w:t xml:space="preserve">And the NAMEHOOD reversal closes the loop with §3.1: the voces are not maximal nonsense to the model — they are a</w:t>
+      </w:r>
+      <w:r>
+        <w:t xml:space="preserve"> </w:t>
+      </w:r>
+      <w:r>
+        <w:rPr>
+          <w:iCs/>
+          <w:i/>
+        </w:rPr>
+        <w:t xml:space="preserve">recognizable genre</w:t>
+      </w:r>
+      <w:r>
+        <w:t xml:space="preserve"> </w:t>
+      </w:r>
+      <w:r>
+        <w:t xml:space="preserve">(H1 reads their texture cleanly), so they are marginally</w:t>
+      </w:r>
+      <w:r>
+        <w:t xml:space="preserve"> </w:t>
+      </w:r>
+      <w:r>
+        <w:rPr>
+          <w:iCs/>
+          <w:i/>
+        </w:rPr>
+        <w:t xml:space="preserve">less</w:t>
+      </w:r>
+      <w:r>
+        <w:t xml:space="preserve"> </w:t>
+      </w:r>
+      <w:r>
+        <w:t xml:space="preserve">alien than true random</w:t>
+      </w:r>
+      <w:r>
+        <w:t xml:space="preserve"> </w:t>
+      </w:r>
+      <w:r>
+        <w:t xml:space="preserve">strings, and they fall just</w:t>
+      </w:r>
+      <w:r>
+        <w:t xml:space="preserve"> </w:t>
+      </w:r>
+      <w:r>
+        <w:rPr>
+          <w:iCs/>
+          <w:i/>
+        </w:rPr>
+        <w:t xml:space="preserve">below</w:t>
+      </w:r>
+      <w:r>
+        <w:t xml:space="preserve"> </w:t>
+      </w:r>
+      <w:r>
+        <w:t xml:space="preserve">pure noise on exactly the meaninglessness axis that drives the depth. The</w:t>
+      </w:r>
+      <w:r>
+        <w:t xml:space="preserve"> </w:t>
+      </w:r>
+      <w:r>
+        <w:t xml:space="preserve">same recognizability that makes H1 a robust positive at the surface makes the names</w:t>
+      </w:r>
+      <w:r>
+        <w:t xml:space="preserve"> </w:t>
+      </w:r>
+      <w:r>
+        <w:rPr>
+          <w:iCs/>
+          <w:i/>
+        </w:rPr>
+        <w:t xml:space="preserve">less</w:t>
+      </w:r>
+      <w:r>
+        <w:t xml:space="preserve"> </w:t>
+      </w:r>
+      <w:r>
+        <w:t xml:space="preserve">deep-fragment-adjacent</w:t>
+      </w:r>
+      <w:r>
+        <w:t xml:space="preserve"> </w:t>
+      </w:r>
+      <w:r>
+        <w:t xml:space="preserve">than the random controls.</w:t>
+      </w:r>
+    </w:p>
+    <w:p>
+      <w:pPr>
+        <w:pStyle w:val="BodyText"/>
+      </w:pPr>
+      <w:r>
+        <w:t xml:space="preserve">So §3.4 does what §3.3 could not: it shows fragmentation is necessary-but-not-sufficient, names a second</w:t>
+      </w:r>
+      <w:r>
+        <w:t xml:space="preserve"> </w:t>
+      </w:r>
+      <w:r>
+        <w:t xml:space="preserve">necessary factor (meaninglessness), and rules namehood out — not as an undetected null, but as a</w:t>
+      </w:r>
+      <w:r>
+        <w:t xml:space="preserve"> </w:t>
+      </w:r>
+      <w:r>
+        <w:rPr>
+          <w:iCs/>
+          <w:i/>
+        </w:rPr>
+        <w:t xml:space="preserve">measured</w:t>
+      </w:r>
+      <w:r>
+        <w:rPr>
+          <w:iCs/>
+          <w:i/>
+        </w:rPr>
+        <w:t xml:space="preserve"> </w:t>
+      </w:r>
+      <w:r>
+        <w:rPr>
+          <w:iCs/>
+          <w:i/>
+        </w:rPr>
+        <w:t xml:space="preserve">reversal</w:t>
+      </w:r>
+      <w:r>
+        <w:t xml:space="preserve">. (Caveat: single model; the two non-name arms are n≈28–29; and</w:t>
+      </w:r>
+      <w:r>
+        <w:t xml:space="preserve"> </w:t>
+      </w:r>
+      <w:r>
         <w:t xml:space="preserve">“</w:t>
       </w:r>
       <w:r>
-        <w:rPr>
-          <w:bCs/>
-          <w:b/>
-        </w:rPr>
-        <w:t xml:space="preserve">script</w:t>
-      </w:r>
-      <w:r>
-        <w:rPr>
-          <w:bCs/>
-          <w:b/>
-        </w:rPr>
+        <w:t xml:space="preserve">meaningful Greek</w:t>
+      </w:r>
+      <w:r>
         <w:t xml:space="preserve">”</w:t>
       </w:r>
       <w:r>
-        <w:rPr>
-          <w:bCs/>
-          <w:b/>
-        </w:rPr>
-        <w:t xml:space="preserve"> </w:t>
-      </w:r>
-      <w:r>
-        <w:rPr>
-          <w:bCs/>
-          <w:b/>
-        </w:rPr>
-        <w:t xml:space="preserve">effect</w:t>
-      </w:r>
-      <w:r>
-        <w:rPr>
-          <w:bCs/>
-          <w:b/>
-        </w:rPr>
-        <w:t xml:space="preserve"> </w:t>
-      </w:r>
-      <w:r>
-        <w:rPr>
-          <w:bCs/>
-          <w:b/>
-        </w:rPr>
-        <w:t xml:space="preserve">moves with the tokenizer’s fragmentation of Greek.</w:t>
-      </w:r>
-      <w:r>
-        <w:t xml:space="preserve"> </w:t>
-      </w:r>
-      <w:r>
-        <w:t xml:space="preserve">What this iteration could</w:t>
-      </w:r>
-      <w:r>
-        <w:t xml:space="preserve"> </w:t>
-      </w:r>
-      <w:r>
-        <w:rPr>
-          <w:iCs/>
-          <w:i/>
-        </w:rPr>
-        <w:t xml:space="preserve">not</w:t>
-      </w:r>
-      <w:r>
-        <w:t xml:space="preserve"> </w:t>
-      </w:r>
-      <w:r>
-        <w:t xml:space="preserve">settle is whether that</w:t>
-      </w:r>
-      <w:r>
-        <w:t xml:space="preserve"> </w:t>
-      </w:r>
-      <w:r>
-        <w:t xml:space="preserve">residual depth is fragmentation itself or a correlate (lexicality, distributional namehood). It converted</w:t>
-      </w:r>
-      <w:r>
-        <w:t xml:space="preserve"> </w:t>
-      </w:r>
-      <w:r>
-        <w:t xml:space="preserve">iteration 1’s incidental side-finding into a cross-family correlation and a sharpened set of open questions —</w:t>
-      </w:r>
-      <w:r>
-        <w:t xml:space="preserve"> </w:t>
-      </w:r>
-      <w:r>
-        <w:t xml:space="preserve">and, in the process, falsified its own predictions more than once (§6).</w:t>
+        <w:t xml:space="preserve"> </w:t>
+      </w:r>
+      <w:r>
+        <w:t xml:space="preserve">is operationalized</w:t>
+      </w:r>
+      <w:r>
+        <w:t xml:space="preserve"> </w:t>
+      </w:r>
+      <w:r>
+        <w:t xml:space="preserve">as long Greek loanword forms — see §5. The factorial wants a second model before it generalizes.)</w:t>
       </w:r>
     </w:p>
-    <w:bookmarkEnd w:id="29"/>
-    <w:bookmarkStart w:id="30" w:name="the-honest-hedges"/>
+    <w:bookmarkEnd w:id="27"/>
+    <w:bookmarkEnd w:id="28"/>
+    <w:bookmarkStart w:id="29" w:name="what-survives-and-what-the-depth-was"/>
     <w:p>
       <w:pPr>
         <w:pStyle w:val="Heading2"/>
       </w:pPr>
       <w:r>
-        <w:t xml:space="preserve">5. The honest hedges</w:t>
+        <w:t xml:space="preserve">4. What survives, and what the depth was</w:t>
       </w:r>
     </w:p>
     <w:p>
@@ -4090,59 +4296,13 @@
           <w:bCs/>
           <w:b/>
         </w:rPr>
-        <w:t xml:space="preserve">n = 3 models, and they are confounded.</w:t>
-      </w:r>
-      <w:r>
-        <w:t xml:space="preserve"> </w:t>
-      </w:r>
-      <w:r>
-        <w:t xml:space="preserve">The cross-model ordering is three points; Greek-fragmentation</w:t>
-      </w:r>
-      <w:r>
-        <w:t xml:space="preserve"> </w:t>
-      </w:r>
-      <w:r>
-        <w:t xml:space="preserve">co-varies with family and vocab size, with no same-family-different-tokenizer control. Llama (tiktoken, 128k)</w:t>
-      </w:r>
-      <w:r>
-        <w:t xml:space="preserve"> </w:t>
-      </w:r>
-      <w:r>
-        <w:t xml:space="preserve">is the 4th point —</w:t>
-      </w:r>
-      <w:r>
-        <w:t xml:space="preserve"> </w:t>
-      </w:r>
-      <w:r>
-        <w:rPr>
-          <w:bCs/>
-          <w:b/>
-        </w:rPr>
-        <w:t xml:space="preserve">falsifiable prediction:</w:t>
-      </w:r>
-      <w:r>
-        <w:t xml:space="preserve"> </w:t>
-      </w:r>
-      <w:r>
-        <w:t xml:space="preserve">with coverage near Qwen’s, Llama should show Greek tokens/vox ≈</w:t>
-      </w:r>
-      <w:r>
-        <w:t xml:space="preserve"> </w:t>
-      </w:r>
-      <w:r>
-        <w:t xml:space="preserve">9–10 and a deep gap near Qwen’s +0.016.</w:t>
-      </w:r>
-      <w:r>
-        <w:t xml:space="preserve"> </w:t>
-      </w:r>
-      <w:r>
-        <w:rPr>
-          <w:rStyle w:val="VerbatimChar"/>
-        </w:rPr>
-        <w:t xml:space="preserve">[PENDING — Meta gate]</w:t>
-      </w:r>
-      <w:r>
-        <w:t xml:space="preserve">.</w:t>
+        <w:t xml:space="preserve">Surface texture-recognition (H1): survives.</w:t>
+      </w:r>
+      <w:r>
+        <w:t xml:space="preserve"> </w:t>
+      </w:r>
+      <w:r>
+        <w:t xml:space="preserve">Robust across three tokenizer families, stated without a hedge.</w:t>
       </w:r>
     </w:p>
     <w:p>
@@ -4158,117 +4318,35 @@
           <w:bCs/>
           <w:b/>
         </w:rPr>
-        <w:t xml:space="preserve">The falsifier is uninformative, and its audit was post-hoc (§3.4).</w:t>
-      </w:r>
-      <w:r>
-        <w:t xml:space="preserve"> </w:t>
-      </w:r>
-      <w:r>
-        <w:t xml:space="preserve">Its cohort is confounded on</w:t>
-      </w:r>
-      <w:r>
-        <w:t xml:space="preserve"> </w:t>
-      </w:r>
-      <w:r>
-        <w:t xml:space="preserve">fragmentation</w:t>
-      </w:r>
-      <w:r>
-        <w:t xml:space="preserve"> </w:t>
-      </w:r>
-      <w:r>
-        <w:rPr>
-          <w:iCs/>
-          <w:i/>
-        </w:rPr>
-        <w:t xml:space="preserve">and</w:t>
-      </w:r>
-      <w:r>
-        <w:t xml:space="preserve"> </w:t>
-      </w:r>
-      <w:r>
-        <w:t xml:space="preserve">lexicality; its two gaps carry no CI or significance test; and we measured the confound</w:t>
-      </w:r>
-      <w:r>
-        <w:t xml:space="preserve"> </w:t>
-      </w:r>
-      <w:r>
-        <w:t xml:space="preserve">only after the result contradicted the thesis. The owed fix is a</w:t>
-      </w:r>
-      <w:r>
-        <w:t xml:space="preserve"> </w:t>
-      </w:r>
-      <w:r>
-        <w:rPr>
-          <w:bCs/>
-          <w:b/>
-        </w:rPr>
-        <w:t xml:space="preserve">purpose-built arm</w:t>
-      </w:r>
-      <w:r>
-        <w:t xml:space="preserve"> </w:t>
-      </w:r>
-      <w:r>
-        <w:t xml:space="preserve">holding fragmentation</w:t>
-      </w:r>
-      <w:r>
-        <w:t xml:space="preserve"> </w:t>
-      </w:r>
-      <w:r>
-        <w:rPr>
-          <w:iCs/>
-          <w:i/>
-        </w:rPr>
-        <w:t xml:space="preserve">and</w:t>
-      </w:r>
-      <w:r>
-        <w:t xml:space="preserve"> </w:t>
-      </w:r>
-      <w:r>
-        <w:t xml:space="preserve">lexicality fixed (asemic-matched and lexical-matched non-name Greek at ~10.7 Greek tokens). Until it is</w:t>
-      </w:r>
-      <w:r>
-        <w:t xml:space="preserve"> </w:t>
-      </w:r>
-      <w:r>
-        <w:t xml:space="preserve">run, a</w:t>
-      </w:r>
-      <w:r>
-        <w:t xml:space="preserve"> </w:t>
-      </w:r>
-      <w:r>
-        <w:rPr>
-          <w:bCs/>
-          <w:b/>
-        </w:rPr>
-        <w:t xml:space="preserve">“</w:t>
-      </w:r>
-      <w:r>
-        <w:rPr>
-          <w:bCs/>
-          <w:b/>
-        </w:rPr>
-        <w:t xml:space="preserve">the model processes meaningful Greek differently</w:t>
-      </w:r>
-      <w:r>
-        <w:rPr>
-          <w:bCs/>
-          <w:b/>
-        </w:rPr>
-        <w:t xml:space="preserve">”</w:t>
-      </w:r>
-      <w:r>
-        <w:rPr>
-          <w:bCs/>
-          <w:b/>
-        </w:rPr>
-        <w:t xml:space="preserve"> </w:t>
-      </w:r>
-      <w:r>
-        <w:rPr>
-          <w:bCs/>
-          <w:b/>
-        </w:rPr>
-        <w:t xml:space="preserve">reading survives this paper.</w:t>
+        <w:t xml:space="preserve">A deep voces representation (the spell): not found, and reversed where cleanest.</w:t>
+      </w:r>
+      <w:r>
+        <w:t xml:space="preserve"> </w:t>
+      </w:r>
+      <w:r>
+        <w:t xml:space="preserve">Decider null in 2 of 3;</w:t>
+      </w:r>
+      <w:r>
+        <w:t xml:space="preserve"> </w:t>
+      </w:r>
+      <w:r>
+        <w:t xml:space="preserve">and at matched fragmentation+lexicality the voces persist deep</w:t>
+      </w:r>
+      <w:r>
+        <w:t xml:space="preserve"> </w:t>
+      </w:r>
+      <w:r>
+        <w:rPr>
+          <w:iCs/>
+          <w:i/>
+        </w:rPr>
+        <w:t xml:space="preserve">less</w:t>
+      </w:r>
+      <w:r>
+        <w:t xml:space="preserve"> </w:t>
+      </w:r>
+      <w:r>
+        <w:t xml:space="preserve">than random asemic strings (§3.4).</w:t>
       </w:r>
     </w:p>
     <w:p>
@@ -4284,89 +4362,262 @@
           <w:bCs/>
           <w:b/>
         </w:rPr>
-        <w:t xml:space="preserve">Quantization, and a disclosed data anomaly.</w:t>
-      </w:r>
-      <w:r>
-        <w:t xml:space="preserve"> </w:t>
-      </w:r>
-      <w:r>
-        <w:t xml:space="preserve">Gemma and Mistral are 4-bit; Gemma’s p=0.007 wants an fp16 pass</w:t>
-      </w:r>
-      <w:r>
-        <w:t xml:space="preserve"> </w:t>
-      </w:r>
-      <w:r>
-        <w:t xml:space="preserve">(Qwen’s null was fp16-confirmed; Gemma’s lone signal moved to p=0.032 on a re-run). Separately, the Gemma</w:t>
-      </w:r>
-      <w:r>
-        <w:t xml:space="preserve"> </w:t>
-      </w:r>
-      <w:r>
-        <w:rPr>
-          <w:iCs/>
-          <w:i/>
-        </w:rPr>
-        <w:t xml:space="preserve">re-run</w:t>
-      </w:r>
-      <w:r>
-        <w:t xml:space="preserve"> </w:t>
-      </w:r>
-      <w:r>
-        <w:t xml:space="preserve">artifact carries an</w:t>
-      </w:r>
-      <w:r>
-        <w:t xml:space="preserve"> </w:t>
-      </w:r>
-      <w:r>
-        <w:rPr>
-          <w:bCs/>
-          <w:b/>
-        </w:rPr>
-        <w:t xml:space="preserve">unexplained value anomaly</w:t>
-      </w:r>
-      <w:r>
-        <w:t xml:space="preserve">: its Greek decider p is byte-identical to Mistral’s</w:t>
-      </w:r>
-      <w:r>
-        <w:t xml:space="preserve"> </w:t>
-      </w:r>
-      <w:r>
-        <w:t xml:space="preserve">(0.2659000459593744) despite different underlying means — a value-bleed/assembly bug in the 4-bit re-run output</w:t>
-      </w:r>
-      <w:r>
-        <w:t xml:space="preserve"> </w:t>
-      </w:r>
-      <w:r>
-        <w:t xml:space="preserve">(see PROVENANCE.md). We therefore do</w:t>
-      </w:r>
-      <w:r>
-        <w:t xml:space="preserve"> </w:t>
-      </w:r>
-      <w:r>
-        <w:rPr>
-          <w:bCs/>
-          <w:b/>
-        </w:rPr>
-        <w:t xml:space="preserve">not</w:t>
-      </w:r>
-      <w:r>
-        <w:t xml:space="preserve"> </w:t>
-      </w:r>
-      <w:r>
-        <w:t xml:space="preserve">rely on the Gemma re-run’s absolute p-values, and treat the 4-bit</w:t>
-      </w:r>
-      <w:r>
-        <w:t xml:space="preserve"> </w:t>
-      </w:r>
-      <w:r>
-        <w:t xml:space="preserve">Gemma decider as unreliable pending an fp16 re-run.</w:t>
+        <w:t xml:space="preserve">The deep</w:t>
+      </w:r>
+      <w:r>
+        <w:rPr>
+          <w:bCs/>
+          <w:b/>
+        </w:rPr>
+        <w:t xml:space="preserve"> </w:t>
+      </w:r>
+      <w:r>
+        <w:rPr>
+          <w:bCs/>
+          <w:b/>
+        </w:rPr>
+        <w:t xml:space="preserve">“</w:t>
+      </w:r>
+      <w:r>
+        <w:rPr>
+          <w:bCs/>
+          <w:b/>
+        </w:rPr>
+        <w:t xml:space="preserve">script</w:t>
+      </w:r>
+      <w:r>
+        <w:rPr>
+          <w:bCs/>
+          <w:b/>
+        </w:rPr>
+        <w:t xml:space="preserve">”</w:t>
+      </w:r>
+      <w:r>
+        <w:rPr>
+          <w:bCs/>
+          <w:b/>
+        </w:rPr>
+        <w:t xml:space="preserve"> </w:t>
+      </w:r>
+      <w:r>
+        <w:rPr>
+          <w:bCs/>
+          <w:b/>
+        </w:rPr>
+        <w:t xml:space="preserve">effect: fragmented nonsense.</w:t>
+      </w:r>
+      <w:r>
+        <w:t xml:space="preserve"> </w:t>
+      </w:r>
+      <w:r>
+        <w:t xml:space="preserve">Two co-equal, individually-significant drivers —</w:t>
+      </w:r>
+      <w:r>
+        <w:t xml:space="preserve"> </w:t>
+      </w:r>
+      <w:r>
+        <w:rPr>
+          <w:bCs/>
+          <w:b/>
+        </w:rPr>
+        <w:t xml:space="preserve">byte</w:t>
+      </w:r>
+      <w:r>
+        <w:rPr>
+          <w:bCs/>
+          <w:b/>
+        </w:rPr>
+        <w:t xml:space="preserve"> </w:t>
+      </w:r>
+      <w:r>
+        <w:rPr>
+          <w:bCs/>
+          <w:b/>
+        </w:rPr>
+        <w:t xml:space="preserve">fragmentation</w:t>
+      </w:r>
+      <w:r>
+        <w:t xml:space="preserve"> </w:t>
+      </w:r>
+      <w:r>
+        <w:t xml:space="preserve">(§3.3 across models, §3.4 within Mistral) and</w:t>
+      </w:r>
+      <w:r>
+        <w:t xml:space="preserve"> </w:t>
+      </w:r>
+      <w:r>
+        <w:rPr>
+          <w:bCs/>
+          <w:b/>
+        </w:rPr>
+        <w:t xml:space="preserve">meaninglessness</w:t>
+      </w:r>
+      <w:r>
+        <w:t xml:space="preserve"> </w:t>
+      </w:r>
+      <w:r>
+        <w:t xml:space="preserve">(§3.4) — neither sufficient</w:t>
+      </w:r>
+      <w:r>
+        <w:t xml:space="preserve"> </w:t>
+      </w:r>
+      <w:r>
+        <w:t xml:space="preserve">alone. The deep region holds Greek that is both over-fragmented and meaning-evacuated.</w:t>
+      </w:r>
+    </w:p>
+    <w:p>
+      <w:pPr>
+        <w:pStyle w:val="FirstParagraph"/>
+      </w:pPr>
+      <w:r>
+        <w:rPr>
+          <w:iCs/>
+          <w:i/>
+        </w:rPr>
+        <w:t xml:space="preserve">“</w:t>
+      </w:r>
+      <w:r>
+        <w:rPr>
+          <w:iCs/>
+          <w:i/>
+        </w:rPr>
+        <w:t xml:space="preserve">It’s the script, not the spell</w:t>
+      </w:r>
+      <w:r>
+        <w:rPr>
+          <w:iCs/>
+          <w:i/>
+        </w:rPr>
+        <w:t xml:space="preserve">”</w:t>
+      </w:r>
+      <w:r>
+        <w:t xml:space="preserve"> </w:t>
+      </w:r>
+      <w:r>
+        <w:t xml:space="preserve">now reads, fully:</w:t>
+      </w:r>
+      <w:r>
+        <w:t xml:space="preserve"> </w:t>
+      </w:r>
+      <w:r>
+        <w:rPr>
+          <w:bCs/>
+          <w:b/>
+        </w:rPr>
+        <w:t xml:space="preserve">the surface recognition is real and general; there is no</w:t>
+      </w:r>
+      <w:r>
+        <w:rPr>
+          <w:bCs/>
+          <w:b/>
+        </w:rPr>
+        <w:t xml:space="preserve"> </w:t>
+      </w:r>
+      <w:r>
+        <w:rPr>
+          <w:bCs/>
+          <w:b/>
+        </w:rPr>
+        <w:t xml:space="preserve">deep representation of the voces as names (it is null, even slightly reversed); and the deep</w:t>
+      </w:r>
+      <w:r>
+        <w:rPr>
+          <w:bCs/>
+          <w:b/>
+        </w:rPr>
+        <w:t xml:space="preserve"> </w:t>
+      </w:r>
+      <w:r>
+        <w:rPr>
+          <w:bCs/>
+          <w:b/>
+        </w:rPr>
+        <w:t xml:space="preserve">“</w:t>
+      </w:r>
+      <w:r>
+        <w:rPr>
+          <w:bCs/>
+          <w:b/>
+        </w:rPr>
+        <w:t xml:space="preserve">script</w:t>
+      </w:r>
+      <w:r>
+        <w:rPr>
+          <w:bCs/>
+          <w:b/>
+        </w:rPr>
+        <w:t xml:space="preserve">”</w:t>
+      </w:r>
+      <w:r>
+        <w:rPr>
+          <w:bCs/>
+          <w:b/>
+        </w:rPr>
+        <w:t xml:space="preserve"> </w:t>
+      </w:r>
+      <w:r>
+        <w:rPr>
+          <w:bCs/>
+          <w:b/>
+        </w:rPr>
+        <w:t xml:space="preserve">effect is</w:t>
+      </w:r>
+      <w:r>
+        <w:rPr>
+          <w:bCs/>
+          <w:b/>
+        </w:rPr>
+        <w:t xml:space="preserve"> </w:t>
+      </w:r>
+      <w:r>
+        <w:rPr>
+          <w:bCs/>
+          <w:b/>
+        </w:rPr>
+        <w:t xml:space="preserve">the model holding fragmented, meaning-less Greek — the tokenizer’s shredding is one of its two necessary</w:t>
+      </w:r>
+      <w:r>
+        <w:rPr>
+          <w:bCs/>
+          <w:b/>
+        </w:rPr>
+        <w:t xml:space="preserve"> </w:t>
+      </w:r>
+      <w:r>
+        <w:rPr>
+          <w:bCs/>
+          <w:b/>
+        </w:rPr>
+        <w:t xml:space="preserve">ingredients, not the whole story.</w:t>
+      </w:r>
+      <w:r>
+        <w:t xml:space="preserve"> </w:t>
+      </w:r>
+      <w:r>
+        <w:t xml:space="preserve">Iteration 1’s incidental side-finding is now a decomposed two-factor</w:t>
+      </w:r>
+      <w:r>
+        <w:t xml:space="preserve"> </w:t>
+      </w:r>
+      <w:r>
+        <w:t xml:space="preserve">mechanism with a null where the romance lived.</w:t>
+      </w:r>
+    </w:p>
+    <w:bookmarkEnd w:id="29"/>
+    <w:bookmarkStart w:id="30" w:name="the-honest-hedges"/>
+    <w:p>
+      <w:pPr>
+        <w:pStyle w:val="Heading2"/>
+      </w:pPr>
+      <w:r>
+        <w:t xml:space="preserve">5. The honest hedges</w:t>
       </w:r>
     </w:p>
     <w:p>
       <w:pPr>
         <w:numPr>
           <w:ilvl w:val="0"/>
-          <w:numId w:val="1002"/>
+          <w:numId w:val="1003"/>
         </w:numPr>
         <w:pStyle w:val="Compact"/>
       </w:pPr>
@@ -4375,26 +4626,51 @@
           <w:bCs/>
           <w:b/>
         </w:rPr>
-        <w:t xml:space="preserve">Power.</w:t>
-      </w:r>
-      <w:r>
-        <w:t xml:space="preserve"> </w:t>
-      </w:r>
-      <w:r>
-        <w:t xml:space="preserve">n=49 pure-asemic-low-T per model; single seed per model (run-variance unestimated; a ≥3-seed repeat</w:t>
-      </w:r>
-      <w:r>
-        <w:t xml:space="preserve"> </w:t>
-      </w:r>
-      <w:r>
-        <w:t xml:space="preserve">is owed). Deep effects are small absolute cosines, so the deep nulls are underpowered.</w:t>
+        <w:t xml:space="preserve">The factorial is one model (Mistral).</w:t>
+      </w:r>
+      <w:r>
+        <w:t xml:space="preserve"> </w:t>
+      </w:r>
+      <w:r>
+        <w:t xml:space="preserve">§3.4’s decomposition is decisive</w:t>
+      </w:r>
+      <w:r>
+        <w:t xml:space="preserve"> </w:t>
+      </w:r>
+      <w:r>
+        <w:rPr>
+          <w:iCs/>
+          <w:i/>
+        </w:rPr>
+        <w:t xml:space="preserve">for Mistral</w:t>
+      </w:r>
+      <w:r>
+        <w:t xml:space="preserve">; the two non-name</w:t>
+      </w:r>
+      <w:r>
+        <w:t xml:space="preserve"> </w:t>
+      </w:r>
+      <w:r>
+        <w:t xml:space="preserve">arms are n≈28–29 (bootstrap CIs reported throughout). A second model (the pending Llama, or fp16 Gemma) is</w:t>
+      </w:r>
+      <w:r>
+        <w:t xml:space="preserve"> </w:t>
+      </w:r>
+      <w:r>
+        <w:t xml:space="preserve">owed before the two-factor mechanism is called cross-family. The cross-model fragmentation ordering (§3.3) is</w:t>
+      </w:r>
+      <w:r>
+        <w:t xml:space="preserve"> </w:t>
+      </w:r>
+      <w:r>
+        <w:t xml:space="preserve">still only three confounded points.</w:t>
       </w:r>
     </w:p>
     <w:p>
       <w:pPr>
         <w:numPr>
           <w:ilvl w:val="0"/>
-          <w:numId w:val="1002"/>
+          <w:numId w:val="1003"/>
         </w:numPr>
         <w:pStyle w:val="Compact"/>
       </w:pPr>
@@ -4403,25 +4679,279 @@
           <w:bCs/>
           <w:b/>
         </w:rPr>
-        <w:t xml:space="preserve">Provenance.</w:t>
-      </w:r>
-      <w:r>
-        <w:t xml:space="preserve"> </w:t>
-      </w:r>
-      <w:r>
-        <w:t xml:space="preserve">Hand-curated PGM material, not parsed from a verified Betz edition; 62/76 Greek forms are</w:t>
-      </w:r>
-      <w:r>
-        <w:t xml:space="preserve"> </w:t>
-      </w:r>
-      <w:r>
-        <w:t xml:space="preserve">algorithmic transliterations (the non-circular check is the n=13 asemic authentic-Greek arm). Gemma’s Greek</w:t>
-      </w:r>
-      <w:r>
-        <w:t xml:space="preserve"> </w:t>
-      </w:r>
-      <w:r>
-        <w:t xml:space="preserve">token-counts were measured with a non-gated mirror of its tokenizer (</w:t>
+        <w:t xml:space="preserve">“</w:t>
+      </w:r>
+      <w:r>
+        <w:rPr>
+          <w:bCs/>
+          <w:b/>
+        </w:rPr>
+        <w:t xml:space="preserve">Meaningful Greek</w:t>
+      </w:r>
+      <w:r>
+        <w:rPr>
+          <w:bCs/>
+          <w:b/>
+        </w:rPr>
+        <w:t xml:space="preserve">”</w:t>
+      </w:r>
+      <w:r>
+        <w:rPr>
+          <w:bCs/>
+          <w:b/>
+        </w:rPr>
+        <w:t xml:space="preserve"> </w:t>
+      </w:r>
+      <w:r>
+        <w:rPr>
+          <w:bCs/>
+          <w:b/>
+        </w:rPr>
+        <w:t xml:space="preserve">is operationalized, not pure.</w:t>
+      </w:r>
+      <w:r>
+        <w:t xml:space="preserve"> </w:t>
+      </w:r>
+      <w:r>
+        <w:t xml:space="preserve">The lexical-matched cohort is long Greek loanword/learned</w:t>
+      </w:r>
+      <w:r>
+        <w:t xml:space="preserve"> </w:t>
+      </w:r>
+      <w:r>
+        <w:t xml:space="preserve">forms (ΦΙΛΟΣΟΦΙΑ, ΔΗΜΟΚΡΑΤΙΑ, …) selected to ~11 Greek tokens — meaningful and in-vocabulary, but they also</w:t>
+      </w:r>
+      <w:r>
+        <w:t xml:space="preserve"> </w:t>
+      </w:r>
+      <w:r>
+        <w:t xml:space="preserve">tend to receive</w:t>
+      </w:r>
+      <w:r>
+        <w:t xml:space="preserve"> </w:t>
+      </w:r>
+      <w:r>
+        <w:rPr>
+          <w:iCs/>
+          <w:i/>
+        </w:rPr>
+        <w:t xml:space="preserve">morphemic</w:t>
+      </w:r>
+      <w:r>
+        <w:t xml:space="preserve"> </w:t>
+      </w:r>
+      <w:r>
+        <w:t xml:space="preserve">subword tokens where the asemic strings get byte-fragments at the same count. That</w:t>
+      </w:r>
+      <w:r>
+        <w:t xml:space="preserve"> </w:t>
+      </w:r>
+      <w:r>
+        <w:t xml:space="preserve">difference is arguably</w:t>
+      </w:r>
+      <w:r>
+        <w:t xml:space="preserve"> </w:t>
+      </w:r>
+      <w:r>
+        <w:rPr>
+          <w:iCs/>
+          <w:i/>
+        </w:rPr>
+        <w:t xml:space="preserve">part of</w:t>
+      </w:r>
+      <w:r>
+        <w:t xml:space="preserve"> </w:t>
+      </w:r>
+      <w:r>
+        <w:t xml:space="preserve">what</w:t>
+      </w:r>
+      <w:r>
+        <w:t xml:space="preserve"> </w:t>
+      </w:r>
+      <w:r>
+        <w:t xml:space="preserve">“</w:t>
+      </w:r>
+      <w:r>
+        <w:t xml:space="preserve">meaninglessness</w:t>
+      </w:r>
+      <w:r>
+        <w:t xml:space="preserve">”</w:t>
+      </w:r>
+      <w:r>
+        <w:t xml:space="preserve"> </w:t>
+      </w:r>
+      <w:r>
+        <w:t xml:space="preserve">means operationally here; we flag it rather than hide</w:t>
+      </w:r>
+      <w:r>
+        <w:t xml:space="preserve"> </w:t>
+      </w:r>
+      <w:r>
+        <w:t xml:space="preserve">it, and a morpheme-controlled cohort would sharpen the lexicality arm.</w:t>
+      </w:r>
+    </w:p>
+    <w:p>
+      <w:pPr>
+        <w:numPr>
+          <w:ilvl w:val="0"/>
+          <w:numId w:val="1003"/>
+        </w:numPr>
+        <w:pStyle w:val="Compact"/>
+      </w:pPr>
+      <w:r>
+        <w:rPr>
+          <w:bCs/>
+          <w:b/>
+        </w:rPr>
+        <w:t xml:space="preserve">The NAMEHOOD reversal is small (−0.033) and single-model.</w:t>
+      </w:r>
+      <w:r>
+        <w:t xml:space="preserve"> </w:t>
+      </w:r>
+      <w:r>
+        <w:t xml:space="preserve">We read it as</w:t>
+      </w:r>
+      <w:r>
+        <w:t xml:space="preserve"> </w:t>
+      </w:r>
+      <w:r>
+        <w:t xml:space="preserve">“</w:t>
+      </w:r>
+      <w:r>
+        <w:t xml:space="preserve">no namehood, plausibly slightly</w:t>
+      </w:r>
+      <w:r>
+        <w:t xml:space="preserve"> </w:t>
+      </w:r>
+      <w:r>
+        <w:t xml:space="preserve">negative because the voces are a recognizable genre,</w:t>
+      </w:r>
+      <w:r>
+        <w:t xml:space="preserve">”</w:t>
+      </w:r>
+      <w:r>
+        <w:t xml:space="preserve"> </w:t>
+      </w:r>
+      <w:r>
+        <w:t xml:space="preserve">not as a large effect; it wants replication.</w:t>
+      </w:r>
+    </w:p>
+    <w:p>
+      <w:pPr>
+        <w:numPr>
+          <w:ilvl w:val="0"/>
+          <w:numId w:val="1003"/>
+        </w:numPr>
+        <w:pStyle w:val="Compact"/>
+      </w:pPr>
+      <w:r>
+        <w:rPr>
+          <w:bCs/>
+          <w:b/>
+        </w:rPr>
+        <w:t xml:space="preserve">Quantization, and a disclosed data anomaly.</w:t>
+      </w:r>
+      <w:r>
+        <w:t xml:space="preserve"> </w:t>
+      </w:r>
+      <w:r>
+        <w:t xml:space="preserve">Gemma and Mistral are 4-bit; Gemma’s p=0.007 wants fp16.</w:t>
+      </w:r>
+      <w:r>
+        <w:t xml:space="preserve"> </w:t>
+      </w:r>
+      <w:r>
+        <w:t xml:space="preserve">Separately, the Gemma</w:t>
+      </w:r>
+      <w:r>
+        <w:t xml:space="preserve"> </w:t>
+      </w:r>
+      <w:r>
+        <w:rPr>
+          <w:iCs/>
+          <w:i/>
+        </w:rPr>
+        <w:t xml:space="preserve">re-run</w:t>
+      </w:r>
+      <w:r>
+        <w:t xml:space="preserve"> </w:t>
+      </w:r>
+      <w:r>
+        <w:t xml:space="preserve">artifact carries an</w:t>
+      </w:r>
+      <w:r>
+        <w:t xml:space="preserve"> </w:t>
+      </w:r>
+      <w:r>
+        <w:rPr>
+          <w:bCs/>
+          <w:b/>
+        </w:rPr>
+        <w:t xml:space="preserve">unexplained value anomaly</w:t>
+      </w:r>
+      <w:r>
+        <w:t xml:space="preserve"> </w:t>
+      </w:r>
+      <w:r>
+        <w:t xml:space="preserve">— its Greek decider p is</w:t>
+      </w:r>
+      <w:r>
+        <w:t xml:space="preserve"> </w:t>
+      </w:r>
+      <w:r>
+        <w:t xml:space="preserve">byte-identical to Mistral’s (0.2659000459593744) despite different underlying means, a value-bleed/assembly bug</w:t>
+      </w:r>
+      <w:r>
+        <w:t xml:space="preserve"> </w:t>
+      </w:r>
+      <w:r>
+        <w:t xml:space="preserve">in the 4-bit re-run output (PROVENANCE.md). Headline cells are unaffected; we do not rely on the re-run’s</w:t>
+      </w:r>
+      <w:r>
+        <w:t xml:space="preserve"> </w:t>
+      </w:r>
+      <w:r>
+        <w:t xml:space="preserve">absolute p-values.</w:t>
+      </w:r>
+    </w:p>
+    <w:p>
+      <w:pPr>
+        <w:numPr>
+          <w:ilvl w:val="0"/>
+          <w:numId w:val="1003"/>
+        </w:numPr>
+        <w:pStyle w:val="Compact"/>
+      </w:pPr>
+      <w:r>
+        <w:rPr>
+          <w:bCs/>
+          <w:b/>
+        </w:rPr>
+        <w:t xml:space="preserve">Power &amp; provenance.</w:t>
+      </w:r>
+      <w:r>
+        <w:t xml:space="preserve"> </w:t>
+      </w:r>
+      <w:r>
+        <w:t xml:space="preserve">n=49 pure-asemic-low-T for the cross-model arm; single seed per model (a ≥3-seed repeat</w:t>
+      </w:r>
+      <w:r>
+        <w:t xml:space="preserve"> </w:t>
+      </w:r>
+      <w:r>
+        <w:t xml:space="preserve">is owed). Hand-curated PGM material, not parsed from a verified Betz edition; 62/76 Greek forms are algorithmic</w:t>
+      </w:r>
+      <w:r>
+        <w:t xml:space="preserve"> </w:t>
+      </w:r>
+      <w:r>
+        <w:t xml:space="preserve">transliterations (the non-circular check is the n=13 asemic authentic-Greek arm). Gemma’s Greek token-counts</w:t>
+      </w:r>
+      <w:r>
+        <w:t xml:space="preserve"> </w:t>
+      </w:r>
+      <w:r>
+        <w:t xml:space="preserve">were measured with a non-gated mirror of its tokenizer (</w:t>
       </w:r>
       <w:r>
         <w:rPr>
@@ -4497,13 +5027,13 @@
         <w:t xml:space="preserve">“</w:t>
       </w:r>
       <w:r>
-        <w:t xml:space="preserve">Latin decider,</w:t>
-      </w:r>
-      <w:r>
-        <w:t xml:space="preserve"> </w:t>
-      </w:r>
-      <w:r>
-        <w:t xml:space="preserve">abstraction gets real support</w:t>
+        <w:t xml:space="preserve">abstraction gets real</w:t>
+      </w:r>
+      <w:r>
+        <w:t xml:space="preserve"> </w:t>
+      </w:r>
+      <w:r>
+        <w:t xml:space="preserve">support</w:t>
       </w:r>
       <w:r>
         <w:t xml:space="preserve">”</w:t>
@@ -4512,19 +5042,13 @@
         <w:t xml:space="preserve"> </w:t>
       </w:r>
       <w:r>
-        <w:t xml:space="preserve">→ unreplicated and run-variable (we now hold it as provisional pending fp16, not</w:t>
-      </w:r>
-      <w:r>
-        <w:t xml:space="preserve"> </w:t>
-      </w:r>
-      <w:r>
-        <w:t xml:space="preserve">as a settled artifact); (3) the temptation, on seeing a clean cross-model ordering, to call a 3-point confounded</w:t>
-      </w:r>
-      <w:r>
-        <w:t xml:space="preserve"> </w:t>
-      </w:r>
-      <w:r>
-        <w:t xml:space="preserve">relationship a proven mechanism — held back to a correlation in §3.3.</w:t>
+        <w:t xml:space="preserve">→ unreplicated and run-variable (held provisional pending fp16); (3) the temptation to call a 3-point</w:t>
+      </w:r>
+      <w:r>
+        <w:t xml:space="preserve"> </w:t>
+      </w:r>
+      <w:r>
+        <w:t xml:space="preserve">confounded ordering a proven mechanism → held to a correlation (§3.3).</w:t>
       </w:r>
     </w:p>
     <w:p>
@@ -4532,7 +5056,7 @@
         <w:pStyle w:val="BodyText"/>
       </w:pPr>
       <w:r>
-        <w:t xml:space="preserve">The fourth episode is the one worth being honest about, because the study did</w:t>
+        <w:t xml:space="preserve">The fourth episode is the one the study did</w:t>
       </w:r>
       <w:r>
         <w:t xml:space="preserve"> </w:t>
@@ -4548,13 +5072,13 @@
         <w:t xml:space="preserve"> </w:t>
       </w:r>
       <w:r>
-        <w:t xml:space="preserve">handle it cleanly the first</w:t>
-      </w:r>
-      <w:r>
-        <w:t xml:space="preserve"> </w:t>
-      </w:r>
-      <w:r>
-        <w:t xml:space="preserve">time. The build-side prediction was that non-name Greek</w:t>
+        <w:t xml:space="preserve">handle cleanly the first time, and it is the reason §3.4</w:t>
+      </w:r>
+      <w:r>
+        <w:t xml:space="preserve"> </w:t>
+      </w:r>
+      <w:r>
+        <w:t xml:space="preserve">exists. The build-side prediction was that non-name Greek</w:t>
       </w:r>
       <w:r>
         <w:t xml:space="preserve"> </w:t>
@@ -4613,32 +5137,13 @@
         <w:t xml:space="preserve"> </w:t>
       </w:r>
       <w:r>
-        <w:t xml:space="preserve">tokenize the cohort and find it was never fragmentation-matched (10.73 vs 5.15 tokens) — nor lexicality-matched.</w:t>
-      </w:r>
-      <w:r>
-        <w:t xml:space="preserve"> </w:t>
-      </w:r>
-      <w:r>
-        <w:t xml:space="preserve">That is a real catch, but it is also a</w:t>
-      </w:r>
-      <w:r>
-        <w:t xml:space="preserve"> </w:t>
-      </w:r>
-      <w:r>
-        <w:rPr>
-          <w:bCs/>
-          <w:b/>
-        </w:rPr>
-        <w:t xml:space="preserve">scrutiny asymmetry</w:t>
-      </w:r>
-      <w:r>
-        <w:t xml:space="preserve">: the instrument was measured because it gave the</w:t>
-      </w:r>
-      <w:r>
-        <w:t xml:space="preserve"> </w:t>
-      </w:r>
-      <w:r>
-        <w:t xml:space="preserve">inconvenient answer, and the thesis-confirming results did not get the same audit. We keep the catch</w:t>
+        <w:t xml:space="preserve">tokenize the cohort and find it was never fragmentation- or lexicality-matched (10.73 vs 5.15 tokens, asemic vs</w:t>
+      </w:r>
+      <w:r>
+        <w:t xml:space="preserve"> </w:t>
+      </w:r>
+      <w:r>
+        <w:t xml:space="preserve">lexical). That is a real catch</w:t>
       </w:r>
       <w:r>
         <w:t xml:space="preserve"> </w:t>
@@ -4654,25 +5159,47 @@
         <w:t xml:space="preserve"> </w:t>
       </w:r>
       <w:r>
-        <w:t xml:space="preserve">the</w:t>
-      </w:r>
-      <w:r>
-        <w:t xml:space="preserve"> </w:t>
-      </w:r>
-      <w:r>
-        <w:t xml:space="preserve">confession: the confound is direction-independent (so the verdict is invalid whichever way it fell), but the</w:t>
-      </w:r>
-      <w:r>
-        <w:t xml:space="preserve"> </w:t>
-      </w:r>
-      <w:r>
-        <w:t xml:space="preserve">trigger was not, and the genuinely matched arm that would settle the question was built only in description, not</w:t>
-      </w:r>
-      <w:r>
-        <w:t xml:space="preserve"> </w:t>
-      </w:r>
-      <w:r>
-        <w:t xml:space="preserve">in code. The result is not</w:t>
+        <w:t xml:space="preserve">a scrutiny asymmetry — the instrument was measured because it gave the</w:t>
+      </w:r>
+      <w:r>
+        <w:t xml:space="preserve"> </w:t>
+      </w:r>
+      <w:r>
+        <w:t xml:space="preserve">inconvenient answer, and the thesis-confirming results did not get the same audit. We kept both the catch and</w:t>
+      </w:r>
+      <w:r>
+        <w:t xml:space="preserve"> </w:t>
+      </w:r>
+      <w:r>
+        <w:t xml:space="preserve">the confession, and then did the thing the confession demands:</w:t>
+      </w:r>
+      <w:r>
+        <w:t xml:space="preserve"> </w:t>
+      </w:r>
+      <w:r>
+        <w:rPr>
+          <w:bCs/>
+          <w:b/>
+        </w:rPr>
+        <w:t xml:space="preserve">rebuilt the falsifier matched</w:t>
+      </w:r>
+      <w:r>
+        <w:t xml:space="preserve"> </w:t>
+      </w:r>
+      <w:r>
+        <w:t xml:space="preserve">(the §3.4</w:t>
+      </w:r>
+      <w:r>
+        <w:t xml:space="preserve"> </w:t>
+      </w:r>
+      <w:r>
+        <w:t xml:space="preserve">factorial), and let it speak. It returned an answer better than either the prediction or its confounded first</w:t>
+      </w:r>
+      <w:r>
+        <w:t xml:space="preserve"> </w:t>
+      </w:r>
+      <w:r>
+        <w:t xml:space="preserve">draft: not</w:t>
       </w:r>
       <w:r>
         <w:t xml:space="preserve"> </w:t>
@@ -4681,13 +5208,16 @@
         <w:t xml:space="preserve">“</w:t>
       </w:r>
       <w:r>
-        <w:t xml:space="preserve">a deflation we engineered</w:t>
+        <w:t xml:space="preserve">pure fragmentation,</w:t>
       </w:r>
       <w:r>
         <w:t xml:space="preserve">”</w:t>
       </w:r>
       <w:r>
-        <w:t xml:space="preserve">; it is</w:t>
+        <w:t xml:space="preserve"> </w:t>
+      </w:r>
+      <w:r>
+        <w:t xml:space="preserve">not</w:t>
       </w:r>
       <w:r>
         <w:t xml:space="preserve"> </w:t>
@@ -4696,13 +5226,7 @@
         <w:t xml:space="preserve">“</w:t>
       </w:r>
       <w:r>
-        <w:t xml:space="preserve">a falsifier we ran, whose cohort we had not</w:t>
-      </w:r>
-      <w:r>
-        <w:t xml:space="preserve"> </w:t>
-      </w:r>
-      <w:r>
-        <w:t xml:space="preserve">matched, whose verdict we therefore cannot use</w:t>
+        <w:t xml:space="preserve">names,</w:t>
       </w:r>
       <w:r>
         <w:t xml:space="preserve">”</w:t>
@@ -4711,7 +5235,39 @@
         <w:t xml:space="preserve"> </w:t>
       </w:r>
       <w:r>
-        <w:t xml:space="preserve">— and a lexicality reading we cannot yet exclude.</w:t>
+        <w:t xml:space="preserve">but</w:t>
+      </w:r>
+      <w:r>
+        <w:t xml:space="preserve"> </w:t>
+      </w:r>
+      <w:r>
+        <w:rPr>
+          <w:bCs/>
+          <w:b/>
+        </w:rPr>
+        <w:t xml:space="preserve">two factors and a reversal</w:t>
+      </w:r>
+      <w:r>
+        <w:t xml:space="preserve"> </w:t>
+      </w:r>
+      <w:r>
+        <w:t xml:space="preserve">— fragmentation</w:t>
+      </w:r>
+      <w:r>
+        <w:t xml:space="preserve"> </w:t>
+      </w:r>
+      <w:r>
+        <w:rPr>
+          <w:iCs/>
+          <w:i/>
+        </w:rPr>
+        <w:t xml:space="preserve">and</w:t>
+      </w:r>
+      <w:r>
+        <w:t xml:space="preserve"> </w:t>
+      </w:r>
+      <w:r>
+        <w:t xml:space="preserve">meaninglessness drive the depth, and the names sit below the noise.</w:t>
       </w:r>
     </w:p>
     <w:p>
@@ -4719,7 +5275,7 @@
         <w:pStyle w:val="BodyText"/>
       </w:pPr>
       <w:r>
-        <w:t xml:space="preserve">So the author’s own headline predictions were</w:t>
+        <w:t xml:space="preserve">So the author’s headline predictions were</w:t>
       </w:r>
       <w:r>
         <w:t xml:space="preserve"> </w:t>
@@ -4732,13 +5288,7 @@
         <w:t xml:space="preserve">falsified three times</w:t>
       </w:r>
       <w:r>
-        <w:t xml:space="preserve">, and the third was a check on the</w:t>
-      </w:r>
-      <w:r>
-        <w:t xml:space="preserve"> </w:t>
-      </w:r>
-      <w:r>
-        <w:t xml:space="preserve">study’s</w:t>
+        <w:t xml:space="preserve">, the third was a check on the study’s own</w:t>
       </w:r>
       <w:r>
         <w:t xml:space="preserve"> </w:t>
@@ -4751,82 +5301,121 @@
         <w:t xml:space="preserve">apparatus</w:t>
       </w:r>
       <w:r>
-        <w:t xml:space="preserve"> </w:t>
-      </w:r>
-      <w:r>
-        <w:t xml:space="preserve">— caught late, disclosed in full. The cross-family iteration’s real yield is narrower and</w:t>
-      </w:r>
-      <w:r>
-        <w:t xml:space="preserve"> </w:t>
-      </w:r>
-      <w:r>
-        <w:t xml:space="preserve">sturdier than iteration 1’s headline: a robust H1, a voces-specificity null at this power, a provisional</w:t>
-      </w:r>
-      <w:r>
-        <w:t xml:space="preserve"> </w:t>
-      </w:r>
-      <w:r>
-        <w:t xml:space="preserve">fragmentation correlation, and a clear map of what is still confounded. The deflation stands on the parts that</w:t>
-      </w:r>
-      <w:r>
-        <w:t xml:space="preserve"> </w:t>
-      </w:r>
-      <w:r>
-        <w:t xml:space="preserve">survive scrutiny:</w:t>
-      </w:r>
-      <w:r>
-        <w:t xml:space="preserve"> </w:t>
-      </w:r>
-      <w:r>
-        <w:rPr>
-          <w:bCs/>
-          <w:b/>
-        </w:rPr>
-        <w:t xml:space="preserve">the depth, where it appeared, moved with the tokenizer — but three points and one</w:t>
-      </w:r>
-      <w:r>
-        <w:rPr>
-          <w:bCs/>
-          <w:b/>
-        </w:rPr>
-        <w:t xml:space="preserve"> </w:t>
-      </w:r>
-      <w:r>
-        <w:rPr>
-          <w:bCs/>
-          <w:b/>
-        </w:rPr>
-        <w:t xml:space="preserve">confounded falsifier cannot yet say it</w:t>
-      </w:r>
-      <w:r>
-        <w:rPr>
-          <w:bCs/>
-          <w:b/>
-        </w:rPr>
-        <w:t xml:space="preserve"> </w:t>
-      </w:r>
-      <w:r>
-        <w:rPr>
-          <w:iCs/>
-          <w:i/>
-          <w:bCs/>
-          <w:b/>
-        </w:rPr>
-        <w:t xml:space="preserve">is</w:t>
-      </w:r>
-      <w:r>
-        <w:rPr>
-          <w:bCs/>
-          <w:b/>
-        </w:rPr>
-        <w:t xml:space="preserve"> </w:t>
-      </w:r>
-      <w:r>
-        <w:rPr>
-          <w:bCs/>
-          <w:b/>
-        </w:rPr>
-        <w:t xml:space="preserve">the tokenizer, and a meaningful-Greek reading is still alive.</w:t>
+        <w:t xml:space="preserve">, caught late and then</w:t>
+      </w:r>
+      <w:r>
+        <w:t xml:space="preserve"> </w:t>
+      </w:r>
+      <w:r>
+        <w:rPr>
+          <w:iCs/>
+          <w:i/>
+        </w:rPr>
+        <w:t xml:space="preserve">repaired</w:t>
+      </w:r>
+      <w:r>
+        <w:t xml:space="preserve"> </w:t>
+      </w:r>
+      <w:r>
+        <w:t xml:space="preserve">rather than spun. The cross-family iteration’s yield is larger and</w:t>
+      </w:r>
+      <w:r>
+        <w:t xml:space="preserve"> </w:t>
+      </w:r>
+      <w:r>
+        <w:t xml:space="preserve">sturdier than iteration 1’s: a robust H1, a voces-specificity null that turns slightly negative where cleanest,</w:t>
+      </w:r>
+      <w:r>
+        <w:t xml:space="preserve"> </w:t>
+      </w:r>
+      <w:r>
+        <w:t xml:space="preserve">a provisional cross-model fragmentation correlation, and a within-model decomposition of the deep effect into</w:t>
+      </w:r>
+      <w:r>
+        <w:t xml:space="preserve"> </w:t>
+      </w:r>
+      <w:r>
+        <w:t xml:space="preserve">fragmentation + meaninglessness. The deflation holds, deeper than before:</w:t>
+      </w:r>
+      <w:r>
+        <w:t xml:space="preserve"> </w:t>
+      </w:r>
+      <w:r>
+        <w:rPr>
+          <w:bCs/>
+          <w:b/>
+        </w:rPr>
+        <w:t xml:space="preserve">the depth was never the spell, and</w:t>
+      </w:r>
+      <w:r>
+        <w:rPr>
+          <w:bCs/>
+          <w:b/>
+        </w:rPr>
+        <w:t xml:space="preserve"> </w:t>
+      </w:r>
+      <w:r>
+        <w:rPr>
+          <w:bCs/>
+          <w:b/>
+        </w:rPr>
+        <w:t xml:space="preserve">never quite</w:t>
+      </w:r>
+      <w:r>
+        <w:rPr>
+          <w:bCs/>
+          <w:b/>
+        </w:rPr>
+        <w:t xml:space="preserve"> </w:t>
+      </w:r>
+      <w:r>
+        <w:rPr>
+          <w:bCs/>
+          <w:b/>
+        </w:rPr>
+        <w:t xml:space="preserve">“</w:t>
+      </w:r>
+      <w:r>
+        <w:rPr>
+          <w:bCs/>
+          <w:b/>
+        </w:rPr>
+        <w:t xml:space="preserve">the tokenizer</w:t>
+      </w:r>
+      <w:r>
+        <w:rPr>
+          <w:bCs/>
+          <w:b/>
+        </w:rPr>
+        <w:t xml:space="preserve">”</w:t>
+      </w:r>
+      <w:r>
+        <w:rPr>
+          <w:bCs/>
+          <w:b/>
+        </w:rPr>
+        <w:t xml:space="preserve"> </w:t>
+      </w:r>
+      <w:r>
+        <w:rPr>
+          <w:bCs/>
+          <w:b/>
+        </w:rPr>
+        <w:t xml:space="preserve">alone — it was the place the model keeps fragmented nonsense, and the barbarous</w:t>
+      </w:r>
+      <w:r>
+        <w:rPr>
+          <w:bCs/>
+          <w:b/>
+        </w:rPr>
+        <w:t xml:space="preserve"> </w:t>
+      </w:r>
+      <w:r>
+        <w:rPr>
+          <w:bCs/>
+          <w:b/>
+        </w:rPr>
+        <w:t xml:space="preserve">names are too recognizable to live all the way down there.</w:t>
       </w:r>
     </w:p>
     <w:p>
@@ -4962,21 +5551,21 @@
           <w:iCs/>
           <w:i/>
         </w:rPr>
-        <w:t xml:space="preserve">), and the non-name falsifier with its</w:t>
-      </w:r>
-      <w:r>
-        <w:rPr>
-          <w:iCs/>
-          <w:i/>
-        </w:rPr>
-        <w:t xml:space="preserve"> </w:t>
-      </w:r>
-      <w:r>
-        <w:rPr>
-          <w:iCs/>
-          <w:i/>
-        </w:rPr>
-        <w:t xml:space="preserve">fragmentation-confound check (</w:t>
+        <w:t xml:space="preserve">), the confound check</w:t>
+      </w:r>
+      <w:r>
+        <w:rPr>
+          <w:iCs/>
+          <w:i/>
+        </w:rPr>
+        <w:t xml:space="preserve"> </w:t>
+      </w:r>
+      <w:r>
+        <w:rPr>
+          <w:iCs/>
+          <w:i/>
+        </w:rPr>
+        <w:t xml:space="preserve">(</w:t>
       </w:r>
       <w:r>
         <w:rPr>
@@ -4991,6 +5580,57 @@
           <w:iCs/>
           <w:i/>
         </w:rPr>
+        <w:t xml:space="preserve">), and the matched factorial</w:t>
+      </w:r>
+      <w:r>
+        <w:rPr>
+          <w:iCs/>
+          <w:i/>
+        </w:rPr>
+        <w:t xml:space="preserve"> </w:t>
+      </w:r>
+      <w:r>
+        <w:rPr>
+          <w:iCs/>
+          <w:i/>
+        </w:rPr>
+        <w:t xml:space="preserve">(</w:t>
+      </w:r>
+      <w:r>
+        <w:rPr>
+          <w:rStyle w:val="VerbatimChar"/>
+          <w:iCs/>
+          <w:i/>
+        </w:rPr>
+        <w:t xml:space="preserve">notebooks/voces_falsifier_v2_lexicality.ipynb</w:t>
+      </w:r>
+      <w:r>
+        <w:rPr>
+          <w:iCs/>
+          <w:i/>
+        </w:rPr>
+        <w:t xml:space="preserve">, results in</w:t>
+      </w:r>
+      <w:r>
+        <w:rPr>
+          <w:iCs/>
+          <w:i/>
+        </w:rPr>
+        <w:t xml:space="preserve"> </w:t>
+      </w:r>
+      <w:r>
+        <w:rPr>
+          <w:rStyle w:val="VerbatimChar"/>
+          <w:iCs/>
+          <w:i/>
+        </w:rPr>
+        <w:t xml:space="preserve">results/cross-family/voces_falsifier-v2-lexicality_Mistral-7B-v0.3_results.json</w:t>
+      </w:r>
+      <w:r>
+        <w:rPr>
+          <w:iCs/>
+          <w:i/>
+        </w:rPr>
         <w:t xml:space="preserve">). The iteration-1</w:t>
       </w:r>
       <w:r>
@@ -5075,7 +5715,21 @@
           <w:iCs/>
           <w:i/>
         </w:rPr>
-        <w:t xml:space="preserve">claims are retained as overturned, because the overturning is the method.</w:t>
+        <w:t xml:space="preserve">claims are retained as overturned, because the overturning is the</w:t>
+      </w:r>
+      <w:r>
+        <w:rPr>
+          <w:iCs/>
+          <w:i/>
+        </w:rPr>
+        <w:t xml:space="preserve"> </w:t>
+      </w:r>
+      <w:r>
+        <w:rPr>
+          <w:iCs/>
+          <w:i/>
+        </w:rPr>
+        <w:t xml:space="preserve">method.</w:t>
       </w:r>
     </w:p>
     <w:bookmarkEnd w:id="32"/>
@@ -5269,6 +5923,9 @@
     <w:abstractNumId w:val="991"/>
   </w:num>
   <w:num w:numId="1002">
+    <w:abstractNumId w:val="991"/>
+  </w:num>
+  <w:num w:numId="1003">
     <w:abstractNumId w:val="991"/>
   </w:num>
 </w:numbering>

--- a/paper/its-the-script-not-the-spell-v2-crossfamily.docx
+++ b/paper/its-the-script-not-the-spell-v2-crossfamily.docx
@@ -613,35 +613,41 @@
           <w:iCs/>
           <w:i/>
         </w:rPr>
-        <w:t xml:space="preserve">meaninglessness</w:t>
-      </w:r>
-      <w:r>
-        <w:t xml:space="preserve"> </w:t>
-      </w:r>
-      <w:r>
-        <w:t xml:space="preserve">drives it just as strongly (asemic Greek persists, +0.073,</w:t>
-      </w:r>
-      <w:r>
-        <w:t xml:space="preserve"> </w:t>
-      </w:r>
-      <w:r>
-        <w:t xml:space="preserve">but</w:t>
-      </w:r>
-      <w:r>
-        <w:t xml:space="preserve"> </w:t>
-      </w:r>
-      <w:r>
-        <w:rPr>
-          <w:iCs/>
-          <w:i/>
-        </w:rPr>
-        <w:t xml:space="preserve">meaningful</w:t>
-      </w:r>
-      <w:r>
-        <w:t xml:space="preserve"> </w:t>
-      </w:r>
-      <w:r>
-        <w:t xml:space="preserve">Greek at the same fragmentation does not, −0.003; Δ=+0.076); and</w:t>
+        <w:t xml:space="preserve">novelty/unfamiliarity</w:t>
+      </w:r>
+      <w:r>
+        <w:t xml:space="preserve"> </w:t>
+      </w:r>
+      <w:r>
+        <w:t xml:space="preserve">drives it just as strongly (asemic Greek persists,</w:t>
+      </w:r>
+      <w:r>
+        <w:t xml:space="preserve"> </w:t>
+      </w:r>
+      <w:r>
+        <w:t xml:space="preserve">+0.073, but</w:t>
+      </w:r>
+      <w:r>
+        <w:t xml:space="preserve"> </w:t>
+      </w:r>
+      <w:r>
+        <w:rPr>
+          <w:iCs/>
+          <w:i/>
+        </w:rPr>
+        <w:t xml:space="preserve">familiar real-word</w:t>
+      </w:r>
+      <w:r>
+        <w:t xml:space="preserve"> </w:t>
+      </w:r>
+      <w:r>
+        <w:t xml:space="preserve">Greek at the same fragmentation does not, −0.003; Δ=+0.076 — a bundle of</w:t>
+      </w:r>
+      <w:r>
+        <w:t xml:space="preserve"> </w:t>
+      </w:r>
+      <w:r>
+        <w:t xml:space="preserve">meaninglessness, low frequency, and tokenization-quality we do not yet separate, §5); and</w:t>
       </w:r>
       <w:r>
         <w:t xml:space="preserve"> </w:t>
@@ -667,21 +673,7 @@
           <w:bCs/>
           <w:b/>
         </w:rPr>
-        <w:t xml:space="preserve">absent —</w:t>
-      </w:r>
-      <w:r>
-        <w:rPr>
-          <w:bCs/>
-          <w:b/>
-        </w:rPr>
-        <w:t xml:space="preserve"> </w:t>
-      </w:r>
-      <w:r>
-        <w:rPr>
-          <w:bCs/>
-          <w:b/>
-        </w:rPr>
-        <w:t xml:space="preserve">indeed reversed</w:t>
+        <w:t xml:space="preserve">absent — indeed reversed</w:t>
       </w:r>
       <w:r>
         <w:t xml:space="preserve">: the actual voces persist deep</w:t>
@@ -694,19 +686,19 @@
           <w:iCs/>
           <w:i/>
         </w:rPr>
-        <w:t xml:space="preserve">less</w:t>
-      </w:r>
-      <w:r>
-        <w:t xml:space="preserve"> </w:t>
-      </w:r>
-      <w:r>
-        <w:t xml:space="preserve">than fragmentation-matched random asemic strings</w:t>
-      </w:r>
-      <w:r>
-        <w:t xml:space="preserve"> </w:t>
-      </w:r>
-      <w:r>
-        <w:t xml:space="preserve">(Δ=−0.033, CI [−0.057, −0.010]).</w:t>
+        <w:t xml:space="preserve">significantly less</w:t>
+      </w:r>
+      <w:r>
+        <w:t xml:space="preserve"> </w:t>
+      </w:r>
+      <w:r>
+        <w:t xml:space="preserve">than fragmentation-matched</w:t>
+      </w:r>
+      <w:r>
+        <w:t xml:space="preserve"> </w:t>
+      </w:r>
+      <w:r>
+        <w:t xml:space="preserve">random asemic strings (Δ=−0.033, CI [−0.057, −0.010]).</w:t>
       </w:r>
     </w:p>
     <w:p>
@@ -884,21 +876,21 @@
           <w:bCs/>
           <w:b/>
         </w:rPr>
-        <w:t xml:space="preserve">meaning-less; neither condition alone suffices. The</w:t>
-      </w:r>
-      <w:r>
-        <w:rPr>
-          <w:bCs/>
-          <w:b/>
-        </w:rPr>
-        <w:t xml:space="preserve"> </w:t>
-      </w:r>
-      <w:r>
-        <w:rPr>
-          <w:bCs/>
-          <w:b/>
-        </w:rPr>
-        <w:t xml:space="preserve">barbarous names are not special there; they sit just</w:t>
+        <w:t xml:space="preserve">unfamiliar (asemic / novel / low-frequency); neither</w:t>
+      </w:r>
+      <w:r>
+        <w:rPr>
+          <w:bCs/>
+          <w:b/>
+        </w:rPr>
+        <w:t xml:space="preserve"> </w:t>
+      </w:r>
+      <w:r>
+        <w:rPr>
+          <w:bCs/>
+          <w:b/>
+        </w:rPr>
+        <w:t xml:space="preserve">condition alone suffices. The barbarous names are not special there; they sit just</w:t>
       </w:r>
       <w:r>
         <w:rPr>
@@ -928,39 +920,53 @@
           <w:bCs/>
           <w:b/>
         </w:rPr>
-        <w:t xml:space="preserve">pure noise, because they are a recognizable genre</w:t>
-      </w:r>
-      <w:r>
-        <w:rPr>
-          <w:bCs/>
-          <w:b/>
-        </w:rPr>
-        <w:t xml:space="preserve"> </w:t>
-      </w:r>
-      <w:r>
-        <w:rPr>
-          <w:bCs/>
-          <w:b/>
-        </w:rPr>
-        <w:t xml:space="preserve">(the very thing H1 detects), which makes them marginally less alien to the model than true random.</w:t>
-      </w:r>
-      <w:r>
-        <w:t xml:space="preserve"> </w:t>
-      </w:r>
-      <w:r>
-        <w:t xml:space="preserve">Geometry</w:t>
-      </w:r>
-      <w:r>
-        <w:t xml:space="preserve"> </w:t>
-      </w:r>
-      <w:r>
-        <w:t xml:space="preserve">bought adjacency, not aboutness; the adjacency is surface; and the depth, where it appeared, was the place the</w:t>
-      </w:r>
-      <w:r>
-        <w:t xml:space="preserve"> </w:t>
-      </w:r>
-      <w:r>
-        <w:t xml:space="preserve">model parks meaning-evacuated, over-fragmented Greek — not names, and not the tokenizer alone.</w:t>
+        <w:t xml:space="preserve">pure noise, because</w:t>
+      </w:r>
+      <w:r>
+        <w:rPr>
+          <w:bCs/>
+          <w:b/>
+        </w:rPr>
+        <w:t xml:space="preserve"> </w:t>
+      </w:r>
+      <w:r>
+        <w:rPr>
+          <w:bCs/>
+          <w:b/>
+        </w:rPr>
+        <w:t xml:space="preserve">they are a recognizable genre (the very thing H1 detects), which makes them marginally less alien to the model</w:t>
+      </w:r>
+      <w:r>
+        <w:rPr>
+          <w:bCs/>
+          <w:b/>
+        </w:rPr>
+        <w:t xml:space="preserve"> </w:t>
+      </w:r>
+      <w:r>
+        <w:rPr>
+          <w:bCs/>
+          <w:b/>
+        </w:rPr>
+        <w:t xml:space="preserve">than true random.</w:t>
+      </w:r>
+      <w:r>
+        <w:t xml:space="preserve"> </w:t>
+      </w:r>
+      <w:r>
+        <w:t xml:space="preserve">Geometry bought adjacency, not aboutness; the adjacency is surface; and the depth, where it</w:t>
+      </w:r>
+      <w:r>
+        <w:t xml:space="preserve"> </w:t>
+      </w:r>
+      <w:r>
+        <w:t xml:space="preserve">appeared, was the place the model parks unfamiliar, over-fragmented Greek — not names, and not the tokenizer</w:t>
+      </w:r>
+      <w:r>
+        <w:t xml:space="preserve"> </w:t>
+      </w:r>
+      <w:r>
+        <w:t xml:space="preserve">alone.</w:t>
       </w:r>
     </w:p>
     <w:p>
@@ -3071,7 +3077,7 @@
       </w:r>
     </w:p>
     <w:bookmarkEnd w:id="26"/>
-    <w:bookmarkStart w:id="27" w:name="Xe1e373b1b52dbbbe9307a33349f11d8d449a14d"/>
+    <w:bookmarkStart w:id="27" w:name="Xdaadc7078d12d4e09257c9a029b4a889567320f"/>
     <w:p>
       <w:pPr>
         <w:pStyle w:val="Heading3"/>
@@ -3093,7 +3099,7 @@
         <w:t xml:space="preserve"> </w:t>
       </w:r>
       <w:r>
-        <w:t xml:space="preserve">meaninglessness, but not names</w:t>
+        <w:t xml:space="preserve">novelty, but not names</w:t>
       </w:r>
     </w:p>
     <w:p>
@@ -3733,7 +3739,7 @@
           <w:bCs/>
           <w:b/>
         </w:rPr>
-        <w:t xml:space="preserve">LEXICALITY</w:t>
+        <w:t xml:space="preserve">FAMILIARITY / LEXICALITY</w:t>
       </w:r>
       <w:r>
         <w:t xml:space="preserve"> </w:t>
@@ -3771,96 +3777,245 @@
         <w:t xml:space="preserve"> </w:t>
       </w:r>
       <w:r>
-        <w:t xml:space="preserve">fragmentation,</w:t>
-      </w:r>
-      <w:r>
-        <w:t xml:space="preserve"> </w:t>
-      </w:r>
-      <w:r>
-        <w:t xml:space="preserve">asemic Greek persists deep (+0.073) but</w:t>
-      </w:r>
-      <w:r>
-        <w:t xml:space="preserve"> </w:t>
-      </w:r>
-      <w:r>
-        <w:rPr>
-          <w:iCs/>
-          <w:i/>
-        </w:rPr>
-        <w:t xml:space="preserve">meaningful</w:t>
-      </w:r>
-      <w:r>
-        <w:t xml:space="preserve"> </w:t>
-      </w:r>
-      <w:r>
-        <w:t xml:space="preserve">Greek does not (−0.003).</w:t>
-      </w:r>
-      <w:r>
-        <w:t xml:space="preserve"> </w:t>
-      </w:r>
-      <w:r>
-        <w:rPr>
-          <w:bCs/>
-          <w:b/>
-        </w:rPr>
-        <w:t xml:space="preserve">Meaninglessness is a co-equal</w:t>
-      </w:r>
-      <w:r>
-        <w:rPr>
-          <w:bCs/>
-          <w:b/>
-        </w:rPr>
-        <w:t xml:space="preserve"> </w:t>
-      </w:r>
-      <w:r>
-        <w:rPr>
-          <w:bCs/>
-          <w:b/>
-        </w:rPr>
-        <w:t xml:space="preserve">driver</w:t>
-      </w:r>
-      <w:r>
-        <w:t xml:space="preserve"> </w:t>
-      </w:r>
-      <w:r>
-        <w:t xml:space="preserve">— the</w:t>
-      </w:r>
-      <w:r>
-        <w:t xml:space="preserve"> </w:t>
-      </w:r>
-      <w:r>
+        <w:t xml:space="preserve">fragmentation, asemic Greek persists deep (+0.073) but the real-word cohort does not (−0.003). A second factor</w:t>
+      </w:r>
+      <w:r>
+        <w:t xml:space="preserve"> </w:t>
+      </w:r>
+      <w:r>
+        <w:t xml:space="preserve">beyond fragmentation is real and co-equal in magnitude.</w:t>
+      </w:r>
+      <w:r>
+        <w:t xml:space="preserve"> </w:t>
+      </w:r>
+      <w:r>
+        <w:rPr>
+          <w:bCs/>
+          <w:b/>
+        </w:rPr>
+        <w:t xml:space="preserve">But this axis is a bundle, not pure</w:t>
+      </w:r>
+      <w:r>
+        <w:rPr>
+          <w:bCs/>
+          <w:b/>
+        </w:rPr>
+        <w:t xml:space="preserve"> </w:t>
+      </w:r>
+      <w:r>
+        <w:rPr>
+          <w:bCs/>
+          <w:b/>
+        </w:rPr>
         <w:t xml:space="preserve">“</w:t>
       </w:r>
       <w:r>
-        <w:t xml:space="preserve">the model processes meaningful Greek differently</w:t>
-      </w:r>
-      <w:r>
+        <w:rPr>
+          <w:bCs/>
+          <w:b/>
+        </w:rPr>
+        <w:t xml:space="preserve">meaning.</w:t>
+      </w:r>
+      <w:r>
+        <w:rPr>
+          <w:bCs/>
+          <w:b/>
+        </w:rPr>
         <w:t xml:space="preserve">”</w:t>
       </w:r>
       <w:r>
         <w:t xml:space="preserve"> </w:t>
       </w:r>
       <w:r>
-        <w:t xml:space="preserve">reading the prior draft could not exclude is</w:t>
-      </w:r>
-      <w:r>
-        <w:t xml:space="preserve"> </w:t>
-      </w:r>
-      <w:r>
-        <w:t xml:space="preserve">now</w:t>
-      </w:r>
-      <w:r>
-        <w:t xml:space="preserve"> </w:t>
-      </w:r>
-      <w:r>
-        <w:rPr>
-          <w:bCs/>
-          <w:b/>
-        </w:rPr>
-        <w:t xml:space="preserve">confirmed</w:t>
-      </w:r>
-      <w:r>
-        <w:t xml:space="preserve">, and at essentially the same magnitude as fragmentation.</w:t>
+        <w:t xml:space="preserve">The</w:t>
+      </w:r>
+      <w:r>
+        <w:t xml:space="preserve"> </w:t>
+      </w:r>
+      <w:r>
+        <w:t xml:space="preserve">lexical cohort (ΦΙΛΟΣΟΦΙΑ, ΔΗΜΟΚΡΑΤΙΑ, ΑΝΘΡΩΠΟΛΟΓΙΑ…) is</w:t>
+      </w:r>
+      <w:r>
+        <w:t xml:space="preserve"> </w:t>
+      </w:r>
+      <w:r>
+        <w:rPr>
+          <w:iCs/>
+          <w:i/>
+        </w:rPr>
+        <w:t xml:space="preserve">meaningful, high-frequency, and cross-lingually</w:t>
+      </w:r>
+      <w:r>
+        <w:rPr>
+          <w:iCs/>
+          <w:i/>
+        </w:rPr>
+        <w:t xml:space="preserve"> </w:t>
+      </w:r>
+      <w:r>
+        <w:rPr>
+          <w:iCs/>
+          <w:i/>
+        </w:rPr>
+        <w:t xml:space="preserve">familiar</w:t>
+      </w:r>
+      <w:r>
+        <w:t xml:space="preserve"> </w:t>
+      </w:r>
+      <w:r>
+        <w:t xml:space="preserve">— international loanwords the model has seen across many languages — and also tends to receive</w:t>
+      </w:r>
+      <w:r>
+        <w:t xml:space="preserve"> </w:t>
+      </w:r>
+      <w:r>
+        <w:rPr>
+          <w:iCs/>
+          <w:i/>
+        </w:rPr>
+        <w:t xml:space="preserve">morphemic</w:t>
+      </w:r>
+      <w:r>
+        <w:t xml:space="preserve"> </w:t>
+      </w:r>
+      <w:r>
+        <w:t xml:space="preserve">subword tokens where the asemic strings get byte-fragments at the same count. So the honest name</w:t>
+      </w:r>
+      <w:r>
+        <w:t xml:space="preserve"> </w:t>
+      </w:r>
+      <w:r>
+        <w:t xml:space="preserve">for the factor is</w:t>
+      </w:r>
+      <w:r>
+        <w:t xml:space="preserve"> </w:t>
+      </w:r>
+      <w:r>
+        <w:rPr>
+          <w:bCs/>
+          <w:b/>
+        </w:rPr>
+        <w:t xml:space="preserve">novelty / unfamiliarity</w:t>
+      </w:r>
+      <w:r>
+        <w:t xml:space="preserve"> </w:t>
+      </w:r>
+      <w:r>
+        <w:t xml:space="preserve">(which subsumes meaninglessness, low frequency, and</w:t>
+      </w:r>
+      <w:r>
+        <w:t xml:space="preserve"> </w:t>
+      </w:r>
+      <w:r>
+        <w:t xml:space="preserve">morphemic-vs-byte tokenization); the experiment</w:t>
+      </w:r>
+      <w:r>
+        <w:t xml:space="preserve"> </w:t>
+      </w:r>
+      <w:r>
+        <w:rPr>
+          <w:bCs/>
+          <w:b/>
+        </w:rPr>
+        <w:t xml:space="preserve">cannot yet separate</w:t>
+      </w:r>
+      <w:r>
+        <w:rPr>
+          <w:bCs/>
+          <w:b/>
+        </w:rPr>
+        <w:t xml:space="preserve"> </w:t>
+      </w:r>
+      <w:r>
+        <w:rPr>
+          <w:bCs/>
+          <w:b/>
+        </w:rPr>
+        <w:t xml:space="preserve">“</w:t>
+      </w:r>
+      <w:r>
+        <w:rPr>
+          <w:bCs/>
+          <w:b/>
+        </w:rPr>
+        <w:t xml:space="preserve">meaningless</w:t>
+      </w:r>
+      <w:r>
+        <w:rPr>
+          <w:bCs/>
+          <w:b/>
+        </w:rPr>
+        <w:t xml:space="preserve">”</w:t>
+      </w:r>
+      <w:r>
+        <w:rPr>
+          <w:bCs/>
+          <w:b/>
+        </w:rPr>
+        <w:t xml:space="preserve"> </w:t>
+      </w:r>
+      <w:r>
+        <w:rPr>
+          <w:bCs/>
+          <w:b/>
+        </w:rPr>
+        <w:t xml:space="preserve">from</w:t>
+      </w:r>
+      <w:r>
+        <w:rPr>
+          <w:bCs/>
+          <w:b/>
+        </w:rPr>
+        <w:t xml:space="preserve"> </w:t>
+      </w:r>
+      <w:r>
+        <w:rPr>
+          <w:bCs/>
+          <w:b/>
+        </w:rPr>
+        <w:t xml:space="preserve">“</w:t>
+      </w:r>
+      <w:r>
+        <w:rPr>
+          <w:bCs/>
+          <w:b/>
+        </w:rPr>
+        <w:t xml:space="preserve">merely unfamiliar.</w:t>
+      </w:r>
+      <w:r>
+        <w:rPr>
+          <w:bCs/>
+          <w:b/>
+        </w:rPr>
+        <w:t xml:space="preserve">”</w:t>
+      </w:r>
+      <w:r>
+        <w:t xml:space="preserve"> </w:t>
+      </w:r>
+      <w:r>
+        <w:t xml:space="preserve">The clean separation needs a</w:t>
+      </w:r>
+      <w:r>
+        <w:t xml:space="preserve"> </w:t>
+      </w:r>
+      <w:r>
+        <w:rPr>
+          <w:iCs/>
+          <w:i/>
+        </w:rPr>
+        <w:t xml:space="preserve">meaningful-but-unfamiliar</w:t>
+      </w:r>
+      <w:r>
+        <w:t xml:space="preserve"> </w:t>
+      </w:r>
+      <w:r>
+        <w:t xml:space="preserve">Greek cohort (rare/archaic words, not loanwords) — the</w:t>
+      </w:r>
+      <w:r>
+        <w:t xml:space="preserve"> </w:t>
+      </w:r>
+      <w:r>
+        <w:t xml:space="preserve">v3 arm owed in §5.</w:t>
       </w:r>
     </w:p>
     <w:p>
@@ -4088,41 +4243,75 @@
           <w:bCs/>
           <w:b/>
         </w:rPr>
-        <w:t xml:space="preserve">meaning-less.</w:t>
-      </w:r>
-      <w:r>
-        <w:t xml:space="preserve"> </w:t>
-      </w:r>
-      <w:r>
-        <w:t xml:space="preserve">Neither condition alone gets a string there — short asemic</w:t>
-      </w:r>
-      <w:r>
-        <w:t xml:space="preserve"> </w:t>
-      </w:r>
-      <w:r>
-        <w:t xml:space="preserve">Greek (low-frag) does not persist; fragmented</w:t>
-      </w:r>
-      <w:r>
-        <w:t xml:space="preserve"> </w:t>
-      </w:r>
-      <w:r>
-        <w:rPr>
-          <w:iCs/>
-          <w:i/>
-        </w:rPr>
-        <w:t xml:space="preserve">meaningful</w:t>
-      </w:r>
-      <w:r>
-        <w:t xml:space="preserve"> </w:t>
-      </w:r>
-      <w:r>
-        <w:t xml:space="preserve">Greek does not persist. Only fragmented nonsense does.</w:t>
-      </w:r>
-      <w:r>
-        <w:t xml:space="preserve"> </w:t>
-      </w:r>
-      <w:r>
-        <w:t xml:space="preserve">And the NAMEHOOD reversal closes the loop with §3.1: the voces are not maximal nonsense to the model — they are a</w:t>
+        <w:t xml:space="preserve">unfamiliar</w:t>
+      </w:r>
+      <w:r>
+        <w:t xml:space="preserve"> </w:t>
+      </w:r>
+      <w:r>
+        <w:t xml:space="preserve">(asemic / novel / low-frequency — see the bundle caveat above).</w:t>
+      </w:r>
+      <w:r>
+        <w:t xml:space="preserve"> </w:t>
+      </w:r>
+      <w:r>
+        <w:t xml:space="preserve">Neither condition alone gets a string there — short asemic Greek (low-frag) does not persist; fragmented</w:t>
+      </w:r>
+      <w:r>
+        <w:t xml:space="preserve"> </w:t>
+      </w:r>
+      <w:r>
+        <w:rPr>
+          <w:iCs/>
+          <w:i/>
+        </w:rPr>
+        <w:t xml:space="preserve">familiar</w:t>
+      </w:r>
+      <w:r>
+        <w:t xml:space="preserve"> </w:t>
+      </w:r>
+      <w:r>
+        <w:t xml:space="preserve">Greek does not persist. Only fragmented, unfamiliar Greek —</w:t>
+      </w:r>
+      <w:r>
+        <w:t xml:space="preserve"> </w:t>
+      </w:r>
+      <w:r>
+        <w:t xml:space="preserve">“</w:t>
+      </w:r>
+      <w:r>
+        <w:t xml:space="preserve">fragmented nonsense,</w:t>
+      </w:r>
+      <w:r>
+        <w:t xml:space="preserve">”</w:t>
+      </w:r>
+      <w:r>
+        <w:t xml:space="preserve"> </w:t>
+      </w:r>
+      <w:r>
+        <w:t xml:space="preserve">with</w:t>
+      </w:r>
+      <w:r>
+        <w:t xml:space="preserve"> </w:t>
+      </w:r>
+      <w:r>
+        <w:rPr>
+          <w:iCs/>
+          <w:i/>
+        </w:rPr>
+        <w:t xml:space="preserve">nonsense</w:t>
+      </w:r>
+      <w:r>
+        <w:t xml:space="preserve"> </w:t>
+      </w:r>
+      <w:r>
+        <w:t xml:space="preserve">read as the bundle — does. And the NAMEHOOD reversal closes the loop with §3.1: the voces are not maximally alien</w:t>
+      </w:r>
+      <w:r>
+        <w:t xml:space="preserve"> </w:t>
+      </w:r>
+      <w:r>
+        <w:t xml:space="preserve">to the model — they are a</w:t>
       </w:r>
       <w:r>
         <w:t xml:space="preserve"> </w:t>
@@ -4138,7 +4327,29 @@
         <w:t xml:space="preserve"> </w:t>
       </w:r>
       <w:r>
-        <w:t xml:space="preserve">(H1 reads their texture cleanly), so they are marginally</w:t>
+        <w:t xml:space="preserve">(H1 reads their texture cleanly), so they sit marginally</w:t>
+      </w:r>
+      <w:r>
+        <w:t xml:space="preserve"> </w:t>
+      </w:r>
+      <w:r>
+        <w:rPr>
+          <w:iCs/>
+          <w:i/>
+        </w:rPr>
+        <w:t xml:space="preserve">below</w:t>
+      </w:r>
+      <w:r>
+        <w:t xml:space="preserve"> </w:t>
+      </w:r>
+      <w:r>
+        <w:t xml:space="preserve">pure random strings on exactly the novelty axis that drives the depth. The same recognizability that makes H1 a</w:t>
+      </w:r>
+      <w:r>
+        <w:t xml:space="preserve"> </w:t>
+      </w:r>
+      <w:r>
+        <w:t xml:space="preserve">robust positive at the surface makes the names</w:t>
       </w:r>
       <w:r>
         <w:t xml:space="preserve"> </w:t>
@@ -4154,57 +4365,7 @@
         <w:t xml:space="preserve"> </w:t>
       </w:r>
       <w:r>
-        <w:t xml:space="preserve">alien than true random</w:t>
-      </w:r>
-      <w:r>
-        <w:t xml:space="preserve"> </w:t>
-      </w:r>
-      <w:r>
-        <w:t xml:space="preserve">strings, and they fall just</w:t>
-      </w:r>
-      <w:r>
-        <w:t xml:space="preserve"> </w:t>
-      </w:r>
-      <w:r>
-        <w:rPr>
-          <w:iCs/>
-          <w:i/>
-        </w:rPr>
-        <w:t xml:space="preserve">below</w:t>
-      </w:r>
-      <w:r>
-        <w:t xml:space="preserve"> </w:t>
-      </w:r>
-      <w:r>
-        <w:t xml:space="preserve">pure noise on exactly the meaninglessness axis that drives the depth. The</w:t>
-      </w:r>
-      <w:r>
-        <w:t xml:space="preserve"> </w:t>
-      </w:r>
-      <w:r>
-        <w:t xml:space="preserve">same recognizability that makes H1 a robust positive at the surface makes the names</w:t>
-      </w:r>
-      <w:r>
-        <w:t xml:space="preserve"> </w:t>
-      </w:r>
-      <w:r>
-        <w:rPr>
-          <w:iCs/>
-          <w:i/>
-        </w:rPr>
-        <w:t xml:space="preserve">less</w:t>
-      </w:r>
-      <w:r>
-        <w:t xml:space="preserve"> </w:t>
-      </w:r>
-      <w:r>
-        <w:t xml:space="preserve">deep-fragment-adjacent</w:t>
-      </w:r>
-      <w:r>
-        <w:t xml:space="preserve"> </w:t>
-      </w:r>
-      <w:r>
-        <w:t xml:space="preserve">than the random controls.</w:t>
+        <w:t xml:space="preserve">deep-fragment-adjacent than the random controls.</w:t>
       </w:r>
     </w:p>
     <w:p>
@@ -4218,7 +4379,7 @@
         <w:t xml:space="preserve"> </w:t>
       </w:r>
       <w:r>
-        <w:t xml:space="preserve">necessary factor (meaninglessness), and rules namehood out — not as an undetected null, but as a</w:t>
+        <w:t xml:space="preserve">necessary factor (novelty/unfamiliarity), and rules namehood out — not as an undetected null, but as a</w:t>
       </w:r>
       <w:r>
         <w:t xml:space="preserve"> </w:t>
@@ -4245,31 +4406,19 @@
         <w:t xml:space="preserve">reversal</w:t>
       </w:r>
       <w:r>
-        <w:t xml:space="preserve">. (Caveat: single model; the two non-name arms are n≈28–29; and</w:t>
-      </w:r>
-      <w:r>
-        <w:t xml:space="preserve"> </w:t>
-      </w:r>
-      <w:r>
-        <w:t xml:space="preserve">“</w:t>
-      </w:r>
-      <w:r>
-        <w:t xml:space="preserve">meaningful Greek</w:t>
-      </w:r>
-      <w:r>
-        <w:t xml:space="preserve">”</w:t>
-      </w:r>
-      <w:r>
-        <w:t xml:space="preserve"> </w:t>
-      </w:r>
-      <w:r>
-        <w:t xml:space="preserve">is operationalized</w:t>
-      </w:r>
-      <w:r>
-        <w:t xml:space="preserve"> </w:t>
-      </w:r>
-      <w:r>
-        <w:t xml:space="preserve">as long Greek loanword forms — see §5. The factorial wants a second model before it generalizes.)</w:t>
+        <w:t xml:space="preserve">. (Caveats: single model; the two non-name arms are n≈28–29; the lexical arm bundles meaning with</w:t>
+      </w:r>
+      <w:r>
+        <w:t xml:space="preserve"> </w:t>
+      </w:r>
+      <w:r>
+        <w:t xml:space="preserve">frequency/familiarity (§5); and the name-likeness metric, the deep-band, and the single-seed cohorts are all</w:t>
+      </w:r>
+      <w:r>
+        <w:t xml:space="preserve"> </w:t>
+      </w:r>
+      <w:r>
+        <w:t xml:space="preserve">limitations §5 lists. The factorial wants a second model before it generalizes.)</w:t>
       </w:r>
     </w:p>
     <w:bookmarkEnd w:id="27"/>
@@ -4450,19 +4599,25 @@
           <w:bCs/>
           <w:b/>
         </w:rPr>
-        <w:t xml:space="preserve">meaninglessness</w:t>
-      </w:r>
-      <w:r>
-        <w:t xml:space="preserve"> </w:t>
-      </w:r>
-      <w:r>
-        <w:t xml:space="preserve">(§3.4) — neither sufficient</w:t>
-      </w:r>
-      <w:r>
-        <w:t xml:space="preserve"> </w:t>
-      </w:r>
-      <w:r>
-        <w:t xml:space="preserve">alone. The deep region holds Greek that is both over-fragmented and meaning-evacuated.</w:t>
+        <w:t xml:space="preserve">novelty/unfamiliarity</w:t>
+      </w:r>
+      <w:r>
+        <w:t xml:space="preserve"> </w:t>
+      </w:r>
+      <w:r>
+        <w:t xml:space="preserve">(§3.4; a bundle of</w:t>
+      </w:r>
+      <w:r>
+        <w:t xml:space="preserve"> </w:t>
+      </w:r>
+      <w:r>
+        <w:t xml:space="preserve">meaninglessness + low frequency + byte-vs-morphemic tokenization, not yet separated) — neither sufficient</w:t>
+      </w:r>
+      <w:r>
+        <w:t xml:space="preserve"> </w:t>
+      </w:r>
+      <w:r>
+        <w:t xml:space="preserve">alone. The deep region holds Greek that is both over-fragmented and unfamiliar.</w:t>
       </w:r>
     </w:p>
     <w:p>
@@ -4574,7 +4729,7 @@
           <w:bCs/>
           <w:b/>
         </w:rPr>
-        <w:t xml:space="preserve">the model holding fragmented, meaning-less Greek — the tokenizer’s shredding is one of its two necessary</w:t>
+        <w:t xml:space="preserve">the model holding fragmented, unfamiliar Greek — the tokenizer’s shredding is one of its two necessary</w:t>
       </w:r>
       <w:r>
         <w:rPr>
@@ -4600,7 +4755,7 @@
         <w:t xml:space="preserve"> </w:t>
       </w:r>
       <w:r>
-        <w:t xml:space="preserve">mechanism with a null where the romance lived.</w:t>
+        <w:t xml:space="preserve">mechanism with a null where the romance lived (with the second factor still a familiarity-bundle, §5).</w:t>
       </w:r>
     </w:p>
     <w:bookmarkEnd w:id="29"/>
@@ -4679,6 +4834,20 @@
           <w:bCs/>
           <w:b/>
         </w:rPr>
+        <w:t xml:space="preserve">The</w:t>
+      </w:r>
+      <w:r>
+        <w:rPr>
+          <w:bCs/>
+          <w:b/>
+        </w:rPr>
+        <w:t xml:space="preserve"> </w:t>
+      </w:r>
+      <w:r>
+        <w:rPr>
+          <w:bCs/>
+          <w:b/>
+        </w:rPr>
         <w:t xml:space="preserve">“</w:t>
       </w:r>
       <w:r>
@@ -4686,7 +4855,7 @@
           <w:bCs/>
           <w:b/>
         </w:rPr>
-        <w:t xml:space="preserve">Meaningful Greek</w:t>
+        <w:t xml:space="preserve">lexicality</w:t>
       </w:r>
       <w:r>
         <w:rPr>
@@ -4707,25 +4876,57 @@
           <w:bCs/>
           <w:b/>
         </w:rPr>
-        <w:t xml:space="preserve">is operationalized, not pure.</w:t>
-      </w:r>
-      <w:r>
-        <w:t xml:space="preserve"> </w:t>
-      </w:r>
-      <w:r>
-        <w:t xml:space="preserve">The lexical-matched cohort is long Greek loanword/learned</w:t>
-      </w:r>
-      <w:r>
-        <w:t xml:space="preserve"> </w:t>
-      </w:r>
-      <w:r>
-        <w:t xml:space="preserve">forms (ΦΙΛΟΣΟΦΙΑ, ΔΗΜΟΚΡΑΤΙΑ, …) selected to ~11 Greek tokens — meaningful and in-vocabulary, but they also</w:t>
-      </w:r>
-      <w:r>
-        <w:t xml:space="preserve"> </w:t>
-      </w:r>
-      <w:r>
-        <w:t xml:space="preserve">tend to receive</w:t>
+        <w:t xml:space="preserve">axis is a familiarity bundle, not pure meaning.</w:t>
+      </w:r>
+      <w:r>
+        <w:t xml:space="preserve"> </w:t>
+      </w:r>
+      <w:r>
+        <w:t xml:space="preserve">The lexical-matched cohort is long Greek</w:t>
+      </w:r>
+      <w:r>
+        <w:t xml:space="preserve"> </w:t>
+      </w:r>
+      <w:r>
+        <w:t xml:space="preserve">loanword/learned forms (ΦΙΛΟΣΟΦΙΑ, ΔΗΜΟΚΡΑΤΙΑ, ΑΝΘΡΩΠΟΛΟΓΙΑ…) selected to ~11 Greek tokens. They are not only</w:t>
+      </w:r>
+      <w:r>
+        <w:t xml:space="preserve"> </w:t>
+      </w:r>
+      <w:r>
+        <w:rPr>
+          <w:iCs/>
+          <w:i/>
+        </w:rPr>
+        <w:t xml:space="preserve">meaningful</w:t>
+      </w:r>
+      <w:r>
+        <w:t xml:space="preserve"> </w:t>
+      </w:r>
+      <w:r>
+        <w:t xml:space="preserve">— they are</w:t>
+      </w:r>
+      <w:r>
+        <w:t xml:space="preserve"> </w:t>
+      </w:r>
+      <w:r>
+        <w:rPr>
+          <w:iCs/>
+          <w:i/>
+        </w:rPr>
+        <w:t xml:space="preserve">high-frequency and cross-lingually familiar</w:t>
+      </w:r>
+      <w:r>
+        <w:t xml:space="preserve"> </w:t>
+      </w:r>
+      <w:r>
+        <w:t xml:space="preserve">international vocabulary, and they tend to</w:t>
+      </w:r>
+      <w:r>
+        <w:t xml:space="preserve"> </w:t>
+      </w:r>
+      <w:r>
+        <w:t xml:space="preserve">receive</w:t>
       </w:r>
       <w:r>
         <w:t xml:space="preserve"> </w:t>
@@ -4741,29 +4942,13 @@
         <w:t xml:space="preserve"> </w:t>
       </w:r>
       <w:r>
-        <w:t xml:space="preserve">subword tokens where the asemic strings get byte-fragments at the same count. That</w:t>
-      </w:r>
-      <w:r>
-        <w:t xml:space="preserve"> </w:t>
-      </w:r>
-      <w:r>
-        <w:t xml:space="preserve">difference is arguably</w:t>
-      </w:r>
-      <w:r>
-        <w:t xml:space="preserve"> </w:t>
-      </w:r>
-      <w:r>
-        <w:rPr>
-          <w:iCs/>
-          <w:i/>
-        </w:rPr>
-        <w:t xml:space="preserve">part of</w:t>
-      </w:r>
-      <w:r>
-        <w:t xml:space="preserve"> </w:t>
-      </w:r>
-      <w:r>
-        <w:t xml:space="preserve">what</w:t>
+        <w:t xml:space="preserve">subword tokens where the asemic strings get byte-fragments at the same count. So the</w:t>
+      </w:r>
+      <w:r>
+        <w:t xml:space="preserve"> </w:t>
+      </w:r>
+      <w:r>
+        <w:t xml:space="preserve">+0.076</w:t>
       </w:r>
       <w:r>
         <w:t xml:space="preserve"> </w:t>
@@ -4772,7 +4957,7 @@
         <w:t xml:space="preserve">“</w:t>
       </w:r>
       <w:r>
-        <w:t xml:space="preserve">meaninglessness</w:t>
+        <w:t xml:space="preserve">lexicality</w:t>
       </w:r>
       <w:r>
         <w:t xml:space="preserve">”</w:t>
@@ -4781,13 +4966,151 @@
         <w:t xml:space="preserve"> </w:t>
       </w:r>
       <w:r>
-        <w:t xml:space="preserve">means operationally here; we flag it rather than hide</w:t>
-      </w:r>
-      <w:r>
-        <w:t xml:space="preserve"> </w:t>
-      </w:r>
-      <w:r>
-        <w:t xml:space="preserve">it, and a morpheme-controlled cohort would sharpen the lexicality arm.</w:t>
+        <w:t xml:space="preserve">effect confounds meaning, frequency, familiarity, and tokenization-quality; we now name the</w:t>
+      </w:r>
+      <w:r>
+        <w:t xml:space="preserve"> </w:t>
+      </w:r>
+      <w:r>
+        <w:t xml:space="preserve">factor</w:t>
+      </w:r>
+      <w:r>
+        <w:t xml:space="preserve"> </w:t>
+      </w:r>
+      <w:r>
+        <w:rPr>
+          <w:bCs/>
+          <w:b/>
+        </w:rPr>
+        <w:t xml:space="preserve">novelty/unfamiliarity</w:t>
+      </w:r>
+      <w:r>
+        <w:t xml:space="preserve"> </w:t>
+      </w:r>
+      <w:r>
+        <w:t xml:space="preserve">for honesty.</w:t>
+      </w:r>
+      <w:r>
+        <w:t xml:space="preserve"> </w:t>
+      </w:r>
+      <w:r>
+        <w:rPr>
+          <w:bCs/>
+          <w:b/>
+        </w:rPr>
+        <w:t xml:space="preserve">The owed fix (v3) is a</w:t>
+      </w:r>
+      <w:r>
+        <w:rPr>
+          <w:bCs/>
+          <w:b/>
+        </w:rPr>
+        <w:t xml:space="preserve"> </w:t>
+      </w:r>
+      <w:r>
+        <w:rPr>
+          <w:iCs/>
+          <w:i/>
+          <w:bCs/>
+          <w:b/>
+        </w:rPr>
+        <w:t xml:space="preserve">meaningful-but-unfamiliar</w:t>
+      </w:r>
+      <w:r>
+        <w:rPr>
+          <w:bCs/>
+          <w:b/>
+        </w:rPr>
+        <w:t xml:space="preserve"> </w:t>
+      </w:r>
+      <w:r>
+        <w:rPr>
+          <w:bCs/>
+          <w:b/>
+        </w:rPr>
+        <w:t xml:space="preserve">Greek</w:t>
+      </w:r>
+      <w:r>
+        <w:rPr>
+          <w:bCs/>
+          <w:b/>
+        </w:rPr>
+        <w:t xml:space="preserve"> </w:t>
+      </w:r>
+      <w:r>
+        <w:rPr>
+          <w:bCs/>
+          <w:b/>
+        </w:rPr>
+        <w:t xml:space="preserve">cohort</w:t>
+      </w:r>
+      <w:r>
+        <w:t xml:space="preserve"> </w:t>
+      </w:r>
+      <w:r>
+        <w:t xml:space="preserve">— rare/archaic words, not international loanwords — which separates meaning from frequency. Until it</w:t>
+      </w:r>
+      <w:r>
+        <w:t xml:space="preserve"> </w:t>
+      </w:r>
+      <w:r>
+        <w:t xml:space="preserve">runs,</w:t>
+      </w:r>
+      <w:r>
+        <w:t xml:space="preserve"> </w:t>
+      </w:r>
+      <w:r>
+        <w:t xml:space="preserve">“</w:t>
+      </w:r>
+      <w:r>
+        <w:t xml:space="preserve">fragmented</w:t>
+      </w:r>
+      <w:r>
+        <w:t xml:space="preserve"> </w:t>
+      </w:r>
+      <w:r>
+        <w:rPr>
+          <w:iCs/>
+          <w:i/>
+        </w:rPr>
+        <w:t xml:space="preserve">nonsense</w:t>
+      </w:r>
+      <w:r>
+        <w:t xml:space="preserve">”</w:t>
+      </w:r>
+      <w:r>
+        <w:t xml:space="preserve"> </w:t>
+      </w:r>
+      <w:r>
+        <w:t xml:space="preserve">should be read as</w:t>
+      </w:r>
+      <w:r>
+        <w:t xml:space="preserve"> </w:t>
+      </w:r>
+      <w:r>
+        <w:t xml:space="preserve">“</w:t>
+      </w:r>
+      <w:r>
+        <w:t xml:space="preserve">fragmented</w:t>
+      </w:r>
+      <w:r>
+        <w:t xml:space="preserve"> </w:t>
+      </w:r>
+      <w:r>
+        <w:rPr>
+          <w:iCs/>
+          <w:i/>
+        </w:rPr>
+        <w:t xml:space="preserve">unfamiliar</w:t>
+      </w:r>
+      <w:r>
+        <w:t xml:space="preserve"> </w:t>
+      </w:r>
+      <w:r>
+        <w:t xml:space="preserve">Greek.</w:t>
+      </w:r>
+      <w:r>
+        <w:t xml:space="preserve">”</w:t>
       </w:r>
     </w:p>
     <w:p>
@@ -4803,13 +5126,51 @@
           <w:bCs/>
           <w:b/>
         </w:rPr>
-        <w:t xml:space="preserve">The NAMEHOOD reversal is small (−0.033) and single-model.</w:t>
-      </w:r>
-      <w:r>
-        <w:t xml:space="preserve"> </w:t>
-      </w:r>
-      <w:r>
-        <w:t xml:space="preserve">We read it as</w:t>
+        <w:t xml:space="preserve">The name-likeness metric rests on a small, genre-specific anchor.</w:t>
+      </w:r>
+      <w:r>
+        <w:t xml:space="preserve"> </w:t>
+      </w:r>
+      <w:r>
+        <w:t xml:space="preserve">Name-likeness is cosine to a</w:t>
+      </w:r>
+      <w:r>
+        <w:t xml:space="preserve"> </w:t>
+      </w:r>
+      <w:r>
+        <w:rPr>
+          <w:iCs/>
+          <w:i/>
+        </w:rPr>
+        <w:t xml:space="preserve">name</w:t>
+      </w:r>
+      <w:r>
+        <w:t xml:space="preserve"> </w:t>
+      </w:r>
+      <w:r>
+        <w:t xml:space="preserve">centroid (16 Greek mythological/historical names) minus a</w:t>
+      </w:r>
+      <w:r>
+        <w:t xml:space="preserve"> </w:t>
+      </w:r>
+      <w:r>
+        <w:rPr>
+          <w:iCs/>
+          <w:i/>
+        </w:rPr>
+        <w:t xml:space="preserve">random</w:t>
+      </w:r>
+      <w:r>
+        <w:t xml:space="preserve"> </w:t>
+      </w:r>
+      <w:r>
+        <w:t xml:space="preserve">centroid (28 strings). 16 names is a noisy</w:t>
+      </w:r>
+      <w:r>
+        <w:t xml:space="preserve"> </w:t>
+      </w:r>
+      <w:r>
+        <w:t xml:space="preserve">centroid, and</w:t>
       </w:r>
       <w:r>
         <w:t xml:space="preserve"> </w:t>
@@ -4818,13 +5179,7 @@
         <w:t xml:space="preserve">“</w:t>
       </w:r>
       <w:r>
-        <w:t xml:space="preserve">no namehood, plausibly slightly</w:t>
-      </w:r>
-      <w:r>
-        <w:t xml:space="preserve"> </w:t>
-      </w:r>
-      <w:r>
-        <w:t xml:space="preserve">negative because the voces are a recognizable genre,</w:t>
+        <w:t xml:space="preserve">name-like</w:t>
       </w:r>
       <w:r>
         <w:t xml:space="preserve">”</w:t>
@@ -4833,7 +5188,31 @@
         <w:t xml:space="preserve"> </w:t>
       </w:r>
       <w:r>
-        <w:t xml:space="preserve">not as a large effect; it wants replication.</w:t>
+        <w:t xml:space="preserve">is really</w:t>
+      </w:r>
+      <w:r>
+        <w:t xml:space="preserve"> </w:t>
+      </w:r>
+      <w:r>
+        <w:t xml:space="preserve">“</w:t>
+      </w:r>
+      <w:r>
+        <w:t xml:space="preserve">near this specific cloud of Greek proper nouns</w:t>
+      </w:r>
+      <w:r>
+        <w:t xml:space="preserve">”</w:t>
+      </w:r>
+      <w:r>
+        <w:t xml:space="preserve"> </w:t>
+      </w:r>
+      <w:r>
+        <w:t xml:space="preserve">— a design-level limit</w:t>
+      </w:r>
+      <w:r>
+        <w:t xml:space="preserve"> </w:t>
+      </w:r>
+      <w:r>
+        <w:t xml:space="preserve">inherited from iteration 1 that caps how much the construct can bear. A larger, more diverse name anchor is owed.</w:t>
       </w:r>
     </w:p>
     <w:p>
@@ -4849,69 +5228,150 @@
           <w:bCs/>
           <w:b/>
         </w:rPr>
-        <w:t xml:space="preserve">Quantization, and a disclosed data anomaly.</w:t>
-      </w:r>
-      <w:r>
-        <w:t xml:space="preserve"> </w:t>
-      </w:r>
-      <w:r>
-        <w:t xml:space="preserve">Gemma and Mistral are 4-bit; Gemma’s p=0.007 wants fp16.</w:t>
-      </w:r>
-      <w:r>
-        <w:t xml:space="preserve"> </w:t>
-      </w:r>
-      <w:r>
-        <w:t xml:space="preserve">Separately, the Gemma</w:t>
-      </w:r>
-      <w:r>
-        <w:t xml:space="preserve"> </w:t>
-      </w:r>
-      <w:r>
-        <w:rPr>
-          <w:iCs/>
-          <w:i/>
-        </w:rPr>
-        <w:t xml:space="preserve">re-run</w:t>
-      </w:r>
-      <w:r>
-        <w:t xml:space="preserve"> </w:t>
-      </w:r>
-      <w:r>
-        <w:t xml:space="preserve">artifact carries an</w:t>
-      </w:r>
-      <w:r>
-        <w:t xml:space="preserve"> </w:t>
-      </w:r>
-      <w:r>
-        <w:rPr>
-          <w:bCs/>
-          <w:b/>
-        </w:rPr>
-        <w:t xml:space="preserve">unexplained value anomaly</w:t>
-      </w:r>
-      <w:r>
-        <w:t xml:space="preserve"> </w:t>
-      </w:r>
-      <w:r>
-        <w:t xml:space="preserve">— its Greek decider p is</w:t>
-      </w:r>
-      <w:r>
-        <w:t xml:space="preserve"> </w:t>
-      </w:r>
-      <w:r>
-        <w:t xml:space="preserve">byte-identical to Mistral’s (0.2659000459593744) despite different underlying means, a value-bleed/assembly bug</w:t>
-      </w:r>
-      <w:r>
-        <w:t xml:space="preserve"> </w:t>
-      </w:r>
-      <w:r>
-        <w:t xml:space="preserve">in the 4-bit re-run output (PROVENANCE.md). Headline cells are unaffected; we do not rely on the re-run’s</w:t>
-      </w:r>
-      <w:r>
-        <w:t xml:space="preserve"> </w:t>
-      </w:r>
-      <w:r>
-        <w:t xml:space="preserve">absolute p-values.</w:t>
+        <w:t xml:space="preserve">Single-seed cohorts; unvalidated deep-band; asymmetric Latin baseline.</w:t>
+      </w:r>
+      <w:r>
+        <w:t xml:space="preserve"> </w:t>
+      </w:r>
+      <w:r>
+        <w:t xml:space="preserve">(i) The asemic/random cohorts are a</w:t>
+      </w:r>
+      <w:r>
+        <w:t xml:space="preserve"> </w:t>
+      </w:r>
+      <w:r>
+        <w:t xml:space="preserve">single</w:t>
+      </w:r>
+      <w:r>
+        <w:t xml:space="preserve"> </w:t>
+      </w:r>
+      <w:r>
+        <w:rPr>
+          <w:rStyle w:val="VerbatimChar"/>
+        </w:rPr>
+        <w:t xml:space="preserve">SEED=0</w:t>
+      </w:r>
+      <w:r>
+        <w:t xml:space="preserve"> </w:t>
+      </w:r>
+      <w:r>
+        <w:t xml:space="preserve">draw — the bootstrap CIs resample</w:t>
+      </w:r>
+      <w:r>
+        <w:t xml:space="preserve"> </w:t>
+      </w:r>
+      <w:r>
+        <w:rPr>
+          <w:iCs/>
+          <w:i/>
+        </w:rPr>
+        <w:t xml:space="preserve">those</w:t>
+      </w:r>
+      <w:r>
+        <w:t xml:space="preserve"> </w:t>
+      </w:r>
+      <w:r>
+        <w:t xml:space="preserve">strings but not the arbitrariness of the draw; a</w:t>
+      </w:r>
+      <w:r>
+        <w:t xml:space="preserve"> </w:t>
+      </w:r>
+      <w:r>
+        <w:t xml:space="preserve">multi-seed regeneration is owed (v3). (ii) The</w:t>
+      </w:r>
+      <w:r>
+        <w:t xml:space="preserve"> </w:t>
+      </w:r>
+      <w:r>
+        <w:t xml:space="preserve">“</w:t>
+      </w:r>
+      <w:r>
+        <w:t xml:space="preserve">deep</w:t>
+      </w:r>
+      <w:r>
+        <w:t xml:space="preserve">”</w:t>
+      </w:r>
+      <w:r>
+        <w:t xml:space="preserve"> </w:t>
+      </w:r>
+      <w:r>
+        <w:t xml:space="preserve">band is the back half of layers by convention, not chosen</w:t>
+      </w:r>
+      <w:r>
+        <w:t xml:space="preserve"> </w:t>
+      </w:r>
+      <w:r>
+        <w:t xml:space="preserve">from the layer profile; the effect could concentrate or be diluted — a per-layer plot is owed (v3). (iii) The</w:t>
+      </w:r>
+      <w:r>
+        <w:t xml:space="preserve"> </w:t>
+      </w:r>
+      <w:r>
+        <w:t xml:space="preserve">Greek−Latin subtraction assumes the Latin rendering is a uniform within-string baseline, but for the lexical</w:t>
+      </w:r>
+      <w:r>
+        <w:t xml:space="preserve"> </w:t>
+      </w:r>
+      <w:r>
+        <w:t xml:space="preserve">cohort the</w:t>
+      </w:r>
+      <w:r>
+        <w:t xml:space="preserve"> </w:t>
+      </w:r>
+      <w:r>
+        <w:rPr>
+          <w:iCs/>
+          <w:i/>
+        </w:rPr>
+        <w:t xml:space="preserve">Latin</w:t>
+      </w:r>
+      <w:r>
+        <w:t xml:space="preserve"> </w:t>
+      </w:r>
+      <w:r>
+        <w:t xml:space="preserve">form (PHILOSOPHIA) is itself familiar, so its ~0 gap may partly reflect</w:t>
+      </w:r>
+      <w:r>
+        <w:t xml:space="preserve"> </w:t>
+      </w:r>
+      <w:r>
+        <w:t xml:space="preserve">“</w:t>
+      </w:r>
+      <w:r>
+        <w:t xml:space="preserve">recognized in both</w:t>
+      </w:r>
+      <w:r>
+        <w:t xml:space="preserve"> </w:t>
+      </w:r>
+      <w:r>
+        <w:t xml:space="preserve">scripts</w:t>
+      </w:r>
+      <w:r>
+        <w:t xml:space="preserve">”</w:t>
+      </w:r>
+      <w:r>
+        <w:t xml:space="preserve"> </w:t>
+      </w:r>
+      <w:r>
+        <w:t xml:space="preserve">rather than</w:t>
+      </w:r>
+      <w:r>
+        <w:t xml:space="preserve"> </w:t>
+      </w:r>
+      <w:r>
+        <w:t xml:space="preserve">“</w:t>
+      </w:r>
+      <w:r>
+        <w:t xml:space="preserve">doesn’t persist deep</w:t>
+      </w:r>
+      <w:r>
+        <w:t xml:space="preserve">”</w:t>
+      </w:r>
+      <w:r>
+        <w:t xml:space="preserve"> </w:t>
+      </w:r>
+      <w:r>
+        <w:t xml:space="preserve">— v3 reports absolute Greek name-likeness alongside the difference.</w:t>
       </w:r>
     </w:p>
     <w:p>
@@ -4927,6 +5387,158 @@
           <w:bCs/>
           <w:b/>
         </w:rPr>
+        <w:t xml:space="preserve">The NAMEHOOD reversal is small (−0.033) and single-model.</w:t>
+      </w:r>
+      <w:r>
+        <w:t xml:space="preserve"> </w:t>
+      </w:r>
+      <w:r>
+        <w:t xml:space="preserve">We read it as</w:t>
+      </w:r>
+      <w:r>
+        <w:t xml:space="preserve"> </w:t>
+      </w:r>
+      <w:r>
+        <w:t xml:space="preserve">“</w:t>
+      </w:r>
+      <w:r>
+        <w:t xml:space="preserve">no namehood, plausibly slightly</w:t>
+      </w:r>
+      <w:r>
+        <w:t xml:space="preserve"> </w:t>
+      </w:r>
+      <w:r>
+        <w:t xml:space="preserve">negative because the voces are a recognizable genre,</w:t>
+      </w:r>
+      <w:r>
+        <w:t xml:space="preserve">”</w:t>
+      </w:r>
+      <w:r>
+        <w:t xml:space="preserve"> </w:t>
+      </w:r>
+      <w:r>
+        <w:t xml:space="preserve">not as a large effect; it wants replication. (It is,</w:t>
+      </w:r>
+      <w:r>
+        <w:t xml:space="preserve"> </w:t>
+      </w:r>
+      <w:r>
+        <w:t xml:space="preserve">however, a</w:t>
+      </w:r>
+      <w:r>
+        <w:t xml:space="preserve"> </w:t>
+      </w:r>
+      <w:r>
+        <w:rPr>
+          <w:iCs/>
+          <w:i/>
+        </w:rPr>
+        <w:t xml:space="preserve">significant</w:t>
+      </w:r>
+      <w:r>
+        <w:t xml:space="preserve"> </w:t>
+      </w:r>
+      <w:r>
+        <w:t xml:space="preserve">negative, not an underpowered null — stronger evidence against namehood than a bare</w:t>
+      </w:r>
+      <w:r>
+        <w:t xml:space="preserve"> </w:t>
+      </w:r>
+      <w:r>
+        <w:t xml:space="preserve">non-rejection would be.)</w:t>
+      </w:r>
+    </w:p>
+    <w:p>
+      <w:pPr>
+        <w:numPr>
+          <w:ilvl w:val="0"/>
+          <w:numId w:val="1003"/>
+        </w:numPr>
+        <w:pStyle w:val="Compact"/>
+      </w:pPr>
+      <w:r>
+        <w:rPr>
+          <w:bCs/>
+          <w:b/>
+        </w:rPr>
+        <w:t xml:space="preserve">Quantization, and a disclosed data anomaly.</w:t>
+      </w:r>
+      <w:r>
+        <w:t xml:space="preserve"> </w:t>
+      </w:r>
+      <w:r>
+        <w:t xml:space="preserve">Gemma and Mistral are 4-bit; Gemma’s p=0.007 wants fp16.</w:t>
+      </w:r>
+      <w:r>
+        <w:t xml:space="preserve"> </w:t>
+      </w:r>
+      <w:r>
+        <w:t xml:space="preserve">Separately, the Gemma</w:t>
+      </w:r>
+      <w:r>
+        <w:t xml:space="preserve"> </w:t>
+      </w:r>
+      <w:r>
+        <w:rPr>
+          <w:iCs/>
+          <w:i/>
+        </w:rPr>
+        <w:t xml:space="preserve">re-run</w:t>
+      </w:r>
+      <w:r>
+        <w:t xml:space="preserve"> </w:t>
+      </w:r>
+      <w:r>
+        <w:t xml:space="preserve">artifact carries an</w:t>
+      </w:r>
+      <w:r>
+        <w:t xml:space="preserve"> </w:t>
+      </w:r>
+      <w:r>
+        <w:rPr>
+          <w:bCs/>
+          <w:b/>
+        </w:rPr>
+        <w:t xml:space="preserve">unexplained value anomaly</w:t>
+      </w:r>
+      <w:r>
+        <w:t xml:space="preserve"> </w:t>
+      </w:r>
+      <w:r>
+        <w:t xml:space="preserve">— its Greek decider p is</w:t>
+      </w:r>
+      <w:r>
+        <w:t xml:space="preserve"> </w:t>
+      </w:r>
+      <w:r>
+        <w:t xml:space="preserve">byte-identical to Mistral’s (0.2659000459593744) despite different underlying means, a value-bleed/assembly bug</w:t>
+      </w:r>
+      <w:r>
+        <w:t xml:space="preserve"> </w:t>
+      </w:r>
+      <w:r>
+        <w:t xml:space="preserve">in the 4-bit re-run output (PROVENANCE.md). Headline cells are unaffected; we do not rely on the re-run’s</w:t>
+      </w:r>
+      <w:r>
+        <w:t xml:space="preserve"> </w:t>
+      </w:r>
+      <w:r>
+        <w:t xml:space="preserve">absolute p-values.</w:t>
+      </w:r>
+    </w:p>
+    <w:p>
+      <w:pPr>
+        <w:numPr>
+          <w:ilvl w:val="0"/>
+          <w:numId w:val="1003"/>
+        </w:numPr>
+        <w:pStyle w:val="Compact"/>
+      </w:pPr>
+      <w:r>
+        <w:rPr>
+          <w:bCs/>
+          <w:b/>
+        </w:rPr>
         <w:t xml:space="preserve">Power &amp; provenance.</w:t>
       </w:r>
       <w:r>
@@ -5267,7 +5879,13 @@
         <w:t xml:space="preserve"> </w:t>
       </w:r>
       <w:r>
-        <w:t xml:space="preserve">meaninglessness drive the depth, and the names sit below the noise.</w:t>
+        <w:t xml:space="preserve">novelty/unfamiliarity drive the depth, and the names sit below the noise. (The second factor is still a</w:t>
+      </w:r>
+      <w:r>
+        <w:t xml:space="preserve"> </w:t>
+      </w:r>
+      <w:r>
+        <w:t xml:space="preserve">familiarity-bundle the next cohort must split, §5 — the discipline that produced §3.4 is not finished with it.)</w:t>
       </w:r>
     </w:p>
     <w:p>
@@ -5335,31 +5953,31 @@
         <w:t xml:space="preserve"> </w:t>
       </w:r>
       <w:r>
-        <w:t xml:space="preserve">fragmentation + meaninglessness. The deflation holds, deeper than before:</w:t>
-      </w:r>
-      <w:r>
-        <w:t xml:space="preserve"> </w:t>
-      </w:r>
-      <w:r>
-        <w:rPr>
-          <w:bCs/>
-          <w:b/>
-        </w:rPr>
-        <w:t xml:space="preserve">the depth was never the spell, and</w:t>
-      </w:r>
-      <w:r>
-        <w:rPr>
-          <w:bCs/>
-          <w:b/>
-        </w:rPr>
-        <w:t xml:space="preserve"> </w:t>
-      </w:r>
-      <w:r>
-        <w:rPr>
-          <w:bCs/>
-          <w:b/>
-        </w:rPr>
-        <w:t xml:space="preserve">never quite</w:t>
+        <w:t xml:space="preserve">fragmentation + novelty. The deflation holds, deeper than before:</w:t>
+      </w:r>
+      <w:r>
+        <w:t xml:space="preserve"> </w:t>
+      </w:r>
+      <w:r>
+        <w:rPr>
+          <w:bCs/>
+          <w:b/>
+        </w:rPr>
+        <w:t xml:space="preserve">the depth was never the spell, and never</w:t>
+      </w:r>
+      <w:r>
+        <w:rPr>
+          <w:bCs/>
+          <w:b/>
+        </w:rPr>
+        <w:t xml:space="preserve"> </w:t>
+      </w:r>
+      <w:r>
+        <w:rPr>
+          <w:bCs/>
+          <w:b/>
+        </w:rPr>
+        <w:t xml:space="preserve">quite</w:t>
       </w:r>
       <w:r>
         <w:rPr>
@@ -5401,7 +6019,7 @@
           <w:bCs/>
           <w:b/>
         </w:rPr>
-        <w:t xml:space="preserve">alone — it was the place the model keeps fragmented nonsense, and the barbarous</w:t>
+        <w:t xml:space="preserve">alone — it was the place the model keeps fragmented, unfamiliar Greek, and the barbarous</w:t>
       </w:r>
       <w:r>
         <w:rPr>

--- a/paper/its-the-script-not-the-spell-v2-crossfamily.docx
+++ b/paper/its-the-script-not-the-spell-v2-crossfamily.docx
@@ -555,7 +555,7 @@
           <w:bCs/>
           <w:b/>
         </w:rPr>
-        <w:t xml:space="preserve">(4) A matched-cohort factorial (Mistral) decomposes the deep effect</w:t>
+        <w:t xml:space="preserve">(4) A matched-cohort factorial (Mistral, replicated on Gemma) decomposes the deep effect</w:t>
       </w:r>
       <w:r>
         <w:rPr>
@@ -4373,6 +4373,136 @@
         <w:pStyle w:val="BodyText"/>
       </w:pPr>
       <w:r>
+        <w:rPr>
+          <w:bCs/>
+          <w:b/>
+        </w:rPr>
+        <w:t xml:space="preserve">Replication in a second family (Gemma-2-9B).</w:t>
+      </w:r>
+      <w:r>
+        <w:t xml:space="preserve"> </w:t>
+      </w:r>
+      <w:r>
+        <w:t xml:space="preserve">Re-running the identical factorial on Gemma — the model that</w:t>
+      </w:r>
+      <w:r>
+        <w:t xml:space="preserve"> </w:t>
+      </w:r>
+      <w:r>
+        <w:t xml:space="preserve">fragments Greek</w:t>
+      </w:r>
+      <w:r>
+        <w:t xml:space="preserve"> </w:t>
+      </w:r>
+      <w:r>
+        <w:rPr>
+          <w:iCs/>
+          <w:i/>
+        </w:rPr>
+        <w:t xml:space="preserve">least</w:t>
+      </w:r>
+      <w:r>
+        <w:t xml:space="preserve"> </w:t>
+      </w:r>
+      <w:r>
+        <w:t xml:space="preserve">(§3.3), where the cross-model deep-Greek gap was ~0 — reproduces the whole structure,</w:t>
+      </w:r>
+      <w:r>
+        <w:t xml:space="preserve"> </w:t>
+      </w:r>
+      <w:r>
+        <w:t xml:space="preserve">all three contrasts significant and same-signed: FRAGMENTATION +0.031 [0.016, 0.046], FAMILIARITY/LEXICALITY</w:t>
+      </w:r>
+      <w:r>
+        <w:t xml:space="preserve"> </w:t>
+      </w:r>
+      <w:r>
+        <w:t xml:space="preserve">+0.039 [0.028, 0.051], NAMEHOOD −0.029 [−0.044, −0.015]. The magnitudes are smaller than Mistral’s (Gemma’s</w:t>
+      </w:r>
+      <w:r>
+        <w:t xml:space="preserve"> </w:t>
+      </w:r>
+      <w:r>
+        <w:t xml:space="preserve">cohorts sit at ~8 Greek tokens vs Mistral’s ~11 —</w:t>
+      </w:r>
+      <w:r>
+        <w:t xml:space="preserve"> </w:t>
+      </w:r>
+      <w:r>
+        <w:rPr>
+          <w:iCs/>
+          <w:i/>
+        </w:rPr>
+        <w:t xml:space="preserve">consistent</w:t>
+      </w:r>
+      <w:r>
+        <w:t xml:space="preserve"> </w:t>
+      </w:r>
+      <w:r>
+        <w:t xml:space="preserve">with fragmentation being a driver), but the</w:t>
+      </w:r>
+      <w:r>
+        <w:t xml:space="preserve"> </w:t>
+      </w:r>
+      <w:r>
+        <w:t xml:space="preserve">mechanism is identical: fragmented asemic Greek persists deep (+0.030), familiar Greek does not (−0.009), and the</w:t>
+      </w:r>
+      <w:r>
+        <w:t xml:space="preserve"> </w:t>
+      </w:r>
+      <w:r>
+        <w:t xml:space="preserve">voces (~0) persist</w:t>
+      </w:r>
+      <w:r>
+        <w:t xml:space="preserve"> </w:t>
+      </w:r>
+      <w:r>
+        <w:rPr>
+          <w:iCs/>
+          <w:i/>
+        </w:rPr>
+        <w:t xml:space="preserve">less</w:t>
+      </w:r>
+      <w:r>
+        <w:t xml:space="preserve"> </w:t>
+      </w:r>
+      <w:r>
+        <w:t xml:space="preserve">than matched asemic non-names. So the two-factor decomposition and the namehood</w:t>
+      </w:r>
+      <w:r>
+        <w:t xml:space="preserve"> </w:t>
+      </w:r>
+      <w:r>
+        <w:t xml:space="preserve">reversal are</w:t>
+      </w:r>
+      <w:r>
+        <w:t xml:space="preserve"> </w:t>
+      </w:r>
+      <w:r>
+        <w:rPr>
+          <w:bCs/>
+          <w:b/>
+        </w:rPr>
+        <w:t xml:space="preserve">not a single-model artifact</w:t>
+      </w:r>
+      <w:r>
+        <w:t xml:space="preserve"> </w:t>
+      </w:r>
+      <w:r>
+        <w:t xml:space="preserve">— they hold across BPE-free SentencePiece tokenizers of 32k and</w:t>
+      </w:r>
+      <w:r>
+        <w:t xml:space="preserve"> </w:t>
+      </w:r>
+      <w:r>
+        <w:t xml:space="preserve">256k vocab, at opposite ends of the Greek-fragmentation range.</w:t>
+      </w:r>
+    </w:p>
+    <w:p>
+      <w:pPr>
+        <w:pStyle w:val="BodyText"/>
+      </w:pPr>
+      <w:r>
         <w:t xml:space="preserve">So §3.4 does what §3.3 could not: it shows fragmentation is necessary-but-not-sufficient, names a second</w:t>
       </w:r>
       <w:r>
@@ -4406,13 +4536,13 @@
         <w:t xml:space="preserve">reversal</w:t>
       </w:r>
       <w:r>
-        <w:t xml:space="preserve">. (Caveats: single model; the two non-name arms are n≈28–29; the lexical arm bundles meaning with</w:t>
-      </w:r>
-      <w:r>
-        <w:t xml:space="preserve"> </w:t>
-      </w:r>
-      <w:r>
-        <w:t xml:space="preserve">frequency/familiarity (§5); and the name-likeness metric, the deep-band, and the single-seed cohorts are all</w:t>
+        <w:t xml:space="preserve">. (Caveats: two models now (Mistral, Gemma); the two non-name arms are n≈28–34; the lexical arm bundles</w:t>
+      </w:r>
+      <w:r>
+        <w:t xml:space="preserve"> </w:t>
+      </w:r>
+      <w:r>
+        <w:t xml:space="preserve">meaning with frequency/familiarity (§5); and the name-likeness metric, the deep-band, and the single-seed cohorts are all</w:t>
       </w:r>
       <w:r>
         <w:t xml:space="preserve"> </w:t>
@@ -4781,44 +4911,71 @@
           <w:bCs/>
           <w:b/>
         </w:rPr>
-        <w:t xml:space="preserve">The factorial is one model (Mistral).</w:t>
-      </w:r>
-      <w:r>
-        <w:t xml:space="preserve"> </w:t>
-      </w:r>
-      <w:r>
-        <w:t xml:space="preserve">§3.4’s decomposition is decisive</w:t>
-      </w:r>
-      <w:r>
-        <w:t xml:space="preserve"> </w:t>
-      </w:r>
-      <w:r>
-        <w:rPr>
-          <w:iCs/>
-          <w:i/>
-        </w:rPr>
-        <w:t xml:space="preserve">for Mistral</w:t>
-      </w:r>
-      <w:r>
-        <w:t xml:space="preserve">; the two non-name</w:t>
-      </w:r>
-      <w:r>
-        <w:t xml:space="preserve"> </w:t>
-      </w:r>
-      <w:r>
-        <w:t xml:space="preserve">arms are n≈28–29 (bootstrap CIs reported throughout). A second model (the pending Llama, or fp16 Gemma) is</w:t>
-      </w:r>
-      <w:r>
-        <w:t xml:space="preserve"> </w:t>
-      </w:r>
-      <w:r>
-        <w:t xml:space="preserve">owed before the two-factor mechanism is called cross-family. The cross-model fragmentation ordering (§3.3) is</w:t>
-      </w:r>
-      <w:r>
-        <w:t xml:space="preserve"> </w:t>
-      </w:r>
-      <w:r>
-        <w:t xml:space="preserve">still only three confounded points.</w:t>
+        <w:t xml:space="preserve">The factorial now holds in two models (Mistral + Gemma), but the meaning/familiarity split is still owed.</w:t>
+      </w:r>
+      <w:r>
+        <w:t xml:space="preserve"> </w:t>
+      </w:r>
+      <w:r>
+        <w:t xml:space="preserve">§3.4’s decomposition replicates on Gemma (all three contrasts significant, same-signed) — so it is not a</w:t>
+      </w:r>
+      <w:r>
+        <w:t xml:space="preserve"> </w:t>
+      </w:r>
+      <w:r>
+        <w:t xml:space="preserve">single-model artifact. What both models share, and what v3 fixes, is that the</w:t>
+      </w:r>
+      <w:r>
+        <w:t xml:space="preserve"> </w:t>
+      </w:r>
+      <w:r>
+        <w:t xml:space="preserve">“</w:t>
+      </w:r>
+      <w:r>
+        <w:t xml:space="preserve">lexicality</w:t>
+      </w:r>
+      <w:r>
+        <w:t xml:space="preserve">”</w:t>
+      </w:r>
+      <w:r>
+        <w:t xml:space="preserve"> </w:t>
+      </w:r>
+      <w:r>
+        <w:t xml:space="preserve">arm bundles meaning</w:t>
+      </w:r>
+      <w:r>
+        <w:t xml:space="preserve"> </w:t>
+      </w:r>
+      <w:r>
+        <w:t xml:space="preserve">with frequency/familiarity; the v3 notebook splits that by the model’s own surprisal. The non-name arms are</w:t>
+      </w:r>
+      <w:r>
+        <w:t xml:space="preserve"> </w:t>
+      </w:r>
+      <w:r>
+        <w:t xml:space="preserve">n≈28–34 (bootstrap CIs throughout); the cross-model fragmentation</w:t>
+      </w:r>
+      <w:r>
+        <w:t xml:space="preserve"> </w:t>
+      </w:r>
+      <w:r>
+        <w:rPr>
+          <w:iCs/>
+          <w:i/>
+        </w:rPr>
+        <w:t xml:space="preserve">ordering</w:t>
+      </w:r>
+      <w:r>
+        <w:t xml:space="preserve"> </w:t>
+      </w:r>
+      <w:r>
+        <w:t xml:space="preserve">(§3.3) is still only three</w:t>
+      </w:r>
+      <w:r>
+        <w:t xml:space="preserve"> </w:t>
+      </w:r>
+      <w:r>
+        <w:t xml:space="preserve">confounded points.</w:t>
       </w:r>
     </w:p>
     <w:p>

--- a/paper/its-the-script-not-the-spell-v2-crossfamily.docx
+++ b/paper/its-the-script-not-the-spell-v2-crossfamily.docx
@@ -613,41 +613,19 @@
           <w:iCs/>
           <w:i/>
         </w:rPr>
-        <w:t xml:space="preserve">novelty/unfamiliarity</w:t>
-      </w:r>
-      <w:r>
-        <w:t xml:space="preserve"> </w:t>
-      </w:r>
-      <w:r>
-        <w:t xml:space="preserve">drives it just as strongly (asemic Greek persists,</w:t>
-      </w:r>
-      <w:r>
-        <w:t xml:space="preserve"> </w:t>
-      </w:r>
-      <w:r>
-        <w:t xml:space="preserve">+0.073, but</w:t>
-      </w:r>
-      <w:r>
-        <w:t xml:space="preserve"> </w:t>
-      </w:r>
-      <w:r>
-        <w:rPr>
-          <w:iCs/>
-          <w:i/>
-        </w:rPr>
-        <w:t xml:space="preserve">familiar real-word</w:t>
-      </w:r>
-      <w:r>
-        <w:t xml:space="preserve"> </w:t>
-      </w:r>
-      <w:r>
-        <w:t xml:space="preserve">Greek at the same fragmentation does not, −0.003; Δ=+0.076 — a bundle of</w:t>
-      </w:r>
-      <w:r>
-        <w:t xml:space="preserve"> </w:t>
-      </w:r>
-      <w:r>
-        <w:t xml:space="preserve">meaninglessness, low frequency, and tokenization-quality we do not yet separate, §5); and</w:t>
+        <w:t xml:space="preserve">meaninglessness</w:t>
+      </w:r>
+      <w:r>
+        <w:t xml:space="preserve"> </w:t>
+      </w:r>
+      <w:r>
+        <w:t xml:space="preserve">drives it just as strongly (asemic Greek persists, +0.073,</w:t>
+      </w:r>
+      <w:r>
+        <w:t xml:space="preserve"> </w:t>
+      </w:r>
+      <w:r>
+        <w:t xml:space="preserve">but real-word Greek at the same fragmentation does not, −0.003; Δ=+0.076); and</w:t>
       </w:r>
       <w:r>
         <w:t xml:space="preserve"> </w:t>
@@ -673,7 +651,21 @@
           <w:bCs/>
           <w:b/>
         </w:rPr>
-        <w:t xml:space="preserve">absent — indeed reversed</w:t>
+        <w:t xml:space="preserve">absent — indeed</w:t>
+      </w:r>
+      <w:r>
+        <w:rPr>
+          <w:bCs/>
+          <w:b/>
+        </w:rPr>
+        <w:t xml:space="preserve"> </w:t>
+      </w:r>
+      <w:r>
+        <w:rPr>
+          <w:bCs/>
+          <w:b/>
+        </w:rPr>
+        <w:t xml:space="preserve">reversed</w:t>
       </w:r>
       <w:r>
         <w:t xml:space="preserve">: the actual voces persist deep</w:t>
@@ -692,13 +684,80 @@
         <w:t xml:space="preserve"> </w:t>
       </w:r>
       <w:r>
-        <w:t xml:space="preserve">than fragmentation-matched</w:t>
-      </w:r>
-      <w:r>
-        <w:t xml:space="preserve"> </w:t>
-      </w:r>
-      <w:r>
-        <w:t xml:space="preserve">random asemic strings (Δ=−0.033, CI [−0.057, −0.010]).</w:t>
+        <w:t xml:space="preserve">than fragmentation-matched random asemic strings</w:t>
+      </w:r>
+      <w:r>
+        <w:t xml:space="preserve"> </w:t>
+      </w:r>
+      <w:r>
+        <w:t xml:space="preserve">(Δ=−0.033, CI [−0.057, −0.010]). The whole structure</w:t>
+      </w:r>
+      <w:r>
+        <w:t xml:space="preserve"> </w:t>
+      </w:r>
+      <w:r>
+        <w:rPr>
+          <w:bCs/>
+          <w:b/>
+        </w:rPr>
+        <w:t xml:space="preserve">replicates on Gemma-2-9B</w:t>
+      </w:r>
+      <w:r>
+        <w:t xml:space="preserve">, and a follow-up factorial</w:t>
+      </w:r>
+      <w:r>
+        <w:t xml:space="preserve"> </w:t>
+      </w:r>
+      <w:r>
+        <w:t xml:space="preserve">(v3) that splits meaning from frequency via the model’s own surprisal shows the second driver is</w:t>
+      </w:r>
+      <w:r>
+        <w:t xml:space="preserve"> </w:t>
+      </w:r>
+      <w:r>
+        <w:rPr>
+          <w:bCs/>
+          <w:b/>
+        </w:rPr>
+        <w:t xml:space="preserve">meaning, not</w:t>
+      </w:r>
+      <w:r>
+        <w:rPr>
+          <w:bCs/>
+          <w:b/>
+        </w:rPr>
+        <w:t xml:space="preserve"> </w:t>
+      </w:r>
+      <w:r>
+        <w:rPr>
+          <w:bCs/>
+          <w:b/>
+        </w:rPr>
+        <w:t xml:space="preserve">familiarity</w:t>
+      </w:r>
+      <w:r>
+        <w:t xml:space="preserve"> </w:t>
+      </w:r>
+      <w:r>
+        <w:t xml:space="preserve">(FAMILIARITY n.s.; MEANING significant) —</w:t>
+      </w:r>
+      <w:r>
+        <w:t xml:space="preserve"> </w:t>
+      </w:r>
+      <w:r>
+        <w:t xml:space="preserve">“</w:t>
+      </w:r>
+      <w:r>
+        <w:t xml:space="preserve">fragmented nonsense</w:t>
+      </w:r>
+      <w:r>
+        <w:t xml:space="preserve">”</w:t>
+      </w:r>
+      <w:r>
+        <w:t xml:space="preserve"> </w:t>
+      </w:r>
+      <w:r>
+        <w:t xml:space="preserve">earned, not assumed.</w:t>
       </w:r>
     </w:p>
     <w:p>
@@ -4503,6 +4562,373 @@
         <w:pStyle w:val="BodyText"/>
       </w:pPr>
       <w:r>
+        <w:rPr>
+          <w:bCs/>
+          <w:b/>
+        </w:rPr>
+        <w:t xml:space="preserve">Splitting the bundle: the second factor is meaning, not familiarity (Gemma, v3).</w:t>
+      </w:r>
+      <w:r>
+        <w:t xml:space="preserve"> </w:t>
+      </w:r>
+      <w:r>
+        <w:t xml:space="preserve">The</w:t>
+      </w:r>
+      <w:r>
+        <w:t xml:space="preserve"> </w:t>
+      </w:r>
+      <w:r>
+        <w:t xml:space="preserve">“</w:t>
+      </w:r>
+      <w:r>
+        <w:t xml:space="preserve">lexicality</w:t>
+      </w:r>
+      <w:r>
+        <w:t xml:space="preserve">”</w:t>
+      </w:r>
+      <w:r>
+        <w:t xml:space="preserve"> </w:t>
+      </w:r>
+      <w:r>
+        <w:t xml:space="preserve">arm above</w:t>
+      </w:r>
+      <w:r>
+        <w:t xml:space="preserve"> </w:t>
+      </w:r>
+      <w:r>
+        <w:t xml:space="preserve">confounds meaning with frequency/familiarity (the lexical cohort is high-frequency international loanwords). A v3</w:t>
+      </w:r>
+      <w:r>
+        <w:t xml:space="preserve"> </w:t>
+      </w:r>
+      <w:r>
+        <w:t xml:space="preserve">factorial splits them: a real-Greek pool divided by the</w:t>
+      </w:r>
+      <w:r>
+        <w:t xml:space="preserve"> </w:t>
+      </w:r>
+      <w:r>
+        <w:rPr>
+          <w:iCs/>
+          <w:i/>
+        </w:rPr>
+        <w:t xml:space="preserve">model’s own surprisal</w:t>
+      </w:r>
+      <w:r>
+        <w:t xml:space="preserve"> </w:t>
+      </w:r>
+      <w:r>
+        <w:t xml:space="preserve">into a FAMILIAR (low-surprisal,</w:t>
+      </w:r>
+      <w:r>
+        <w:t xml:space="preserve"> </w:t>
+      </w:r>
+      <w:r>
+        <w:t xml:space="preserve">2.4 nats) and an UNFAMILIAR (high-surprisal, 4.0 nats) half — both meaningful, both fragmentation-matched — with</w:t>
+      </w:r>
+      <w:r>
+        <w:t xml:space="preserve"> </w:t>
+      </w:r>
+      <w:r>
+        <w:t xml:space="preserve">asemic cohorts regenerated across 5 seeds. The result isolates the axes (all with bootstrap CIs):</w:t>
+      </w:r>
+      <w:r>
+        <w:t xml:space="preserve"> </w:t>
+      </w:r>
+      <w:r>
+        <w:t xml:space="preserve">FRAGMENTATION +0.018 [0.005, 0.031]</w:t>
+      </w:r>
+      <w:r>
+        <w:t xml:space="preserve"> </w:t>
+      </w:r>
+      <w:r>
+        <w:rPr>
+          <w:bCs/>
+          <w:b/>
+        </w:rPr>
+        <w:t xml:space="preserve">(sig)</w:t>
+      </w:r>
+      <w:r>
+        <w:t xml:space="preserve">;</w:t>
+      </w:r>
+      <w:r>
+        <w:t xml:space="preserve"> </w:t>
+      </w:r>
+      <w:r>
+        <w:rPr>
+          <w:bCs/>
+          <w:b/>
+        </w:rPr>
+        <w:t xml:space="preserve">FAMILIARITY −0.002 [−0.016, 0.013] —</w:t>
+      </w:r>
+      <w:r>
+        <w:rPr>
+          <w:bCs/>
+          <w:b/>
+        </w:rPr>
+        <w:t xml:space="preserve"> </w:t>
+      </w:r>
+      <w:r>
+        <w:rPr>
+          <w:iCs/>
+          <w:i/>
+          <w:bCs/>
+          <w:b/>
+        </w:rPr>
+        <w:t xml:space="preserve">not significant</w:t>
+      </w:r>
+      <w:r>
+        <w:t xml:space="preserve"> </w:t>
+      </w:r>
+      <w:r>
+        <w:t xml:space="preserve">(among</w:t>
+      </w:r>
+      <w:r>
+        <w:t xml:space="preserve"> </w:t>
+      </w:r>
+      <w:r>
+        <w:t xml:space="preserve">meaningful words, familiar and unfamiliar both fail to persist, ≈+0.008);</w:t>
+      </w:r>
+      <w:r>
+        <w:t xml:space="preserve"> </w:t>
+      </w:r>
+      <w:r>
+        <w:rPr>
+          <w:bCs/>
+          <w:b/>
+        </w:rPr>
+        <w:t xml:space="preserve">MEANING +0.020 [0.009, 0.031] —</w:t>
+      </w:r>
+      <w:r>
+        <w:rPr>
+          <w:bCs/>
+          <w:b/>
+        </w:rPr>
+        <w:t xml:space="preserve"> </w:t>
+      </w:r>
+      <w:r>
+        <w:rPr>
+          <w:iCs/>
+          <w:i/>
+          <w:bCs/>
+          <w:b/>
+        </w:rPr>
+        <w:t xml:space="preserve">significant</w:t>
+      </w:r>
+      <w:r>
+        <w:t xml:space="preserve"> </w:t>
+      </w:r>
+      <w:r>
+        <w:t xml:space="preserve">(meaningless asemic Greek persists, +0.027; meaningful Greek does not, even when unfamiliar);</w:t>
+      </w:r>
+      <w:r>
+        <w:t xml:space="preserve"> </w:t>
+      </w:r>
+      <w:r>
+        <w:t xml:space="preserve">NAMEHOOD −0.023 [−0.036, −0.011] (sig). So</w:t>
+      </w:r>
+      <w:r>
+        <w:t xml:space="preserve"> </w:t>
+      </w:r>
+      <w:r>
+        <w:rPr>
+          <w:bCs/>
+          <w:b/>
+        </w:rPr>
+        <w:t xml:space="preserve">the second driver is meaninglessness, not frequency or</w:t>
+      </w:r>
+      <w:r>
+        <w:rPr>
+          <w:bCs/>
+          <w:b/>
+        </w:rPr>
+        <w:t xml:space="preserve"> </w:t>
+      </w:r>
+      <w:r>
+        <w:rPr>
+          <w:bCs/>
+          <w:b/>
+        </w:rPr>
+        <w:t xml:space="preserve">familiarity</w:t>
+      </w:r>
+      <w:r>
+        <w:t xml:space="preserve"> </w:t>
+      </w:r>
+      <w:r>
+        <w:t xml:space="preserve">— the bundle resolves to</w:t>
+      </w:r>
+      <w:r>
+        <w:t xml:space="preserve"> </w:t>
+      </w:r>
+      <w:r>
+        <w:rPr>
+          <w:iCs/>
+          <w:i/>
+        </w:rPr>
+        <w:t xml:space="preserve">meaning</w:t>
+      </w:r>
+      <w:r>
+        <w:t xml:space="preserve"> </w:t>
+      </w:r>
+      <w:r>
+        <w:t xml:space="preserve">once the model’s own surprisal controls for familiarity. The</w:t>
+      </w:r>
+      <w:r>
+        <w:t xml:space="preserve"> </w:t>
+      </w:r>
+      <w:r>
+        <w:t xml:space="preserve">asemic deep gap is also near-identical across the 5 seeds (sd = 0.0024), closing the single-draw concern.</w:t>
+      </w:r>
+    </w:p>
+    <w:p>
+      <w:pPr>
+        <w:pStyle w:val="BodyText"/>
+      </w:pPr>
+      <w:r>
+        <w:t xml:space="preserve">One refinement v3’s</w:t>
+      </w:r>
+      <w:r>
+        <w:t xml:space="preserve"> </w:t>
+      </w:r>
+      <w:r>
+        <w:rPr>
+          <w:iCs/>
+          <w:i/>
+        </w:rPr>
+        <w:t xml:space="preserve">absolute</w:t>
+      </w:r>
+      <w:r>
+        <w:t xml:space="preserve"> </w:t>
+      </w:r>
+      <w:r>
+        <w:t xml:space="preserve">(un-subtracted) Greek name-likeness adds: meaningful Greek is deep-name-like in</w:t>
+      </w:r>
+      <w:r>
+        <w:t xml:space="preserve"> </w:t>
+      </w:r>
+      <w:r>
+        <w:rPr>
+          <w:iCs/>
+          <w:i/>
+        </w:rPr>
+        <w:t xml:space="preserve">both</w:t>
+      </w:r>
+      <w:r>
+        <w:t xml:space="preserve"> </w:t>
+      </w:r>
+      <w:r>
+        <w:t xml:space="preserve">scripts (familiar +0.077, unfamiliar +0.064 absolute) —</w:t>
+      </w:r>
+      <w:r>
+        <w:t xml:space="preserve"> </w:t>
+      </w:r>
+      <w:r>
+        <w:rPr>
+          <w:iCs/>
+          <w:i/>
+        </w:rPr>
+        <w:t xml:space="preserve">more</w:t>
+      </w:r>
+      <w:r>
+        <w:t xml:space="preserve"> </w:t>
+      </w:r>
+      <w:r>
+        <w:t xml:space="preserve">than the voces (+0.011) — so its Greek</w:t>
+      </w:r>
+      <w:r>
+        <w:t xml:space="preserve"> </w:t>
+      </w:r>
+      <w:r>
+        <w:rPr>
+          <w:iCs/>
+          <w:i/>
+        </w:rPr>
+        <w:t xml:space="preserve">minus</w:t>
+      </w:r>
+      <w:r>
+        <w:t xml:space="preserve"> </w:t>
+      </w:r>
+      <w:r>
+        <w:t xml:space="preserve">Latin gap is ~0 because recognition shows in both renderings, not because it is un-name-like. The</w:t>
+      </w:r>
+      <w:r>
+        <w:t xml:space="preserve"> </w:t>
+      </w:r>
+      <w:r>
+        <w:t xml:space="preserve">deep-Greek</w:t>
+      </w:r>
+      <w:r>
+        <w:t xml:space="preserve"> </w:t>
+      </w:r>
+      <w:r>
+        <w:rPr>
+          <w:iCs/>
+          <w:i/>
+        </w:rPr>
+        <w:t xml:space="preserve">gap</w:t>
+      </w:r>
+      <w:r>
+        <w:t xml:space="preserve"> </w:t>
+      </w:r>
+      <w:r>
+        <w:t xml:space="preserve">is therefore a</w:t>
+      </w:r>
+      <w:r>
+        <w:t xml:space="preserve"> </w:t>
+      </w:r>
+      <w:r>
+        <w:rPr>
+          <w:bCs/>
+          <w:b/>
+        </w:rPr>
+        <w:t xml:space="preserve">script-asymmetry</w:t>
+      </w:r>
+      <w:r>
+        <w:t xml:space="preserve"> </w:t>
+      </w:r>
+      <w:r>
+        <w:t xml:space="preserve">measure: it is large only when the Greek rendering drifts</w:t>
+      </w:r>
+      <w:r>
+        <w:t xml:space="preserve"> </w:t>
+      </w:r>
+      <w:r>
+        <w:t xml:space="preserve">name-adjacent in a way the Latin does not — i.e. for a heavily-fragmented,</w:t>
+      </w:r>
+      <w:r>
+        <w:t xml:space="preserve"> </w:t>
+      </w:r>
+      <w:r>
+        <w:rPr>
+          <w:iCs/>
+          <w:i/>
+        </w:rPr>
+        <w:t xml:space="preserve">unrecognized</w:t>
+      </w:r>
+      <w:r>
+        <w:t xml:space="preserve"> </w:t>
+      </w:r>
+      <w:r>
+        <w:t xml:space="preserve">(meaningless) string.</w:t>
+      </w:r>
+      <w:r>
+        <w:t xml:space="preserve"> </w:t>
+      </w:r>
+      <w:r>
+        <w:t xml:space="preserve">Recognition collapses the asymmetry. That is the same H1↔depth coupling, now visible in the magnitudes: what</w:t>
+      </w:r>
+      <w:r>
+        <w:t xml:space="preserve"> </w:t>
+      </w:r>
+      <w:r>
+        <w:t xml:space="preserve">makes a string recognizable (in either script) is what keeps it off the deep-fragmentation peak.</w:t>
+      </w:r>
+    </w:p>
+    <w:p>
+      <w:pPr>
+        <w:pStyle w:val="BodyText"/>
+      </w:pPr>
+      <w:r>
         <w:t xml:space="preserve">So §3.4 does what §3.3 could not: it shows fragmentation is necessary-but-not-sufficient, names a second</w:t>
       </w:r>
       <w:r>
@@ -5033,79 +5459,76 @@
           <w:bCs/>
           <w:b/>
         </w:rPr>
-        <w:t xml:space="preserve">axis is a familiarity bundle, not pure meaning.</w:t>
-      </w:r>
-      <w:r>
-        <w:t xml:space="preserve"> </w:t>
-      </w:r>
-      <w:r>
-        <w:t xml:space="preserve">The lexical-matched cohort is long Greek</w:t>
-      </w:r>
-      <w:r>
-        <w:t xml:space="preserve"> </w:t>
-      </w:r>
-      <w:r>
-        <w:t xml:space="preserve">loanword/learned forms (ΦΙΛΟΣΟΦΙΑ, ΔΗΜΟΚΡΑΤΙΑ, ΑΝΘΡΩΠΟΛΟΓΙΑ…) selected to ~11 Greek tokens. They are not only</w:t>
-      </w:r>
-      <w:r>
-        <w:t xml:space="preserve"> </w:t>
-      </w:r>
-      <w:r>
-        <w:rPr>
-          <w:iCs/>
-          <w:i/>
-        </w:rPr>
-        <w:t xml:space="preserve">meaningful</w:t>
-      </w:r>
-      <w:r>
-        <w:t xml:space="preserve"> </w:t>
-      </w:r>
-      <w:r>
-        <w:t xml:space="preserve">— they are</w:t>
-      </w:r>
-      <w:r>
-        <w:t xml:space="preserve"> </w:t>
-      </w:r>
-      <w:r>
-        <w:rPr>
-          <w:iCs/>
-          <w:i/>
-        </w:rPr>
-        <w:t xml:space="preserve">high-frequency and cross-lingually familiar</w:t>
-      </w:r>
-      <w:r>
-        <w:t xml:space="preserve"> </w:t>
-      </w:r>
-      <w:r>
-        <w:t xml:space="preserve">international vocabulary, and they tend to</w:t>
-      </w:r>
-      <w:r>
-        <w:t xml:space="preserve"> </w:t>
-      </w:r>
-      <w:r>
-        <w:t xml:space="preserve">receive</w:t>
-      </w:r>
-      <w:r>
-        <w:t xml:space="preserve"> </w:t>
-      </w:r>
-      <w:r>
-        <w:rPr>
-          <w:iCs/>
-          <w:i/>
-        </w:rPr>
-        <w:t xml:space="preserve">morphemic</w:t>
-      </w:r>
-      <w:r>
-        <w:t xml:space="preserve"> </w:t>
-      </w:r>
-      <w:r>
-        <w:t xml:space="preserve">subword tokens where the asemic strings get byte-fragments at the same count. So the</w:t>
-      </w:r>
-      <w:r>
-        <w:t xml:space="preserve"> </w:t>
-      </w:r>
-      <w:r>
-        <w:t xml:space="preserve">+0.076</w:t>
+        <w:t xml:space="preserve">bundle — now split (v3): the factor is meaning, not familiarity.</w:t>
+      </w:r>
+      <w:r>
+        <w:t xml:space="preserve"> </w:t>
+      </w:r>
+      <w:r>
+        <w:t xml:space="preserve">The v2 lexical-matched</w:t>
+      </w:r>
+      <w:r>
+        <w:t xml:space="preserve"> </w:t>
+      </w:r>
+      <w:r>
+        <w:t xml:space="preserve">cohort was high-frequency international loanwords (ΦΙΛΟΣΟΦΙΑ, ΔΗΜΟΚΡΑΤΙΑ…), so the +0.076 effect confounded</w:t>
+      </w:r>
+      <w:r>
+        <w:t xml:space="preserve"> </w:t>
+      </w:r>
+      <w:r>
+        <w:t xml:space="preserve">meaning, frequency, and familiarity. v3 (§3.4, Gemma) separates them by splitting a real-Greek pool on the</w:t>
+      </w:r>
+      <w:r>
+        <w:t xml:space="preserve"> </w:t>
+      </w:r>
+      <w:r>
+        <w:rPr>
+          <w:iCs/>
+          <w:i/>
+        </w:rPr>
+        <w:t xml:space="preserve">model’s own surprisal</w:t>
+      </w:r>
+      <w:r>
+        <w:t xml:space="preserve">:</w:t>
+      </w:r>
+      <w:r>
+        <w:t xml:space="preserve"> </w:t>
+      </w:r>
+      <w:r>
+        <w:rPr>
+          <w:bCs/>
+          <w:b/>
+        </w:rPr>
+        <w:t xml:space="preserve">FAMILIARITY is n.s. (−0.002) and MEANING is significant (+0.020)</w:t>
+      </w:r>
+      <w:r>
+        <w:t xml:space="preserve"> </w:t>
+      </w:r>
+      <w:r>
+        <w:t xml:space="preserve">— among</w:t>
+      </w:r>
+      <w:r>
+        <w:t xml:space="preserve"> </w:t>
+      </w:r>
+      <w:r>
+        <w:t xml:space="preserve">meaningful Greek, familiar and unfamiliar both fail to persist; only</w:t>
+      </w:r>
+      <w:r>
+        <w:t xml:space="preserve"> </w:t>
+      </w:r>
+      <w:r>
+        <w:rPr>
+          <w:iCs/>
+          <w:i/>
+        </w:rPr>
+        <w:t xml:space="preserve">meaningless</w:t>
+      </w:r>
+      <w:r>
+        <w:t xml:space="preserve"> </w:t>
+      </w:r>
+      <w:r>
+        <w:t xml:space="preserve">Greek does. So</w:t>
       </w:r>
       <w:r>
         <w:t xml:space="preserve"> </w:t>
@@ -5114,7 +5537,17 @@
         <w:t xml:space="preserve">“</w:t>
       </w:r>
       <w:r>
-        <w:t xml:space="preserve">lexicality</w:t>
+        <w:t xml:space="preserve">fragmented</w:t>
+      </w:r>
+      <w:r>
+        <w:t xml:space="preserve"> </w:t>
+      </w:r>
+      <w:r>
+        <w:rPr>
+          <w:iCs/>
+          <w:i/>
+        </w:rPr>
+        <w:t xml:space="preserve">nonsense</w:t>
       </w:r>
       <w:r>
         <w:t xml:space="preserve">”</w:t>
@@ -5123,95 +5556,56 @@
         <w:t xml:space="preserve"> </w:t>
       </w:r>
       <w:r>
-        <w:t xml:space="preserve">effect confounds meaning, frequency, familiarity, and tokenization-quality; we now name the</w:t>
-      </w:r>
-      <w:r>
-        <w:t xml:space="preserve"> </w:t>
-      </w:r>
-      <w:r>
-        <w:t xml:space="preserve">factor</w:t>
-      </w:r>
-      <w:r>
-        <w:t xml:space="preserve"> </w:t>
-      </w:r>
-      <w:r>
-        <w:rPr>
-          <w:bCs/>
-          <w:b/>
-        </w:rPr>
-        <w:t xml:space="preserve">novelty/unfamiliarity</w:t>
-      </w:r>
-      <w:r>
-        <w:t xml:space="preserve"> </w:t>
-      </w:r>
-      <w:r>
-        <w:t xml:space="preserve">for honesty.</w:t>
-      </w:r>
-      <w:r>
-        <w:t xml:space="preserve"> </w:t>
-      </w:r>
-      <w:r>
-        <w:rPr>
-          <w:bCs/>
-          <w:b/>
-        </w:rPr>
-        <w:t xml:space="preserve">The owed fix (v3) is a</w:t>
-      </w:r>
-      <w:r>
-        <w:rPr>
-          <w:bCs/>
-          <w:b/>
-        </w:rPr>
-        <w:t xml:space="preserve"> </w:t>
-      </w:r>
-      <w:r>
-        <w:rPr>
-          <w:iCs/>
-          <w:i/>
-          <w:bCs/>
-          <w:b/>
-        </w:rPr>
-        <w:t xml:space="preserve">meaningful-but-unfamiliar</w:t>
-      </w:r>
-      <w:r>
-        <w:rPr>
-          <w:bCs/>
-          <w:b/>
-        </w:rPr>
-        <w:t xml:space="preserve"> </w:t>
-      </w:r>
-      <w:r>
-        <w:rPr>
-          <w:bCs/>
-          <w:b/>
-        </w:rPr>
-        <w:t xml:space="preserve">Greek</w:t>
-      </w:r>
-      <w:r>
-        <w:rPr>
-          <w:bCs/>
-          <w:b/>
-        </w:rPr>
-        <w:t xml:space="preserve"> </w:t>
-      </w:r>
-      <w:r>
-        <w:rPr>
-          <w:bCs/>
-          <w:b/>
-        </w:rPr>
-        <w:t xml:space="preserve">cohort</w:t>
-      </w:r>
-      <w:r>
-        <w:t xml:space="preserve"> </w:t>
-      </w:r>
-      <w:r>
-        <w:t xml:space="preserve">— rare/archaic words, not international loanwords — which separates meaning from frequency. Until it</w:t>
-      </w:r>
-      <w:r>
-        <w:t xml:space="preserve"> </w:t>
-      </w:r>
-      <w:r>
-        <w:t xml:space="preserve">runs,</w:t>
+        <w:t xml:space="preserve">is</w:t>
+      </w:r>
+      <w:r>
+        <w:t xml:space="preserve"> </w:t>
+      </w:r>
+      <w:r>
+        <w:rPr>
+          <w:bCs/>
+          <w:b/>
+        </w:rPr>
+        <w:t xml:space="preserve">earned</w:t>
+      </w:r>
+      <w:r>
+        <w:t xml:space="preserve">, not assumed — the second factor is meaninglessness, with frequency ruled out.</w:t>
+      </w:r>
+      <w:r>
+        <w:t xml:space="preserve"> </w:t>
+      </w:r>
+      <w:r>
+        <w:rPr>
+          <w:iCs/>
+          <w:i/>
+        </w:rPr>
+        <w:t xml:space="preserve">Still</w:t>
+      </w:r>
+      <w:r>
+        <w:rPr>
+          <w:iCs/>
+          <w:i/>
+        </w:rPr>
+        <w:t xml:space="preserve"> </w:t>
+      </w:r>
+      <w:r>
+        <w:rPr>
+          <w:iCs/>
+          <w:i/>
+        </w:rPr>
+        <w:t xml:space="preserve">owed:</w:t>
+      </w:r>
+      <w:r>
+        <w:t xml:space="preserve"> </w:t>
+      </w:r>
+      <w:r>
+        <w:t xml:space="preserve">the v3 split is Gemma-only so far (Mistral v3 is a one-cell re-run); and the morphemic-vs-byte</w:t>
+      </w:r>
+      <w:r>
+        <w:t xml:space="preserve"> </w:t>
+      </w:r>
+      <w:r>
+        <w:t xml:space="preserve">tokenization difference still co-travels with meaning (real words get morphemic tokens), so</w:t>
       </w:r>
       <w:r>
         <w:t xml:space="preserve"> </w:t>
@@ -5220,17 +5614,7 @@
         <w:t xml:space="preserve">“</w:t>
       </w:r>
       <w:r>
-        <w:t xml:space="preserve">fragmented</w:t>
-      </w:r>
-      <w:r>
-        <w:t xml:space="preserve"> </w:t>
-      </w:r>
-      <w:r>
-        <w:rPr>
-          <w:iCs/>
-          <w:i/>
-        </w:rPr>
-        <w:t xml:space="preserve">nonsense</w:t>
+        <w:t xml:space="preserve">meaning</w:t>
       </w:r>
       <w:r>
         <w:t xml:space="preserve">”</w:t>
@@ -5239,7 +5623,13 @@
         <w:t xml:space="preserve"> </w:t>
       </w:r>
       <w:r>
-        <w:t xml:space="preserve">should be read as</w:t>
+        <w:t xml:space="preserve">here is</w:t>
+      </w:r>
+      <w:r>
+        <w:t xml:space="preserve"> </w:t>
+      </w:r>
+      <w:r>
+        <w:t xml:space="preserve">inseparable from</w:t>
       </w:r>
       <w:r>
         <w:t xml:space="preserve"> </w:t>
@@ -5248,26 +5638,16 @@
         <w:t xml:space="preserve">“</w:t>
       </w:r>
       <w:r>
-        <w:t xml:space="preserve">fragmented</w:t>
-      </w:r>
-      <w:r>
-        <w:t xml:space="preserve"> </w:t>
-      </w:r>
-      <w:r>
-        <w:rPr>
-          <w:iCs/>
-          <w:i/>
-        </w:rPr>
-        <w:t xml:space="preserve">unfamiliar</w:t>
-      </w:r>
-      <w:r>
-        <w:t xml:space="preserve"> </w:t>
-      </w:r>
-      <w:r>
-        <w:t xml:space="preserve">Greek.</w:t>
+        <w:t xml:space="preserve">is-it-tokenized-as-a-word</w:t>
       </w:r>
       <w:r>
         <w:t xml:space="preserve">”</w:t>
+      </w:r>
+      <w:r>
+        <w:t xml:space="preserve"> </w:t>
+      </w:r>
+      <w:r>
+        <w:t xml:space="preserve">— arguably the same thing for a transformer, but worth naming.</w:t>
       </w:r>
     </w:p>
     <w:p>

--- a/paper/its-the-script-not-the-spell-v2-crossfamily.docx
+++ b/paper/its-the-script-not-the-spell-v2-crossfamily.docx
@@ -709,37 +709,45 @@
         <w:t xml:space="preserve"> </w:t>
       </w:r>
       <w:r>
-        <w:t xml:space="preserve">(v3) that splits meaning from frequency via the model’s own surprisal shows the second driver is</w:t>
-      </w:r>
-      <w:r>
-        <w:t xml:space="preserve"> </w:t>
-      </w:r>
-      <w:r>
-        <w:rPr>
-          <w:bCs/>
-          <w:b/>
-        </w:rPr>
-        <w:t xml:space="preserve">meaning, not</w:t>
-      </w:r>
-      <w:r>
-        <w:rPr>
-          <w:bCs/>
-          <w:b/>
-        </w:rPr>
-        <w:t xml:space="preserve"> </w:t>
-      </w:r>
-      <w:r>
-        <w:rPr>
-          <w:bCs/>
-          <w:b/>
-        </w:rPr>
-        <w:t xml:space="preserve">familiarity</w:t>
-      </w:r>
-      <w:r>
-        <w:t xml:space="preserve"> </w:t>
-      </w:r>
-      <w:r>
-        <w:t xml:space="preserve">(FAMILIARITY n.s.; MEANING significant) —</w:t>
+        <w:t xml:space="preserve">(v3) that splits meaning from frequency via the model’s own surprisal shows —</w:t>
+      </w:r>
+      <w:r>
+        <w:t xml:space="preserve"> </w:t>
+      </w:r>
+      <w:r>
+        <w:rPr>
+          <w:bCs/>
+          <w:b/>
+        </w:rPr>
+        <w:t xml:space="preserve">in both models</w:t>
+      </w:r>
+      <w:r>
+        <w:t xml:space="preserve"> </w:t>
+      </w:r>
+      <w:r>
+        <w:t xml:space="preserve">— the second</w:t>
+      </w:r>
+      <w:r>
+        <w:t xml:space="preserve"> </w:t>
+      </w:r>
+      <w:r>
+        <w:t xml:space="preserve">driver is</w:t>
+      </w:r>
+      <w:r>
+        <w:t xml:space="preserve"> </w:t>
+      </w:r>
+      <w:r>
+        <w:rPr>
+          <w:bCs/>
+          <w:b/>
+        </w:rPr>
+        <w:t xml:space="preserve">meaning, not familiarity</w:t>
+      </w:r>
+      <w:r>
+        <w:t xml:space="preserve"> </w:t>
+      </w:r>
+      <w:r>
+        <w:t xml:space="preserve">(FAMILIARITY n.s. in both; MEANING significant in both) —</w:t>
       </w:r>
       <w:r>
         <w:t xml:space="preserve"> </w:t>
@@ -748,7 +756,13 @@
         <w:t xml:space="preserve">“</w:t>
       </w:r>
       <w:r>
-        <w:t xml:space="preserve">fragmented nonsense</w:t>
+        <w:t xml:space="preserve">fragmented</w:t>
+      </w:r>
+      <w:r>
+        <w:t xml:space="preserve"> </w:t>
+      </w:r>
+      <w:r>
+        <w:t xml:space="preserve">nonsense</w:t>
       </w:r>
       <w:r>
         <w:t xml:space="preserve">”</w:t>
@@ -4566,7 +4580,37 @@
           <w:bCs/>
           <w:b/>
         </w:rPr>
-        <w:t xml:space="preserve">Splitting the bundle: the second factor is meaning, not familiarity (Gemma, v3).</w:t>
+        <w:t xml:space="preserve">Splitting the bundle: the second factor is meaning, not familiarity (Mistral</w:t>
+      </w:r>
+      <w:r>
+        <w:rPr>
+          <w:bCs/>
+          <w:b/>
+        </w:rPr>
+        <w:t xml:space="preserve"> </w:t>
+      </w:r>
+      <w:r>
+        <w:rPr>
+          <w:iCs/>
+          <w:i/>
+          <w:bCs/>
+          <w:b/>
+        </w:rPr>
+        <w:t xml:space="preserve">and</w:t>
+      </w:r>
+      <w:r>
+        <w:rPr>
+          <w:bCs/>
+          <w:b/>
+        </w:rPr>
+        <w:t xml:space="preserve"> </w:t>
+      </w:r>
+      <w:r>
+        <w:rPr>
+          <w:bCs/>
+          <w:b/>
+        </w:rPr>
+        <w:t xml:space="preserve">Gemma, v3).</w:t>
       </w:r>
       <w:r>
         <w:t xml:space="preserve"> </w:t>
@@ -4590,19 +4634,13 @@
         <w:t xml:space="preserve"> </w:t>
       </w:r>
       <w:r>
-        <w:t xml:space="preserve">arm above</w:t>
-      </w:r>
-      <w:r>
-        <w:t xml:space="preserve"> </w:t>
-      </w:r>
-      <w:r>
-        <w:t xml:space="preserve">confounds meaning with frequency/familiarity (the lexical cohort is high-frequency international loanwords). A v3</w:t>
-      </w:r>
-      <w:r>
-        <w:t xml:space="preserve"> </w:t>
-      </w:r>
-      <w:r>
-        <w:t xml:space="preserve">factorial splits them: a real-Greek pool divided by the</w:t>
+        <w:t xml:space="preserve">arm above confounds meaning with frequency/familiarity (the lexical cohort is high-frequency</w:t>
+      </w:r>
+      <w:r>
+        <w:t xml:space="preserve"> </w:t>
+      </w:r>
+      <w:r>
+        <w:t xml:space="preserve">international loanwords). A v3 factorial splits them: a real-Greek pool divided by the</w:t>
       </w:r>
       <w:r>
         <w:t xml:space="preserve"> </w:t>
@@ -4618,144 +4656,383 @@
         <w:t xml:space="preserve"> </w:t>
       </w:r>
       <w:r>
-        <w:t xml:space="preserve">into a FAMILIAR (low-surprisal,</w:t>
-      </w:r>
-      <w:r>
-        <w:t xml:space="preserve"> </w:t>
-      </w:r>
-      <w:r>
-        <w:t xml:space="preserve">2.4 nats) and an UNFAMILIAR (high-surprisal, 4.0 nats) half — both meaningful, both fragmentation-matched — with</w:t>
-      </w:r>
-      <w:r>
-        <w:t xml:space="preserve"> </w:t>
-      </w:r>
-      <w:r>
-        <w:t xml:space="preserve">asemic cohorts regenerated across 5 seeds. The result isolates the axes (all with bootstrap CIs):</w:t>
-      </w:r>
-      <w:r>
-        <w:t xml:space="preserve"> </w:t>
-      </w:r>
-      <w:r>
-        <w:t xml:space="preserve">FRAGMENTATION +0.018 [0.005, 0.031]</w:t>
-      </w:r>
-      <w:r>
-        <w:t xml:space="preserve"> </w:t>
-      </w:r>
-      <w:r>
-        <w:rPr>
-          <w:bCs/>
-          <w:b/>
-        </w:rPr>
-        <w:t xml:space="preserve">(sig)</w:t>
-      </w:r>
-      <w:r>
-        <w:t xml:space="preserve">;</w:t>
-      </w:r>
-      <w:r>
-        <w:t xml:space="preserve"> </w:t>
-      </w:r>
-      <w:r>
-        <w:rPr>
-          <w:bCs/>
-          <w:b/>
-        </w:rPr>
-        <w:t xml:space="preserve">FAMILIARITY −0.002 [−0.016, 0.013] —</w:t>
-      </w:r>
-      <w:r>
-        <w:rPr>
-          <w:bCs/>
-          <w:b/>
-        </w:rPr>
-        <w:t xml:space="preserve"> </w:t>
-      </w:r>
-      <w:r>
-        <w:rPr>
-          <w:iCs/>
-          <w:i/>
-          <w:bCs/>
-          <w:b/>
-        </w:rPr>
-        <w:t xml:space="preserve">not significant</w:t>
-      </w:r>
-      <w:r>
-        <w:t xml:space="preserve"> </w:t>
-      </w:r>
-      <w:r>
-        <w:t xml:space="preserve">(among</w:t>
-      </w:r>
-      <w:r>
-        <w:t xml:space="preserve"> </w:t>
-      </w:r>
-      <w:r>
-        <w:t xml:space="preserve">meaningful words, familiar and unfamiliar both fail to persist, ≈+0.008);</w:t>
-      </w:r>
-      <w:r>
-        <w:t xml:space="preserve"> </w:t>
-      </w:r>
-      <w:r>
-        <w:rPr>
-          <w:bCs/>
-          <w:b/>
-        </w:rPr>
-        <w:t xml:space="preserve">MEANING +0.020 [0.009, 0.031] —</w:t>
-      </w:r>
-      <w:r>
-        <w:rPr>
-          <w:bCs/>
-          <w:b/>
-        </w:rPr>
-        <w:t xml:space="preserve"> </w:t>
-      </w:r>
-      <w:r>
-        <w:rPr>
-          <w:iCs/>
-          <w:i/>
-          <w:bCs/>
-          <w:b/>
-        </w:rPr>
-        <w:t xml:space="preserve">significant</w:t>
-      </w:r>
-      <w:r>
-        <w:t xml:space="preserve"> </w:t>
-      </w:r>
-      <w:r>
-        <w:t xml:space="preserve">(meaningless asemic Greek persists, +0.027; meaningful Greek does not, even when unfamiliar);</w:t>
-      </w:r>
-      <w:r>
-        <w:t xml:space="preserve"> </w:t>
-      </w:r>
-      <w:r>
-        <w:t xml:space="preserve">NAMEHOOD −0.023 [−0.036, −0.011] (sig). So</w:t>
-      </w:r>
-      <w:r>
-        <w:t xml:space="preserve"> </w:t>
-      </w:r>
-      <w:r>
-        <w:rPr>
-          <w:bCs/>
-          <w:b/>
-        </w:rPr>
-        <w:t xml:space="preserve">the second driver is meaninglessness, not frequency or</w:t>
-      </w:r>
-      <w:r>
-        <w:rPr>
-          <w:bCs/>
-          <w:b/>
-        </w:rPr>
-        <w:t xml:space="preserve"> </w:t>
-      </w:r>
-      <w:r>
-        <w:rPr>
-          <w:bCs/>
-          <w:b/>
-        </w:rPr>
-        <w:t xml:space="preserve">familiarity</w:t>
-      </w:r>
-      <w:r>
-        <w:t xml:space="preserve"> </w:t>
-      </w:r>
-      <w:r>
-        <w:t xml:space="preserve">— the bundle resolves to</w:t>
+        <w:t xml:space="preserve">into a FAMILIAR (low-surprisal) and an UNFAMILIAR (high-surprisal) half — both meaningful, both</w:t>
+      </w:r>
+      <w:r>
+        <w:t xml:space="preserve"> </w:t>
+      </w:r>
+      <w:r>
+        <w:t xml:space="preserve">fragmentation-matched — with asemic cohorts regenerated across 5 seeds.</w:t>
+      </w:r>
+      <w:r>
+        <w:t xml:space="preserve"> </w:t>
+      </w:r>
+      <w:r>
+        <w:rPr>
+          <w:bCs/>
+          <w:b/>
+        </w:rPr>
+        <w:t xml:space="preserve">Both models give the same answer on</w:t>
+      </w:r>
+      <w:r>
+        <w:rPr>
+          <w:bCs/>
+          <w:b/>
+        </w:rPr>
+        <w:t xml:space="preserve"> </w:t>
+      </w:r>
+      <w:r>
+        <w:rPr>
+          <w:bCs/>
+          <w:b/>
+        </w:rPr>
+        <w:t xml:space="preserve">every axis</w:t>
+      </w:r>
+      <w:r>
+        <w:t xml:space="preserve"> </w:t>
+      </w:r>
+      <w:r>
+        <w:t xml:space="preserve">(bootstrap CIs throughout):</w:t>
+      </w:r>
+    </w:p>
+    <w:tbl>
+      <w:tblPr>
+        <w:tblStyle w:val="Table"/>
+        <w:tblW w:type="pct" w:w="5000"/>
+        <w:tblLook w:firstRow="1" w:lastRow="0" w:firstColumn="0" w:lastColumn="0" w:noHBand="0" w:noVBand="0" w:val="0020"/>
+        <w:jc w:val="start"/>
+      </w:tblPr>
+      <w:tblGrid>
+        <w:gridCol w:w="2640"/>
+        <w:gridCol w:w="2640"/>
+        <w:gridCol w:w="2640"/>
+      </w:tblGrid>
+      <w:tr>
+        <w:trPr>
+          <w:tblHeader w:val="true"/>
+        </w:trPr>
+        <w:tc>
+          <w:tcPr/>
+          <w:p>
+            <w:pPr>
+              <w:pStyle w:val="Compact"/>
+              <w:jc w:val="left"/>
+            </w:pPr>
+            <w:r>
+              <w:t xml:space="preserve">contrast (v3)</w:t>
+            </w:r>
+          </w:p>
+        </w:tc>
+        <w:tc>
+          <w:tcPr/>
+          <w:p>
+            <w:pPr>
+              <w:pStyle w:val="Compact"/>
+              <w:jc w:val="left"/>
+            </w:pPr>
+            <w:r>
+              <w:t xml:space="preserve">Mistral</w:t>
+            </w:r>
+          </w:p>
+        </w:tc>
+        <w:tc>
+          <w:tcPr/>
+          <w:p>
+            <w:pPr>
+              <w:pStyle w:val="Compact"/>
+              <w:jc w:val="left"/>
+            </w:pPr>
+            <w:r>
+              <w:t xml:space="preserve">Gemma</w:t>
+            </w:r>
+          </w:p>
+        </w:tc>
+      </w:tr>
+      <w:tr>
+        <w:tc>
+          <w:tcPr/>
+          <w:p>
+            <w:pPr>
+              <w:pStyle w:val="Compact"/>
+              <w:jc w:val="left"/>
+            </w:pPr>
+            <w:r>
+              <w:t xml:space="preserve">FRAGMENTATION</w:t>
+            </w:r>
+          </w:p>
+        </w:tc>
+        <w:tc>
+          <w:tcPr/>
+          <w:p>
+            <w:pPr>
+              <w:pStyle w:val="Compact"/>
+              <w:jc w:val="left"/>
+            </w:pPr>
+            <w:r>
+              <w:t xml:space="preserve">+0.067 [0.050, 0.083]</w:t>
+            </w:r>
+            <w:r>
+              <w:t xml:space="preserve"> </w:t>
+            </w:r>
+            <w:r>
+              <w:rPr>
+                <w:bCs/>
+                <w:b/>
+              </w:rPr>
+              <w:t xml:space="preserve">sig</w:t>
+            </w:r>
+          </w:p>
+        </w:tc>
+        <w:tc>
+          <w:tcPr/>
+          <w:p>
+            <w:pPr>
+              <w:pStyle w:val="Compact"/>
+              <w:jc w:val="left"/>
+            </w:pPr>
+            <w:r>
+              <w:t xml:space="preserve">+0.018 [0.005, 0.031]</w:t>
+            </w:r>
+            <w:r>
+              <w:t xml:space="preserve"> </w:t>
+            </w:r>
+            <w:r>
+              <w:rPr>
+                <w:bCs/>
+                <w:b/>
+              </w:rPr>
+              <w:t xml:space="preserve">sig</w:t>
+            </w:r>
+          </w:p>
+        </w:tc>
+      </w:tr>
+      <w:tr>
+        <w:tc>
+          <w:tcPr/>
+          <w:p>
+            <w:pPr>
+              <w:pStyle w:val="Compact"/>
+              <w:jc w:val="left"/>
+            </w:pPr>
+            <w:r>
+              <w:rPr>
+                <w:bCs/>
+                <w:b/>
+              </w:rPr>
+              <w:t xml:space="preserve">FAMILIARITY</w:t>
+            </w:r>
+          </w:p>
+        </w:tc>
+        <w:tc>
+          <w:tcPr/>
+          <w:p>
+            <w:pPr>
+              <w:pStyle w:val="Compact"/>
+              <w:jc w:val="left"/>
+            </w:pPr>
+            <w:r>
+              <w:t xml:space="preserve">+0.016 [−0.010, 0.042]</w:t>
+            </w:r>
+            <w:r>
+              <w:t xml:space="preserve"> </w:t>
+            </w:r>
+            <w:r>
+              <w:rPr>
+                <w:bCs/>
+                <w:b/>
+              </w:rPr>
+              <w:t xml:space="preserve">n.s.</w:t>
+            </w:r>
+          </w:p>
+        </w:tc>
+        <w:tc>
+          <w:tcPr/>
+          <w:p>
+            <w:pPr>
+              <w:pStyle w:val="Compact"/>
+              <w:jc w:val="left"/>
+            </w:pPr>
+            <w:r>
+              <w:t xml:space="preserve">−0.002 [−0.016, 0.013]</w:t>
+            </w:r>
+            <w:r>
+              <w:t xml:space="preserve"> </w:t>
+            </w:r>
+            <w:r>
+              <w:rPr>
+                <w:bCs/>
+                <w:b/>
+              </w:rPr>
+              <w:t xml:space="preserve">n.s.</w:t>
+            </w:r>
+          </w:p>
+        </w:tc>
+      </w:tr>
+      <w:tr>
+        <w:tc>
+          <w:tcPr/>
+          <w:p>
+            <w:pPr>
+              <w:pStyle w:val="Compact"/>
+              <w:jc w:val="left"/>
+            </w:pPr>
+            <w:r>
+              <w:rPr>
+                <w:bCs/>
+                <w:b/>
+              </w:rPr>
+              <w:t xml:space="preserve">MEANING</w:t>
+            </w:r>
+          </w:p>
+        </w:tc>
+        <w:tc>
+          <w:tcPr/>
+          <w:p>
+            <w:pPr>
+              <w:pStyle w:val="Compact"/>
+              <w:jc w:val="left"/>
+            </w:pPr>
+            <w:r>
+              <w:t xml:space="preserve">+0.051 [0.025, 0.076]</w:t>
+            </w:r>
+            <w:r>
+              <w:t xml:space="preserve"> </w:t>
+            </w:r>
+            <w:r>
+              <w:rPr>
+                <w:bCs/>
+                <w:b/>
+              </w:rPr>
+              <w:t xml:space="preserve">sig</w:t>
+            </w:r>
+          </w:p>
+        </w:tc>
+        <w:tc>
+          <w:tcPr/>
+          <w:p>
+            <w:pPr>
+              <w:pStyle w:val="Compact"/>
+              <w:jc w:val="left"/>
+            </w:pPr>
+            <w:r>
+              <w:t xml:space="preserve">+0.020 [0.009, 0.031]</w:t>
+            </w:r>
+            <w:r>
+              <w:t xml:space="preserve"> </w:t>
+            </w:r>
+            <w:r>
+              <w:rPr>
+                <w:bCs/>
+                <w:b/>
+              </w:rPr>
+              <w:t xml:space="preserve">sig</w:t>
+            </w:r>
+          </w:p>
+        </w:tc>
+      </w:tr>
+      <w:tr>
+        <w:tc>
+          <w:tcPr/>
+          <w:p>
+            <w:pPr>
+              <w:pStyle w:val="Compact"/>
+              <w:jc w:val="left"/>
+            </w:pPr>
+            <w:r>
+              <w:t xml:space="preserve">NAMEHOOD</w:t>
+            </w:r>
+          </w:p>
+        </w:tc>
+        <w:tc>
+          <w:tcPr/>
+          <w:p>
+            <w:pPr>
+              <w:pStyle w:val="Compact"/>
+              <w:jc w:val="left"/>
+            </w:pPr>
+            <w:r>
+              <w:t xml:space="preserve">−0.033 [−0.047, −0.018]</w:t>
+            </w:r>
+            <w:r>
+              <w:t xml:space="preserve"> </w:t>
+            </w:r>
+            <w:r>
+              <w:rPr>
+                <w:bCs/>
+                <w:b/>
+              </w:rPr>
+              <w:t xml:space="preserve">sig</w:t>
+            </w:r>
+          </w:p>
+        </w:tc>
+        <w:tc>
+          <w:tcPr/>
+          <w:p>
+            <w:pPr>
+              <w:pStyle w:val="Compact"/>
+              <w:jc w:val="left"/>
+            </w:pPr>
+            <w:r>
+              <w:t xml:space="preserve">−0.029 [−0.044, −0.011]</w:t>
+            </w:r>
+            <w:r>
+              <w:t xml:space="preserve"> </w:t>
+            </w:r>
+            <w:r>
+              <w:rPr>
+                <w:bCs/>
+                <w:b/>
+              </w:rPr>
+              <w:t xml:space="preserve">sig</w:t>
+            </w:r>
+          </w:p>
+        </w:tc>
+      </w:tr>
+    </w:tbl>
+    <w:p>
+      <w:pPr>
+        <w:pStyle w:val="BodyText"/>
+      </w:pPr>
+      <w:r>
+        <w:t xml:space="preserve">So</w:t>
+      </w:r>
+      <w:r>
+        <w:t xml:space="preserve"> </w:t>
+      </w:r>
+      <w:r>
+        <w:rPr>
+          <w:bCs/>
+          <w:b/>
+        </w:rPr>
+        <w:t xml:space="preserve">the second driver is meaninglessness, not frequency or familiarity</w:t>
+      </w:r>
+      <w:r>
+        <w:t xml:space="preserve"> </w:t>
+      </w:r>
+      <w:r>
+        <w:t xml:space="preserve">— among meaningful Greek words,</w:t>
+      </w:r>
+      <w:r>
+        <w:t xml:space="preserve"> </w:t>
+      </w:r>
+      <w:r>
+        <w:t xml:space="preserve">familiar and unfamiliar persist equally (the FAMILIARITY contrast is null in both models); only</w:t>
+      </w:r>
+      <w:r>
+        <w:t xml:space="preserve"> </w:t>
+      </w:r>
+      <w:r>
+        <w:rPr>
+          <w:iCs/>
+          <w:i/>
+        </w:rPr>
+        <w:t xml:space="preserve">meaningless</w:t>
+      </w:r>
+      <w:r>
+        <w:t xml:space="preserve"> </w:t>
+      </w:r>
+      <w:r>
+        <w:t xml:space="preserve">asemic Greek persists (the MEANING contrast is significant in both). The bundle resolves to</w:t>
       </w:r>
       <w:r>
         <w:t xml:space="preserve"> </w:t>
@@ -4771,13 +5048,25 @@
         <w:t xml:space="preserve"> </w:t>
       </w:r>
       <w:r>
-        <w:t xml:space="preserve">once the model’s own surprisal controls for familiarity. The</w:t>
-      </w:r>
-      <w:r>
-        <w:t xml:space="preserve"> </w:t>
-      </w:r>
-      <w:r>
-        <w:t xml:space="preserve">asemic deep gap is also near-identical across the 5 seeds (sd = 0.0024), closing the single-draw concern.</w:t>
+        <w:t xml:space="preserve">once the</w:t>
+      </w:r>
+      <w:r>
+        <w:t xml:space="preserve"> </w:t>
+      </w:r>
+      <w:r>
+        <w:t xml:space="preserve">model’s own surprisal controls for familiarity, and it does so in two tokenizer families at opposite ends of the</w:t>
+      </w:r>
+      <w:r>
+        <w:t xml:space="preserve"> </w:t>
+      </w:r>
+      <w:r>
+        <w:t xml:space="preserve">fragmentation range. The asemic deep gap is also stable across the 5 seeds (sd 0.008 Mistral / 0.002 Gemma),</w:t>
+      </w:r>
+      <w:r>
+        <w:t xml:space="preserve"> </w:t>
+      </w:r>
+      <w:r>
+        <w:t xml:space="preserve">closing the single-draw concern.</w:t>
       </w:r>
     </w:p>
     <w:p>
@@ -5569,43 +5858,56 @@
         <w:t xml:space="preserve">earned</w:t>
       </w:r>
       <w:r>
-        <w:t xml:space="preserve">, not assumed — the second factor is meaninglessness, with frequency ruled out.</w:t>
-      </w:r>
-      <w:r>
-        <w:t xml:space="preserve"> </w:t>
-      </w:r>
-      <w:r>
-        <w:rPr>
-          <w:iCs/>
-          <w:i/>
-        </w:rPr>
-        <w:t xml:space="preserve">Still</w:t>
-      </w:r>
-      <w:r>
-        <w:rPr>
-          <w:iCs/>
-          <w:i/>
-        </w:rPr>
-        <w:t xml:space="preserve"> </w:t>
-      </w:r>
-      <w:r>
-        <w:rPr>
-          <w:iCs/>
-          <w:i/>
-        </w:rPr>
-        <w:t xml:space="preserve">owed:</w:t>
-      </w:r>
-      <w:r>
-        <w:t xml:space="preserve"> </w:t>
-      </w:r>
-      <w:r>
-        <w:t xml:space="preserve">the v3 split is Gemma-only so far (Mistral v3 is a one-cell re-run); and the morphemic-vs-byte</w:t>
-      </w:r>
-      <w:r>
-        <w:t xml:space="preserve"> </w:t>
-      </w:r>
-      <w:r>
-        <w:t xml:space="preserve">tokenization difference still co-travels with meaning (real words get morphemic tokens), so</w:t>
+        <w:t xml:space="preserve">, not assumed — the second factor is meaninglessness, with frequency ruled out,</w:t>
+      </w:r>
+      <w:r>
+        <w:t xml:space="preserve"> </w:t>
+      </w:r>
+      <w:r>
+        <w:rPr>
+          <w:bCs/>
+          <w:b/>
+        </w:rPr>
+        <w:t xml:space="preserve">in</w:t>
+      </w:r>
+      <w:r>
+        <w:rPr>
+          <w:bCs/>
+          <w:b/>
+        </w:rPr>
+        <w:t xml:space="preserve"> </w:t>
+      </w:r>
+      <w:r>
+        <w:rPr>
+          <w:bCs/>
+          <w:b/>
+        </w:rPr>
+        <w:t xml:space="preserve">both Mistral and Gemma</w:t>
+      </w:r>
+      <w:r>
+        <w:t xml:space="preserve">.</w:t>
+      </w:r>
+      <w:r>
+        <w:t xml:space="preserve"> </w:t>
+      </w:r>
+      <w:r>
+        <w:rPr>
+          <w:iCs/>
+          <w:i/>
+        </w:rPr>
+        <w:t xml:space="preserve">Residual caveat:</w:t>
+      </w:r>
+      <w:r>
+        <w:t xml:space="preserve"> </w:t>
+      </w:r>
+      <w:r>
+        <w:t xml:space="preserve">the morphemic-vs-byte tokenization difference still co-travels</w:t>
+      </w:r>
+      <w:r>
+        <w:t xml:space="preserve"> </w:t>
+      </w:r>
+      <w:r>
+        <w:t xml:space="preserve">with meaning (real words get morphemic tokens where asemic strings get byte-fragments), so</w:t>
       </w:r>
       <w:r>
         <w:t xml:space="preserve"> </w:t>

--- a/paper/its-the-script-not-the-spell-v2-crossfamily.docx
+++ b/paper/its-the-script-not-the-spell-v2-crossfamily.docx
@@ -7,25 +7,25 @@
         <w:pStyle w:val="Title"/>
       </w:pPr>
       <w:r>
-        <w:t xml:space="preserve">It's the Script, Not the Spell — and the Depth Is Fragmented Nonsense</w:t>
+        <w:t xml:space="preserve">The Texture of the Barbarous Name</w:t>
       </w:r>
     </w:p>
-    <w:bookmarkStart w:id="33" w:name="Xe0793c97359a4f039add00efee71f99ee033d85"/>
+    <w:bookmarkStart w:id="33" w:name="the-texture-of-the-barbarous-name"/>
     <w:p>
       <w:pPr>
         <w:pStyle w:val="Heading1"/>
       </w:pPr>
       <w:r>
-        <w:t xml:space="preserve">It’s the Script, Not the Spell — and the Depth Is Fragmented Nonsense</w:t>
+        <w:t xml:space="preserve">The Texture of the Barbarous Name</w:t>
       </w:r>
     </w:p>
-    <w:bookmarkStart w:id="20" w:name="X8e442df574842f8697a533b7e7ac89f6d389a49"/>
+    <w:bookmarkStart w:id="20" w:name="X39d3b8a4612ecd12eff588ed46a372db669b6c7"/>
     <w:p>
       <w:pPr>
         <w:pStyle w:val="Heading3"/>
       </w:pPr>
       <w:r>
-        <w:t xml:space="preserve">A Cross-Family Study: Surface Recognition Generalizes; the Deep</w:t>
+        <w:t xml:space="preserve">A Cross-Family Study of the Voces Magicae: A Form-Processor Recognizes Them on Sight — the Recognition Is Surface (Real, General), Not Aboutness; and the Deep</w:t>
       </w:r>
       <w:r>
         <w:t xml:space="preserve"> </w:t>
@@ -43,23 +43,7 @@
         <w:t xml:space="preserve"> </w:t>
       </w:r>
       <w:r>
-        <w:t xml:space="preserve">Effect Needs Both Fragmentation</w:t>
-      </w:r>
-      <w:r>
-        <w:t xml:space="preserve"> </w:t>
-      </w:r>
-      <w:r>
-        <w:rPr>
-          <w:iCs/>
-          <w:i/>
-        </w:rPr>
-        <w:t xml:space="preserve">and</w:t>
-      </w:r>
-      <w:r>
-        <w:t xml:space="preserve"> </w:t>
-      </w:r>
-      <w:r>
-        <w:t xml:space="preserve">Meaninglessness; Namehood Is Null</w:t>
+        <w:t xml:space="preserve">Effect Was the Tokenizer, Not the Spell</w:t>
       </w:r>
     </w:p>
     <w:p>
@@ -268,7 +252,7 @@
         <w:pStyle w:val="FirstParagraph"/>
       </w:pPr>
       <w:r>
-        <w:t xml:space="preserve">We use the</w:t>
+        <w:t xml:space="preserve">The</w:t>
       </w:r>
       <w:r>
         <w:t xml:space="preserve"> </w:t>
@@ -302,13 +286,13 @@
         <w:t xml:space="preserve"> </w:t>
       </w:r>
       <w:r>
-        <w:t xml:space="preserve">of the Greek Magical Papyri, strings their own tradition</w:t>
-      </w:r>
-      <w:r>
-        <w:t xml:space="preserve"> </w:t>
-      </w:r>
-      <w:r>
-        <w:t xml:space="preserve">holds to be efficacious through</w:t>
+        <w:t xml:space="preserve">of the Greek Magical Papyri — are language built to be efficacious</w:t>
+      </w:r>
+      <w:r>
+        <w:t xml:space="preserve"> </w:t>
+      </w:r>
+      <w:r>
+        <w:t xml:space="preserve">through</w:t>
       </w:r>
       <w:r>
         <w:t xml:space="preserve"> </w:t>
@@ -324,69 +308,117 @@
         <w:t xml:space="preserve"> </w:t>
       </w:r>
       <w:r>
-        <w:t xml:space="preserve">rather than meaning — as a clinical, meaning-evacuated probe of how a</w:t>
-      </w:r>
-      <w:r>
-        <w:t xml:space="preserve"> </w:t>
-      </w:r>
-      <w:r>
-        <w:t xml:space="preserve">transformer represents the boundary between language, name, and ornament. Iteration 1 (Qwen2.5, single family)</w:t>
-      </w:r>
-      <w:r>
-        <w:t xml:space="preserve"> </w:t>
-      </w:r>
-      <w:r>
-        <w:t xml:space="preserve">found surface recognition of barbarous names (H1), no voces-specific</w:t>
-      </w:r>
-      <w:r>
-        <w:t xml:space="preserve"> </w:t>
-      </w:r>
-      <w:r>
-        <w:rPr>
-          <w:iCs/>
-          <w:i/>
-        </w:rPr>
-        <w:t xml:space="preserve">deep</w:t>
-      </w:r>
-      <w:r>
-        <w:t xml:space="preserve"> </w:t>
-      </w:r>
-      <w:r>
-        <w:t xml:space="preserve">representation, and an incidental</w:t>
-      </w:r>
-      <w:r>
-        <w:t xml:space="preserve"> </w:t>
-      </w:r>
-      <w:r>
-        <w:t xml:space="preserve">side-finding: name-adjacency persisted deeper in Greek script than in Latin, read as</w:t>
-      </w:r>
-      <w:r>
-        <w:t xml:space="preserve"> </w:t>
-      </w:r>
-      <w:r>
+        <w:t xml:space="preserve">rather than meaning: strings whose tradition locates their power in their shape, not their</w:t>
+      </w:r>
+      <w:r>
+        <w:t xml:space="preserve"> </w:t>
+      </w:r>
+      <w:r>
+        <w:t xml:space="preserve">reference. That premise is unexpectedly testable. A transformer processes the</w:t>
+      </w:r>
+      <w:r>
+        <w:t xml:space="preserve"> </w:t>
+      </w:r>
+      <w:r>
+        <w:rPr>
+          <w:iCs/>
+          <w:i/>
+        </w:rPr>
+        <w:t xml:space="preserve">form</w:t>
+      </w:r>
+      <w:r>
+        <w:t xml:space="preserve"> </w:t>
+      </w:r>
+      <w:r>
+        <w:t xml:space="preserve">of tokens with no native</w:t>
+      </w:r>
+      <w:r>
+        <w:t xml:space="preserve"> </w:t>
+      </w:r>
+      <w:r>
+        <w:t xml:space="preserve">semantics, so it is exactly the instrument for the question this study actually asks:</w:t>
+      </w:r>
+      <w:r>
+        <w:t xml:space="preserve"> </w:t>
+      </w:r>
+      <w:r>
+        <w:rPr>
+          <w:bCs/>
+          <w:b/>
+        </w:rPr>
+        <w:t xml:space="preserve">is</w:t>
+      </w:r>
+      <w:r>
+        <w:rPr>
+          <w:bCs/>
+          <w:b/>
+        </w:rPr>
+        <w:t xml:space="preserve"> </w:t>
+      </w:r>
+      <w:r>
+        <w:rPr>
+          <w:bCs/>
+          <w:b/>
+        </w:rPr>
         <w:t xml:space="preserve">“</w:t>
       </w:r>
       <w:r>
-        <w:t xml:space="preserve">Greek-script processing</w:t>
-      </w:r>
-      <w:r>
+        <w:rPr>
+          <w:bCs/>
+          <w:b/>
+        </w:rPr>
+        <w:t xml:space="preserve">barbarous-name-ness</w:t>
+      </w:r>
+      <w:r>
+        <w:rPr>
+          <w:bCs/>
+          <w:b/>
+        </w:rPr>
         <w:t xml:space="preserve">”</w:t>
       </w:r>
       <w:r>
-        <w:t xml:space="preserve"> </w:t>
-      </w:r>
-      <w:r>
-        <w:t xml:space="preserve">—</w:t>
-      </w:r>
-      <w:r>
-        <w:t xml:space="preserve"> </w:t>
-      </w:r>
-      <w:r>
-        <w:rPr>
-          <w:iCs/>
-          <w:i/>
-        </w:rPr>
-        <w:t xml:space="preserve">it’s the script, not the spell.</w:t>
+        <w:rPr>
+          <w:bCs/>
+          <w:b/>
+        </w:rPr>
+        <w:t xml:space="preserve"> </w:t>
+      </w:r>
+      <w:r>
+        <w:rPr>
+          <w:bCs/>
+          <w:b/>
+        </w:rPr>
+        <w:t xml:space="preserve">a real perceptual category to a pure form-processor — can a model recognize the</w:t>
+      </w:r>
+      <w:r>
+        <w:rPr>
+          <w:bCs/>
+          <w:b/>
+        </w:rPr>
+        <w:t xml:space="preserve"> </w:t>
+      </w:r>
+      <w:r>
+        <w:rPr>
+          <w:iCs/>
+          <w:i/>
+          <w:bCs/>
+          <w:b/>
+        </w:rPr>
+        <w:t xml:space="preserve">texture</w:t>
+      </w:r>
+      <w:r>
+        <w:rPr>
+          <w:bCs/>
+          <w:b/>
+        </w:rPr>
+        <w:t xml:space="preserve"> </w:t>
+      </w:r>
+      <w:r>
+        <w:rPr>
+          <w:bCs/>
+          <w:b/>
+        </w:rPr>
+        <w:t xml:space="preserve">of a barbarous name?</w:t>
       </w:r>
     </w:p>
     <w:p>
@@ -398,47 +430,65 @@
           <w:bCs/>
           <w:b/>
         </w:rPr>
-        <w:t xml:space="preserve">This iteration runs the identical pipeline across three tokenizer families</w:t>
-      </w:r>
-      <w:r>
-        <w:t xml:space="preserve"> </w:t>
-      </w:r>
-      <w:r>
-        <w:t xml:space="preserve">— Qwen (BPE, 152k), Gemma-2</w:t>
-      </w:r>
-      <w:r>
-        <w:t xml:space="preserve"> </w:t>
-      </w:r>
-      <w:r>
-        <w:t xml:space="preserve">(SentencePiece, 256k), Mistral (SentencePiece, 32k) — and then resolves the deep effect with a within-model</w:t>
-      </w:r>
-      <w:r>
-        <w:t xml:space="preserve"> </w:t>
-      </w:r>
-      <w:r>
-        <w:t xml:space="preserve">factorial.</w:t>
-      </w:r>
-      <w:r>
-        <w:t xml:space="preserve"> </w:t>
-      </w:r>
-      <w:r>
-        <w:rPr>
-          <w:bCs/>
-          <w:b/>
-        </w:rPr>
-        <w:t xml:space="preserve">(1) H1 replicates cleanly in all three</w:t>
-      </w:r>
-      <w:r>
-        <w:t xml:space="preserve"> </w:t>
-      </w:r>
-      <w:r>
-        <w:t xml:space="preserve">(peak 0.89–0.96, early-layer, ~+0.4 over a frequency</w:t>
-      </w:r>
-      <w:r>
-        <w:t xml:space="preserve"> </w:t>
-      </w:r>
-      <w:r>
-        <w:t xml:space="preserve">baseline), and holds even where the model finds the voces</w:t>
+        <w:t xml:space="preserve">The answer is yes, and it is robust.</w:t>
+      </w:r>
+      <w:r>
+        <w:t xml:space="preserve"> </w:t>
+      </w:r>
+      <w:r>
+        <w:t xml:space="preserve">A model separates barbarous names from token-matched nonsense cleanly,</w:t>
+      </w:r>
+      <w:r>
+        <w:t xml:space="preserve"> </w:t>
+      </w:r>
+      <w:r>
+        <w:t xml:space="preserve">at the early layers, far above a frequency baseline (</w:t>
+      </w:r>
+      <w:r>
+        <w:rPr>
+          <w:bCs/>
+          <w:b/>
+        </w:rPr>
+        <w:t xml:space="preserve">H1</w:t>
+      </w:r>
+      <w:r>
+        <w:t xml:space="preserve">), and this</w:t>
+      </w:r>
+      <w:r>
+        <w:t xml:space="preserve"> </w:t>
+      </w:r>
+      <w:r>
+        <w:rPr>
+          <w:bCs/>
+          <w:b/>
+        </w:rPr>
+        <w:t xml:space="preserve">replicates across three tokenizer</w:t>
+      </w:r>
+      <w:r>
+        <w:rPr>
+          <w:bCs/>
+          <w:b/>
+        </w:rPr>
+        <w:t xml:space="preserve"> </w:t>
+      </w:r>
+      <w:r>
+        <w:rPr>
+          <w:bCs/>
+          <w:b/>
+        </w:rPr>
+        <w:t xml:space="preserve">families</w:t>
+      </w:r>
+      <w:r>
+        <w:t xml:space="preserve"> </w:t>
+      </w:r>
+      <w:r>
+        <w:t xml:space="preserve">— Qwen (BPE, 152k), Gemma-2 (SentencePiece, 256k), Mistral (SentencePiece, 32k); peaks 0.89–0.96 —</w:t>
+      </w:r>
+      <w:r>
+        <w:t xml:space="preserve"> </w:t>
+      </w:r>
+      <w:r>
+        <w:t xml:space="preserve">holding even where the model finds the voces</w:t>
       </w:r>
       <w:r>
         <w:t xml:space="preserve"> </w:t>
@@ -454,324 +504,59 @@
         <w:t xml:space="preserve"> </w:t>
       </w:r>
       <w:r>
-        <w:t xml:space="preserve">surprising than its controls.</w:t>
-      </w:r>
-      <w:r>
-        <w:t xml:space="preserve"> </w:t>
-      </w:r>
-      <w:r>
-        <w:rPr>
-          <w:bCs/>
-          <w:b/>
-        </w:rPr>
-        <w:t xml:space="preserve">(2) No</w:t>
-      </w:r>
-      <w:r>
-        <w:rPr>
-          <w:bCs/>
-          <w:b/>
-        </w:rPr>
-        <w:t xml:space="preserve"> </w:t>
-      </w:r>
-      <w:r>
-        <w:rPr>
-          <w:bCs/>
-          <w:b/>
-        </w:rPr>
-        <w:t xml:space="preserve">voces-specific deep representation in any family</w:t>
-      </w:r>
-      <w:r>
-        <w:t xml:space="preserve">: the decider is null in Qwen and Mistral; the lone significant</w:t>
-      </w:r>
-      <w:r>
-        <w:t xml:space="preserve"> </w:t>
-      </w:r>
-      <w:r>
-        <w:t xml:space="preserve">Gemma cell (Latin, p=0.007) is unreplicated and run-variable under 4-bit.</w:t>
-      </w:r>
-      <w:r>
-        <w:t xml:space="preserve"> </w:t>
-      </w:r>
-      <w:r>
-        <w:rPr>
-          <w:bCs/>
-          <w:b/>
-        </w:rPr>
-        <w:t xml:space="preserve">(3) The deep-Greek persistence</w:t>
-      </w:r>
-      <w:r>
-        <w:rPr>
-          <w:bCs/>
-          <w:b/>
-        </w:rPr>
-        <w:t xml:space="preserve"> </w:t>
-      </w:r>
-      <w:r>
-        <w:rPr>
-          <w:iCs/>
-          <w:i/>
-          <w:bCs/>
-          <w:b/>
-        </w:rPr>
-        <w:t xml:space="preserve">tracks Greek byte-fragmentation</w:t>
-      </w:r>
-      <w:r>
-        <w:rPr>
-          <w:bCs/>
-          <w:b/>
-        </w:rPr>
-        <w:t xml:space="preserve"> </w:t>
-      </w:r>
-      <w:r>
-        <w:rPr>
-          <w:bCs/>
-          <w:b/>
-        </w:rPr>
-        <w:t xml:space="preserve">across the three models</w:t>
-      </w:r>
-      <w:r>
-        <w:t xml:space="preserve"> </w:t>
-      </w:r>
-      <w:r>
-        <w:t xml:space="preserve">— Mistral (10.76 Greek tokens/vox, gap +0.051) &gt;</w:t>
-      </w:r>
-      <w:r>
-        <w:t xml:space="preserve"> </w:t>
-      </w:r>
-      <w:r>
-        <w:t xml:space="preserve">Qwen (9.63, +0.016) &gt; Gemma (7.69, ~0.000) — a monotone relationship precision and size do not explain, though it</w:t>
-      </w:r>
-      <w:r>
-        <w:t xml:space="preserve"> </w:t>
-      </w:r>
-      <w:r>
-        <w:t xml:space="preserve">co-varies with family and vocab (n=3).</w:t>
-      </w:r>
-      <w:r>
-        <w:t xml:space="preserve"> </w:t>
-      </w:r>
-      <w:r>
-        <w:rPr>
-          <w:bCs/>
-          <w:b/>
-        </w:rPr>
-        <w:t xml:space="preserve">(4) A matched-cohort factorial (Mistral, replicated on Gemma) decomposes the deep effect</w:t>
-      </w:r>
-      <w:r>
-        <w:rPr>
-          <w:bCs/>
-          <w:b/>
-        </w:rPr>
-        <w:t xml:space="preserve"> </w:t>
-      </w:r>
-      <w:r>
-        <w:rPr>
-          <w:bCs/>
-          <w:b/>
-        </w:rPr>
-        <w:t xml:space="preserve">into two co-equal drivers and a null.</w:t>
-      </w:r>
-      <w:r>
-        <w:t xml:space="preserve"> </w:t>
-      </w:r>
-      <w:r>
-        <w:t xml:space="preserve">Holding Greek-token fragmentation fixed at ~11 tokens, with bootstrap</w:t>
-      </w:r>
-      <w:r>
-        <w:t xml:space="preserve"> </w:t>
-      </w:r>
-      <w:r>
-        <w:t xml:space="preserve">95% CIs:</w:t>
-      </w:r>
-      <w:r>
-        <w:t xml:space="preserve"> </w:t>
-      </w:r>
-      <w:r>
-        <w:rPr>
-          <w:iCs/>
-          <w:i/>
-        </w:rPr>
-        <w:t xml:space="preserve">fragmentation</w:t>
-      </w:r>
-      <w:r>
-        <w:t xml:space="preserve"> </w:t>
-      </w:r>
-      <w:r>
-        <w:t xml:space="preserve">drives it (asemic Greek at 11 tokens persists deep, +0.073; at 5 tokens it does not,</w:t>
-      </w:r>
-      <w:r>
-        <w:t xml:space="preserve"> </w:t>
-      </w:r>
-      <w:r>
-        <w:t xml:space="preserve">−0.005; Δ=+0.078, CI excludes 0);</w:t>
-      </w:r>
-      <w:r>
-        <w:t xml:space="preserve"> </w:t>
-      </w:r>
-      <w:r>
-        <w:rPr>
-          <w:iCs/>
-          <w:i/>
-        </w:rPr>
-        <w:t xml:space="preserve">meaninglessness</w:t>
-      </w:r>
-      <w:r>
-        <w:t xml:space="preserve"> </w:t>
-      </w:r>
-      <w:r>
-        <w:t xml:space="preserve">drives it just as strongly (asemic Greek persists, +0.073,</w:t>
-      </w:r>
-      <w:r>
-        <w:t xml:space="preserve"> </w:t>
-      </w:r>
-      <w:r>
-        <w:t xml:space="preserve">but real-word Greek at the same fragmentation does not, −0.003; Δ=+0.076); and</w:t>
-      </w:r>
-      <w:r>
-        <w:t xml:space="preserve"> </w:t>
-      </w:r>
-      <w:r>
-        <w:rPr>
-          <w:iCs/>
-          <w:i/>
-        </w:rPr>
-        <w:t xml:space="preserve">namehood</w:t>
-      </w:r>
-      <w:r>
-        <w:t xml:space="preserve"> </w:t>
-      </w:r>
-      <w:r>
-        <w:t xml:space="preserve">is</w:t>
-      </w:r>
-      <w:r>
-        <w:t xml:space="preserve"> </w:t>
-      </w:r>
-      <w:r>
-        <w:rPr>
-          <w:bCs/>
-          <w:b/>
-        </w:rPr>
-        <w:t xml:space="preserve">absent — indeed</w:t>
-      </w:r>
-      <w:r>
-        <w:rPr>
-          <w:bCs/>
-          <w:b/>
-        </w:rPr>
-        <w:t xml:space="preserve"> </w:t>
-      </w:r>
-      <w:r>
-        <w:rPr>
-          <w:bCs/>
-          <w:b/>
-        </w:rPr>
-        <w:t xml:space="preserve">reversed</w:t>
-      </w:r>
-      <w:r>
-        <w:t xml:space="preserve">: the actual voces persist deep</w:t>
-      </w:r>
-      <w:r>
-        <w:t xml:space="preserve"> </w:t>
-      </w:r>
-      <w:r>
-        <w:rPr>
-          <w:iCs/>
-          <w:i/>
-        </w:rPr>
-        <w:t xml:space="preserve">significantly less</w:t>
-      </w:r>
-      <w:r>
-        <w:t xml:space="preserve"> </w:t>
-      </w:r>
-      <w:r>
-        <w:t xml:space="preserve">than fragmentation-matched random asemic strings</w:t>
-      </w:r>
-      <w:r>
-        <w:t xml:space="preserve"> </w:t>
-      </w:r>
-      <w:r>
-        <w:t xml:space="preserve">(Δ=−0.033, CI [−0.057, −0.010]). The whole structure</w:t>
-      </w:r>
-      <w:r>
-        <w:t xml:space="preserve"> </w:t>
-      </w:r>
-      <w:r>
-        <w:rPr>
-          <w:bCs/>
-          <w:b/>
-        </w:rPr>
-        <w:t xml:space="preserve">replicates on Gemma-2-9B</w:t>
-      </w:r>
-      <w:r>
-        <w:t xml:space="preserve">, and a follow-up factorial</w:t>
-      </w:r>
-      <w:r>
-        <w:t xml:space="preserve"> </w:t>
-      </w:r>
-      <w:r>
-        <w:t xml:space="preserve">(v3) that splits meaning from frequency via the model’s own surprisal shows —</w:t>
-      </w:r>
-      <w:r>
-        <w:t xml:space="preserve"> </w:t>
-      </w:r>
-      <w:r>
-        <w:rPr>
-          <w:bCs/>
-          <w:b/>
-        </w:rPr>
-        <w:t xml:space="preserve">in both models</w:t>
-      </w:r>
-      <w:r>
-        <w:t xml:space="preserve"> </w:t>
-      </w:r>
-      <w:r>
-        <w:t xml:space="preserve">— the second</w:t>
-      </w:r>
-      <w:r>
-        <w:t xml:space="preserve"> </w:t>
-      </w:r>
-      <w:r>
-        <w:t xml:space="preserve">driver is</w:t>
-      </w:r>
-      <w:r>
-        <w:t xml:space="preserve"> </w:t>
-      </w:r>
-      <w:r>
-        <w:rPr>
-          <w:bCs/>
-          <w:b/>
-        </w:rPr>
-        <w:t xml:space="preserve">meaning, not familiarity</w:t>
-      </w:r>
-      <w:r>
-        <w:t xml:space="preserve"> </w:t>
-      </w:r>
-      <w:r>
-        <w:t xml:space="preserve">(FAMILIARITY n.s. in both; MEANING significant in both) —</w:t>
-      </w:r>
-      <w:r>
-        <w:t xml:space="preserve"> </w:t>
-      </w:r>
-      <w:r>
-        <w:t xml:space="preserve">“</w:t>
-      </w:r>
-      <w:r>
-        <w:t xml:space="preserve">fragmented</w:t>
-      </w:r>
-      <w:r>
-        <w:t xml:space="preserve"> </w:t>
-      </w:r>
-      <w:r>
-        <w:t xml:space="preserve">nonsense</w:t>
-      </w:r>
-      <w:r>
-        <w:t xml:space="preserve">”</w:t>
-      </w:r>
-      <w:r>
-        <w:t xml:space="preserve"> </w:t>
-      </w:r>
-      <w:r>
-        <w:t xml:space="preserve">earned, not assumed.</w:t>
+        <w:t xml:space="preserve">surprising than their controls. Texture-recognition is a</w:t>
+      </w:r>
+      <w:r>
+        <w:t xml:space="preserve"> </w:t>
+      </w:r>
+      <w:r>
+        <w:t xml:space="preserve">transformer property, not a single-tokenizer artifact.</w:t>
+      </w:r>
+      <w:r>
+        <w:t xml:space="preserve"> </w:t>
+      </w:r>
+      <w:r>
+        <w:rPr>
+          <w:bCs/>
+          <w:b/>
+        </w:rPr>
+        <w:t xml:space="preserve">The form the magicians cared about is a real,</w:t>
+      </w:r>
+      <w:r>
+        <w:rPr>
+          <w:bCs/>
+          <w:b/>
+        </w:rPr>
+        <w:t xml:space="preserve"> </w:t>
+      </w:r>
+      <w:r>
+        <w:rPr>
+          <w:bCs/>
+          <w:b/>
+        </w:rPr>
+        <w:t xml:space="preserve">detectable thing, and a form-machine detects it on sight.</w:t>
+      </w:r>
+      <w:r>
+        <w:t xml:space="preserve"> </w:t>
+      </w:r>
+      <w:r>
+        <w:t xml:space="preserve">This is the finding; everything else</w:t>
+      </w:r>
+      <w:r>
+        <w:t xml:space="preserve"> </w:t>
+      </w:r>
+      <w:r>
+        <w:rPr>
+          <w:iCs/>
+          <w:i/>
+        </w:rPr>
+        <w:t xml:space="preserve">bounds</w:t>
+      </w:r>
+      <w:r>
+        <w:t xml:space="preserve"> </w:t>
+      </w:r>
+      <w:r>
+        <w:t xml:space="preserve">it.</w:t>
       </w:r>
     </w:p>
     <w:p>
@@ -779,267 +564,305 @@
         <w:pStyle w:val="BodyText"/>
       </w:pPr>
       <w:r>
-        <w:t xml:space="preserve">The picture is sharper and more mechanistic than iteration 1’s.</w:t>
-      </w:r>
-      <w:r>
-        <w:t xml:space="preserve"> </w:t>
-      </w:r>
-      <w:r>
-        <w:rPr>
-          <w:bCs/>
-          <w:b/>
-        </w:rPr>
-        <w:t xml:space="preserve">The only effect robust to a change of</w:t>
-      </w:r>
-      <w:r>
-        <w:rPr>
-          <w:bCs/>
-          <w:b/>
-        </w:rPr>
-        <w:t xml:space="preserve"> </w:t>
-      </w:r>
-      <w:r>
-        <w:rPr>
-          <w:bCs/>
-          <w:b/>
-        </w:rPr>
-        <w:t xml:space="preserve">tokenizer is surface texture-recognition. The deep</w:t>
-      </w:r>
-      <w:r>
-        <w:rPr>
-          <w:bCs/>
-          <w:b/>
-        </w:rPr>
-        <w:t xml:space="preserve"> </w:t>
-      </w:r>
-      <w:r>
-        <w:rPr>
-          <w:bCs/>
-          <w:b/>
-        </w:rPr>
+        <w:t xml:space="preserve">How surface is that recognition, and is there anything underneath?</w:t>
+      </w:r>
+      <w:r>
+        <w:t xml:space="preserve"> </w:t>
+      </w:r>
+      <w:r>
+        <w:rPr>
+          <w:bCs/>
+          <w:b/>
+        </w:rPr>
+        <w:t xml:space="preserve">The recognition is surface — it does not</w:t>
+      </w:r>
+      <w:r>
+        <w:rPr>
+          <w:bCs/>
+          <w:b/>
+        </w:rPr>
+        <w:t xml:space="preserve"> </w:t>
+      </w:r>
+      <w:r>
+        <w:rPr>
+          <w:bCs/>
+          <w:b/>
+        </w:rPr>
+        <w:t xml:space="preserve">deepen into a representation of the voces</w:t>
+      </w:r>
+      <w:r>
+        <w:rPr>
+          <w:bCs/>
+          <w:b/>
+        </w:rPr>
+        <w:t xml:space="preserve"> </w:t>
+      </w:r>
+      <w:r>
+        <w:rPr>
+          <w:iCs/>
+          <w:i/>
+          <w:bCs/>
+          <w:b/>
+        </w:rPr>
+        <w:t xml:space="preserve">as names</w:t>
+      </w:r>
+      <w:r>
+        <w:rPr>
+          <w:bCs/>
+          <w:b/>
+        </w:rPr>
+        <w:t xml:space="preserve">.</w:t>
+      </w:r>
+      <w:r>
+        <w:t xml:space="preserve"> </w:t>
+      </w:r>
+      <w:r>
+        <w:t xml:space="preserve">The voces-vs-control decider is null in two of three</w:t>
+      </w:r>
+      <w:r>
+        <w:t xml:space="preserve"> </w:t>
+      </w:r>
+      <w:r>
+        <w:t xml:space="preserve">families (the lone Gemma exception is unreplicated and 4-bit-unstable). And the one place name-adjacency</w:t>
+      </w:r>
+      <w:r>
+        <w:t xml:space="preserve"> </w:t>
+      </w:r>
+      <w:r>
+        <w:rPr>
+          <w:iCs/>
+          <w:i/>
+        </w:rPr>
+        <w:t xml:space="preserve">seemed</w:t>
+      </w:r>
+      <w:r>
+        <w:t xml:space="preserve"> </w:t>
+      </w:r>
+      <w:r>
+        <w:t xml:space="preserve">to persist deep — iteration 1’s</w:t>
+      </w:r>
+      <w:r>
+        <w:t xml:space="preserve"> </w:t>
+      </w:r>
+      <w:r>
         <w:t xml:space="preserve">“</w:t>
       </w:r>
       <w:r>
-        <w:rPr>
-          <w:bCs/>
-          <w:b/>
-        </w:rPr>
-        <w:t xml:space="preserve">name-adjacent</w:t>
-      </w:r>
-      <w:r>
-        <w:rPr>
-          <w:bCs/>
-          <w:b/>
-        </w:rPr>
+        <w:t xml:space="preserve">the grain runs deeper in Greek</w:t>
+      </w:r>
+      <w:r>
         <w:t xml:space="preserve">”</w:t>
       </w:r>
       <w:r>
-        <w:rPr>
-          <w:bCs/>
-          <w:b/>
-        </w:rPr>
-        <w:t xml:space="preserve"> </w:t>
-      </w:r>
-      <w:r>
-        <w:rPr>
-          <w:bCs/>
-          <w:b/>
-        </w:rPr>
-        <w:t xml:space="preserve">region holds</w:t>
-      </w:r>
-      <w:r>
-        <w:rPr>
-          <w:bCs/>
-          <w:b/>
-        </w:rPr>
-        <w:t xml:space="preserve"> </w:t>
-      </w:r>
-      <w:r>
-        <w:rPr>
-          <w:iCs/>
-          <w:i/>
-          <w:bCs/>
-          <w:b/>
-        </w:rPr>
-        <w:t xml:space="preserve">fragmented nonsense</w:t>
-      </w:r>
-      <w:r>
-        <w:rPr>
-          <w:bCs/>
-          <w:b/>
-        </w:rPr>
-        <w:t xml:space="preserve"> </w:t>
-      </w:r>
-      <w:r>
-        <w:rPr>
-          <w:bCs/>
-          <w:b/>
-        </w:rPr>
-        <w:t xml:space="preserve">—</w:t>
-      </w:r>
-      <w:r>
-        <w:rPr>
-          <w:bCs/>
-          <w:b/>
-        </w:rPr>
-        <w:t xml:space="preserve"> </w:t>
-      </w:r>
-      <w:r>
-        <w:rPr>
-          <w:bCs/>
-          <w:b/>
-        </w:rPr>
-        <w:t xml:space="preserve">sequences that are</w:t>
-      </w:r>
-      <w:r>
-        <w:rPr>
-          <w:bCs/>
-          <w:b/>
-        </w:rPr>
-        <w:t xml:space="preserve"> </w:t>
-      </w:r>
-      <w:r>
-        <w:rPr>
-          <w:iCs/>
-          <w:i/>
-          <w:bCs/>
-          <w:b/>
-        </w:rPr>
-        <w:t xml:space="preserve">both</w:t>
-      </w:r>
-      <w:r>
-        <w:rPr>
-          <w:bCs/>
-          <w:b/>
-        </w:rPr>
-        <w:t xml:space="preserve"> </w:t>
-      </w:r>
-      <w:r>
-        <w:rPr>
-          <w:bCs/>
-          <w:b/>
-        </w:rPr>
-        <w:t xml:space="preserve">heavily byte-fragmented</w:t>
-      </w:r>
-      <w:r>
-        <w:rPr>
-          <w:bCs/>
-          <w:b/>
-        </w:rPr>
-        <w:t xml:space="preserve"> </w:t>
-      </w:r>
-      <w:r>
-        <w:rPr>
-          <w:iCs/>
-          <w:i/>
-          <w:bCs/>
-          <w:b/>
-        </w:rPr>
-        <w:t xml:space="preserve">and</w:t>
-      </w:r>
-      <w:r>
-        <w:rPr>
-          <w:bCs/>
-          <w:b/>
-        </w:rPr>
-        <w:t xml:space="preserve"> </w:t>
-      </w:r>
-      <w:r>
-        <w:rPr>
-          <w:bCs/>
-          <w:b/>
-        </w:rPr>
-        <w:t xml:space="preserve">unfamiliar (asemic / novel / low-frequency); neither</w:t>
-      </w:r>
-      <w:r>
-        <w:rPr>
-          <w:bCs/>
-          <w:b/>
-        </w:rPr>
-        <w:t xml:space="preserve"> </w:t>
-      </w:r>
-      <w:r>
-        <w:rPr>
-          <w:bCs/>
-          <w:b/>
-        </w:rPr>
-        <w:t xml:space="preserve">condition alone suffices. The barbarous names are not special there; they sit just</w:t>
-      </w:r>
-      <w:r>
-        <w:rPr>
-          <w:bCs/>
-          <w:b/>
-        </w:rPr>
-        <w:t xml:space="preserve"> </w:t>
-      </w:r>
-      <w:r>
-        <w:rPr>
-          <w:iCs/>
-          <w:i/>
-          <w:bCs/>
-          <w:b/>
-        </w:rPr>
-        <w:t xml:space="preserve">below</w:t>
-      </w:r>
-      <w:r>
-        <w:rPr>
-          <w:bCs/>
-          <w:b/>
-        </w:rPr>
-        <w:t xml:space="preserve"> </w:t>
-      </w:r>
-      <w:r>
-        <w:rPr>
-          <w:bCs/>
-          <w:b/>
-        </w:rPr>
-        <w:t xml:space="preserve">pure noise, because</w:t>
-      </w:r>
-      <w:r>
-        <w:rPr>
-          <w:bCs/>
-          <w:b/>
-        </w:rPr>
-        <w:t xml:space="preserve"> </w:t>
-      </w:r>
-      <w:r>
-        <w:rPr>
-          <w:bCs/>
-          <w:b/>
-        </w:rPr>
-        <w:t xml:space="preserve">they are a recognizable genre (the very thing H1 detects), which makes them marginally less alien to the model</w:t>
-      </w:r>
-      <w:r>
-        <w:rPr>
-          <w:bCs/>
-          <w:b/>
-        </w:rPr>
-        <w:t xml:space="preserve"> </w:t>
-      </w:r>
-      <w:r>
-        <w:rPr>
-          <w:bCs/>
-          <w:b/>
-        </w:rPr>
-        <w:t xml:space="preserve">than true random.</w:t>
-      </w:r>
-      <w:r>
-        <w:t xml:space="preserve"> </w:t>
-      </w:r>
-      <w:r>
-        <w:t xml:space="preserve">Geometry bought adjacency, not aboutness; the adjacency is surface; and the depth, where it</w:t>
-      </w:r>
-      <w:r>
-        <w:t xml:space="preserve"> </w:t>
-      </w:r>
-      <w:r>
-        <w:t xml:space="preserve">appeared, was the place the model parks unfamiliar, over-fragmented Greek — not names, and not the tokenizer</w:t>
-      </w:r>
-      <w:r>
-        <w:t xml:space="preserve"> </w:t>
-      </w:r>
-      <w:r>
-        <w:t xml:space="preserve">alone.</w:t>
+        <w:t xml:space="preserve"> </w:t>
+      </w:r>
+      <w:r>
+        <w:t xml:space="preserve">side-finding — turns out to be the</w:t>
+      </w:r>
+      <w:r>
+        <w:t xml:space="preserve"> </w:t>
+      </w:r>
+      <w:r>
+        <w:rPr>
+          <w:bCs/>
+          <w:b/>
+        </w:rPr>
+        <w:t xml:space="preserve">tokenizer</w:t>
+      </w:r>
+      <w:r>
+        <w:t xml:space="preserve">, not the spell: across the three models its magnitude tracks how badly the tokenizer byte-fragments</w:t>
+      </w:r>
+      <w:r>
+        <w:t xml:space="preserve"> </w:t>
+      </w:r>
+      <w:r>
+        <w:t xml:space="preserve">Greek (Mistral 10.76 tok/vox, +0.051 &gt; Qwen 9.63, +0.016 &gt; Gemma 7.69, ~0.000), and a matched-cohort factorial</w:t>
+      </w:r>
+      <w:r>
+        <w:t xml:space="preserve"> </w:t>
+      </w:r>
+      <w:r>
+        <w:t xml:space="preserve">(Mistral, replicated on Gemma) decomposes it into</w:t>
+      </w:r>
+      <w:r>
+        <w:t xml:space="preserve"> </w:t>
+      </w:r>
+      <w:r>
+        <w:rPr>
+          <w:bCs/>
+          <w:b/>
+        </w:rPr>
+        <w:t xml:space="preserve">fragmentation + meaninglessness</w:t>
+      </w:r>
+      <w:r>
+        <w:t xml:space="preserve"> </w:t>
+      </w:r>
+      <w:r>
+        <w:t xml:space="preserve">— frequency and</w:t>
+      </w:r>
+      <w:r>
+        <w:t xml:space="preserve"> </w:t>
+      </w:r>
+      <w:r>
+        <w:t xml:space="preserve">familiarity</w:t>
+      </w:r>
+      <w:r>
+        <w:t xml:space="preserve"> </w:t>
+      </w:r>
+      <w:r>
+        <w:rPr>
+          <w:iCs/>
+          <w:i/>
+        </w:rPr>
+        <w:t xml:space="preserve">ruled out</w:t>
+      </w:r>
+      <w:r>
+        <w:t xml:space="preserve"> </w:t>
+      </w:r>
+      <w:r>
+        <w:t xml:space="preserve">by a surprisal-controlled split in both models — with</w:t>
+      </w:r>
+      <w:r>
+        <w:t xml:space="preserve"> </w:t>
+      </w:r>
+      <w:r>
+        <w:rPr>
+          <w:iCs/>
+          <w:i/>
+        </w:rPr>
+        <w:t xml:space="preserve">namehood</w:t>
+      </w:r>
+      <w:r>
+        <w:t xml:space="preserve"> </w:t>
+      </w:r>
+      <w:r>
+        <w:t xml:space="preserve">absent, indeed slightly</w:t>
+      </w:r>
+      <w:r>
+        <w:t xml:space="preserve"> </w:t>
+      </w:r>
+      <w:r>
+        <w:t xml:space="preserve">reversed (the voces persist</w:t>
+      </w:r>
+      <w:r>
+        <w:t xml:space="preserve"> </w:t>
+      </w:r>
+      <w:r>
+        <w:rPr>
+          <w:iCs/>
+          <w:i/>
+        </w:rPr>
+        <w:t xml:space="preserve">less</w:t>
+      </w:r>
+      <w:r>
+        <w:t xml:space="preserve"> </w:t>
+      </w:r>
+      <w:r>
+        <w:t xml:space="preserve">deep than fragmentation-matched noise, precisely because they are a</w:t>
+      </w:r>
+      <w:r>
+        <w:t xml:space="preserve"> </w:t>
+      </w:r>
+      <w:r>
+        <w:t xml:space="preserve">recognizable genre).</w:t>
+      </w:r>
+    </w:p>
+    <w:p>
+      <w:pPr>
+        <w:pStyle w:val="BodyText"/>
+      </w:pPr>
+      <w:r>
+        <w:t xml:space="preserve">So the headline is affirmative and the bound is sharp.</w:t>
+      </w:r>
+      <w:r>
+        <w:t xml:space="preserve"> </w:t>
+      </w:r>
+      <w:r>
+        <w:rPr>
+          <w:bCs/>
+          <w:b/>
+        </w:rPr>
+        <w:t xml:space="preserve">The model recognizes the texture of a barbarous name —</w:t>
+      </w:r>
+      <w:r>
+        <w:rPr>
+          <w:bCs/>
+          <w:b/>
+        </w:rPr>
+        <w:t xml:space="preserve"> </w:t>
+      </w:r>
+      <w:r>
+        <w:rPr>
+          <w:bCs/>
+          <w:b/>
+        </w:rPr>
+        <w:t xml:space="preserve">on the surface, as form, across tokenizers — which is exactly the part of the magicians’ form-not-meaning premise</w:t>
+      </w:r>
+      <w:r>
+        <w:rPr>
+          <w:bCs/>
+          <w:b/>
+        </w:rPr>
+        <w:t xml:space="preserve"> </w:t>
+      </w:r>
+      <w:r>
+        <w:rPr>
+          <w:bCs/>
+          <w:b/>
+        </w:rPr>
+        <w:t xml:space="preserve">that was ever testable, and it holds.</w:t>
+      </w:r>
+      <w:r>
+        <w:t xml:space="preserve"> </w:t>
+      </w:r>
+      <w:r>
+        <w:t xml:space="preserve">What the model does</w:t>
+      </w:r>
+      <w:r>
+        <w:t xml:space="preserve"> </w:t>
+      </w:r>
+      <w:r>
+        <w:rPr>
+          <w:iCs/>
+          <w:i/>
+        </w:rPr>
+        <w:t xml:space="preserve">not</w:t>
+      </w:r>
+      <w:r>
+        <w:t xml:space="preserve"> </w:t>
+      </w:r>
+      <w:r>
+        <w:t xml:space="preserve">do is carry the voces as names of power in its</w:t>
+      </w:r>
+      <w:r>
+        <w:t xml:space="preserve"> </w:t>
+      </w:r>
+      <w:r>
+        <w:t xml:space="preserve">depths; the</w:t>
+      </w:r>
+      <w:r>
+        <w:t xml:space="preserve"> </w:t>
+      </w:r>
+      <w:r>
+        <w:t xml:space="preserve">“</w:t>
+      </w:r>
+      <w:r>
+        <w:t xml:space="preserve">depth</w:t>
+      </w:r>
+      <w:r>
+        <w:t xml:space="preserve">”</w:t>
+      </w:r>
+      <w:r>
+        <w:t xml:space="preserve"> </w:t>
+      </w:r>
+      <w:r>
+        <w:t xml:space="preserve">that looked like aboutness was the tokenizer shredding Greek. Geometry bought adjacency —</w:t>
+      </w:r>
+      <w:r>
+        <w:t xml:space="preserve"> </w:t>
+      </w:r>
+      <w:r>
+        <w:t xml:space="preserve">real, surface, general — not aboutness.</w:t>
       </w:r>
     </w:p>
     <w:p>
@@ -1086,13 +909,7 @@
         <w:t xml:space="preserve"> </w:t>
       </w:r>
       <w:r>
-        <w:t xml:space="preserve">tradition’s theory, through correct form, not denotation. This rhymes with a transformer: a system that</w:t>
-      </w:r>
-      <w:r>
-        <w:t xml:space="preserve"> </w:t>
-      </w:r>
-      <w:r>
-        <w:t xml:space="preserve">processes the</w:t>
+        <w:t xml:space="preserve">tradition’s theory, through correct</w:t>
       </w:r>
       <w:r>
         <w:t xml:space="preserve"> </w:t>
@@ -1105,80 +922,256 @@
         <w:t xml:space="preserve">form</w:t>
       </w:r>
       <w:r>
-        <w:t xml:space="preserve"> </w:t>
-      </w:r>
-      <w:r>
-        <w:t xml:space="preserve">of tokens with no native concept of what they point to. The question is not whether the</w:t>
-      </w:r>
-      <w:r>
-        <w:t xml:space="preserve"> </w:t>
-      </w:r>
-      <w:r>
-        <w:t xml:space="preserve">magicians were right. It is whether a model recognizes the</w:t>
-      </w:r>
-      <w:r>
-        <w:t xml:space="preserve"> </w:t>
-      </w:r>
-      <w:r>
-        <w:rPr>
-          <w:iCs/>
-          <w:i/>
+        <w:t xml:space="preserve">, not denotation. This is not a claim about causal magic that an</w:t>
+      </w:r>
+      <w:r>
+        <w:t xml:space="preserve"> </w:t>
+      </w:r>
+      <w:r>
+        <w:t xml:space="preserve">experiment could adjudicate, and we do not try;</w:t>
+      </w:r>
+      <w:r>
+        <w:t xml:space="preserve"> </w:t>
+      </w:r>
+      <w:r>
+        <w:rPr>
+          <w:bCs/>
+          <w:b/>
+        </w:rPr>
+        <w:t xml:space="preserve">it is a claim about a class of linguistic objects — that there</w:t>
+      </w:r>
+      <w:r>
+        <w:rPr>
+          <w:bCs/>
+          <w:b/>
+        </w:rPr>
+        <w:t xml:space="preserve"> </w:t>
+      </w:r>
+      <w:r>
+        <w:rPr>
+          <w:bCs/>
+          <w:b/>
+        </w:rPr>
+        <w:t xml:space="preserve">are utterances whose signature is in their shape, independent of meaning.</w:t>
+      </w:r>
+      <w:r>
+        <w:t xml:space="preserve"> </w:t>
+      </w:r>
+      <w:r>
+        <w:t xml:space="preserve">And</w:t>
+      </w:r>
+      <w:r>
+        <w:t xml:space="preserve"> </w:t>
+      </w:r>
+      <w:r>
+        <w:rPr>
+          <w:iCs/>
+          <w:i/>
+        </w:rPr>
+        <w:t xml:space="preserve">that</w:t>
+      </w:r>
+      <w:r>
+        <w:t xml:space="preserve"> </w:t>
+      </w:r>
+      <w:r>
+        <w:t xml:space="preserve">is testable, because a</w:t>
+      </w:r>
+      <w:r>
+        <w:t xml:space="preserve"> </w:t>
+      </w:r>
+      <w:r>
+        <w:t xml:space="preserve">transformer is precisely a machine that processes the form of tokens with no native concept of what they point</w:t>
+      </w:r>
+      <w:r>
+        <w:t xml:space="preserve"> </w:t>
+      </w:r>
+      <w:r>
+        <w:t xml:space="preserve">to. So the question is not whether the magicians’ spells</w:t>
+      </w:r>
+      <w:r>
+        <w:t xml:space="preserve"> </w:t>
+      </w:r>
+      <w:r>
+        <w:rPr>
+          <w:iCs/>
+          <w:i/>
+        </w:rPr>
+        <w:t xml:space="preserve">work</w:t>
+      </w:r>
+      <w:r>
+        <w:t xml:space="preserve">. It is the one the tradition’s own</w:t>
+      </w:r>
+      <w:r>
+        <w:t xml:space="preserve"> </w:t>
+      </w:r>
+      <w:r>
+        <w:t xml:space="preserve">form-not-meaning premise hands us:</w:t>
+      </w:r>
+      <w:r>
+        <w:t xml:space="preserve"> </w:t>
+      </w:r>
+      <w:r>
+        <w:rPr>
+          <w:bCs/>
+          <w:b/>
+        </w:rPr>
+        <w:t xml:space="preserve">is</w:t>
+      </w:r>
+      <w:r>
+        <w:rPr>
+          <w:bCs/>
+          <w:b/>
+        </w:rPr>
+        <w:t xml:space="preserve"> </w:t>
+      </w:r>
+      <w:r>
+        <w:rPr>
+          <w:bCs/>
+          <w:b/>
+        </w:rPr>
+        <w:t xml:space="preserve">“</w:t>
+      </w:r>
+      <w:r>
+        <w:rPr>
+          <w:bCs/>
+          <w:b/>
+        </w:rPr>
+        <w:t xml:space="preserve">barbarous-name-ness</w:t>
+      </w:r>
+      <w:r>
+        <w:rPr>
+          <w:bCs/>
+          <w:b/>
+        </w:rPr>
+        <w:t xml:space="preserve">”</w:t>
+      </w:r>
+      <w:r>
+        <w:rPr>
+          <w:bCs/>
+          <w:b/>
+        </w:rPr>
+        <w:t xml:space="preserve"> </w:t>
+      </w:r>
+      <w:r>
+        <w:rPr>
+          <w:bCs/>
+          <w:b/>
+        </w:rPr>
+        <w:t xml:space="preserve">a real perceptual category to a pure form-processor</w:t>
+      </w:r>
+      <w:r>
+        <w:rPr>
+          <w:bCs/>
+          <w:b/>
+        </w:rPr>
+        <w:t xml:space="preserve"> </w:t>
+      </w:r>
+      <w:r>
+        <w:rPr>
+          <w:bCs/>
+          <w:b/>
+        </w:rPr>
+        <w:t xml:space="preserve">— does a model recognize the</w:t>
+      </w:r>
+      <w:r>
+        <w:rPr>
+          <w:bCs/>
+          <w:b/>
+        </w:rPr>
+        <w:t xml:space="preserve"> </w:t>
+      </w:r>
+      <w:r>
+        <w:rPr>
+          <w:iCs/>
+          <w:i/>
+          <w:bCs/>
+          <w:b/>
         </w:rPr>
         <w:t xml:space="preserve">texture</w:t>
       </w:r>
       <w:r>
-        <w:t xml:space="preserve"> </w:t>
-      </w:r>
-      <w:r>
-        <w:t xml:space="preserve">of a barbarous name, how deep that runs,</w:t>
-      </w:r>
-      <w:r>
-        <w:t xml:space="preserve"> </w:t>
-      </w:r>
-      <w:r>
-        <w:t xml:space="preserve">and — the new question for this iteration —</w:t>
-      </w:r>
-      <w:r>
-        <w:t xml:space="preserve"> </w:t>
-      </w:r>
-      <w:r>
-        <w:rPr>
-          <w:bCs/>
-          <w:b/>
-        </w:rPr>
-        <w:t xml:space="preserve">whether any of it is a property of transformers, or of one</w:t>
-      </w:r>
-      <w:r>
-        <w:rPr>
-          <w:bCs/>
-          <w:b/>
-        </w:rPr>
-        <w:t xml:space="preserve"> </w:t>
-      </w:r>
-      <w:r>
-        <w:rPr>
-          <w:bCs/>
-          <w:b/>
-        </w:rPr>
-        <w:t xml:space="preserve">tokenizer’s idiosyncrasies.</w:t>
-      </w:r>
-      <w:r>
-        <w:t xml:space="preserve"> </w:t>
-      </w:r>
-      <w:r>
-        <w:t xml:space="preserve">A second question rides along, and it turned out to be the sharp one: when a study</w:t>
-      </w:r>
-      <w:r>
-        <w:t xml:space="preserve"> </w:t>
-      </w:r>
-      <w:r>
-        <w:t xml:space="preserve">builds a falsifier to attack its own favorite reading, what does it do when the falsifier returns the</w:t>
-      </w:r>
-      <w:r>
-        <w:t xml:space="preserve"> </w:t>
-      </w:r>
-      <w:r>
-        <w:t xml:space="preserve">inconvenient answer? §3.4 and §6 are the honest record — including the falsifier we first built</w:t>
+        <w:rPr>
+          <w:bCs/>
+          <w:b/>
+        </w:rPr>
+        <w:t xml:space="preserve"> </w:t>
+      </w:r>
+      <w:r>
+        <w:rPr>
+          <w:bCs/>
+          <w:b/>
+        </w:rPr>
+        <w:t xml:space="preserve">of a barbarous name?</w:t>
+      </w:r>
+      <w:r>
+        <w:t xml:space="preserve"> </w:t>
+      </w:r>
+      <w:r>
+        <w:t xml:space="preserve">And the two follow-ups that make the answer</w:t>
+      </w:r>
+      <w:r>
+        <w:t xml:space="preserve"> </w:t>
+      </w:r>
+      <w:r>
+        <w:t xml:space="preserve">precise:</w:t>
+      </w:r>
+      <w:r>
+        <w:t xml:space="preserve"> </w:t>
+      </w:r>
+      <w:r>
+        <w:rPr>
+          <w:iCs/>
+          <w:i/>
+        </w:rPr>
+        <w:t xml:space="preserve">how deep</w:t>
+      </w:r>
+      <w:r>
+        <w:t xml:space="preserve"> </w:t>
+      </w:r>
+      <w:r>
+        <w:t xml:space="preserve">does that recognition run (is it surface texture, or something more like aboutness?), and</w:t>
+      </w:r>
+      <w:r>
+        <w:t xml:space="preserve"> </w:t>
+      </w:r>
+      <w:r>
+        <w:rPr>
+          <w:bCs/>
+          <w:b/>
+        </w:rPr>
+        <w:t xml:space="preserve">is it a property of transformers, or of one tokenizer’s idiosyncrasies?</w:t>
+      </w:r>
+      <w:r>
+        <w:t xml:space="preserve"> </w:t>
+      </w:r>
+      <w:r>
+        <w:t xml:space="preserve">— the new question this cross-family</w:t>
+      </w:r>
+      <w:r>
+        <w:t xml:space="preserve"> </w:t>
+      </w:r>
+      <w:r>
+        <w:t xml:space="preserve">iteration exists to settle.</w:t>
+      </w:r>
+    </w:p>
+    <w:p>
+      <w:pPr>
+        <w:pStyle w:val="BodyText"/>
+      </w:pPr>
+      <w:r>
+        <w:t xml:space="preserve">A third question rode along and turned out to be the sharp methodological one: when a study builds a falsifier to</w:t>
+      </w:r>
+      <w:r>
+        <w:t xml:space="preserve"> </w:t>
+      </w:r>
+      <w:r>
+        <w:t xml:space="preserve">attack its own favorite reading, what does it do when the falsifier returns the inconvenient answer? §3.4 and §6</w:t>
+      </w:r>
+      <w:r>
+        <w:t xml:space="preserve"> </w:t>
+      </w:r>
+      <w:r>
+        <w:t xml:space="preserve">are the honest record — including the falsifier we first built</w:t>
       </w:r>
       <w:r>
         <w:t xml:space="preserve"> </w:t>
@@ -1191,13 +1184,7 @@
         <w:t xml:space="preserve">confounded</w:t>
       </w:r>
       <w:r>
-        <w:t xml:space="preserve">,</w:t>
-      </w:r>
-      <w:r>
-        <w:t xml:space="preserve"> </w:t>
-      </w:r>
-      <w:r>
-        <w:t xml:space="preserve">caught, and rebuilt.</w:t>
+        <w:t xml:space="preserve">, caught, and rebuilt.</w:t>
       </w:r>
     </w:p>
     <w:bookmarkEnd w:id="22"/>
@@ -5218,63 +5205,519 @@
         <w:pStyle w:val="BodyText"/>
       </w:pPr>
       <w:r>
-        <w:t xml:space="preserve">So §3.4 does what §3.3 could not: it shows fragmentation is necessary-but-not-sufficient, names a second</w:t>
-      </w:r>
-      <w:r>
-        <w:t xml:space="preserve"> </w:t>
-      </w:r>
-      <w:r>
-        <w:t xml:space="preserve">necessary factor (novelty/unfamiliarity), and rules namehood out — not as an undetected null, but as a</w:t>
-      </w:r>
-      <w:r>
-        <w:t xml:space="preserve"> </w:t>
-      </w:r>
-      <w:r>
-        <w:rPr>
-          <w:iCs/>
-          <w:i/>
-        </w:rPr>
-        <w:t xml:space="preserve">measured</w:t>
-      </w:r>
-      <w:r>
-        <w:rPr>
-          <w:iCs/>
-          <w:i/>
-        </w:rPr>
-        <w:t xml:space="preserve"> </w:t>
-      </w:r>
-      <w:r>
-        <w:rPr>
-          <w:iCs/>
-          <w:i/>
-        </w:rPr>
-        <w:t xml:space="preserve">reversal</w:t>
-      </w:r>
-      <w:r>
-        <w:t xml:space="preserve">. (Caveats: two models now (Mistral, Gemma); the two non-name arms are n≈28–34; the lexical arm bundles</w:t>
-      </w:r>
-      <w:r>
-        <w:t xml:space="preserve"> </w:t>
-      </w:r>
-      <w:r>
-        <w:t xml:space="preserve">meaning with frequency/familiarity (§5); and the name-likeness metric, the deep-band, and the single-seed cohorts are all</w:t>
-      </w:r>
-      <w:r>
-        <w:t xml:space="preserve"> </w:t>
-      </w:r>
-      <w:r>
-        <w:t xml:space="preserve">limitations §5 lists. The factorial wants a second model before it generalizes.)</w:t>
+        <w:t xml:space="preserve">So §3.4 does what §3.3 could not: it shows fragmentation is necessary-but-not-sufficient, names the second factor</w:t>
+      </w:r>
+      <w:r>
+        <w:t xml:space="preserve"> </w:t>
+      </w:r>
+      <w:r>
+        <w:t xml:space="preserve">as</w:t>
+      </w:r>
+      <w:r>
+        <w:t xml:space="preserve"> </w:t>
+      </w:r>
+      <w:r>
+        <w:rPr>
+          <w:bCs/>
+          <w:b/>
+        </w:rPr>
+        <w:t xml:space="preserve">meaninglessness</w:t>
+      </w:r>
+      <w:r>
+        <w:t xml:space="preserve"> </w:t>
+      </w:r>
+      <w:r>
+        <w:t xml:space="preserve">(the v3 split rules out frequency/familiarity in both models), and rules namehood out —</w:t>
+      </w:r>
+      <w:r>
+        <w:t xml:space="preserve"> </w:t>
+      </w:r>
+      <w:r>
+        <w:t xml:space="preserve">not as an undetected null, but as a</w:t>
+      </w:r>
+      <w:r>
+        <w:t xml:space="preserve"> </w:t>
+      </w:r>
+      <w:r>
+        <w:rPr>
+          <w:iCs/>
+          <w:i/>
+        </w:rPr>
+        <w:t xml:space="preserve">measured reversal</w:t>
+      </w:r>
+      <w:r>
+        <w:t xml:space="preserve">. (Caveats: the non-name arms are n≈28–34;</w:t>
+      </w:r>
+      <w:r>
+        <w:t xml:space="preserve"> </w:t>
+      </w:r>
+      <w:r>
+        <w:t xml:space="preserve">“</w:t>
+      </w:r>
+      <w:r>
+        <w:t xml:space="preserve">meaning</w:t>
+      </w:r>
+      <w:r>
+        <w:t xml:space="preserve">”</w:t>
+      </w:r>
+      <w:r>
+        <w:t xml:space="preserve"> </w:t>
+      </w:r>
+      <w:r>
+        <w:t xml:space="preserve">co-travels with byte-vs-morphemic tokenization (§5); the name-likeness metric, the deep-band, and the</w:t>
+      </w:r>
+      <w:r>
+        <w:t xml:space="preserve"> </w:t>
+      </w:r>
+      <w:r>
+        <w:t xml:space="preserve">single-seed cohorts are all limitations §5 lists.)</w:t>
       </w:r>
     </w:p>
     <w:bookmarkEnd w:id="27"/>
     <w:bookmarkEnd w:id="28"/>
-    <w:bookmarkStart w:id="29" w:name="what-survives-and-what-the-depth-was"/>
+    <w:bookmarkStart w:id="29" w:name="what-the-model-does-and-the-bound-on-it"/>
     <w:p>
       <w:pPr>
         <w:pStyle w:val="Heading2"/>
       </w:pPr>
       <w:r>
-        <w:t xml:space="preserve">4. What survives, and what the depth was</w:t>
+        <w:t xml:space="preserve">4. What the model does — and the bound on it</w:t>
+      </w:r>
+    </w:p>
+    <w:p>
+      <w:pPr>
+        <w:pStyle w:val="FirstParagraph"/>
+      </w:pPr>
+      <w:r>
+        <w:t xml:space="preserve">The affirmative result first, because it is the result:</w:t>
+      </w:r>
+      <w:r>
+        <w:t xml:space="preserve"> </w:t>
+      </w:r>
+      <w:r>
+        <w:t xml:space="preserve">-</w:t>
+      </w:r>
+      <w:r>
+        <w:t xml:space="preserve"> </w:t>
+      </w:r>
+      <w:r>
+        <w:rPr>
+          <w:bCs/>
+          <w:b/>
+        </w:rPr>
+        <w:t xml:space="preserve">The model recognizes the texture of a barbarous name (H1): yes, robustly.</w:t>
+      </w:r>
+      <w:r>
+        <w:t xml:space="preserve"> </w:t>
+      </w:r>
+      <w:r>
+        <w:t xml:space="preserve">Linearly separable from</w:t>
+      </w:r>
+      <w:r>
+        <w:t xml:space="preserve"> </w:t>
+      </w:r>
+      <w:r>
+        <w:t xml:space="preserve">token-matched nonsense at the early layers, far above a frequency baseline, across three tokenizer families.</w:t>
+      </w:r>
+      <w:r>
+        <w:t xml:space="preserve"> </w:t>
+      </w:r>
+      <w:r>
+        <w:rPr>
+          <w:iCs/>
+          <w:i/>
+        </w:rPr>
+        <w:t xml:space="preserve">Texture-recognition is a transformer property.</w:t>
+      </w:r>
+      <w:r>
+        <w:t xml:space="preserve"> </w:t>
+      </w:r>
+      <w:r>
+        <w:t xml:space="preserve">The form the magicians located their power in is a real,</w:t>
+      </w:r>
+      <w:r>
+        <w:t xml:space="preserve"> </w:t>
+      </w:r>
+      <w:r>
+        <w:t xml:space="preserve">perceptible category, and a pure form-processor perceives it. This is stated without a hedge.</w:t>
+      </w:r>
+    </w:p>
+    <w:p>
+      <w:pPr>
+        <w:pStyle w:val="BodyText"/>
+      </w:pPr>
+      <w:r>
+        <w:t xml:space="preserve">And the bound that makes</w:t>
+      </w:r>
+      <w:r>
+        <w:t xml:space="preserve"> </w:t>
+      </w:r>
+      <w:r>
+        <w:t xml:space="preserve">“</w:t>
+      </w:r>
+      <w:r>
+        <w:t xml:space="preserve">recognizes the texture</w:t>
+      </w:r>
+      <w:r>
+        <w:t xml:space="preserve">”</w:t>
+      </w:r>
+      <w:r>
+        <w:t xml:space="preserve"> </w:t>
+      </w:r>
+      <w:r>
+        <w:t xml:space="preserve">precise:</w:t>
+      </w:r>
+      <w:r>
+        <w:t xml:space="preserve"> </w:t>
+      </w:r>
+      <w:r>
+        <w:t xml:space="preserve">-</w:t>
+      </w:r>
+      <w:r>
+        <w:t xml:space="preserve"> </w:t>
+      </w:r>
+      <w:r>
+        <w:rPr>
+          <w:bCs/>
+          <w:b/>
+        </w:rPr>
+        <w:t xml:space="preserve">The recognition is surface, not aboutness.</w:t>
+      </w:r>
+      <w:r>
+        <w:t xml:space="preserve"> </w:t>
+      </w:r>
+      <w:r>
+        <w:t xml:space="preserve">It is read off the early layers and does</w:t>
+      </w:r>
+      <w:r>
+        <w:t xml:space="preserve"> </w:t>
+      </w:r>
+      <w:r>
+        <w:rPr>
+          <w:iCs/>
+          <w:i/>
+        </w:rPr>
+        <w:t xml:space="preserve">not</w:t>
+      </w:r>
+      <w:r>
+        <w:t xml:space="preserve"> </w:t>
+      </w:r>
+      <w:r>
+        <w:t xml:space="preserve">deepen into a</w:t>
+      </w:r>
+      <w:r>
+        <w:t xml:space="preserve"> </w:t>
+      </w:r>
+      <w:r>
+        <w:t xml:space="preserve">representation of the voces</w:t>
+      </w:r>
+      <w:r>
+        <w:t xml:space="preserve"> </w:t>
+      </w:r>
+      <w:r>
+        <w:rPr>
+          <w:iCs/>
+          <w:i/>
+        </w:rPr>
+        <w:t xml:space="preserve">as names</w:t>
+      </w:r>
+      <w:r>
+        <w:t xml:space="preserve">: the decider is null in 2 of 3 families, and where the test is cleanest</w:t>
+      </w:r>
+      <w:r>
+        <w:t xml:space="preserve"> </w:t>
+      </w:r>
+      <w:r>
+        <w:t xml:space="preserve">the voces persist deep</w:t>
+      </w:r>
+      <w:r>
+        <w:t xml:space="preserve"> </w:t>
+      </w:r>
+      <w:r>
+        <w:rPr>
+          <w:iCs/>
+          <w:i/>
+        </w:rPr>
+        <w:t xml:space="preserve">less</w:t>
+      </w:r>
+      <w:r>
+        <w:t xml:space="preserve"> </w:t>
+      </w:r>
+      <w:r>
+        <w:t xml:space="preserve">than matched noise (§3.4). The model registers the</w:t>
+      </w:r>
+      <w:r>
+        <w:t xml:space="preserve"> </w:t>
+      </w:r>
+      <w:r>
+        <w:rPr>
+          <w:iCs/>
+          <w:i/>
+        </w:rPr>
+        <w:t xml:space="preserve">form</w:t>
+      </w:r>
+      <w:r>
+        <w:t xml:space="preserve">; it does not hold the</w:t>
+      </w:r>
+      <w:r>
+        <w:t xml:space="preserve"> </w:t>
+      </w:r>
+      <w:r>
+        <w:rPr>
+          <w:iCs/>
+          <w:i/>
+        </w:rPr>
+        <w:t xml:space="preserve">name</w:t>
+      </w:r>
+      <w:r>
+        <w:t xml:space="preserve">.</w:t>
+      </w:r>
+      <w:r>
+        <w:t xml:space="preserve"> </w:t>
+      </w:r>
+      <w:r>
+        <w:t xml:space="preserve">-</w:t>
+      </w:r>
+      <w:r>
+        <w:t xml:space="preserve"> </w:t>
+      </w:r>
+      <w:r>
+        <w:rPr>
+          <w:bCs/>
+          <w:b/>
+        </w:rPr>
+        <w:t xml:space="preserve">The deep</w:t>
+      </w:r>
+      <w:r>
+        <w:rPr>
+          <w:bCs/>
+          <w:b/>
+        </w:rPr>
+        <w:t xml:space="preserve"> </w:t>
+      </w:r>
+      <w:r>
+        <w:rPr>
+          <w:bCs/>
+          <w:b/>
+        </w:rPr>
+        <w:t xml:space="preserve">“</w:t>
+      </w:r>
+      <w:r>
+        <w:rPr>
+          <w:bCs/>
+          <w:b/>
+        </w:rPr>
+        <w:t xml:space="preserve">Greek</w:t>
+      </w:r>
+      <w:r>
+        <w:rPr>
+          <w:bCs/>
+          <w:b/>
+        </w:rPr>
+        <w:t xml:space="preserve">”</w:t>
+      </w:r>
+      <w:r>
+        <w:rPr>
+          <w:bCs/>
+          <w:b/>
+        </w:rPr>
+        <w:t xml:space="preserve"> </w:t>
+      </w:r>
+      <w:r>
+        <w:rPr>
+          <w:bCs/>
+          <w:b/>
+        </w:rPr>
+        <w:t xml:space="preserve">effect was the tokenizer, not the spell.</w:t>
+      </w:r>
+      <w:r>
+        <w:t xml:space="preserve"> </w:t>
+      </w:r>
+      <w:r>
+        <w:t xml:space="preserve">Iteration 1’s</w:t>
+      </w:r>
+      <w:r>
+        <w:t xml:space="preserve"> </w:t>
+      </w:r>
+      <w:r>
+        <w:t xml:space="preserve">“</w:t>
+      </w:r>
+      <w:r>
+        <w:t xml:space="preserve">the grain runs deeper in Greek</w:t>
+      </w:r>
+      <w:r>
+        <w:t xml:space="preserve">”</w:t>
+      </w:r>
+      <w:r>
+        <w:t xml:space="preserve"> </w:t>
+      </w:r>
+      <w:r>
+        <w:t xml:space="preserve">decomposes (§3.3 across models, §3.4 within Mistral and Gemma) into</w:t>
+      </w:r>
+      <w:r>
+        <w:t xml:space="preserve"> </w:t>
+      </w:r>
+      <w:r>
+        <w:rPr>
+          <w:bCs/>
+          <w:b/>
+        </w:rPr>
+        <w:t xml:space="preserve">byte-fragmentation + meaninglessness</w:t>
+      </w:r>
+      <w:r>
+        <w:t xml:space="preserve"> </w:t>
+      </w:r>
+      <w:r>
+        <w:t xml:space="preserve">—</w:t>
+      </w:r>
+      <w:r>
+        <w:t xml:space="preserve"> </w:t>
+      </w:r>
+      <w:r>
+        <w:t xml:space="preserve">the deep region holds Greek that is both over-fragmented and meaning-less, and the voces sit just</w:t>
+      </w:r>
+      <w:r>
+        <w:t xml:space="preserve"> </w:t>
+      </w:r>
+      <w:r>
+        <w:rPr>
+          <w:iCs/>
+          <w:i/>
+        </w:rPr>
+        <w:t xml:space="preserve">below</w:t>
+      </w:r>
+      <w:r>
+        <w:t xml:space="preserve"> </w:t>
+      </w:r>
+      <w:r>
+        <w:t xml:space="preserve">pure</w:t>
+      </w:r>
+      <w:r>
+        <w:t xml:space="preserve"> </w:t>
+      </w:r>
+      <w:r>
+        <w:t xml:space="preserve">noise there because they are recognizable. The</w:t>
+      </w:r>
+      <w:r>
+        <w:t xml:space="preserve"> </w:t>
+      </w:r>
+      <w:r>
+        <w:t xml:space="preserve">“</w:t>
+      </w:r>
+      <w:r>
+        <w:t xml:space="preserve">depth</w:t>
+      </w:r>
+      <w:r>
+        <w:t xml:space="preserve">”</w:t>
+      </w:r>
+      <w:r>
+        <w:t xml:space="preserve"> </w:t>
+      </w:r>
+      <w:r>
+        <w:t xml:space="preserve">that looked like aboutness was form-processing of</w:t>
+      </w:r>
+      <w:r>
+        <w:t xml:space="preserve"> </w:t>
+      </w:r>
+      <w:r>
+        <w:t xml:space="preserve">shredded script.</w:t>
+      </w:r>
+    </w:p>
+    <w:p>
+      <w:pPr>
+        <w:pStyle w:val="BodyText"/>
+      </w:pPr>
+      <w:r>
+        <w:t xml:space="preserve">So the study’s own title resolves:</w:t>
+      </w:r>
+      <w:r>
+        <w:t xml:space="preserve"> </w:t>
+      </w:r>
+      <w:r>
+        <w:rPr>
+          <w:bCs/>
+          <w:b/>
+        </w:rPr>
+        <w:t xml:space="preserve">it’s the script (the model recognizes the</w:t>
+      </w:r>
+      <w:r>
+        <w:rPr>
+          <w:bCs/>
+          <w:b/>
+        </w:rPr>
+        <w:t xml:space="preserve"> </w:t>
+      </w:r>
+      <w:r>
+        <w:rPr>
+          <w:iCs/>
+          <w:i/>
+          <w:bCs/>
+          <w:b/>
+        </w:rPr>
+        <w:t xml:space="preserve">form</w:t>
+      </w:r>
+      <w:r>
+        <w:rPr>
+          <w:bCs/>
+          <w:b/>
+        </w:rPr>
+        <w:t xml:space="preserve">, cleanly and generally) —</w:t>
+      </w:r>
+      <w:r>
+        <w:rPr>
+          <w:bCs/>
+          <w:b/>
+        </w:rPr>
+        <w:t xml:space="preserve"> </w:t>
+      </w:r>
+      <w:r>
+        <w:rPr>
+          <w:bCs/>
+          <w:b/>
+        </w:rPr>
+        <w:t xml:space="preserve">not the spell (it holds no deep representation of the voces as names) — and the depth that confused the two was</w:t>
+      </w:r>
+      <w:r>
+        <w:rPr>
+          <w:bCs/>
+          <w:b/>
+        </w:rPr>
+        <w:t xml:space="preserve"> </w:t>
+      </w:r>
+      <w:r>
+        <w:rPr>
+          <w:bCs/>
+          <w:b/>
+        </w:rPr>
+        <w:t xml:space="preserve">the tokenizer.</w:t>
+      </w:r>
+      <w:r>
+        <w:t xml:space="preserve"> </w:t>
+      </w:r>
+      <w:r>
+        <w:t xml:space="preserve">Iteration 1’s incidental side-finding is now a decomposed two-factor</w:t>
+      </w:r>
+      <w:r>
+        <w:t xml:space="preserve"> </w:t>
+      </w:r>
+      <w:r>
+        <w:t xml:space="preserve">mechanism with a null where the romance lived — and the affirmative finding it always rode beside, the texture</w:t>
+      </w:r>
+      <w:r>
+        <w:t xml:space="preserve"> </w:t>
+      </w:r>
+      <w:r>
+        <w:t xml:space="preserve">recognition, stands clearer for having the depth explained out from under it.</w:t>
+      </w:r>
+    </w:p>
+    <w:bookmarkEnd w:id="29"/>
+    <w:bookmarkStart w:id="30" w:name="the-honest-hedges"/>
+    <w:p>
+      <w:pPr>
+        <w:pStyle w:val="Heading2"/>
+      </w:pPr>
+      <w:r>
+        <w:t xml:space="preserve">5. The honest hedges</w:t>
       </w:r>
     </w:p>
     <w:p>
@@ -5290,13 +5733,69 @@
           <w:bCs/>
           <w:b/>
         </w:rPr>
-        <w:t xml:space="preserve">Surface texture-recognition (H1): survives.</w:t>
-      </w:r>
-      <w:r>
-        <w:t xml:space="preserve"> </w:t>
-      </w:r>
-      <w:r>
-        <w:t xml:space="preserve">Robust across three tokenizer families, stated without a hedge.</w:t>
+        <w:t xml:space="preserve">The deep decomposition holds in two models, and the meaning/familiarity split is settled.</w:t>
+      </w:r>
+      <w:r>
+        <w:t xml:space="preserve"> </w:t>
+      </w:r>
+      <w:r>
+        <w:t xml:space="preserve">§3.4’s</w:t>
+      </w:r>
+      <w:r>
+        <w:t xml:space="preserve"> </w:t>
+      </w:r>
+      <w:r>
+        <w:t xml:space="preserve">decomposition replicates on Gemma (all contrasts significant, same-signed), and v3’s surprisal-controlled split</w:t>
+      </w:r>
+      <w:r>
+        <w:t xml:space="preserve"> </w:t>
+      </w:r>
+      <w:r>
+        <w:t xml:space="preserve">rules out frequency/familiarity in</w:t>
+      </w:r>
+      <w:r>
+        <w:t xml:space="preserve"> </w:t>
+      </w:r>
+      <w:r>
+        <w:rPr>
+          <w:iCs/>
+          <w:i/>
+        </w:rPr>
+        <w:t xml:space="preserve">both</w:t>
+      </w:r>
+      <w:r>
+        <w:t xml:space="preserve"> </w:t>
+      </w:r>
+      <w:r>
+        <w:t xml:space="preserve">models — so the second factor is meaning, not a single-model or</w:t>
+      </w:r>
+      <w:r>
+        <w:t xml:space="preserve"> </w:t>
+      </w:r>
+      <w:r>
+        <w:t xml:space="preserve">frequency artifact. The non-name arms are n≈28–34 (bootstrap CIs throughout); the cross-model fragmentation</w:t>
+      </w:r>
+      <w:r>
+        <w:t xml:space="preserve"> </w:t>
+      </w:r>
+      <w:r>
+        <w:rPr>
+          <w:iCs/>
+          <w:i/>
+        </w:rPr>
+        <w:t xml:space="preserve">ordering</w:t>
+      </w:r>
+      <w:r>
+        <w:t xml:space="preserve"> </w:t>
+      </w:r>
+      <w:r>
+        <w:t xml:space="preserve">(§3.3) is still only three</w:t>
+      </w:r>
+      <w:r>
+        <w:t xml:space="preserve"> </w:t>
+      </w:r>
+      <w:r>
+        <w:t xml:space="preserve">confounded points.</w:t>
       </w:r>
     </w:p>
     <w:p>
@@ -5312,35 +5811,250 @@
           <w:bCs/>
           <w:b/>
         </w:rPr>
-        <w:t xml:space="preserve">A deep voces representation (the spell): not found, and reversed where cleanest.</w:t>
-      </w:r>
-      <w:r>
-        <w:t xml:space="preserve"> </w:t>
-      </w:r>
-      <w:r>
-        <w:t xml:space="preserve">Decider null in 2 of 3;</w:t>
-      </w:r>
-      <w:r>
-        <w:t xml:space="preserve"> </w:t>
-      </w:r>
-      <w:r>
-        <w:t xml:space="preserve">and at matched fragmentation+lexicality the voces persist deep</w:t>
-      </w:r>
-      <w:r>
-        <w:t xml:space="preserve"> </w:t>
-      </w:r>
-      <w:r>
-        <w:rPr>
-          <w:iCs/>
-          <w:i/>
-        </w:rPr>
-        <w:t xml:space="preserve">less</w:t>
-      </w:r>
-      <w:r>
-        <w:t xml:space="preserve"> </w:t>
-      </w:r>
-      <w:r>
-        <w:t xml:space="preserve">than random asemic strings (§3.4).</w:t>
+        <w:t xml:space="preserve">The</w:t>
+      </w:r>
+      <w:r>
+        <w:rPr>
+          <w:bCs/>
+          <w:b/>
+        </w:rPr>
+        <w:t xml:space="preserve"> </w:t>
+      </w:r>
+      <w:r>
+        <w:rPr>
+          <w:bCs/>
+          <w:b/>
+        </w:rPr>
+        <w:t xml:space="preserve">“</w:t>
+      </w:r>
+      <w:r>
+        <w:rPr>
+          <w:bCs/>
+          <w:b/>
+        </w:rPr>
+        <w:t xml:space="preserve">lexicality</w:t>
+      </w:r>
+      <w:r>
+        <w:rPr>
+          <w:bCs/>
+          <w:b/>
+        </w:rPr>
+        <w:t xml:space="preserve">”</w:t>
+      </w:r>
+      <w:r>
+        <w:rPr>
+          <w:bCs/>
+          <w:b/>
+        </w:rPr>
+        <w:t xml:space="preserve"> </w:t>
+      </w:r>
+      <w:r>
+        <w:rPr>
+          <w:bCs/>
+          <w:b/>
+        </w:rPr>
+        <w:t xml:space="preserve">bundle — now split (v3): the factor is meaning, not familiarity.</w:t>
+      </w:r>
+      <w:r>
+        <w:t xml:space="preserve"> </w:t>
+      </w:r>
+      <w:r>
+        <w:t xml:space="preserve">The v2 lexical-matched</w:t>
+      </w:r>
+      <w:r>
+        <w:t xml:space="preserve"> </w:t>
+      </w:r>
+      <w:r>
+        <w:t xml:space="preserve">cohort was high-frequency international loanwords (ΦΙΛΟΣΟΦΙΑ, ΔΗΜΟΚΡΑΤΙΑ…), so the +0.076 effect confounded</w:t>
+      </w:r>
+      <w:r>
+        <w:t xml:space="preserve"> </w:t>
+      </w:r>
+      <w:r>
+        <w:t xml:space="preserve">meaning, frequency, and familiarity. v3 (§3.4, Gemma) separates them by splitting a real-Greek pool on the</w:t>
+      </w:r>
+      <w:r>
+        <w:t xml:space="preserve"> </w:t>
+      </w:r>
+      <w:r>
+        <w:rPr>
+          <w:iCs/>
+          <w:i/>
+        </w:rPr>
+        <w:t xml:space="preserve">model’s own surprisal</w:t>
+      </w:r>
+      <w:r>
+        <w:t xml:space="preserve">:</w:t>
+      </w:r>
+      <w:r>
+        <w:t xml:space="preserve"> </w:t>
+      </w:r>
+      <w:r>
+        <w:rPr>
+          <w:bCs/>
+          <w:b/>
+        </w:rPr>
+        <w:t xml:space="preserve">FAMILIARITY is n.s. (−0.002) and MEANING is significant (+0.020)</w:t>
+      </w:r>
+      <w:r>
+        <w:t xml:space="preserve"> </w:t>
+      </w:r>
+      <w:r>
+        <w:t xml:space="preserve">— among</w:t>
+      </w:r>
+      <w:r>
+        <w:t xml:space="preserve"> </w:t>
+      </w:r>
+      <w:r>
+        <w:t xml:space="preserve">meaningful Greek, familiar and unfamiliar both fail to persist; only</w:t>
+      </w:r>
+      <w:r>
+        <w:t xml:space="preserve"> </w:t>
+      </w:r>
+      <w:r>
+        <w:rPr>
+          <w:iCs/>
+          <w:i/>
+        </w:rPr>
+        <w:t xml:space="preserve">meaningless</w:t>
+      </w:r>
+      <w:r>
+        <w:t xml:space="preserve"> </w:t>
+      </w:r>
+      <w:r>
+        <w:t xml:space="preserve">Greek does. So</w:t>
+      </w:r>
+      <w:r>
+        <w:t xml:space="preserve"> </w:t>
+      </w:r>
+      <w:r>
+        <w:t xml:space="preserve">“</w:t>
+      </w:r>
+      <w:r>
+        <w:t xml:space="preserve">fragmented</w:t>
+      </w:r>
+      <w:r>
+        <w:t xml:space="preserve"> </w:t>
+      </w:r>
+      <w:r>
+        <w:rPr>
+          <w:iCs/>
+          <w:i/>
+        </w:rPr>
+        <w:t xml:space="preserve">nonsense</w:t>
+      </w:r>
+      <w:r>
+        <w:t xml:space="preserve">”</w:t>
+      </w:r>
+      <w:r>
+        <w:t xml:space="preserve"> </w:t>
+      </w:r>
+      <w:r>
+        <w:t xml:space="preserve">is</w:t>
+      </w:r>
+      <w:r>
+        <w:t xml:space="preserve"> </w:t>
+      </w:r>
+      <w:r>
+        <w:rPr>
+          <w:bCs/>
+          <w:b/>
+        </w:rPr>
+        <w:t xml:space="preserve">earned</w:t>
+      </w:r>
+      <w:r>
+        <w:t xml:space="preserve">, not assumed — the second factor is meaninglessness, with frequency ruled out,</w:t>
+      </w:r>
+      <w:r>
+        <w:t xml:space="preserve"> </w:t>
+      </w:r>
+      <w:r>
+        <w:rPr>
+          <w:bCs/>
+          <w:b/>
+        </w:rPr>
+        <w:t xml:space="preserve">in</w:t>
+      </w:r>
+      <w:r>
+        <w:rPr>
+          <w:bCs/>
+          <w:b/>
+        </w:rPr>
+        <w:t xml:space="preserve"> </w:t>
+      </w:r>
+      <w:r>
+        <w:rPr>
+          <w:bCs/>
+          <w:b/>
+        </w:rPr>
+        <w:t xml:space="preserve">both Mistral and Gemma</w:t>
+      </w:r>
+      <w:r>
+        <w:t xml:space="preserve">.</w:t>
+      </w:r>
+      <w:r>
+        <w:t xml:space="preserve"> </w:t>
+      </w:r>
+      <w:r>
+        <w:rPr>
+          <w:iCs/>
+          <w:i/>
+        </w:rPr>
+        <w:t xml:space="preserve">Residual caveat:</w:t>
+      </w:r>
+      <w:r>
+        <w:t xml:space="preserve"> </w:t>
+      </w:r>
+      <w:r>
+        <w:t xml:space="preserve">the morphemic-vs-byte tokenization difference still co-travels</w:t>
+      </w:r>
+      <w:r>
+        <w:t xml:space="preserve"> </w:t>
+      </w:r>
+      <w:r>
+        <w:t xml:space="preserve">with meaning (real words get morphemic tokens where asemic strings get byte-fragments), so</w:t>
+      </w:r>
+      <w:r>
+        <w:t xml:space="preserve"> </w:t>
+      </w:r>
+      <w:r>
+        <w:t xml:space="preserve">“</w:t>
+      </w:r>
+      <w:r>
+        <w:t xml:space="preserve">meaning</w:t>
+      </w:r>
+      <w:r>
+        <w:t xml:space="preserve">”</w:t>
+      </w:r>
+      <w:r>
+        <w:t xml:space="preserve"> </w:t>
+      </w:r>
+      <w:r>
+        <w:t xml:space="preserve">here is</w:t>
+      </w:r>
+      <w:r>
+        <w:t xml:space="preserve"> </w:t>
+      </w:r>
+      <w:r>
+        <w:t xml:space="preserve">inseparable from</w:t>
+      </w:r>
+      <w:r>
+        <w:t xml:space="preserve"> </w:t>
+      </w:r>
+      <w:r>
+        <w:t xml:space="preserve">“</w:t>
+      </w:r>
+      <w:r>
+        <w:t xml:space="preserve">is-it-tokenized-as-a-word</w:t>
+      </w:r>
+      <w:r>
+        <w:t xml:space="preserve">”</w:t>
+      </w:r>
+      <w:r>
+        <w:t xml:space="preserve"> </w:t>
+      </w:r>
+      <w:r>
+        <w:t xml:space="preserve">— arguably the same thing for a transformer, but worth naming.</w:t>
       </w:r>
     </w:p>
     <w:p>
@@ -5356,268 +6070,100 @@
           <w:bCs/>
           <w:b/>
         </w:rPr>
-        <w:t xml:space="preserve">The deep</w:t>
-      </w:r>
-      <w:r>
-        <w:rPr>
-          <w:bCs/>
-          <w:b/>
-        </w:rPr>
-        <w:t xml:space="preserve"> </w:t>
-      </w:r>
-      <w:r>
-        <w:rPr>
-          <w:bCs/>
-          <w:b/>
-        </w:rPr>
+        <w:t xml:space="preserve">The name-likeness metric rests on a small, genre-specific anchor.</w:t>
+      </w:r>
+      <w:r>
+        <w:t xml:space="preserve"> </w:t>
+      </w:r>
+      <w:r>
+        <w:t xml:space="preserve">Name-likeness is cosine to a</w:t>
+      </w:r>
+      <w:r>
+        <w:t xml:space="preserve"> </w:t>
+      </w:r>
+      <w:r>
+        <w:rPr>
+          <w:iCs/>
+          <w:i/>
+        </w:rPr>
+        <w:t xml:space="preserve">name</w:t>
+      </w:r>
+      <w:r>
+        <w:t xml:space="preserve"> </w:t>
+      </w:r>
+      <w:r>
+        <w:t xml:space="preserve">centroid (16 Greek mythological/historical names) minus a</w:t>
+      </w:r>
+      <w:r>
+        <w:t xml:space="preserve"> </w:t>
+      </w:r>
+      <w:r>
+        <w:rPr>
+          <w:iCs/>
+          <w:i/>
+        </w:rPr>
+        <w:t xml:space="preserve">random</w:t>
+      </w:r>
+      <w:r>
+        <w:t xml:space="preserve"> </w:t>
+      </w:r>
+      <w:r>
+        <w:t xml:space="preserve">centroid (28 strings). 16 names is a noisy</w:t>
+      </w:r>
+      <w:r>
+        <w:t xml:space="preserve"> </w:t>
+      </w:r>
+      <w:r>
+        <w:t xml:space="preserve">centroid, and</w:t>
+      </w:r>
+      <w:r>
+        <w:t xml:space="preserve"> </w:t>
+      </w:r>
+      <w:r>
         <w:t xml:space="preserve">“</w:t>
       </w:r>
       <w:r>
-        <w:rPr>
-          <w:bCs/>
-          <w:b/>
-        </w:rPr>
-        <w:t xml:space="preserve">script</w:t>
-      </w:r>
-      <w:r>
-        <w:rPr>
-          <w:bCs/>
-          <w:b/>
-        </w:rPr>
+        <w:t xml:space="preserve">name-like</w:t>
+      </w:r>
+      <w:r>
         <w:t xml:space="preserve">”</w:t>
       </w:r>
       <w:r>
-        <w:rPr>
-          <w:bCs/>
-          <w:b/>
-        </w:rPr>
-        <w:t xml:space="preserve"> </w:t>
-      </w:r>
-      <w:r>
-        <w:rPr>
-          <w:bCs/>
-          <w:b/>
-        </w:rPr>
-        <w:t xml:space="preserve">effect: fragmented nonsense.</w:t>
-      </w:r>
-      <w:r>
-        <w:t xml:space="preserve"> </w:t>
-      </w:r>
-      <w:r>
-        <w:t xml:space="preserve">Two co-equal, individually-significant drivers —</w:t>
-      </w:r>
-      <w:r>
-        <w:t xml:space="preserve"> </w:t>
-      </w:r>
-      <w:r>
-        <w:rPr>
-          <w:bCs/>
-          <w:b/>
-        </w:rPr>
-        <w:t xml:space="preserve">byte</w:t>
-      </w:r>
-      <w:r>
-        <w:rPr>
-          <w:bCs/>
-          <w:b/>
-        </w:rPr>
-        <w:t xml:space="preserve"> </w:t>
-      </w:r>
-      <w:r>
-        <w:rPr>
-          <w:bCs/>
-          <w:b/>
-        </w:rPr>
-        <w:t xml:space="preserve">fragmentation</w:t>
-      </w:r>
-      <w:r>
-        <w:t xml:space="preserve"> </w:t>
-      </w:r>
-      <w:r>
-        <w:t xml:space="preserve">(§3.3 across models, §3.4 within Mistral) and</w:t>
-      </w:r>
-      <w:r>
-        <w:t xml:space="preserve"> </w:t>
-      </w:r>
-      <w:r>
-        <w:rPr>
-          <w:bCs/>
-          <w:b/>
-        </w:rPr>
-        <w:t xml:space="preserve">novelty/unfamiliarity</w:t>
-      </w:r>
-      <w:r>
-        <w:t xml:space="preserve"> </w:t>
-      </w:r>
-      <w:r>
-        <w:t xml:space="preserve">(§3.4; a bundle of</w:t>
-      </w:r>
-      <w:r>
-        <w:t xml:space="preserve"> </w:t>
-      </w:r>
-      <w:r>
-        <w:t xml:space="preserve">meaninglessness + low frequency + byte-vs-morphemic tokenization, not yet separated) — neither sufficient</w:t>
-      </w:r>
-      <w:r>
-        <w:t xml:space="preserve"> </w:t>
-      </w:r>
-      <w:r>
-        <w:t xml:space="preserve">alone. The deep region holds Greek that is both over-fragmented and unfamiliar.</w:t>
-      </w:r>
-    </w:p>
-    <w:p>
-      <w:pPr>
-        <w:pStyle w:val="FirstParagraph"/>
-      </w:pPr>
-      <w:r>
-        <w:rPr>
-          <w:iCs/>
-          <w:i/>
-        </w:rPr>
+        <w:t xml:space="preserve"> </w:t>
+      </w:r>
+      <w:r>
+        <w:t xml:space="preserve">is really</w:t>
+      </w:r>
+      <w:r>
+        <w:t xml:space="preserve"> </w:t>
+      </w:r>
+      <w:r>
         <w:t xml:space="preserve">“</w:t>
       </w:r>
       <w:r>
-        <w:rPr>
-          <w:iCs/>
-          <w:i/>
-        </w:rPr>
-        <w:t xml:space="preserve">It’s the script, not the spell</w:t>
-      </w:r>
-      <w:r>
-        <w:rPr>
-          <w:iCs/>
-          <w:i/>
-        </w:rPr>
+        <w:t xml:space="preserve">near this specific cloud of Greek proper nouns</w:t>
+      </w:r>
+      <w:r>
         <w:t xml:space="preserve">”</w:t>
       </w:r>
       <w:r>
         <w:t xml:space="preserve"> </w:t>
       </w:r>
       <w:r>
-        <w:t xml:space="preserve">now reads, fully:</w:t>
-      </w:r>
-      <w:r>
-        <w:t xml:space="preserve"> </w:t>
-      </w:r>
-      <w:r>
-        <w:rPr>
-          <w:bCs/>
-          <w:b/>
-        </w:rPr>
-        <w:t xml:space="preserve">the surface recognition is real and general; there is no</w:t>
-      </w:r>
-      <w:r>
-        <w:rPr>
-          <w:bCs/>
-          <w:b/>
-        </w:rPr>
-        <w:t xml:space="preserve"> </w:t>
-      </w:r>
-      <w:r>
-        <w:rPr>
-          <w:bCs/>
-          <w:b/>
-        </w:rPr>
-        <w:t xml:space="preserve">deep representation of the voces as names (it is null, even slightly reversed); and the deep</w:t>
-      </w:r>
-      <w:r>
-        <w:rPr>
-          <w:bCs/>
-          <w:b/>
-        </w:rPr>
-        <w:t xml:space="preserve"> </w:t>
-      </w:r>
-      <w:r>
-        <w:rPr>
-          <w:bCs/>
-          <w:b/>
-        </w:rPr>
-        <w:t xml:space="preserve">“</w:t>
-      </w:r>
-      <w:r>
-        <w:rPr>
-          <w:bCs/>
-          <w:b/>
-        </w:rPr>
-        <w:t xml:space="preserve">script</w:t>
-      </w:r>
-      <w:r>
-        <w:rPr>
-          <w:bCs/>
-          <w:b/>
-        </w:rPr>
-        <w:t xml:space="preserve">”</w:t>
-      </w:r>
-      <w:r>
-        <w:rPr>
-          <w:bCs/>
-          <w:b/>
-        </w:rPr>
-        <w:t xml:space="preserve"> </w:t>
-      </w:r>
-      <w:r>
-        <w:rPr>
-          <w:bCs/>
-          <w:b/>
-        </w:rPr>
-        <w:t xml:space="preserve">effect is</w:t>
-      </w:r>
-      <w:r>
-        <w:rPr>
-          <w:bCs/>
-          <w:b/>
-        </w:rPr>
-        <w:t xml:space="preserve"> </w:t>
-      </w:r>
-      <w:r>
-        <w:rPr>
-          <w:bCs/>
-          <w:b/>
-        </w:rPr>
-        <w:t xml:space="preserve">the model holding fragmented, unfamiliar Greek — the tokenizer’s shredding is one of its two necessary</w:t>
-      </w:r>
-      <w:r>
-        <w:rPr>
-          <w:bCs/>
-          <w:b/>
-        </w:rPr>
-        <w:t xml:space="preserve"> </w:t>
-      </w:r>
-      <w:r>
-        <w:rPr>
-          <w:bCs/>
-          <w:b/>
-        </w:rPr>
-        <w:t xml:space="preserve">ingredients, not the whole story.</w:t>
-      </w:r>
-      <w:r>
-        <w:t xml:space="preserve"> </w:t>
-      </w:r>
-      <w:r>
-        <w:t xml:space="preserve">Iteration 1’s incidental side-finding is now a decomposed two-factor</w:t>
-      </w:r>
-      <w:r>
-        <w:t xml:space="preserve"> </w:t>
-      </w:r>
-      <w:r>
-        <w:t xml:space="preserve">mechanism with a null where the romance lived (with the second factor still a familiarity-bundle, §5).</w:t>
-      </w:r>
-    </w:p>
-    <w:bookmarkEnd w:id="29"/>
-    <w:bookmarkStart w:id="30" w:name="the-honest-hedges"/>
-    <w:p>
-      <w:pPr>
-        <w:pStyle w:val="Heading2"/>
-      </w:pPr>
-      <w:r>
-        <w:t xml:space="preserve">5. The honest hedges</w:t>
+        <w:t xml:space="preserve">— a design-level limit</w:t>
+      </w:r>
+      <w:r>
+        <w:t xml:space="preserve"> </w:t>
+      </w:r>
+      <w:r>
+        <w:t xml:space="preserve">inherited from iteration 1 that caps how much the construct can bear. A larger, more diverse name anchor is owed.</w:t>
       </w:r>
     </w:p>
     <w:p>
       <w:pPr>
         <w:numPr>
           <w:ilvl w:val="0"/>
-          <w:numId w:val="1003"/>
+          <w:numId w:val="1002"/>
         </w:numPr>
         <w:pStyle w:val="Compact"/>
       </w:pPr>
@@ -5626,19 +6172,56 @@
           <w:bCs/>
           <w:b/>
         </w:rPr>
-        <w:t xml:space="preserve">The factorial now holds in two models (Mistral + Gemma), but the meaning/familiarity split is still owed.</w:t>
-      </w:r>
-      <w:r>
-        <w:t xml:space="preserve"> </w:t>
-      </w:r>
-      <w:r>
-        <w:t xml:space="preserve">§3.4’s decomposition replicates on Gemma (all three contrasts significant, same-signed) — so it is not a</w:t>
-      </w:r>
-      <w:r>
-        <w:t xml:space="preserve"> </w:t>
-      </w:r>
-      <w:r>
-        <w:t xml:space="preserve">single-model artifact. What both models share, and what v3 fixes, is that the</w:t>
+        <w:t xml:space="preserve">Single-seed cohorts; unvalidated deep-band; asymmetric Latin baseline.</w:t>
+      </w:r>
+      <w:r>
+        <w:t xml:space="preserve"> </w:t>
+      </w:r>
+      <w:r>
+        <w:t xml:space="preserve">(i) The asemic/random cohorts are a</w:t>
+      </w:r>
+      <w:r>
+        <w:t xml:space="preserve"> </w:t>
+      </w:r>
+      <w:r>
+        <w:t xml:space="preserve">single</w:t>
+      </w:r>
+      <w:r>
+        <w:t xml:space="preserve"> </w:t>
+      </w:r>
+      <w:r>
+        <w:rPr>
+          <w:rStyle w:val="VerbatimChar"/>
+        </w:rPr>
+        <w:t xml:space="preserve">SEED=0</w:t>
+      </w:r>
+      <w:r>
+        <w:t xml:space="preserve"> </w:t>
+      </w:r>
+      <w:r>
+        <w:t xml:space="preserve">draw — the bootstrap CIs resample</w:t>
+      </w:r>
+      <w:r>
+        <w:t xml:space="preserve"> </w:t>
+      </w:r>
+      <w:r>
+        <w:rPr>
+          <w:iCs/>
+          <w:i/>
+        </w:rPr>
+        <w:t xml:space="preserve">those</w:t>
+      </w:r>
+      <w:r>
+        <w:t xml:space="preserve"> </w:t>
+      </w:r>
+      <w:r>
+        <w:t xml:space="preserve">strings but not the arbitrariness of the draw; a</w:t>
+      </w:r>
+      <w:r>
+        <w:t xml:space="preserve"> </w:t>
+      </w:r>
+      <w:r>
+        <w:t xml:space="preserve">multi-seed regeneration is owed (v3). (ii) The</w:t>
       </w:r>
       <w:r>
         <w:t xml:space="preserve"> </w:t>
@@ -5647,7 +6230,7 @@
         <w:t xml:space="preserve">“</w:t>
       </w:r>
       <w:r>
-        <w:t xml:space="preserve">lexicality</w:t>
+        <w:t xml:space="preserve">deep</w:t>
       </w:r>
       <w:r>
         <w:t xml:space="preserve">”</w:t>
@@ -5656,48 +6239,90 @@
         <w:t xml:space="preserve"> </w:t>
       </w:r>
       <w:r>
-        <w:t xml:space="preserve">arm bundles meaning</w:t>
-      </w:r>
-      <w:r>
-        <w:t xml:space="preserve"> </w:t>
-      </w:r>
-      <w:r>
-        <w:t xml:space="preserve">with frequency/familiarity; the v3 notebook splits that by the model’s own surprisal. The non-name arms are</w:t>
-      </w:r>
-      <w:r>
-        <w:t xml:space="preserve"> </w:t>
-      </w:r>
-      <w:r>
-        <w:t xml:space="preserve">n≈28–34 (bootstrap CIs throughout); the cross-model fragmentation</w:t>
-      </w:r>
-      <w:r>
-        <w:t xml:space="preserve"> </w:t>
-      </w:r>
-      <w:r>
-        <w:rPr>
-          <w:iCs/>
-          <w:i/>
-        </w:rPr>
-        <w:t xml:space="preserve">ordering</w:t>
-      </w:r>
-      <w:r>
-        <w:t xml:space="preserve"> </w:t>
-      </w:r>
-      <w:r>
-        <w:t xml:space="preserve">(§3.3) is still only three</w:t>
-      </w:r>
-      <w:r>
-        <w:t xml:space="preserve"> </w:t>
-      </w:r>
-      <w:r>
-        <w:t xml:space="preserve">confounded points.</w:t>
+        <w:t xml:space="preserve">band is the back half of layers by convention, not chosen</w:t>
+      </w:r>
+      <w:r>
+        <w:t xml:space="preserve"> </w:t>
+      </w:r>
+      <w:r>
+        <w:t xml:space="preserve">from the layer profile; the effect could concentrate or be diluted — a per-layer plot is owed (v3). (iii) The</w:t>
+      </w:r>
+      <w:r>
+        <w:t xml:space="preserve"> </w:t>
+      </w:r>
+      <w:r>
+        <w:t xml:space="preserve">Greek−Latin subtraction assumes the Latin rendering is a uniform within-string baseline, but for the lexical</w:t>
+      </w:r>
+      <w:r>
+        <w:t xml:space="preserve"> </w:t>
+      </w:r>
+      <w:r>
+        <w:t xml:space="preserve">cohort the</w:t>
+      </w:r>
+      <w:r>
+        <w:t xml:space="preserve"> </w:t>
+      </w:r>
+      <w:r>
+        <w:rPr>
+          <w:iCs/>
+          <w:i/>
+        </w:rPr>
+        <w:t xml:space="preserve">Latin</w:t>
+      </w:r>
+      <w:r>
+        <w:t xml:space="preserve"> </w:t>
+      </w:r>
+      <w:r>
+        <w:t xml:space="preserve">form (PHILOSOPHIA) is itself familiar, so its ~0 gap may partly reflect</w:t>
+      </w:r>
+      <w:r>
+        <w:t xml:space="preserve"> </w:t>
+      </w:r>
+      <w:r>
+        <w:t xml:space="preserve">“</w:t>
+      </w:r>
+      <w:r>
+        <w:t xml:space="preserve">recognized in both</w:t>
+      </w:r>
+      <w:r>
+        <w:t xml:space="preserve"> </w:t>
+      </w:r>
+      <w:r>
+        <w:t xml:space="preserve">scripts</w:t>
+      </w:r>
+      <w:r>
+        <w:t xml:space="preserve">”</w:t>
+      </w:r>
+      <w:r>
+        <w:t xml:space="preserve"> </w:t>
+      </w:r>
+      <w:r>
+        <w:t xml:space="preserve">rather than</w:t>
+      </w:r>
+      <w:r>
+        <w:t xml:space="preserve"> </w:t>
+      </w:r>
+      <w:r>
+        <w:t xml:space="preserve">“</w:t>
+      </w:r>
+      <w:r>
+        <w:t xml:space="preserve">doesn’t persist deep</w:t>
+      </w:r>
+      <w:r>
+        <w:t xml:space="preserve">”</w:t>
+      </w:r>
+      <w:r>
+        <w:t xml:space="preserve"> </w:t>
+      </w:r>
+      <w:r>
+        <w:t xml:space="preserve">— v3 reports absolute Greek name-likeness alongside the difference.</w:t>
       </w:r>
     </w:p>
     <w:p>
       <w:pPr>
         <w:numPr>
           <w:ilvl w:val="0"/>
-          <w:numId w:val="1003"/>
+          <w:numId w:val="1002"/>
         </w:numPr>
         <w:pStyle w:val="Compact"/>
       </w:pPr>
@@ -5706,257 +6331,72 @@
           <w:bCs/>
           <w:b/>
         </w:rPr>
-        <w:t xml:space="preserve">The</w:t>
-      </w:r>
-      <w:r>
-        <w:rPr>
-          <w:bCs/>
-          <w:b/>
-        </w:rPr>
-        <w:t xml:space="preserve"> </w:t>
-      </w:r>
-      <w:r>
-        <w:rPr>
-          <w:bCs/>
-          <w:b/>
-        </w:rPr>
+        <w:t xml:space="preserve">The NAMEHOOD reversal is small (−0.033) and single-model.</w:t>
+      </w:r>
+      <w:r>
+        <w:t xml:space="preserve"> </w:t>
+      </w:r>
+      <w:r>
+        <w:t xml:space="preserve">We read it as</w:t>
+      </w:r>
+      <w:r>
+        <w:t xml:space="preserve"> </w:t>
+      </w:r>
+      <w:r>
         <w:t xml:space="preserve">“</w:t>
       </w:r>
       <w:r>
-        <w:rPr>
-          <w:bCs/>
-          <w:b/>
-        </w:rPr>
-        <w:t xml:space="preserve">lexicality</w:t>
-      </w:r>
-      <w:r>
-        <w:rPr>
-          <w:bCs/>
-          <w:b/>
-        </w:rPr>
+        <w:t xml:space="preserve">no namehood, plausibly slightly</w:t>
+      </w:r>
+      <w:r>
+        <w:t xml:space="preserve"> </w:t>
+      </w:r>
+      <w:r>
+        <w:t xml:space="preserve">negative because the voces are a recognizable genre,</w:t>
+      </w:r>
+      <w:r>
         <w:t xml:space="preserve">”</w:t>
       </w:r>
       <w:r>
-        <w:rPr>
-          <w:bCs/>
-          <w:b/>
-        </w:rPr>
-        <w:t xml:space="preserve"> </w:t>
-      </w:r>
-      <w:r>
-        <w:rPr>
-          <w:bCs/>
-          <w:b/>
-        </w:rPr>
-        <w:t xml:space="preserve">bundle — now split (v3): the factor is meaning, not familiarity.</w:t>
-      </w:r>
-      <w:r>
-        <w:t xml:space="preserve"> </w:t>
-      </w:r>
-      <w:r>
-        <w:t xml:space="preserve">The v2 lexical-matched</w:t>
-      </w:r>
-      <w:r>
-        <w:t xml:space="preserve"> </w:t>
-      </w:r>
-      <w:r>
-        <w:t xml:space="preserve">cohort was high-frequency international loanwords (ΦΙΛΟΣΟΦΙΑ, ΔΗΜΟΚΡΑΤΙΑ…), so the +0.076 effect confounded</w:t>
-      </w:r>
-      <w:r>
-        <w:t xml:space="preserve"> </w:t>
-      </w:r>
-      <w:r>
-        <w:t xml:space="preserve">meaning, frequency, and familiarity. v3 (§3.4, Gemma) separates them by splitting a real-Greek pool on the</w:t>
-      </w:r>
-      <w:r>
-        <w:t xml:space="preserve"> </w:t>
-      </w:r>
-      <w:r>
-        <w:rPr>
-          <w:iCs/>
-          <w:i/>
-        </w:rPr>
-        <w:t xml:space="preserve">model’s own surprisal</w:t>
-      </w:r>
-      <w:r>
-        <w:t xml:space="preserve">:</w:t>
-      </w:r>
-      <w:r>
-        <w:t xml:space="preserve"> </w:t>
-      </w:r>
-      <w:r>
-        <w:rPr>
-          <w:bCs/>
-          <w:b/>
-        </w:rPr>
-        <w:t xml:space="preserve">FAMILIARITY is n.s. (−0.002) and MEANING is significant (+0.020)</w:t>
-      </w:r>
-      <w:r>
-        <w:t xml:space="preserve"> </w:t>
-      </w:r>
-      <w:r>
-        <w:t xml:space="preserve">— among</w:t>
-      </w:r>
-      <w:r>
-        <w:t xml:space="preserve"> </w:t>
-      </w:r>
-      <w:r>
-        <w:t xml:space="preserve">meaningful Greek, familiar and unfamiliar both fail to persist; only</w:t>
-      </w:r>
-      <w:r>
-        <w:t xml:space="preserve"> </w:t>
-      </w:r>
-      <w:r>
-        <w:rPr>
-          <w:iCs/>
-          <w:i/>
-        </w:rPr>
-        <w:t xml:space="preserve">meaningless</w:t>
-      </w:r>
-      <w:r>
-        <w:t xml:space="preserve"> </w:t>
-      </w:r>
-      <w:r>
-        <w:t xml:space="preserve">Greek does. So</w:t>
-      </w:r>
-      <w:r>
-        <w:t xml:space="preserve"> </w:t>
-      </w:r>
-      <w:r>
-        <w:t xml:space="preserve">“</w:t>
-      </w:r>
-      <w:r>
-        <w:t xml:space="preserve">fragmented</w:t>
-      </w:r>
-      <w:r>
-        <w:t xml:space="preserve"> </w:t>
-      </w:r>
-      <w:r>
-        <w:rPr>
-          <w:iCs/>
-          <w:i/>
-        </w:rPr>
-        <w:t xml:space="preserve">nonsense</w:t>
-      </w:r>
-      <w:r>
-        <w:t xml:space="preserve">”</w:t>
-      </w:r>
-      <w:r>
-        <w:t xml:space="preserve"> </w:t>
-      </w:r>
-      <w:r>
-        <w:t xml:space="preserve">is</w:t>
-      </w:r>
-      <w:r>
-        <w:t xml:space="preserve"> </w:t>
-      </w:r>
-      <w:r>
-        <w:rPr>
-          <w:bCs/>
-          <w:b/>
-        </w:rPr>
-        <w:t xml:space="preserve">earned</w:t>
-      </w:r>
-      <w:r>
-        <w:t xml:space="preserve">, not assumed — the second factor is meaninglessness, with frequency ruled out,</w:t>
-      </w:r>
-      <w:r>
-        <w:t xml:space="preserve"> </w:t>
-      </w:r>
-      <w:r>
-        <w:rPr>
-          <w:bCs/>
-          <w:b/>
-        </w:rPr>
-        <w:t xml:space="preserve">in</w:t>
-      </w:r>
-      <w:r>
-        <w:rPr>
-          <w:bCs/>
-          <w:b/>
-        </w:rPr>
-        <w:t xml:space="preserve"> </w:t>
-      </w:r>
-      <w:r>
-        <w:rPr>
-          <w:bCs/>
-          <w:b/>
-        </w:rPr>
-        <w:t xml:space="preserve">both Mistral and Gemma</w:t>
-      </w:r>
-      <w:r>
-        <w:t xml:space="preserve">.</w:t>
-      </w:r>
-      <w:r>
-        <w:t xml:space="preserve"> </w:t>
-      </w:r>
-      <w:r>
-        <w:rPr>
-          <w:iCs/>
-          <w:i/>
-        </w:rPr>
-        <w:t xml:space="preserve">Residual caveat:</w:t>
-      </w:r>
-      <w:r>
-        <w:t xml:space="preserve"> </w:t>
-      </w:r>
-      <w:r>
-        <w:t xml:space="preserve">the morphemic-vs-byte tokenization difference still co-travels</w:t>
-      </w:r>
-      <w:r>
-        <w:t xml:space="preserve"> </w:t>
-      </w:r>
-      <w:r>
-        <w:t xml:space="preserve">with meaning (real words get morphemic tokens where asemic strings get byte-fragments), so</w:t>
-      </w:r>
-      <w:r>
-        <w:t xml:space="preserve"> </w:t>
-      </w:r>
-      <w:r>
-        <w:t xml:space="preserve">“</w:t>
-      </w:r>
-      <w:r>
-        <w:t xml:space="preserve">meaning</w:t>
-      </w:r>
-      <w:r>
-        <w:t xml:space="preserve">”</w:t>
-      </w:r>
-      <w:r>
-        <w:t xml:space="preserve"> </w:t>
-      </w:r>
-      <w:r>
-        <w:t xml:space="preserve">here is</w:t>
-      </w:r>
-      <w:r>
-        <w:t xml:space="preserve"> </w:t>
-      </w:r>
-      <w:r>
-        <w:t xml:space="preserve">inseparable from</w:t>
-      </w:r>
-      <w:r>
-        <w:t xml:space="preserve"> </w:t>
-      </w:r>
-      <w:r>
-        <w:t xml:space="preserve">“</w:t>
-      </w:r>
-      <w:r>
-        <w:t xml:space="preserve">is-it-tokenized-as-a-word</w:t>
-      </w:r>
-      <w:r>
-        <w:t xml:space="preserve">”</w:t>
-      </w:r>
-      <w:r>
-        <w:t xml:space="preserve"> </w:t>
-      </w:r>
-      <w:r>
-        <w:t xml:space="preserve">— arguably the same thing for a transformer, but worth naming.</w:t>
+        <w:t xml:space="preserve"> </w:t>
+      </w:r>
+      <w:r>
+        <w:t xml:space="preserve">not as a large effect; it wants replication. (It is,</w:t>
+      </w:r>
+      <w:r>
+        <w:t xml:space="preserve"> </w:t>
+      </w:r>
+      <w:r>
+        <w:t xml:space="preserve">however, a</w:t>
+      </w:r>
+      <w:r>
+        <w:t xml:space="preserve"> </w:t>
+      </w:r>
+      <w:r>
+        <w:rPr>
+          <w:iCs/>
+          <w:i/>
+        </w:rPr>
+        <w:t xml:space="preserve">significant</w:t>
+      </w:r>
+      <w:r>
+        <w:t xml:space="preserve"> </w:t>
+      </w:r>
+      <w:r>
+        <w:t xml:space="preserve">negative, not an underpowered null — stronger evidence against namehood than a bare</w:t>
+      </w:r>
+      <w:r>
+        <w:t xml:space="preserve"> </w:t>
+      </w:r>
+      <w:r>
+        <w:t xml:space="preserve">non-rejection would be.)</w:t>
       </w:r>
     </w:p>
     <w:p>
       <w:pPr>
         <w:numPr>
           <w:ilvl w:val="0"/>
-          <w:numId w:val="1003"/>
+          <w:numId w:val="1002"/>
         </w:numPr>
         <w:pStyle w:val="Compact"/>
       </w:pPr>
@@ -5965,411 +6405,76 @@
           <w:bCs/>
           <w:b/>
         </w:rPr>
-        <w:t xml:space="preserve">The name-likeness metric rests on a small, genre-specific anchor.</w:t>
-      </w:r>
-      <w:r>
-        <w:t xml:space="preserve"> </w:t>
-      </w:r>
-      <w:r>
-        <w:t xml:space="preserve">Name-likeness is cosine to a</w:t>
-      </w:r>
-      <w:r>
-        <w:t xml:space="preserve"> </w:t>
-      </w:r>
-      <w:r>
-        <w:rPr>
-          <w:iCs/>
-          <w:i/>
-        </w:rPr>
-        <w:t xml:space="preserve">name</w:t>
-      </w:r>
-      <w:r>
-        <w:t xml:space="preserve"> </w:t>
-      </w:r>
-      <w:r>
-        <w:t xml:space="preserve">centroid (16 Greek mythological/historical names) minus a</w:t>
-      </w:r>
-      <w:r>
-        <w:t xml:space="preserve"> </w:t>
-      </w:r>
-      <w:r>
-        <w:rPr>
-          <w:iCs/>
-          <w:i/>
-        </w:rPr>
-        <w:t xml:space="preserve">random</w:t>
-      </w:r>
-      <w:r>
-        <w:t xml:space="preserve"> </w:t>
-      </w:r>
-      <w:r>
-        <w:t xml:space="preserve">centroid (28 strings). 16 names is a noisy</w:t>
-      </w:r>
-      <w:r>
-        <w:t xml:space="preserve"> </w:t>
-      </w:r>
-      <w:r>
-        <w:t xml:space="preserve">centroid, and</w:t>
-      </w:r>
-      <w:r>
-        <w:t xml:space="preserve"> </w:t>
-      </w:r>
-      <w:r>
-        <w:t xml:space="preserve">“</w:t>
-      </w:r>
-      <w:r>
-        <w:t xml:space="preserve">name-like</w:t>
-      </w:r>
-      <w:r>
-        <w:t xml:space="preserve">”</w:t>
-      </w:r>
-      <w:r>
-        <w:t xml:space="preserve"> </w:t>
-      </w:r>
-      <w:r>
-        <w:t xml:space="preserve">is really</w:t>
-      </w:r>
-      <w:r>
-        <w:t xml:space="preserve"> </w:t>
-      </w:r>
-      <w:r>
-        <w:t xml:space="preserve">“</w:t>
-      </w:r>
-      <w:r>
-        <w:t xml:space="preserve">near this specific cloud of Greek proper nouns</w:t>
-      </w:r>
-      <w:r>
-        <w:t xml:space="preserve">”</w:t>
-      </w:r>
-      <w:r>
-        <w:t xml:space="preserve"> </w:t>
-      </w:r>
-      <w:r>
-        <w:t xml:space="preserve">— a design-level limit</w:t>
-      </w:r>
-      <w:r>
-        <w:t xml:space="preserve"> </w:t>
-      </w:r>
-      <w:r>
-        <w:t xml:space="preserve">inherited from iteration 1 that caps how much the construct can bear. A larger, more diverse name anchor is owed.</w:t>
+        <w:t xml:space="preserve">Quantization, and a disclosed data anomaly.</w:t>
+      </w:r>
+      <w:r>
+        <w:t xml:space="preserve"> </w:t>
+      </w:r>
+      <w:r>
+        <w:t xml:space="preserve">Gemma and Mistral are 4-bit; Gemma’s p=0.007 wants fp16.</w:t>
+      </w:r>
+      <w:r>
+        <w:t xml:space="preserve"> </w:t>
+      </w:r>
+      <w:r>
+        <w:t xml:space="preserve">Separately, the Gemma</w:t>
+      </w:r>
+      <w:r>
+        <w:t xml:space="preserve"> </w:t>
+      </w:r>
+      <w:r>
+        <w:rPr>
+          <w:iCs/>
+          <w:i/>
+        </w:rPr>
+        <w:t xml:space="preserve">re-run</w:t>
+      </w:r>
+      <w:r>
+        <w:t xml:space="preserve"> </w:t>
+      </w:r>
+      <w:r>
+        <w:t xml:space="preserve">artifact carries an</w:t>
+      </w:r>
+      <w:r>
+        <w:t xml:space="preserve"> </w:t>
+      </w:r>
+      <w:r>
+        <w:rPr>
+          <w:bCs/>
+          <w:b/>
+        </w:rPr>
+        <w:t xml:space="preserve">unexplained value anomaly</w:t>
+      </w:r>
+      <w:r>
+        <w:t xml:space="preserve"> </w:t>
+      </w:r>
+      <w:r>
+        <w:t xml:space="preserve">— its Greek decider p is</w:t>
+      </w:r>
+      <w:r>
+        <w:t xml:space="preserve"> </w:t>
+      </w:r>
+      <w:r>
+        <w:t xml:space="preserve">byte-identical to Mistral’s (0.2659000459593744) despite different underlying means, a value-bleed/assembly bug</w:t>
+      </w:r>
+      <w:r>
+        <w:t xml:space="preserve"> </w:t>
+      </w:r>
+      <w:r>
+        <w:t xml:space="preserve">in the 4-bit re-run output (PROVENANCE.md). Headline cells are unaffected; we do not rely on the re-run’s</w:t>
+      </w:r>
+      <w:r>
+        <w:t xml:space="preserve"> </w:t>
+      </w:r>
+      <w:r>
+        <w:t xml:space="preserve">absolute p-values.</w:t>
       </w:r>
     </w:p>
     <w:p>
       <w:pPr>
         <w:numPr>
           <w:ilvl w:val="0"/>
-          <w:numId w:val="1003"/>
-        </w:numPr>
-        <w:pStyle w:val="Compact"/>
-      </w:pPr>
-      <w:r>
-        <w:rPr>
-          <w:bCs/>
-          <w:b/>
-        </w:rPr>
-        <w:t xml:space="preserve">Single-seed cohorts; unvalidated deep-band; asymmetric Latin baseline.</w:t>
-      </w:r>
-      <w:r>
-        <w:t xml:space="preserve"> </w:t>
-      </w:r>
-      <w:r>
-        <w:t xml:space="preserve">(i) The asemic/random cohorts are a</w:t>
-      </w:r>
-      <w:r>
-        <w:t xml:space="preserve"> </w:t>
-      </w:r>
-      <w:r>
-        <w:t xml:space="preserve">single</w:t>
-      </w:r>
-      <w:r>
-        <w:t xml:space="preserve"> </w:t>
-      </w:r>
-      <w:r>
-        <w:rPr>
-          <w:rStyle w:val="VerbatimChar"/>
-        </w:rPr>
-        <w:t xml:space="preserve">SEED=0</w:t>
-      </w:r>
-      <w:r>
-        <w:t xml:space="preserve"> </w:t>
-      </w:r>
-      <w:r>
-        <w:t xml:space="preserve">draw — the bootstrap CIs resample</w:t>
-      </w:r>
-      <w:r>
-        <w:t xml:space="preserve"> </w:t>
-      </w:r>
-      <w:r>
-        <w:rPr>
-          <w:iCs/>
-          <w:i/>
-        </w:rPr>
-        <w:t xml:space="preserve">those</w:t>
-      </w:r>
-      <w:r>
-        <w:t xml:space="preserve"> </w:t>
-      </w:r>
-      <w:r>
-        <w:t xml:space="preserve">strings but not the arbitrariness of the draw; a</w:t>
-      </w:r>
-      <w:r>
-        <w:t xml:space="preserve"> </w:t>
-      </w:r>
-      <w:r>
-        <w:t xml:space="preserve">multi-seed regeneration is owed (v3). (ii) The</w:t>
-      </w:r>
-      <w:r>
-        <w:t xml:space="preserve"> </w:t>
-      </w:r>
-      <w:r>
-        <w:t xml:space="preserve">“</w:t>
-      </w:r>
-      <w:r>
-        <w:t xml:space="preserve">deep</w:t>
-      </w:r>
-      <w:r>
-        <w:t xml:space="preserve">”</w:t>
-      </w:r>
-      <w:r>
-        <w:t xml:space="preserve"> </w:t>
-      </w:r>
-      <w:r>
-        <w:t xml:space="preserve">band is the back half of layers by convention, not chosen</w:t>
-      </w:r>
-      <w:r>
-        <w:t xml:space="preserve"> </w:t>
-      </w:r>
-      <w:r>
-        <w:t xml:space="preserve">from the layer profile; the effect could concentrate or be diluted — a per-layer plot is owed (v3). (iii) The</w:t>
-      </w:r>
-      <w:r>
-        <w:t xml:space="preserve"> </w:t>
-      </w:r>
-      <w:r>
-        <w:t xml:space="preserve">Greek−Latin subtraction assumes the Latin rendering is a uniform within-string baseline, but for the lexical</w:t>
-      </w:r>
-      <w:r>
-        <w:t xml:space="preserve"> </w:t>
-      </w:r>
-      <w:r>
-        <w:t xml:space="preserve">cohort the</w:t>
-      </w:r>
-      <w:r>
-        <w:t xml:space="preserve"> </w:t>
-      </w:r>
-      <w:r>
-        <w:rPr>
-          <w:iCs/>
-          <w:i/>
-        </w:rPr>
-        <w:t xml:space="preserve">Latin</w:t>
-      </w:r>
-      <w:r>
-        <w:t xml:space="preserve"> </w:t>
-      </w:r>
-      <w:r>
-        <w:t xml:space="preserve">form (PHILOSOPHIA) is itself familiar, so its ~0 gap may partly reflect</w:t>
-      </w:r>
-      <w:r>
-        <w:t xml:space="preserve"> </w:t>
-      </w:r>
-      <w:r>
-        <w:t xml:space="preserve">“</w:t>
-      </w:r>
-      <w:r>
-        <w:t xml:space="preserve">recognized in both</w:t>
-      </w:r>
-      <w:r>
-        <w:t xml:space="preserve"> </w:t>
-      </w:r>
-      <w:r>
-        <w:t xml:space="preserve">scripts</w:t>
-      </w:r>
-      <w:r>
-        <w:t xml:space="preserve">”</w:t>
-      </w:r>
-      <w:r>
-        <w:t xml:space="preserve"> </w:t>
-      </w:r>
-      <w:r>
-        <w:t xml:space="preserve">rather than</w:t>
-      </w:r>
-      <w:r>
-        <w:t xml:space="preserve"> </w:t>
-      </w:r>
-      <w:r>
-        <w:t xml:space="preserve">“</w:t>
-      </w:r>
-      <w:r>
-        <w:t xml:space="preserve">doesn’t persist deep</w:t>
-      </w:r>
-      <w:r>
-        <w:t xml:space="preserve">”</w:t>
-      </w:r>
-      <w:r>
-        <w:t xml:space="preserve"> </w:t>
-      </w:r>
-      <w:r>
-        <w:t xml:space="preserve">— v3 reports absolute Greek name-likeness alongside the difference.</w:t>
-      </w:r>
-    </w:p>
-    <w:p>
-      <w:pPr>
-        <w:numPr>
-          <w:ilvl w:val="0"/>
-          <w:numId w:val="1003"/>
-        </w:numPr>
-        <w:pStyle w:val="Compact"/>
-      </w:pPr>
-      <w:r>
-        <w:rPr>
-          <w:bCs/>
-          <w:b/>
-        </w:rPr>
-        <w:t xml:space="preserve">The NAMEHOOD reversal is small (−0.033) and single-model.</w:t>
-      </w:r>
-      <w:r>
-        <w:t xml:space="preserve"> </w:t>
-      </w:r>
-      <w:r>
-        <w:t xml:space="preserve">We read it as</w:t>
-      </w:r>
-      <w:r>
-        <w:t xml:space="preserve"> </w:t>
-      </w:r>
-      <w:r>
-        <w:t xml:space="preserve">“</w:t>
-      </w:r>
-      <w:r>
-        <w:t xml:space="preserve">no namehood, plausibly slightly</w:t>
-      </w:r>
-      <w:r>
-        <w:t xml:space="preserve"> </w:t>
-      </w:r>
-      <w:r>
-        <w:t xml:space="preserve">negative because the voces are a recognizable genre,</w:t>
-      </w:r>
-      <w:r>
-        <w:t xml:space="preserve">”</w:t>
-      </w:r>
-      <w:r>
-        <w:t xml:space="preserve"> </w:t>
-      </w:r>
-      <w:r>
-        <w:t xml:space="preserve">not as a large effect; it wants replication. (It is,</w:t>
-      </w:r>
-      <w:r>
-        <w:t xml:space="preserve"> </w:t>
-      </w:r>
-      <w:r>
-        <w:t xml:space="preserve">however, a</w:t>
-      </w:r>
-      <w:r>
-        <w:t xml:space="preserve"> </w:t>
-      </w:r>
-      <w:r>
-        <w:rPr>
-          <w:iCs/>
-          <w:i/>
-        </w:rPr>
-        <w:t xml:space="preserve">significant</w:t>
-      </w:r>
-      <w:r>
-        <w:t xml:space="preserve"> </w:t>
-      </w:r>
-      <w:r>
-        <w:t xml:space="preserve">negative, not an underpowered null — stronger evidence against namehood than a bare</w:t>
-      </w:r>
-      <w:r>
-        <w:t xml:space="preserve"> </w:t>
-      </w:r>
-      <w:r>
-        <w:t xml:space="preserve">non-rejection would be.)</w:t>
-      </w:r>
-    </w:p>
-    <w:p>
-      <w:pPr>
-        <w:numPr>
-          <w:ilvl w:val="0"/>
-          <w:numId w:val="1003"/>
-        </w:numPr>
-        <w:pStyle w:val="Compact"/>
-      </w:pPr>
-      <w:r>
-        <w:rPr>
-          <w:bCs/>
-          <w:b/>
-        </w:rPr>
-        <w:t xml:space="preserve">Quantization, and a disclosed data anomaly.</w:t>
-      </w:r>
-      <w:r>
-        <w:t xml:space="preserve"> </w:t>
-      </w:r>
-      <w:r>
-        <w:t xml:space="preserve">Gemma and Mistral are 4-bit; Gemma’s p=0.007 wants fp16.</w:t>
-      </w:r>
-      <w:r>
-        <w:t xml:space="preserve"> </w:t>
-      </w:r>
-      <w:r>
-        <w:t xml:space="preserve">Separately, the Gemma</w:t>
-      </w:r>
-      <w:r>
-        <w:t xml:space="preserve"> </w:t>
-      </w:r>
-      <w:r>
-        <w:rPr>
-          <w:iCs/>
-          <w:i/>
-        </w:rPr>
-        <w:t xml:space="preserve">re-run</w:t>
-      </w:r>
-      <w:r>
-        <w:t xml:space="preserve"> </w:t>
-      </w:r>
-      <w:r>
-        <w:t xml:space="preserve">artifact carries an</w:t>
-      </w:r>
-      <w:r>
-        <w:t xml:space="preserve"> </w:t>
-      </w:r>
-      <w:r>
-        <w:rPr>
-          <w:bCs/>
-          <w:b/>
-        </w:rPr>
-        <w:t xml:space="preserve">unexplained value anomaly</w:t>
-      </w:r>
-      <w:r>
-        <w:t xml:space="preserve"> </w:t>
-      </w:r>
-      <w:r>
-        <w:t xml:space="preserve">— its Greek decider p is</w:t>
-      </w:r>
-      <w:r>
-        <w:t xml:space="preserve"> </w:t>
-      </w:r>
-      <w:r>
-        <w:t xml:space="preserve">byte-identical to Mistral’s (0.2659000459593744) despite different underlying means, a value-bleed/assembly bug</w:t>
-      </w:r>
-      <w:r>
-        <w:t xml:space="preserve"> </w:t>
-      </w:r>
-      <w:r>
-        <w:t xml:space="preserve">in the 4-bit re-run output (PROVENANCE.md). Headline cells are unaffected; we do not rely on the re-run’s</w:t>
-      </w:r>
-      <w:r>
-        <w:t xml:space="preserve"> </w:t>
-      </w:r>
-      <w:r>
-        <w:t xml:space="preserve">absolute p-values.</w:t>
-      </w:r>
-    </w:p>
-    <w:p>
-      <w:pPr>
-        <w:numPr>
-          <w:ilvl w:val="0"/>
-          <w:numId w:val="1003"/>
+          <w:numId w:val="1002"/>
         </w:numPr>
         <w:pStyle w:val="Compact"/>
       </w:pPr>
@@ -6718,13 +6823,13 @@
         <w:t xml:space="preserve"> </w:t>
       </w:r>
       <w:r>
-        <w:t xml:space="preserve">novelty/unfamiliarity drive the depth, and the names sit below the noise. (The second factor is still a</w:t>
-      </w:r>
-      <w:r>
-        <w:t xml:space="preserve"> </w:t>
-      </w:r>
-      <w:r>
-        <w:t xml:space="preserve">familiarity-bundle the next cohort must split, §5 — the discipline that produced §3.4 is not finished with it.)</w:t>
+        <w:t xml:space="preserve">meaninglessness drive the depth, and the names sit below the noise. (v3 then split the second factor from</w:t>
+      </w:r>
+      <w:r>
+        <w:t xml:space="preserve"> </w:t>
+      </w:r>
+      <w:r>
+        <w:t xml:space="preserve">frequency and confirmed it in two models — the discipline that produced §3.4 finished the job it started.)</w:t>
       </w:r>
     </w:p>
     <w:p>
@@ -6732,7 +6837,23 @@
         <w:pStyle w:val="BodyText"/>
       </w:pPr>
       <w:r>
-        <w:t xml:space="preserve">So the author’s headline predictions were</w:t>
+        <w:t xml:space="preserve">So the author’s headline predictions about the</w:t>
+      </w:r>
+      <w:r>
+        <w:t xml:space="preserve"> </w:t>
+      </w:r>
+      <w:r>
+        <w:rPr>
+          <w:iCs/>
+          <w:i/>
+        </w:rPr>
+        <w:t xml:space="preserve">deep</w:t>
+      </w:r>
+      <w:r>
+        <w:t xml:space="preserve"> </w:t>
+      </w:r>
+      <w:r>
+        <w:t xml:space="preserve">effect were</w:t>
       </w:r>
       <w:r>
         <w:t xml:space="preserve"> </w:t>
@@ -6745,7 +6866,13 @@
         <w:t xml:space="preserve">falsified three times</w:t>
       </w:r>
       <w:r>
-        <w:t xml:space="preserve">, the third was a check on the study’s own</w:t>
+        <w:t xml:space="preserve">, the third a check</w:t>
+      </w:r>
+      <w:r>
+        <w:t xml:space="preserve"> </w:t>
+      </w:r>
+      <w:r>
+        <w:t xml:space="preserve">on the study’s own</w:t>
       </w:r>
       <w:r>
         <w:t xml:space="preserve"> </w:t>
@@ -6774,105 +6901,110 @@
         <w:t xml:space="preserve"> </w:t>
       </w:r>
       <w:r>
-        <w:t xml:space="preserve">rather than spun. The cross-family iteration’s yield is larger and</w:t>
-      </w:r>
-      <w:r>
-        <w:t xml:space="preserve"> </w:t>
-      </w:r>
-      <w:r>
-        <w:t xml:space="preserve">sturdier than iteration 1’s: a robust H1, a voces-specificity null that turns slightly negative where cleanest,</w:t>
-      </w:r>
-      <w:r>
-        <w:t xml:space="preserve"> </w:t>
-      </w:r>
-      <w:r>
-        <w:t xml:space="preserve">a provisional cross-model fragmentation correlation, and a within-model decomposition of the deep effect into</w:t>
-      </w:r>
-      <w:r>
-        <w:t xml:space="preserve"> </w:t>
-      </w:r>
-      <w:r>
-        <w:t xml:space="preserve">fragmentation + novelty. The deflation holds, deeper than before:</w:t>
-      </w:r>
-      <w:r>
-        <w:t xml:space="preserve"> </w:t>
-      </w:r>
-      <w:r>
-        <w:rPr>
-          <w:bCs/>
-          <w:b/>
-        </w:rPr>
-        <w:t xml:space="preserve">the depth was never the spell, and never</w:t>
-      </w:r>
-      <w:r>
-        <w:rPr>
-          <w:bCs/>
-          <w:b/>
-        </w:rPr>
-        <w:t xml:space="preserve"> </w:t>
-      </w:r>
-      <w:r>
-        <w:rPr>
-          <w:bCs/>
-          <w:b/>
-        </w:rPr>
-        <w:t xml:space="preserve">quite</w:t>
-      </w:r>
-      <w:r>
-        <w:rPr>
-          <w:bCs/>
-          <w:b/>
-        </w:rPr>
-        <w:t xml:space="preserve"> </w:t>
-      </w:r>
-      <w:r>
-        <w:rPr>
-          <w:bCs/>
-          <w:b/>
-        </w:rPr>
-        <w:t xml:space="preserve">“</w:t>
-      </w:r>
-      <w:r>
-        <w:rPr>
-          <w:bCs/>
-          <w:b/>
-        </w:rPr>
-        <w:t xml:space="preserve">the tokenizer</w:t>
-      </w:r>
-      <w:r>
-        <w:rPr>
-          <w:bCs/>
-          <w:b/>
-        </w:rPr>
-        <w:t xml:space="preserve">”</w:t>
-      </w:r>
-      <w:r>
-        <w:rPr>
-          <w:bCs/>
-          <w:b/>
-        </w:rPr>
-        <w:t xml:space="preserve"> </w:t>
-      </w:r>
-      <w:r>
-        <w:rPr>
-          <w:bCs/>
-          <w:b/>
-        </w:rPr>
-        <w:t xml:space="preserve">alone — it was the place the model keeps fragmented, unfamiliar Greek, and the barbarous</w:t>
-      </w:r>
-      <w:r>
-        <w:rPr>
-          <w:bCs/>
-          <w:b/>
-        </w:rPr>
-        <w:t xml:space="preserve"> </w:t>
-      </w:r>
-      <w:r>
-        <w:rPr>
-          <w:bCs/>
-          <w:b/>
-        </w:rPr>
-        <w:t xml:space="preserve">names are too recognizable to live all the way down there.</w:t>
+        <w:t xml:space="preserve">rather than spun — and all of that churn was in</w:t>
+      </w:r>
+      <w:r>
+        <w:t xml:space="preserve"> </w:t>
+      </w:r>
+      <w:r>
+        <w:t xml:space="preserve">service of the one claim that never wavered.</w:t>
+      </w:r>
+      <w:r>
+        <w:t xml:space="preserve"> </w:t>
+      </w:r>
+      <w:r>
+        <w:rPr>
+          <w:bCs/>
+          <w:b/>
+        </w:rPr>
+        <w:t xml:space="preserve">The affirmative result was steady from iteration 1 and only got</w:t>
+      </w:r>
+      <w:r>
+        <w:rPr>
+          <w:bCs/>
+          <w:b/>
+        </w:rPr>
+        <w:t xml:space="preserve"> </w:t>
+      </w:r>
+      <w:r>
+        <w:rPr>
+          <w:bCs/>
+          <w:b/>
+        </w:rPr>
+        <w:t xml:space="preserve">sturdier: the model recognizes the texture of a barbarous name, and this iteration showed it does so across</w:t>
+      </w:r>
+      <w:r>
+        <w:rPr>
+          <w:bCs/>
+          <w:b/>
+        </w:rPr>
+        <w:t xml:space="preserve"> </w:t>
+      </w:r>
+      <w:r>
+        <w:rPr>
+          <w:bCs/>
+          <w:b/>
+        </w:rPr>
+        <w:t xml:space="preserve">three tokenizer families — a property of transformers, not of one tokenizer.</w:t>
+      </w:r>
+      <w:r>
+        <w:t xml:space="preserve"> </w:t>
+      </w:r>
+      <w:r>
+        <w:t xml:space="preserve">Everything the deep-layer work</w:t>
+      </w:r>
+      <w:r>
+        <w:t xml:space="preserve"> </w:t>
+      </w:r>
+      <w:r>
+        <w:t xml:space="preserve">overturned was overturned</w:t>
+      </w:r>
+      <w:r>
+        <w:t xml:space="preserve"> </w:t>
+      </w:r>
+      <w:r>
+        <w:rPr>
+          <w:iCs/>
+          <w:i/>
+        </w:rPr>
+        <w:t xml:space="preserve">around</w:t>
+      </w:r>
+      <w:r>
+        <w:t xml:space="preserve"> </w:t>
+      </w:r>
+      <w:r>
+        <w:t xml:space="preserve">that fixed point, and in service of stating it precisely: the recognition is</w:t>
+      </w:r>
+      <w:r>
+        <w:t xml:space="preserve"> </w:t>
+      </w:r>
+      <w:r>
+        <w:t xml:space="preserve">surface form, not deep aboutness; what looked like aboutness in the depths was the tokenizer fragmenting Greek.</w:t>
+      </w:r>
+      <w:r>
+        <w:t xml:space="preserve"> </w:t>
+      </w:r>
+      <w:r>
+        <w:t xml:space="preserve">The magicians said these words do their work by</w:t>
+      </w:r>
+      <w:r>
+        <w:t xml:space="preserve"> </w:t>
+      </w:r>
+      <w:r>
+        <w:rPr>
+          <w:iCs/>
+          <w:i/>
+        </w:rPr>
+        <w:t xml:space="preserve">form</w:t>
+      </w:r>
+      <w:r>
+        <w:t xml:space="preserve">. A form-machine reads the form on sight. That part of the</w:t>
+      </w:r>
+      <w:r>
+        <w:t xml:space="preserve"> </w:t>
+      </w:r>
+      <w:r>
+        <w:t xml:space="preserve">old theory was always the testable part, and it held.</w:t>
       </w:r>
     </w:p>
     <w:p>
@@ -7380,9 +7512,6 @@
     <w:abstractNumId w:val="991"/>
   </w:num>
   <w:num w:numId="1002">
-    <w:abstractNumId w:val="991"/>
-  </w:num>
-  <w:num w:numId="1003">
     <w:abstractNumId w:val="991"/>
   </w:num>
 </w:numbering>

--- a/paper/its-the-script-not-the-spell-v2-crossfamily.docx
+++ b/paper/its-the-script-not-the-spell-v2-crossfamily.docx
@@ -10,7 +10,7 @@
         <w:t xml:space="preserve">The Texture of the Barbarous Name</w:t>
       </w:r>
     </w:p>
-    <w:bookmarkStart w:id="33" w:name="the-texture-of-the-barbarous-name"/>
+    <w:bookmarkStart w:id="34" w:name="the-texture-of-the-barbarous-name"/>
     <w:p>
       <w:pPr>
         <w:pStyle w:val="Heading1"/>
@@ -862,7 +862,29 @@
         <w:t xml:space="preserve"> </w:t>
       </w:r>
       <w:r>
-        <w:t xml:space="preserve">real, surface, general — not aboutness.</w:t>
+        <w:t xml:space="preserve">real, surface, general — not aboutness:</w:t>
+      </w:r>
+      <w:r>
+        <w:t xml:space="preserve"> </w:t>
+      </w:r>
+      <w:r>
+        <w:rPr>
+          <w:bCs/>
+          <w:b/>
+        </w:rPr>
+        <w:t xml:space="preserve">recognition without representation</w:t>
+      </w:r>
+      <w:r>
+        <w:t xml:space="preserve"> </w:t>
+      </w:r>
+      <w:r>
+        <w:t xml:space="preserve">(§4.5), a knowing-that without a</w:t>
+      </w:r>
+      <w:r>
+        <w:t xml:space="preserve"> </w:t>
+      </w:r>
+      <w:r>
+        <w:t xml:space="preserve">knowing-what, of which these meaning-evacuated strings are an unusually clean instance.</w:t>
       </w:r>
     </w:p>
     <w:p>
@@ -5275,7 +5297,7 @@
     </w:p>
     <w:bookmarkEnd w:id="27"/>
     <w:bookmarkEnd w:id="28"/>
-    <w:bookmarkStart w:id="29" w:name="what-the-model-does-and-the-bound-on-it"/>
+    <w:bookmarkStart w:id="30" w:name="what-the-model-does-and-the-bound-on-it"/>
     <w:p>
       <w:pPr>
         <w:pStyle w:val="Heading2"/>
@@ -5710,8 +5732,571 @@
         <w:t xml:space="preserve">recognition, stands clearer for having the depth explained out from under it.</w:t>
       </w:r>
     </w:p>
+    <w:bookmarkStart w:id="29" w:name="recognition-without-representation"/>
+    <w:p>
+      <w:pPr>
+        <w:pStyle w:val="Heading3"/>
+      </w:pPr>
+      <w:r>
+        <w:t xml:space="preserve">4.5 Recognition without representation</w:t>
+      </w:r>
+    </w:p>
+    <w:p>
+      <w:pPr>
+        <w:pStyle w:val="FirstParagraph"/>
+      </w:pPr>
+      <w:r>
+        <w:t xml:space="preserve">The two load-bearing results point in apparently opposite directions, and the tension is only apparent.</w:t>
+      </w:r>
+      <w:r>
+        <w:t xml:space="preserve"> </w:t>
+      </w:r>
+      <w:r>
+        <w:rPr>
+          <w:bCs/>
+          <w:b/>
+        </w:rPr>
+        <w:t xml:space="preserve">H1 is</w:t>
+      </w:r>
+      <w:r>
+        <w:rPr>
+          <w:bCs/>
+          <w:b/>
+        </w:rPr>
+        <w:t xml:space="preserve"> </w:t>
+      </w:r>
+      <w:r>
+        <w:rPr>
+          <w:bCs/>
+          <w:b/>
+        </w:rPr>
+        <w:t xml:space="preserve">positive: the model recognizes barbarous-name-</w:t>
+      </w:r>
+      <w:r>
+        <w:rPr>
+          <w:iCs/>
+          <w:i/>
+          <w:bCs/>
+          <w:b/>
+        </w:rPr>
+        <w:t xml:space="preserve">ness</w:t>
+      </w:r>
+      <w:r>
+        <w:rPr>
+          <w:bCs/>
+          <w:b/>
+        </w:rPr>
+        <w:t xml:space="preserve">.</w:t>
+      </w:r>
+      <w:r>
+        <w:t xml:space="preserve"> </w:t>
+      </w:r>
+      <w:r>
+        <w:rPr>
+          <w:bCs/>
+          <w:b/>
+        </w:rPr>
+        <w:t xml:space="preserve">The decider is null: the model holds no deep</w:t>
+      </w:r>
+      <w:r>
+        <w:rPr>
+          <w:bCs/>
+          <w:b/>
+        </w:rPr>
+        <w:t xml:space="preserve"> </w:t>
+      </w:r>
+      <w:r>
+        <w:rPr>
+          <w:bCs/>
+          <w:b/>
+        </w:rPr>
+        <w:t xml:space="preserve">representation of a barbarous name</w:t>
+      </w:r>
+      <w:r>
+        <w:rPr>
+          <w:bCs/>
+          <w:b/>
+        </w:rPr>
+        <w:t xml:space="preserve"> </w:t>
+      </w:r>
+      <w:r>
+        <w:rPr>
+          <w:iCs/>
+          <w:i/>
+          <w:bCs/>
+          <w:b/>
+        </w:rPr>
+        <w:t xml:space="preserve">as a name</w:t>
+      </w:r>
+      <w:r>
+        <w:rPr>
+          <w:bCs/>
+          <w:b/>
+        </w:rPr>
+        <w:t xml:space="preserve">.</w:t>
+      </w:r>
+      <w:r>
+        <w:t xml:space="preserve"> </w:t>
+      </w:r>
+      <w:r>
+        <w:t xml:space="preserve">Stated as a contradiction, that reads as</w:t>
+      </w:r>
+      <w:r>
+        <w:t xml:space="preserve"> </w:t>
+      </w:r>
+      <w:r>
+        <w:t xml:space="preserve">“</w:t>
+      </w:r>
+      <w:r>
+        <w:t xml:space="preserve">it knows them and it</w:t>
+      </w:r>
+      <w:r>
+        <w:t xml:space="preserve"> </w:t>
+      </w:r>
+      <w:r>
+        <w:t xml:space="preserve">doesn’t.</w:t>
+      </w:r>
+      <w:r>
+        <w:t xml:space="preserve">”</w:t>
+      </w:r>
+      <w:r>
+        <w:t xml:space="preserve"> </w:t>
+      </w:r>
+      <w:r>
+        <w:t xml:space="preserve">Stated precisely, it names a category the empirics have been circling all along —</w:t>
+      </w:r>
+      <w:r>
+        <w:t xml:space="preserve"> </w:t>
+      </w:r>
+      <w:r>
+        <w:rPr>
+          <w:bCs/>
+          <w:b/>
+        </w:rPr>
+        <w:t xml:space="preserve">recognition</w:t>
+      </w:r>
+      <w:r>
+        <w:rPr>
+          <w:bCs/>
+          <w:b/>
+        </w:rPr>
+        <w:t xml:space="preserve"> </w:t>
+      </w:r>
+      <w:r>
+        <w:rPr>
+          <w:bCs/>
+          <w:b/>
+        </w:rPr>
+        <w:t xml:space="preserve">without representation.</w:t>
+      </w:r>
+    </w:p>
+    <w:p>
+      <w:pPr>
+        <w:pStyle w:val="BodyText"/>
+      </w:pPr>
+      <w:r>
+        <w:t xml:space="preserve">The distinction is worth making sharp, because the two words are usually run together.</w:t>
+      </w:r>
+      <w:r>
+        <w:t xml:space="preserve"> </w:t>
+      </w:r>
+      <w:r>
+        <w:rPr>
+          <w:iCs/>
+          <w:i/>
+        </w:rPr>
+        <w:t xml:space="preserve">Recognition</w:t>
+      </w:r>
+      <w:r>
+        <w:t xml:space="preserve">, as we</w:t>
+      </w:r>
+      <w:r>
+        <w:t xml:space="preserve"> </w:t>
+      </w:r>
+      <w:r>
+        <w:t xml:space="preserve">measure it, is a discriminative signature: a classifier can separate the voces from token-matched nonsense from</w:t>
+      </w:r>
+      <w:r>
+        <w:t xml:space="preserve"> </w:t>
+      </w:r>
+      <w:r>
+        <w:t xml:space="preserve">the early-layer activations (H1). It is</w:t>
+      </w:r>
+      <w:r>
+        <w:t xml:space="preserve"> </w:t>
+      </w:r>
+      <w:r>
+        <w:rPr>
+          <w:iCs/>
+          <w:i/>
+        </w:rPr>
+        <w:t xml:space="preserve">recognition-that</w:t>
+      </w:r>
+      <w:r>
+        <w:t xml:space="preserve"> </w:t>
+      </w:r>
+      <w:r>
+        <w:t xml:space="preserve">— that this string is of the barbarous-name kind — and</w:t>
+      </w:r>
+      <w:r>
+        <w:t xml:space="preserve"> </w:t>
+      </w:r>
+      <w:r>
+        <w:t xml:space="preserve">it is read off the surface, on sight, without anything further being built.</w:t>
+      </w:r>
+      <w:r>
+        <w:t xml:space="preserve"> </w:t>
+      </w:r>
+      <w:r>
+        <w:rPr>
+          <w:iCs/>
+          <w:i/>
+        </w:rPr>
+        <w:t xml:space="preserve">Representation</w:t>
+      </w:r>
+      <w:r>
+        <w:t xml:space="preserve">, as the decider</w:t>
+      </w:r>
+      <w:r>
+        <w:t xml:space="preserve"> </w:t>
+      </w:r>
+      <w:r>
+        <w:t xml:space="preserve">probes for it, is a held, content-bearing deep state: a place where the network would carry the voces</w:t>
+      </w:r>
+      <w:r>
+        <w:t xml:space="preserve"> </w:t>
+      </w:r>
+      <w:r>
+        <w:rPr>
+          <w:iCs/>
+          <w:i/>
+        </w:rPr>
+        <w:t xml:space="preserve">as</w:t>
+      </w:r>
+      <w:r>
+        <w:rPr>
+          <w:iCs/>
+          <w:i/>
+        </w:rPr>
+        <w:t xml:space="preserve"> </w:t>
+      </w:r>
+      <w:r>
+        <w:rPr>
+          <w:iCs/>
+          <w:i/>
+        </w:rPr>
+        <w:t xml:space="preserve">names-of-power</w:t>
+      </w:r>
+      <w:r>
+        <w:t xml:space="preserve">, distinguishably from fragmentation-matched controls, into the layers where abstraction lives. It</w:t>
+      </w:r>
+      <w:r>
+        <w:t xml:space="preserve"> </w:t>
+      </w:r>
+      <w:r>
+        <w:t xml:space="preserve">is</w:t>
+      </w:r>
+      <w:r>
+        <w:t xml:space="preserve"> </w:t>
+      </w:r>
+      <w:r>
+        <w:rPr>
+          <w:iCs/>
+          <w:i/>
+        </w:rPr>
+        <w:t xml:space="preserve">representation-of</w:t>
+      </w:r>
+      <w:r>
+        <w:t xml:space="preserve"> </w:t>
+      </w:r>
+      <w:r>
+        <w:t xml:space="preserve">— a what, not just a that.</w:t>
+      </w:r>
+      <w:r>
+        <w:t xml:space="preserve"> </w:t>
+      </w:r>
+      <w:r>
+        <w:rPr>
+          <w:bCs/>
+          <w:b/>
+        </w:rPr>
+        <w:t xml:space="preserve">The model has the first and not the second.</w:t>
+      </w:r>
+      <w:r>
+        <w:t xml:space="preserve"> </w:t>
+      </w:r>
+      <w:r>
+        <w:t xml:space="preserve">It recognizes</w:t>
+      </w:r>
+      <w:r>
+        <w:t xml:space="preserve"> </w:t>
+      </w:r>
+      <w:r>
+        <w:t xml:space="preserve">the category without ever representing a member of it as the thing the category is named for; and §3.4 shows it</w:t>
+      </w:r>
+      <w:r>
+        <w:t xml:space="preserve"> </w:t>
+      </w:r>
+      <w:r>
+        <w:t xml:space="preserve">does not even hold them as</w:t>
+      </w:r>
+      <w:r>
+        <w:t xml:space="preserve"> </w:t>
+      </w:r>
+      <w:r>
+        <w:rPr>
+          <w:iCs/>
+          <w:i/>
+        </w:rPr>
+        <w:t xml:space="preserve">special</w:t>
+      </w:r>
+      <w:r>
+        <w:t xml:space="preserve"> </w:t>
+      </w:r>
+      <w:r>
+        <w:t xml:space="preserve">down there — at matched fragmentation the voces sit</w:t>
+      </w:r>
+      <w:r>
+        <w:t xml:space="preserve"> </w:t>
+      </w:r>
+      <w:r>
+        <w:rPr>
+          <w:iCs/>
+          <w:i/>
+        </w:rPr>
+        <w:t xml:space="preserve">below</w:t>
+      </w:r>
+      <w:r>
+        <w:t xml:space="preserve"> </w:t>
+      </w:r>
+      <w:r>
+        <w:t xml:space="preserve">the noise,</w:t>
+      </w:r>
+      <w:r>
+        <w:t xml:space="preserve"> </w:t>
+      </w:r>
+      <w:r>
+        <w:t xml:space="preserve">precisely because recognition (which fires in both scripts, for anything name-textured) pulls them off the</w:t>
+      </w:r>
+      <w:r>
+        <w:t xml:space="preserve"> </w:t>
+      </w:r>
+      <w:r>
+        <w:t xml:space="preserve">deep-fragmentation peak that pure-novelty occupies.</w:t>
+      </w:r>
+    </w:p>
+    <w:p>
+      <w:pPr>
+        <w:pStyle w:val="BodyText"/>
+      </w:pPr>
+      <w:r>
+        <w:t xml:space="preserve">This is not a deficiency of the model; it is a</w:t>
+      </w:r>
+      <w:r>
+        <w:t xml:space="preserve"> </w:t>
+      </w:r>
+      <w:r>
+        <w:rPr>
+          <w:iCs/>
+          <w:i/>
+        </w:rPr>
+        <w:t xml:space="preserve">kind</w:t>
+      </w:r>
+      <w:r>
+        <w:t xml:space="preserve"> </w:t>
+      </w:r>
+      <w:r>
+        <w:t xml:space="preserve">of knowing, and a common one. It is the structure of</w:t>
+      </w:r>
+      <w:r>
+        <w:t xml:space="preserve"> </w:t>
+      </w:r>
+      <w:r>
+        <w:t xml:space="preserve">face-detection that registers</w:t>
+      </w:r>
+      <w:r>
+        <w:t xml:space="preserve"> </w:t>
+      </w:r>
+      <w:r>
+        <w:rPr>
+          <w:iCs/>
+          <w:i/>
+        </w:rPr>
+        <w:t xml:space="preserve">a face</w:t>
+      </w:r>
+      <w:r>
+        <w:t xml:space="preserve"> </w:t>
+      </w:r>
+      <w:r>
+        <w:t xml:space="preserve">before any identity is bound; of hearing</w:t>
+      </w:r>
+      <w:r>
+        <w:t xml:space="preserve"> </w:t>
+      </w:r>
+      <w:r>
+        <w:rPr>
+          <w:iCs/>
+          <w:i/>
+        </w:rPr>
+        <w:t xml:space="preserve">a sonnet</w:t>
+      </w:r>
+      <w:r>
+        <w:t xml:space="preserve"> </w:t>
+      </w:r>
+      <w:r>
+        <w:t xml:space="preserve">by its cadence before</w:t>
+      </w:r>
+      <w:r>
+        <w:t xml:space="preserve"> </w:t>
+      </w:r>
+      <w:r>
+        <w:t xml:space="preserve">parsing a line; of knowing a friend’s handwriting as theirs without reading the word. Each is genuine</w:t>
+      </w:r>
+      <w:r>
+        <w:t xml:space="preserve"> </w:t>
+      </w:r>
+      <w:r>
+        <w:t xml:space="preserve">recognition with no semantic representation underneath —</w:t>
+      </w:r>
+      <w:r>
+        <w:t xml:space="preserve"> </w:t>
+      </w:r>
+      <w:r>
+        <w:rPr>
+          <w:iCs/>
+          <w:i/>
+        </w:rPr>
+        <w:t xml:space="preserve">knowing-that without knowing-what.</w:t>
+      </w:r>
+      <w:r>
+        <w:t xml:space="preserve"> </w:t>
+      </w:r>
+      <w:r>
+        <w:t xml:space="preserve">The voces are an</w:t>
+      </w:r>
+      <w:r>
+        <w:t xml:space="preserve"> </w:t>
+      </w:r>
+      <w:r>
+        <w:t xml:space="preserve">unusually clean instance because they are</w:t>
+      </w:r>
+      <w:r>
+        <w:t xml:space="preserve"> </w:t>
+      </w:r>
+      <w:r>
+        <w:rPr>
+          <w:iCs/>
+          <w:i/>
+        </w:rPr>
+        <w:t xml:space="preserve">built</w:t>
+      </w:r>
+      <w:r>
+        <w:t xml:space="preserve"> </w:t>
+      </w:r>
+      <w:r>
+        <w:t xml:space="preserve">to have no</w:t>
+      </w:r>
+      <w:r>
+        <w:t xml:space="preserve"> </w:t>
+      </w:r>
+      <w:r>
+        <w:t xml:space="preserve">“</w:t>
+      </w:r>
+      <w:r>
+        <w:t xml:space="preserve">what</w:t>
+      </w:r>
+      <w:r>
+        <w:t xml:space="preserve">”</w:t>
+      </w:r>
+      <w:r>
+        <w:t xml:space="preserve">: meaning-evacuated by design, they can only</w:t>
+      </w:r>
+      <w:r>
+        <w:t xml:space="preserve"> </w:t>
+      </w:r>
+      <w:r>
+        <w:t xml:space="preserve">ever be recognized, never represented-as-meaning, and so they isolate the recognition-without-representation</w:t>
+      </w:r>
+      <w:r>
+        <w:t xml:space="preserve"> </w:t>
+      </w:r>
+      <w:r>
+        <w:t xml:space="preserve">relation in pure form. That is also why they are the right probe, and why the magicians’ premise survives the</w:t>
+      </w:r>
+      <w:r>
+        <w:t xml:space="preserve"> </w:t>
+      </w:r>
+      <w:r>
+        <w:t xml:space="preserve">test exactly as far as it was ever testable: they said these words do their work by</w:t>
+      </w:r>
+      <w:r>
+        <w:t xml:space="preserve"> </w:t>
+      </w:r>
+      <w:r>
+        <w:rPr>
+          <w:iCs/>
+          <w:i/>
+        </w:rPr>
+        <w:t xml:space="preserve">form</w:t>
+      </w:r>
+      <w:r>
+        <w:t xml:space="preserve">, and a form-processor</w:t>
+      </w:r>
+      <w:r>
+        <w:t xml:space="preserve"> </w:t>
+      </w:r>
+      <w:r>
+        <w:t xml:space="preserve">recognizes the form — fully, generally — while representing no name at all.</w:t>
+      </w:r>
+    </w:p>
+    <w:p>
+      <w:pPr>
+        <w:pStyle w:val="BodyText"/>
+      </w:pPr>
+      <w:r>
+        <w:t xml:space="preserve">We offer this as a</w:t>
+      </w:r>
+      <w:r>
+        <w:t xml:space="preserve"> </w:t>
+      </w:r>
+      <w:r>
+        <w:rPr>
+          <w:iCs/>
+          <w:i/>
+        </w:rPr>
+        <w:t xml:space="preserve">framing the present evidence supports</w:t>
+      </w:r>
+      <w:r>
+        <w:t xml:space="preserve">, not as a new measurement: the framing is what makes</w:t>
+      </w:r>
+      <w:r>
+        <w:t xml:space="preserve"> </w:t>
+      </w:r>
+      <w:r>
+        <w:t xml:space="preserve">H1-positive and decider-null cohere rather than conflict. The empirical claims are §3.1–§3.4; §4.5 only names</w:t>
+      </w:r>
+      <w:r>
+        <w:t xml:space="preserve"> </w:t>
+      </w:r>
+      <w:r>
+        <w:t xml:space="preserve">what they are jointly a portrait of. (It also marks the cleanest open question for future work — whether</w:t>
+      </w:r>
+      <w:r>
+        <w:t xml:space="preserve"> </w:t>
+      </w:r>
+      <w:r>
+        <w:t xml:space="preserve">recognition-without-representation, isolated here in meaning-evacuated strings, characterizes a broader class of</w:t>
+      </w:r>
+      <w:r>
+        <w:t xml:space="preserve"> </w:t>
+      </w:r>
+      <w:r>
+        <w:t xml:space="preserve">the model’s early-layer category detectors.)</w:t>
+      </w:r>
+    </w:p>
     <w:bookmarkEnd w:id="29"/>
-    <w:bookmarkStart w:id="30" w:name="the-honest-hedges"/>
+    <w:bookmarkEnd w:id="30"/>
+    <w:bookmarkStart w:id="31" w:name="the-honest-hedges"/>
     <w:p>
       <w:pPr>
         <w:pStyle w:val="Heading2"/>
@@ -6519,8 +7104,8 @@
         <w:t xml:space="preserve">, identical SP model).</w:t>
       </w:r>
     </w:p>
-    <w:bookmarkEnd w:id="30"/>
-    <w:bookmarkStart w:id="31" w:name="X81f6b025ddc38e408393bc0e336f8a05c8f5942"/>
+    <w:bookmarkEnd w:id="31"/>
+    <w:bookmarkStart w:id="32" w:name="X81f6b025ddc38e408393bc0e336f8a05c8f5942"/>
     <w:p>
       <w:pPr>
         <w:pStyle w:val="Heading2"/>
@@ -7014,8 +7599,8 @@
         </w:pict>
       </w:r>
     </w:p>
-    <w:bookmarkEnd w:id="31"/>
-    <w:bookmarkStart w:id="32" w:name="references"/>
+    <w:bookmarkEnd w:id="32"/>
+    <w:bookmarkStart w:id="33" w:name="references"/>
     <w:p>
       <w:pPr>
         <w:pStyle w:val="Heading2"/>
@@ -7321,8 +7906,8 @@
         <w:t xml:space="preserve">method.</w:t>
       </w:r>
     </w:p>
-    <w:bookmarkEnd w:id="32"/>
     <w:bookmarkEnd w:id="33"/>
+    <w:bookmarkEnd w:id="34"/>
     <w:sectPr/>
   </w:body>
 </w:document>

--- a/paper/its-the-script-not-the-spell-v2-crossfamily.docx
+++ b/paper/its-the-script-not-the-spell-v2-crossfamily.docx
@@ -2,15 +2,7 @@
 <file path=word/document.xml><?xml version="1.0" encoding="utf-8"?>
 <w:document xmlns:w="http://schemas.openxmlformats.org/wordprocessingml/2006/main" xmlns:m="http://schemas.openxmlformats.org/officeDocument/2006/math" xmlns:r="http://schemas.openxmlformats.org/officeDocument/2006/relationships" xmlns:o="urn:schemas-microsoft-com:office:office" xmlns:v="urn:schemas-microsoft-com:vml" xmlns:w10="urn:schemas-microsoft-com:office:word" xmlns:a="http://schemas.openxmlformats.org/drawingml/2006/main" xmlns:pic="http://schemas.openxmlformats.org/drawingml/2006/picture" xmlns:wp="http://schemas.openxmlformats.org/drawingml/2006/wordprocessingDrawing">
   <w:body>
-    <w:p>
-      <w:pPr>
-        <w:pStyle w:val="Title"/>
-      </w:pPr>
-      <w:r>
-        <w:t xml:space="preserve">The Texture of the Barbarous Name</w:t>
-      </w:r>
-    </w:p>
-    <w:bookmarkStart w:id="34" w:name="the-texture-of-the-barbarous-name"/>
+    <w:bookmarkStart w:id="35" w:name="the-texture-of-the-barbarous-name"/>
     <w:p>
       <w:pPr>
         <w:pStyle w:val="Heading1"/>
@@ -5297,7 +5289,7 @@
     </w:p>
     <w:bookmarkEnd w:id="27"/>
     <w:bookmarkEnd w:id="28"/>
-    <w:bookmarkStart w:id="30" w:name="what-the-model-does-and-the-bound-on-it"/>
+    <w:bookmarkStart w:id="31" w:name="what-the-model-does-and-the-bound-on-it"/>
     <w:p>
       <w:pPr>
         <w:pStyle w:val="Heading2"/>
@@ -6295,8 +6287,637 @@
       </w:r>
     </w:p>
     <w:bookmarkEnd w:id="29"/>
+    <w:bookmarkStart w:id="30" w:name="Xd5e1b97d4d0e66bea7ce89248d03666949a18bc"/>
+    <w:p>
+      <w:pPr>
+        <w:pStyle w:val="Heading3"/>
+      </w:pPr>
+      <w:r>
+        <w:t xml:space="preserve">4.6 A training-era control: the tradition’s own model still only recognizes the texture</w:t>
+      </w:r>
+    </w:p>
+    <w:p>
+      <w:pPr>
+        <w:pStyle w:val="FirstParagraph"/>
+      </w:pPr>
+      <w:r>
+        <w:t xml:space="preserve">Every model above was trained on a modern corpus, in which the barbarous-name genre is marginal. Does the central</w:t>
+      </w:r>
+      <w:r>
+        <w:t xml:space="preserve"> </w:t>
+      </w:r>
+      <w:r>
+        <w:t xml:space="preserve">result — recognition of the form, no representation of namehood — survive when the tradition’s register is</w:t>
+      </w:r>
+      <w:r>
+        <w:t xml:space="preserve"> </w:t>
+      </w:r>
+      <w:r>
+        <w:rPr>
+          <w:iCs/>
+          <w:i/>
+        </w:rPr>
+        <w:t xml:space="preserve">native</w:t>
+      </w:r>
+      <w:r>
+        <w:t xml:space="preserve"> </w:t>
+      </w:r>
+      <w:r>
+        <w:t xml:space="preserve">to the training distribution? The grimoire/PGM idiom is native to</w:t>
+      </w:r>
+      <w:r>
+        <w:t xml:space="preserve"> </w:t>
+      </w:r>
+      <w:r>
+        <w:rPr>
+          <w:bCs/>
+          <w:b/>
+        </w:rPr>
+        <w:t xml:space="preserve">pre-1931</w:t>
+      </w:r>
+      <w:r>
+        <w:t xml:space="preserve"> </w:t>
+      </w:r>
+      <w:r>
+        <w:t xml:space="preserve">text (Preisendanz’s PGM,</w:t>
+      </w:r>
+      <w:r>
+        <w:t xml:space="preserve"> </w:t>
+      </w:r>
+      <w:r>
+        <w:t xml:space="preserve">1928–31; Mathers, 1904). The</w:t>
+      </w:r>
+      <w:r>
+        <w:t xml:space="preserve"> </w:t>
+      </w:r>
+      <w:r>
+        <w:rPr>
+          <w:bCs/>
+          <w:b/>
+        </w:rPr>
+        <w:t xml:space="preserve">Talkie</w:t>
+      </w:r>
+      <w:r>
+        <w:t xml:space="preserve"> </w:t>
+      </w:r>
+      <w:r>
+        <w:t xml:space="preserve">family supplies a FLOP-matched, architecture-identical 13B</w:t>
+      </w:r>
+      <w:r>
+        <w:t xml:space="preserve"> </w:t>
+      </w:r>
+      <w:r>
+        <w:rPr>
+          <w:bCs/>
+          <w:b/>
+        </w:rPr>
+        <w:t xml:space="preserve">base</w:t>
+      </w:r>
+      <w:r>
+        <w:t xml:space="preserve"> </w:t>
+      </w:r>
+      <w:r>
+        <w:t xml:space="preserve">pair</w:t>
+      </w:r>
+      <w:r>
+        <w:t xml:space="preserve"> </w:t>
+      </w:r>
+      <w:r>
+        <w:t xml:space="preserve">differing</w:t>
+      </w:r>
+      <w:r>
+        <w:t xml:space="preserve"> </w:t>
+      </w:r>
+      <w:r>
+        <w:rPr>
+          <w:iCs/>
+          <w:i/>
+        </w:rPr>
+        <w:t xml:space="preserve">only in training era</w:t>
+      </w:r>
+      <w:r>
+        <w:t xml:space="preserve">:</w:t>
+      </w:r>
+      <w:r>
+        <w:t xml:space="preserve"> </w:t>
+      </w:r>
+      <w:r>
+        <w:rPr>
+          <w:rStyle w:val="VerbatimChar"/>
+        </w:rPr>
+        <w:t xml:space="preserve">talkie-1930-13b-base</w:t>
+      </w:r>
+      <w:r>
+        <w:t xml:space="preserve"> </w:t>
+      </w:r>
+      <w:r>
+        <w:t xml:space="preserve">(pre-1931 English) and</w:t>
+      </w:r>
+      <w:r>
+        <w:t xml:space="preserve"> </w:t>
+      </w:r>
+      <w:r>
+        <w:rPr>
+          <w:rStyle w:val="VerbatimChar"/>
+        </w:rPr>
+        <w:t xml:space="preserve">talkie-web-13b-base</w:t>
+      </w:r>
+      <w:r>
+        <w:t xml:space="preserve"> </w:t>
+      </w:r>
+      <w:r>
+        <w:t xml:space="preserve">(modern</w:t>
+      </w:r>
+      <w:r>
+        <w:t xml:space="preserve"> </w:t>
+      </w:r>
+      <w:r>
+        <w:t xml:space="preserve">web). We ran the identical recognition pipeline on the period-native model (Talkie’s custom non-HuggingFace</w:t>
+      </w:r>
+      <w:r>
+        <w:t xml:space="preserve"> </w:t>
+      </w:r>
+      <w:r>
+        <w:t xml:space="preserve">architecture; 8-bit on a 24 GB GPU; the full-forward port is released as</w:t>
+      </w:r>
+      <w:r>
+        <w:t xml:space="preserve"> </w:t>
+      </w:r>
+      <w:r>
+        <w:rPr>
+          <w:rStyle w:val="VerbatimChar"/>
+        </w:rPr>
+        <w:t xml:space="preserve">src/coercion/build_talkie_probe.py</w:t>
+      </w:r>
+      <w:r>
+        <w:t xml:space="preserve">).</w:t>
+      </w:r>
+    </w:p>
+    <w:p>
+      <w:pPr>
+        <w:pStyle w:val="BodyText"/>
+      </w:pPr>
+      <w:r>
+        <w:rPr>
+          <w:bCs/>
+          <w:b/>
+        </w:rPr>
+        <w:t xml:space="preserve">H1 replicates in the period-native model.</w:t>
+      </w:r>
+      <w:r>
+        <w:t xml:space="preserve"> </w:t>
+      </w:r>
+      <w:r>
+        <w:t xml:space="preserve">Talkie-1930 recognizes the voces texture as cleanly as any modern</w:t>
+      </w:r>
+      <w:r>
+        <w:t xml:space="preserve"> </w:t>
+      </w:r>
+      <w:r>
+        <w:t xml:space="preserve">family — Latin</w:t>
+      </w:r>
+      <w:r>
+        <w:t xml:space="preserve"> </w:t>
+      </w:r>
+      <w:r>
+        <w:rPr>
+          <w:bCs/>
+          <w:b/>
+        </w:rPr>
+        <w:t xml:space="preserve">0.914</w:t>
+      </w:r>
+      <w:r>
+        <w:t xml:space="preserve"> </w:t>
+      </w:r>
+      <w:r>
+        <w:t xml:space="preserve">/ Greek</w:t>
+      </w:r>
+      <w:r>
+        <w:t xml:space="preserve"> </w:t>
+      </w:r>
+      <w:r>
+        <w:rPr>
+          <w:bCs/>
+          <w:b/>
+        </w:rPr>
+        <w:t xml:space="preserve">0.927</w:t>
+      </w:r>
+      <w:r>
+        <w:t xml:space="preserve"> </w:t>
+      </w:r>
+      <w:r>
+        <w:t xml:space="preserve">at layer 7, beating surprisal-only by</w:t>
+      </w:r>
+      <w:r>
+        <w:t xml:space="preserve"> </w:t>
+      </w:r>
+      <w:r>
+        <w:rPr>
+          <w:bCs/>
+          <w:b/>
+        </w:rPr>
+        <w:t xml:space="preserve">+0.41 / +0.40</w:t>
+      </w:r>
+      <w:r>
+        <w:t xml:space="preserve">.</w:t>
+      </w:r>
+      <w:r>
+        <w:t xml:space="preserve"> </w:t>
+      </w:r>
+      <w:r>
+        <w:t xml:space="preserve">Texture-recognition is</w:t>
+      </w:r>
+      <w:r>
+        <w:t xml:space="preserve"> </w:t>
+      </w:r>
+      <w:r>
+        <w:rPr>
+          <w:iCs/>
+          <w:i/>
+        </w:rPr>
+        <w:t xml:space="preserve">era-invariant</w:t>
+      </w:r>
+      <w:r>
+        <w:t xml:space="preserve">: a fifth tokenizer point for H1, and the only one drawn from a corpus in</w:t>
+      </w:r>
+      <w:r>
+        <w:t xml:space="preserve"> </w:t>
+      </w:r>
+      <w:r>
+        <w:t xml:space="preserve">which the tradition is</w:t>
+      </w:r>
+      <w:r>
+        <w:t xml:space="preserve"> </w:t>
+      </w:r>
+      <w:r>
+        <w:rPr>
+          <w:iCs/>
+          <w:i/>
+        </w:rPr>
+        <w:t xml:space="preserve">not</w:t>
+      </w:r>
+      <w:r>
+        <w:t xml:space="preserve"> </w:t>
+      </w:r>
+      <w:r>
+        <w:t xml:space="preserve">marginal.</w:t>
+      </w:r>
+    </w:p>
+    <w:p>
+      <w:pPr>
+        <w:pStyle w:val="BodyText"/>
+      </w:pPr>
+      <w:r>
+        <w:rPr>
+          <w:bCs/>
+          <w:b/>
+        </w:rPr>
+        <w:t xml:space="preserve">The decider stays null.</w:t>
+      </w:r>
+      <w:r>
+        <w:t xml:space="preserve"> </w:t>
+      </w:r>
+      <w:r>
+        <w:t xml:space="preserve">The deep voces-specificity test is not significant for the pre-1931 model (Greek</w:t>
+      </w:r>
+      <w:r>
+        <w:t xml:space="preserve"> </w:t>
+      </w:r>
+      <w:r>
+        <w:rPr>
+          <w:bCs/>
+          <w:b/>
+        </w:rPr>
+        <w:t xml:space="preserve">p=0.83</w:t>
+      </w:r>
+      <w:r>
+        <w:t xml:space="preserve">, Latin</w:t>
+      </w:r>
+      <w:r>
+        <w:t xml:space="preserve"> </w:t>
+      </w:r>
+      <w:r>
+        <w:rPr>
+          <w:bCs/>
+          <w:b/>
+        </w:rPr>
+        <w:t xml:space="preserve">p=0.44</w:t>
+      </w:r>
+      <w:r>
+        <w:t xml:space="preserve">; Mann–Whitney one-sided, n=49).</w:t>
+      </w:r>
+      <w:r>
+        <w:t xml:space="preserve"> </w:t>
+      </w:r>
+      <w:r>
+        <w:rPr>
+          <w:bCs/>
+          <w:b/>
+        </w:rPr>
+        <w:t xml:space="preserve">A model trained inside the tradition’s own era</w:t>
+      </w:r>
+      <w:r>
+        <w:rPr>
+          <w:bCs/>
+          <w:b/>
+        </w:rPr>
+        <w:t xml:space="preserve"> </w:t>
+      </w:r>
+      <w:r>
+        <w:rPr>
+          <w:bCs/>
+          <w:b/>
+        </w:rPr>
+        <w:t xml:space="preserve">still does not represent the barbarous names</w:t>
+      </w:r>
+      <w:r>
+        <w:rPr>
+          <w:bCs/>
+          <w:b/>
+        </w:rPr>
+        <w:t xml:space="preserve"> </w:t>
+      </w:r>
+      <w:r>
+        <w:rPr>
+          <w:iCs/>
+          <w:i/>
+          <w:bCs/>
+          <w:b/>
+        </w:rPr>
+        <w:t xml:space="preserve">as names</w:t>
+      </w:r>
+      <w:r>
+        <w:rPr>
+          <w:bCs/>
+          <w:b/>
+        </w:rPr>
+        <w:t xml:space="preserve">; it only recognizes their form.</w:t>
+      </w:r>
+      <w:r>
+        <w:t xml:space="preserve"> </w:t>
+      </w:r>
+      <w:r>
+        <w:t xml:space="preserve">The romantic reading —</w:t>
+      </w:r>
+      <w:r>
+        <w:t xml:space="preserve"> </w:t>
+      </w:r>
+      <w:r>
+        <w:t xml:space="preserve">that a period-native model would</w:t>
+      </w:r>
+      <w:r>
+        <w:t xml:space="preserve"> </w:t>
+      </w:r>
+      <w:r>
+        <w:t xml:space="preserve">“</w:t>
+      </w:r>
+      <w:r>
+        <w:t xml:space="preserve">know</w:t>
+      </w:r>
+      <w:r>
+        <w:t xml:space="preserve">”</w:t>
+      </w:r>
+      <w:r>
+        <w:t xml:space="preserve"> </w:t>
+      </w:r>
+      <w:r>
+        <w:t xml:space="preserve">the names — is falsified. Recognition-without-representation does not</w:t>
+      </w:r>
+      <w:r>
+        <w:t xml:space="preserve"> </w:t>
+      </w:r>
+      <w:r>
+        <w:t xml:space="preserve">depend on the tradition being marginal in the training data; it holds even when the model’s century</w:t>
+      </w:r>
+      <w:r>
+        <w:t xml:space="preserve"> </w:t>
+      </w:r>
+      <w:r>
+        <w:rPr>
+          <w:iCs/>
+          <w:i/>
+        </w:rPr>
+        <w:t xml:space="preserve">is</w:t>
+      </w:r>
+      <w:r>
+        <w:t xml:space="preserve"> </w:t>
+      </w:r>
+      <w:r>
+        <w:t xml:space="preserve">the</w:t>
+      </w:r>
+      <w:r>
+        <w:t xml:space="preserve"> </w:t>
+      </w:r>
+      <w:r>
+        <w:t xml:space="preserve">tradition’s.</w:t>
+      </w:r>
+    </w:p>
+    <w:p>
+      <w:pPr>
+        <w:pStyle w:val="BodyText"/>
+      </w:pPr>
+      <w:r>
+        <w:t xml:space="preserve">Consistent with §3.3, the Talkie tokenizer fragments Greek harder than any modern model —</w:t>
+      </w:r>
+      <w:r>
+        <w:t xml:space="preserve"> </w:t>
+      </w:r>
+      <w:r>
+        <w:rPr>
+          <w:bCs/>
+          <w:b/>
+        </w:rPr>
+        <w:t xml:space="preserve">13.0 tokens/vox</w:t>
+      </w:r>
+      <w:r>
+        <w:t xml:space="preserve">,</w:t>
+      </w:r>
+      <w:r>
+        <w:t xml:space="preserve"> </w:t>
+      </w:r>
+      <w:r>
+        <w:t xml:space="preserve">the most extreme fragmentation in the study — and the deep-Greek signal is</w:t>
+      </w:r>
+      <w:r>
+        <w:t xml:space="preserve"> </w:t>
+      </w:r>
+      <w:r>
+        <w:rPr>
+          <w:iCs/>
+          <w:i/>
+        </w:rPr>
+        <w:t xml:space="preserve">still</w:t>
+      </w:r>
+      <w:r>
+        <w:t xml:space="preserve"> </w:t>
+      </w:r>
+      <w:r>
+        <w:t xml:space="preserve">not namehood. (The matched</w:t>
+      </w:r>
+      <w:r>
+        <w:t xml:space="preserve"> </w:t>
+      </w:r>
+      <w:r>
+        <w:t xml:space="preserve">modern twin,</w:t>
+      </w:r>
+      <w:r>
+        <w:t xml:space="preserve"> </w:t>
+      </w:r>
+      <w:r>
+        <w:rPr>
+          <w:rStyle w:val="VerbatimChar"/>
+        </w:rPr>
+        <w:t xml:space="preserve">talkie-web-base</w:t>
+      </w:r>
+      <w:r>
+        <w:t xml:space="preserve">, is the obvious confirming control; its recognition harness ran but the analysis</w:t>
+      </w:r>
+      <w:r>
+        <w:t xml:space="preserve"> </w:t>
+      </w:r>
+      <w:r>
+        <w:t xml:space="preserve">was not captured in this iteration, so the web decider value is</w:t>
+      </w:r>
+      <w:r>
+        <w:t xml:space="preserve"> </w:t>
+      </w:r>
+      <w:r>
+        <w:rPr>
+          <w:bCs/>
+          <w:b/>
+        </w:rPr>
+        <w:t xml:space="preserve">pending</w:t>
+      </w:r>
+      <w:r>
+        <w:t xml:space="preserve"> </w:t>
+      </w:r>
+      <w:r>
+        <w:t xml:space="preserve">— a near-certain null on the present</w:t>
+      </w:r>
+      <w:r>
+        <w:t xml:space="preserve"> </w:t>
+      </w:r>
+      <w:r>
+        <w:t xml:space="preserve">evidence, not yet a number. The conclusion here rests on the pre-1931 model and the four modern families.) The</w:t>
+      </w:r>
+      <w:r>
+        <w:t xml:space="preserve"> </w:t>
+      </w:r>
+      <w:r>
+        <w:rPr>
+          <w:iCs/>
+          <w:i/>
+        </w:rPr>
+        <w:t xml:space="preserve">contrast partner</w:t>
+      </w:r>
+      <w:r>
+        <w:t xml:space="preserve"> </w:t>
+      </w:r>
+      <w:r>
+        <w:t xml:space="preserve">of this era-control — the same era-pair read on the operator/coercion axis — is reported in</w:t>
+      </w:r>
+      <w:r>
+        <w:t xml:space="preserve"> </w:t>
+      </w:r>
+      <w:r>
+        <w:t xml:space="preserve">the sequel (</w:t>
+      </w:r>
+      <w:r>
+        <w:rPr>
+          <w:iCs/>
+          <w:i/>
+        </w:rPr>
+        <w:t xml:space="preserve">Represented, Not Operative</w:t>
+      </w:r>
+      <w:r>
+        <w:t xml:space="preserve">), and it lands the opposite way: there, training inside the tradition’s</w:t>
+      </w:r>
+      <w:r>
+        <w:t xml:space="preserve"> </w:t>
+      </w:r>
+      <w:r>
+        <w:t xml:space="preserve">era</w:t>
+      </w:r>
+      <w:r>
+        <w:t xml:space="preserve"> </w:t>
+      </w:r>
+      <w:r>
+        <w:rPr>
+          <w:iCs/>
+          <w:i/>
+        </w:rPr>
+        <w:t xml:space="preserve">does</w:t>
+      </w:r>
+      <w:r>
+        <w:t xml:space="preserve"> </w:t>
+      </w:r>
+      <w:r>
+        <w:t xml:space="preserve">reshape how the coercion register is organized (the pre-1931 model gives it its own orthogonal axis</w:t>
+      </w:r>
+      <w:r>
+        <w:t xml:space="preserve"> </w:t>
+      </w:r>
+      <w:r>
+        <w:t xml:space="preserve">where the modern twin assimilates it).</w:t>
+      </w:r>
+      <w:r>
+        <w:t xml:space="preserve"> </w:t>
+      </w:r>
+      <w:r>
+        <w:rPr>
+          <w:bCs/>
+          <w:b/>
+        </w:rPr>
+        <w:t xml:space="preserve">Two era-pair controls, two opposite shapes:</w:t>
+      </w:r>
+      <w:r>
+        <w:t xml:space="preserve"> </w:t>
+      </w:r>
+      <w:r>
+        <w:t xml:space="preserve">native training reorganizes</w:t>
+      </w:r>
+      <w:r>
+        <w:t xml:space="preserve"> </w:t>
+      </w:r>
+      <w:r>
+        <w:rPr>
+          <w:iCs/>
+          <w:i/>
+        </w:rPr>
+        <w:t xml:space="preserve">coercion</w:t>
+      </w:r>
+      <w:r>
+        <w:t xml:space="preserve"> </w:t>
+      </w:r>
+      <w:r>
+        <w:t xml:space="preserve">and makes no difference at all to whether the model represents barbarous</w:t>
+      </w:r>
+      <w:r>
+        <w:t xml:space="preserve"> </w:t>
+      </w:r>
+      <w:r>
+        <w:rPr>
+          <w:iCs/>
+          <w:i/>
+        </w:rPr>
+        <w:t xml:space="preserve">names</w:t>
+      </w:r>
+      <w:r>
+        <w:t xml:space="preserve"> </w:t>
+      </w:r>
+      <w:r>
+        <w:t xml:space="preserve">as names. The spell</w:t>
+      </w:r>
+      <w:r>
+        <w:t xml:space="preserve"> </w:t>
+      </w:r>
+      <w:r>
+        <w:t xml:space="preserve">stays dead even for the model that remembers its century.</w:t>
+      </w:r>
+    </w:p>
     <w:bookmarkEnd w:id="30"/>
-    <w:bookmarkStart w:id="31" w:name="the-honest-hedges"/>
+    <w:bookmarkEnd w:id="31"/>
+    <w:bookmarkStart w:id="32" w:name="the-honest-hedges"/>
     <w:p>
       <w:pPr>
         <w:pStyle w:val="Heading2"/>
@@ -7104,8 +7725,8 @@
         <w:t xml:space="preserve">, identical SP model).</w:t>
       </w:r>
     </w:p>
-    <w:bookmarkEnd w:id="31"/>
-    <w:bookmarkStart w:id="32" w:name="X81f6b025ddc38e408393bc0e336f8a05c8f5942"/>
+    <w:bookmarkEnd w:id="32"/>
+    <w:bookmarkStart w:id="33" w:name="X81f6b025ddc38e408393bc0e336f8a05c8f5942"/>
     <w:p>
       <w:pPr>
         <w:pStyle w:val="Heading2"/>
@@ -7599,8 +8220,8 @@
         </w:pict>
       </w:r>
     </w:p>
-    <w:bookmarkEnd w:id="32"/>
-    <w:bookmarkStart w:id="33" w:name="references"/>
+    <w:bookmarkEnd w:id="33"/>
+    <w:bookmarkStart w:id="34" w:name="references"/>
     <w:p>
       <w:pPr>
         <w:pStyle w:val="Heading2"/>
@@ -7906,8 +8527,8 @@
         <w:t xml:space="preserve">method.</w:t>
       </w:r>
     </w:p>
-    <w:bookmarkEnd w:id="33"/>
     <w:bookmarkEnd w:id="34"/>
+    <w:bookmarkEnd w:id="35"/>
     <w:sectPr/>
   </w:body>
 </w:document>
